--- a/docs/ABDURRAHMAAN_IT401_DEL_4.docx
+++ b/docs/ABDURRAHMAAN_IT401_DEL_4.docx
@@ -7283,7 +7283,7 @@
           <w:sz w:val="21"/>
           <w:szCs w:val="21"/>
         </w:rPr>
-        <w:t xml:space="preserve">RentalPro is a server-rendered, layered web application: a Flask application factory (backend/__init__.py) wires together a presentation layer of Jinja2 templates, an application layer of nine route Blueprints, a domain/service layer of pure-Python modules, and a data layer of thirteen SQLAlchemy models. This is a deliberate departure from the micro-service-oriented architecture sketched in Deliverable 2 (separate PropertyService, TenantService, etc. behind an API gateway): for a single-deployment application of this size, a layered monolith is simpler to build, test, and reason about, while still keeping each concern in its own module. Figure 1 shows the architecture as implemented.</w:t>
+        <w:t xml:space="preserve">RentalPro is a server-rendered, layered web application: a Flask application factory (backend/__init__.py) wires together a presentation layer of Jinja2 templates, an application layer of ten route Blueprints, a domain/service layer of pure-Python modules, and a data layer of thirteen SQLAlchemy models. This is a deliberate departure from the micro-service-oriented architecture sketched in Deliverable 2 (separate PropertyService, TenantService, etc. behind an API gateway): for a single-deployment application of this size, a layered monolith is simpler to build, test, and reason about, while still keeping each concern in its own module. Figure 1 shows the architecture as implemented, including the admin blueprint and the excel.py/storage.py services added in Deliverable 5.</w:t>
       </w:r>
     </w:p>
     <w:p>
@@ -7582,7 +7582,7 @@
                 <w:sz w:val="18"/>
                 <w:szCs w:val="18"/>
               </w:rPr>
-              <w:t xml:space="preserve">backend/routes/*.py — 9 blueprints</w:t>
+              <w:t xml:space="preserve">backend/routes/*.py — 10 blueprints</w:t>
             </w:r>
           </w:p>
         </w:tc>
@@ -7984,6 +7984,83 @@
                 <w:szCs w:val="18"/>
               </w:rPr>
               <w:t xml:space="preserve">A retried webhook call is safe to repeat; keyed on RentPayment.gateway_ref</w:t>
+            </w:r>
+          </w:p>
+        </w:tc>
+      </w:tr>
+      <w:tr>
+        <w:tc>
+          <w:tcPr>
+            <w:tcW w:type="dxa" w:w="2400"/>
+            <w:shd w:fill="F8FAFC" w:color="auto" w:val="clear"/>
+            <w:tcMar>
+              <w:top w:type="dxa" w:w="60"/>
+              <w:left w:type="dxa" w:w="100"/>
+              <w:bottom w:type="dxa" w:w="60"/>
+              <w:right w:type="dxa" w:w="100"/>
+            </w:tcMar>
+            <w:vAlign w:val="center"/>
+          </w:tcPr>
+          <w:p>
+            <w:r>
+              <w:rPr>
+                <w:b w:val="false"/>
+                <w:bCs w:val="false"/>
+                <w:color w:val="1E293B"/>
+                <w:sz w:val="18"/>
+                <w:szCs w:val="18"/>
+              </w:rPr>
+              <w:t xml:space="preserve">Gateway (I/O indirection)</w:t>
+            </w:r>
+          </w:p>
+        </w:tc>
+        <w:tc>
+          <w:tcPr>
+            <w:tcW w:type="dxa" w:w="3200"/>
+            <w:shd w:fill="F8FAFC" w:color="auto" w:val="clear"/>
+            <w:tcMar>
+              <w:top w:type="dxa" w:w="60"/>
+              <w:left w:type="dxa" w:w="100"/>
+              <w:bottom w:type="dxa" w:w="60"/>
+              <w:right w:type="dxa" w:w="100"/>
+            </w:tcMar>
+            <w:vAlign w:val="center"/>
+          </w:tcPr>
+          <w:p>
+            <w:r>
+              <w:rPr>
+                <w:b w:val="false"/>
+                <w:bCs w:val="false"/>
+                <w:color w:val="1E293B"/>
+                <w:sz w:val="18"/>
+                <w:szCs w:val="18"/>
+              </w:rPr>
+              <w:t xml:space="preserve">services/storage.py — save_upload() / serve_upload()</w:t>
+            </w:r>
+          </w:p>
+        </w:tc>
+        <w:tc>
+          <w:tcPr>
+            <w:tcW w:type="dxa" w:w="3760"/>
+            <w:shd w:fill="F8FAFC" w:color="auto" w:val="clear"/>
+            <w:tcMar>
+              <w:top w:type="dxa" w:w="60"/>
+              <w:left w:type="dxa" w:w="100"/>
+              <w:bottom w:type="dxa" w:w="60"/>
+              <w:right w:type="dxa" w:w="100"/>
+            </w:tcMar>
+            <w:vAlign w:val="center"/>
+          </w:tcPr>
+          <w:p>
+            <w:r>
+              <w:rPr>
+                <w:b w:val="false"/>
+                <w:bCs w:val="false"/>
+                <w:color w:val="1E293B"/>
+                <w:sz w:val="18"/>
+                <w:szCs w:val="18"/>
+              </w:rPr>
+              <w:t xml:space="preserve">Every route that handles a photo or document goes through one module, so the local-disk implementation can be swapped for S3 later without touching route code (Deliverable 5)</w:t>
             </w:r>
           </w:p>
         </w:tc>
@@ -8493,7 +8570,7 @@
                 <w:sz w:val="18"/>
                 <w:szCs w:val="18"/>
               </w:rPr>
-              <w:t xml:space="preserve">9 blueprints: auth, dashboard, properties, tenants, rent, portal, maintenance, reports, api</w:t>
+              <w:t xml:space="preserve">10 blueprints: auth, dashboard, properties, tenants, rent, portal, maintenance, reports, api, admin</w:t>
             </w:r>
           </w:p>
         </w:tc>
@@ -8543,7 +8620,7 @@
                 <w:sz w:val="18"/>
                 <w:szCs w:val="18"/>
               </w:rPr>
-              <w:t xml:space="preserve">notifications.py, payments.py, pdf.py, reports.py</w:t>
+              <w:t xml:space="preserve">notifications.py, payments.py, pdf.py, reports.py, excel.py, storage.py</w:t>
             </w:r>
           </w:p>
         </w:tc>
@@ -8595,7 +8672,7 @@
                 <w:sz w:val="18"/>
                 <w:szCs w:val="18"/>
               </w:rPr>
-              <w:t xml:space="preserve">31 Jinja2 templates</w:t>
+              <w:t xml:space="preserve">35 Jinja2 templates</w:t>
             </w:r>
           </w:p>
         </w:tc>
@@ -8697,7 +8774,7 @@
                 <w:sz w:val="18"/>
                 <w:szCs w:val="18"/>
               </w:rPr>
-              <w:t xml:space="preserve">5 test modules, 93 tests (Chapter 6)</w:t>
+              <w:t xml:space="preserve">6 test modules, 124 tests (Chapter 6)</w:t>
             </w:r>
           </w:p>
         </w:tc>
@@ -8741,7 +8818,7 @@
       <w:r>
         <w:drawing>
           <wp:inline distT="0" distB="0" distL="0" distR="0">
-            <wp:extent cx="6286500" cy="4105275"/>
+            <wp:extent cx="6286500" cy="4276725"/>
             <wp:effectExtent t="0" r="0" b="0" l="0"/>
             <wp:docPr id="1" name="" descr="" title=""/>
             <wp:cNvGraphicFramePr>
@@ -8766,7 +8843,7 @@
                   <pic:spPr bwMode="auto">
                     <a:xfrm>
                       <a:off x="0" y="0"/>
-                      <a:ext cx="6286500" cy="4105275"/>
+                      <a:ext cx="6286500" cy="4276725"/>
                     </a:xfrm>
                     <a:prstGeom prst="rect">
                       <a:avLst/>
@@ -12650,6 +12727,90 @@
     </w:tbl>
     <w:p>
       <w:pPr>
+        <w:pStyle w:val="Heading2"/>
+        <w:spacing w:after="160" w:before="320"/>
+      </w:pPr>
+      <w:r>
+        <w:rPr>
+          <w:b/>
+          <w:bCs/>
+          <w:color w:val="0F172A"/>
+          <w:sz w:val="26"/>
+          <w:szCs w:val="26"/>
+        </w:rPr>
+        <w:t xml:space="preserve">3.8 Deliverable 5 — Design Additions</w:t>
+      </w:r>
+    </w:p>
+    <w:p>
+      <w:pPr>
+        <w:spacing w:after="180" w:line="276"/>
+        <w:jc w:val="both"/>
+      </w:pPr>
+      <w:r>
+        <w:rPr>
+          <w:color w:val="1E293B"/>
+          <w:sz w:val="21"/>
+          <w:szCs w:val="21"/>
+        </w:rPr>
+        <w:t xml:space="preserve">Deliverable 5 closed the remaining functional-requirement gaps identified against the SRS (photo/document uploads, tenant blacklisting, admin user management, staff self-service accounts, configurable late fees, and CSV/Excel export) without changing the architectural style in Sections 3.1–3.7. Three design choices kept that addition low-risk:</w:t>
+      </w:r>
+    </w:p>
+    <w:p>
+      <w:pPr>
+        <w:pStyle w:val="ListParagraph"/>
+        <w:numPr>
+          <w:ilvl w:val="0"/>
+          <w:numId w:val="2"/>
+        </w:numPr>
+        <w:spacing w:after="90"/>
+      </w:pPr>
+      <w:r>
+        <w:rPr>
+          <w:color w:val="1E293B"/>
+          <w:sz w:val="21"/>
+          <w:szCs w:val="21"/>
+        </w:rPr>
+        <w:t xml:space="preserve">Photos and documents are stored as a JSON path list (or a single path string) directly on the owning model — Property.photo_paths, Unit.photo_paths, Tenant.id_document_path, MaintenanceRequest.photo_paths/completion_photo_paths — rather than a new table, so the 13-table schema in Chapter 4 is unchanged.</w:t>
+      </w:r>
+    </w:p>
+    <w:p>
+      <w:pPr>
+        <w:pStyle w:val="ListParagraph"/>
+        <w:numPr>
+          <w:ilvl w:val="0"/>
+          <w:numId w:val="2"/>
+        </w:numPr>
+        <w:spacing w:after="90"/>
+      </w:pPr>
+      <w:r>
+        <w:rPr>
+          <w:color w:val="1E293B"/>
+          <w:sz w:val="21"/>
+          <w:szCs w:val="21"/>
+        </w:rPr>
+        <w:t xml:space="preserve">Every upload route shares one validate_upload() (Section 5.6) extended with JPEG/PNG magic-byte checks alongside the existing PDF check, and one storage.py module for saving and serving files, so the photo/document features added five upload points without five different validation implementations.</w:t>
+      </w:r>
+    </w:p>
+    <w:p>
+      <w:pPr>
+        <w:pStyle w:val="ListParagraph"/>
+        <w:numPr>
+          <w:ilvl w:val="0"/>
+          <w:numId w:val="2"/>
+        </w:numPr>
+        <w:spacing w:after="90"/>
+      </w:pPr>
+      <w:r>
+        <w:rPr>
+          <w:color w:val="1E293B"/>
+          <w:sz w:val="21"/>
+          <w:szCs w:val="21"/>
+        </w:rPr>
+        <w:t xml:space="preserve">The late fee (Property.late_fee_type / late_fee_amount) is applied additively inside Lease.balance via a new late_fee_due() method that returns 0.0 unless a fee is explicitly configured — the default behaviour, and therefore every balance calculation already verified in Deliverable 3, is unchanged unless an owner opts in.</w:t>
+      </w:r>
+    </w:p>
+    <w:p>
+      <w:pPr>
         <w:pStyle w:val="Heading1"/>
         <w:pageBreakBefore/>
         <w:spacing w:after="200" w:before="400"/>
@@ -12733,7 +12894,7 @@
       <w:r>
         <w:drawing>
           <wp:inline distT="0" distB="0" distL="0" distR="0">
-            <wp:extent cx="6286500" cy="2819400"/>
+            <wp:extent cx="6286500" cy="2933700"/>
             <wp:effectExtent t="0" r="0" b="0" l="0"/>
             <wp:docPr id="1" name="" descr="" title=""/>
             <wp:cNvGraphicFramePr>
@@ -12758,7 +12919,7 @@
                   <pic:spPr bwMode="auto">
                     <a:xfrm>
                       <a:off x="0" y="0"/>
-                      <a:ext cx="6286500" cy="2819400"/>
+                      <a:ext cx="6286500" cy="2933700"/>
                     </a:xfrm>
                     <a:prstGeom prst="rect">
                       <a:avLst/>
@@ -15912,6 +16073,232 @@
                 <w:sz w:val="18"/>
                 <w:szCs w:val="18"/>
               </w:rPr>
+              <w:t xml:space="preserve">photo_paths</w:t>
+            </w:r>
+          </w:p>
+        </w:tc>
+        <w:tc>
+          <w:tcPr>
+            <w:tcW w:type="dxa" w:w="2000"/>
+            <w:tcMar>
+              <w:top w:type="dxa" w:w="60"/>
+              <w:left w:type="dxa" w:w="100"/>
+              <w:bottom w:type="dxa" w:w="60"/>
+              <w:right w:type="dxa" w:w="100"/>
+            </w:tcMar>
+            <w:vAlign w:val="center"/>
+          </w:tcPr>
+          <w:p>
+            <w:r>
+              <w:rPr>
+                <w:b w:val="false"/>
+                <w:bCs w:val="false"/>
+                <w:color w:val="1E293B"/>
+                <w:sz w:val="18"/>
+                <w:szCs w:val="18"/>
+              </w:rPr>
+              <w:t xml:space="preserve">JSON</w:t>
+            </w:r>
+          </w:p>
+        </w:tc>
+        <w:tc>
+          <w:tcPr>
+            <w:tcW w:type="dxa" w:w="4960"/>
+            <w:tcMar>
+              <w:top w:type="dxa" w:w="60"/>
+              <w:left w:type="dxa" w:w="100"/>
+              <w:bottom w:type="dxa" w:w="60"/>
+              <w:right w:type="dxa" w:w="100"/>
+            </w:tcMar>
+            <w:vAlign w:val="center"/>
+          </w:tcPr>
+          <w:p>
+            <w:r>
+              <w:rPr>
+                <w:b w:val="false"/>
+                <w:bCs w:val="false"/>
+                <w:color w:val="1E293B"/>
+                <w:sz w:val="18"/>
+                <w:szCs w:val="18"/>
+              </w:rPr>
+              <w:t xml:space="preserve">NOT NULL, default [] — up to 10 relative upload paths (Deliverable 5)</w:t>
+            </w:r>
+          </w:p>
+        </w:tc>
+      </w:tr>
+      <w:tr>
+        <w:tc>
+          <w:tcPr>
+            <w:tcW w:type="dxa" w:w="2400"/>
+            <w:shd w:fill="F8FAFC" w:color="auto" w:val="clear"/>
+            <w:tcMar>
+              <w:top w:type="dxa" w:w="60"/>
+              <w:left w:type="dxa" w:w="100"/>
+              <w:bottom w:type="dxa" w:w="60"/>
+              <w:right w:type="dxa" w:w="100"/>
+            </w:tcMar>
+            <w:vAlign w:val="center"/>
+          </w:tcPr>
+          <w:p>
+            <w:r>
+              <w:rPr>
+                <w:b w:val="false"/>
+                <w:bCs w:val="false"/>
+                <w:color w:val="1E293B"/>
+                <w:sz w:val="18"/>
+                <w:szCs w:val="18"/>
+              </w:rPr>
+              <w:t xml:space="preserve">late_fee_type</w:t>
+            </w:r>
+          </w:p>
+        </w:tc>
+        <w:tc>
+          <w:tcPr>
+            <w:tcW w:type="dxa" w:w="2000"/>
+            <w:shd w:fill="F8FAFC" w:color="auto" w:val="clear"/>
+            <w:tcMar>
+              <w:top w:type="dxa" w:w="60"/>
+              <w:left w:type="dxa" w:w="100"/>
+              <w:bottom w:type="dxa" w:w="60"/>
+              <w:right w:type="dxa" w:w="100"/>
+            </w:tcMar>
+            <w:vAlign w:val="center"/>
+          </w:tcPr>
+          <w:p>
+            <w:r>
+              <w:rPr>
+                <w:b w:val="false"/>
+                <w:bCs w:val="false"/>
+                <w:color w:val="1E293B"/>
+                <w:sz w:val="18"/>
+                <w:szCs w:val="18"/>
+              </w:rPr>
+              <w:t xml:space="preserve">String(10)</w:t>
+            </w:r>
+          </w:p>
+        </w:tc>
+        <w:tc>
+          <w:tcPr>
+            <w:tcW w:type="dxa" w:w="4960"/>
+            <w:shd w:fill="F8FAFC" w:color="auto" w:val="clear"/>
+            <w:tcMar>
+              <w:top w:type="dxa" w:w="60"/>
+              <w:left w:type="dxa" w:w="100"/>
+              <w:bottom w:type="dxa" w:w="60"/>
+              <w:right w:type="dxa" w:w="100"/>
+            </w:tcMar>
+            <w:vAlign w:val="center"/>
+          </w:tcPr>
+          <w:p>
+            <w:r>
+              <w:rPr>
+                <w:b w:val="false"/>
+                <w:bCs w:val="false"/>
+                <w:color w:val="1E293B"/>
+                <w:sz w:val="18"/>
+                <w:szCs w:val="18"/>
+              </w:rPr>
+              <w:t xml:space="preserve">NOT NULL, default NONE — NONE | FIXED | PERCENTAGE (Deliverable 5)</w:t>
+            </w:r>
+          </w:p>
+        </w:tc>
+      </w:tr>
+      <w:tr>
+        <w:tc>
+          <w:tcPr>
+            <w:tcW w:type="dxa" w:w="2400"/>
+            <w:tcMar>
+              <w:top w:type="dxa" w:w="60"/>
+              <w:left w:type="dxa" w:w="100"/>
+              <w:bottom w:type="dxa" w:w="60"/>
+              <w:right w:type="dxa" w:w="100"/>
+            </w:tcMar>
+            <w:vAlign w:val="center"/>
+          </w:tcPr>
+          <w:p>
+            <w:r>
+              <w:rPr>
+                <w:b w:val="false"/>
+                <w:bCs w:val="false"/>
+                <w:color w:val="1E293B"/>
+                <w:sz w:val="18"/>
+                <w:szCs w:val="18"/>
+              </w:rPr>
+              <w:t xml:space="preserve">late_fee_amount</w:t>
+            </w:r>
+          </w:p>
+        </w:tc>
+        <w:tc>
+          <w:tcPr>
+            <w:tcW w:type="dxa" w:w="2000"/>
+            <w:tcMar>
+              <w:top w:type="dxa" w:w="60"/>
+              <w:left w:type="dxa" w:w="100"/>
+              <w:bottom w:type="dxa" w:w="60"/>
+              <w:right w:type="dxa" w:w="100"/>
+            </w:tcMar>
+            <w:vAlign w:val="center"/>
+          </w:tcPr>
+          <w:p>
+            <w:r>
+              <w:rPr>
+                <w:b w:val="false"/>
+                <w:bCs w:val="false"/>
+                <w:color w:val="1E293B"/>
+                <w:sz w:val="18"/>
+                <w:szCs w:val="18"/>
+              </w:rPr>
+              <w:t xml:space="preserve">Float</w:t>
+            </w:r>
+          </w:p>
+        </w:tc>
+        <w:tc>
+          <w:tcPr>
+            <w:tcW w:type="dxa" w:w="4960"/>
+            <w:tcMar>
+              <w:top w:type="dxa" w:w="60"/>
+              <w:left w:type="dxa" w:w="100"/>
+              <w:bottom w:type="dxa" w:w="60"/>
+              <w:right w:type="dxa" w:w="100"/>
+            </w:tcMar>
+            <w:vAlign w:val="center"/>
+          </w:tcPr>
+          <w:p>
+            <w:r>
+              <w:rPr>
+                <w:b w:val="false"/>
+                <w:bCs w:val="false"/>
+                <w:color w:val="1E293B"/>
+                <w:sz w:val="18"/>
+                <w:szCs w:val="18"/>
+              </w:rPr>
+              <w:t xml:space="preserve">NOT NULL, default 0 (Deliverable 5)</w:t>
+            </w:r>
+          </w:p>
+        </w:tc>
+      </w:tr>
+      <w:tr>
+        <w:tc>
+          <w:tcPr>
+            <w:tcW w:type="dxa" w:w="2400"/>
+            <w:shd w:fill="F8FAFC" w:color="auto" w:val="clear"/>
+            <w:tcMar>
+              <w:top w:type="dxa" w:w="60"/>
+              <w:left w:type="dxa" w:w="100"/>
+              <w:bottom w:type="dxa" w:w="60"/>
+              <w:right w:type="dxa" w:w="100"/>
+            </w:tcMar>
+            <w:vAlign w:val="center"/>
+          </w:tcPr>
+          <w:p>
+            <w:r>
+              <w:rPr>
+                <w:b w:val="false"/>
+                <w:bCs w:val="false"/>
+                <w:color w:val="1E293B"/>
+                <w:sz w:val="18"/>
+                <w:szCs w:val="18"/>
+              </w:rPr>
               <w:t xml:space="preserve">created_at</w:t>
             </w:r>
           </w:p>
@@ -15919,6 +16306,7 @@
         <w:tc>
           <w:tcPr>
             <w:tcW w:type="dxa" w:w="2000"/>
+            <w:shd w:fill="F8FAFC" w:color="auto" w:val="clear"/>
             <w:tcMar>
               <w:top w:type="dxa" w:w="60"/>
               <w:left w:type="dxa" w:w="100"/>
@@ -15943,6 +16331,7 @@
         <w:tc>
           <w:tcPr>
             <w:tcW w:type="dxa" w:w="4960"/>
+            <w:shd w:fill="F8FAFC" w:color="auto" w:val="clear"/>
             <w:tcMar>
               <w:top w:type="dxa" w:w="60"/>
               <w:left w:type="dxa" w:w="100"/>
@@ -16855,6 +17244,81 @@
                 <w:sz w:val="18"/>
                 <w:szCs w:val="18"/>
               </w:rPr>
+              <w:t xml:space="preserve">photo_paths</w:t>
+            </w:r>
+          </w:p>
+        </w:tc>
+        <w:tc>
+          <w:tcPr>
+            <w:tcW w:type="dxa" w:w="2000"/>
+            <w:tcMar>
+              <w:top w:type="dxa" w:w="60"/>
+              <w:left w:type="dxa" w:w="100"/>
+              <w:bottom w:type="dxa" w:w="60"/>
+              <w:right w:type="dxa" w:w="100"/>
+            </w:tcMar>
+            <w:vAlign w:val="center"/>
+          </w:tcPr>
+          <w:p>
+            <w:r>
+              <w:rPr>
+                <w:b w:val="false"/>
+                <w:bCs w:val="false"/>
+                <w:color w:val="1E293B"/>
+                <w:sz w:val="18"/>
+                <w:szCs w:val="18"/>
+              </w:rPr>
+              <w:t xml:space="preserve">JSON</w:t>
+            </w:r>
+          </w:p>
+        </w:tc>
+        <w:tc>
+          <w:tcPr>
+            <w:tcW w:type="dxa" w:w="4960"/>
+            <w:tcMar>
+              <w:top w:type="dxa" w:w="60"/>
+              <w:left w:type="dxa" w:w="100"/>
+              <w:bottom w:type="dxa" w:w="60"/>
+              <w:right w:type="dxa" w:w="100"/>
+            </w:tcMar>
+            <w:vAlign w:val="center"/>
+          </w:tcPr>
+          <w:p>
+            <w:r>
+              <w:rPr>
+                <w:b w:val="false"/>
+                <w:bCs w:val="false"/>
+                <w:color w:val="1E293B"/>
+                <w:sz w:val="18"/>
+                <w:szCs w:val="18"/>
+              </w:rPr>
+              <w:t xml:space="preserve">NOT NULL, default [] — up to 5 relative upload paths (Deliverable 5)</w:t>
+            </w:r>
+          </w:p>
+        </w:tc>
+      </w:tr>
+      <w:tr>
+        <w:tc>
+          <w:tcPr>
+            <w:tcW w:type="dxa" w:w="2400"/>
+            <w:shd w:fill="F8FAFC" w:color="auto" w:val="clear"/>
+            <w:tcMar>
+              <w:top w:type="dxa" w:w="60"/>
+              <w:left w:type="dxa" w:w="100"/>
+              <w:bottom w:type="dxa" w:w="60"/>
+              <w:right w:type="dxa" w:w="100"/>
+            </w:tcMar>
+            <w:vAlign w:val="center"/>
+          </w:tcPr>
+          <w:p>
+            <w:r>
+              <w:rPr>
+                <w:b w:val="false"/>
+                <w:bCs w:val="false"/>
+                <w:color w:val="1E293B"/>
+                <w:sz w:val="18"/>
+                <w:szCs w:val="18"/>
+              </w:rPr>
               <w:t xml:space="preserve">created_at</w:t>
             </w:r>
           </w:p>
@@ -16862,6 +17326,7 @@
         <w:tc>
           <w:tcPr>
             <w:tcW w:type="dxa" w:w="2000"/>
+            <w:shd w:fill="F8FAFC" w:color="auto" w:val="clear"/>
             <w:tcMar>
               <w:top w:type="dxa" w:w="60"/>
               <w:left w:type="dxa" w:w="100"/>
@@ -16886,6 +17351,7 @@
         <w:tc>
           <w:tcPr>
             <w:tcW w:type="dxa" w:w="4960"/>
+            <w:shd w:fill="F8FAFC" w:color="auto" w:val="clear"/>
             <w:tcMar>
               <w:top w:type="dxa" w:w="60"/>
               <w:left w:type="dxa" w:w="100"/>
@@ -16912,7 +17378,6 @@
         <w:tc>
           <w:tcPr>
             <w:tcW w:type="dxa" w:w="2400"/>
-            <w:shd w:fill="F8FAFC" w:color="auto" w:val="clear"/>
             <w:tcMar>
               <w:top w:type="dxa" w:w="60"/>
               <w:left w:type="dxa" w:w="100"/>
@@ -16937,7 +17402,6 @@
         <w:tc>
           <w:tcPr>
             <w:tcW w:type="dxa" w:w="2000"/>
-            <w:shd w:fill="F8FAFC" w:color="auto" w:val="clear"/>
             <w:tcMar>
               <w:top w:type="dxa" w:w="60"/>
               <w:left w:type="dxa" w:w="100"/>
@@ -16962,7 +17426,6 @@
         <w:tc>
           <w:tcPr>
             <w:tcW w:type="dxa" w:w="4960"/>
-            <w:shd w:fill="F8FAFC" w:color="auto" w:val="clear"/>
             <w:tcMar>
               <w:top w:type="dxa" w:w="60"/>
               <w:left w:type="dxa" w:w="100"/>
@@ -17648,6 +18111,82 @@
                 <w:sz w:val="18"/>
                 <w:szCs w:val="18"/>
               </w:rPr>
+              <w:t xml:space="preserve">id_document_path</w:t>
+            </w:r>
+          </w:p>
+        </w:tc>
+        <w:tc>
+          <w:tcPr>
+            <w:tcW w:type="dxa" w:w="2000"/>
+            <w:shd w:fill="F8FAFC" w:color="auto" w:val="clear"/>
+            <w:tcMar>
+              <w:top w:type="dxa" w:w="60"/>
+              <w:left w:type="dxa" w:w="100"/>
+              <w:bottom w:type="dxa" w:w="60"/>
+              <w:right w:type="dxa" w:w="100"/>
+            </w:tcMar>
+            <w:vAlign w:val="center"/>
+          </w:tcPr>
+          <w:p>
+            <w:r>
+              <w:rPr>
+                <w:b w:val="false"/>
+                <w:bCs w:val="false"/>
+                <w:color w:val="1E293B"/>
+                <w:sz w:val="18"/>
+                <w:szCs w:val="18"/>
+              </w:rPr>
+              <w:t xml:space="preserve">String(500)</w:t>
+            </w:r>
+          </w:p>
+        </w:tc>
+        <w:tc>
+          <w:tcPr>
+            <w:tcW w:type="dxa" w:w="4960"/>
+            <w:shd w:fill="F8FAFC" w:color="auto" w:val="clear"/>
+            <w:tcMar>
+              <w:top w:type="dxa" w:w="60"/>
+              <w:left w:type="dxa" w:w="100"/>
+              <w:bottom w:type="dxa" w:w="60"/>
+              <w:right w:type="dxa" w:w="100"/>
+            </w:tcMar>
+            <w:vAlign w:val="center"/>
+          </w:tcPr>
+          <w:p>
+            <w:r>
+              <w:rPr>
+                <w:b w:val="false"/>
+                <w:bCs w:val="false"/>
+                <w:color w:val="1E293B"/>
+                <w:sz w:val="18"/>
+                <w:szCs w:val="18"/>
+              </w:rPr>
+              <w:t xml:space="preserve">nullable — path to uploaded ID document (Deliverable 5)</w:t>
+            </w:r>
+          </w:p>
+        </w:tc>
+      </w:tr>
+      <w:tr>
+        <w:tc>
+          <w:tcPr>
+            <w:tcW w:type="dxa" w:w="2400"/>
+            <w:tcMar>
+              <w:top w:type="dxa" w:w="60"/>
+              <w:left w:type="dxa" w:w="100"/>
+              <w:bottom w:type="dxa" w:w="60"/>
+              <w:right w:type="dxa" w:w="100"/>
+            </w:tcMar>
+            <w:vAlign w:val="center"/>
+          </w:tcPr>
+          <w:p>
+            <w:r>
+              <w:rPr>
+                <w:b w:val="false"/>
+                <w:bCs w:val="false"/>
+                <w:color w:val="1E293B"/>
+                <w:sz w:val="18"/>
+                <w:szCs w:val="18"/>
+              </w:rPr>
               <w:t xml:space="preserve">created_at</w:t>
             </w:r>
           </w:p>
@@ -17655,7 +18194,6 @@
         <w:tc>
           <w:tcPr>
             <w:tcW w:type="dxa" w:w="2000"/>
-            <w:shd w:fill="F8FAFC" w:color="auto" w:val="clear"/>
             <w:tcMar>
               <w:top w:type="dxa" w:w="60"/>
               <w:left w:type="dxa" w:w="100"/>
@@ -17680,7 +18218,6 @@
         <w:tc>
           <w:tcPr>
             <w:tcW w:type="dxa" w:w="4960"/>
-            <w:shd w:fill="F8FAFC" w:color="auto" w:val="clear"/>
             <w:tcMar>
               <w:top w:type="dxa" w:w="60"/>
               <w:left w:type="dxa" w:w="100"/>
@@ -20393,6 +20930,57 @@
                 <w:sz w:val="18"/>
                 <w:szCs w:val="18"/>
               </w:rPr>
+              <w:t xml:space="preserve">Excel export</w:t>
+            </w:r>
+          </w:p>
+        </w:tc>
+        <w:tc>
+          <w:tcPr>
+            <w:tcW w:type="dxa" w:w="6760"/>
+            <w:shd w:fill="F8FAFC" w:color="auto" w:val="clear"/>
+            <w:tcMar>
+              <w:top w:type="dxa" w:w="60"/>
+              <w:left w:type="dxa" w:w="100"/>
+              <w:bottom w:type="dxa" w:w="60"/>
+              <w:right w:type="dxa" w:w="100"/>
+            </w:tcMar>
+            <w:vAlign w:val="center"/>
+          </w:tcPr>
+          <w:p>
+            <w:r>
+              <w:rPr>
+                <w:b w:val="false"/>
+                <w:bCs w:val="false"/>
+                <w:color w:val="1E293B"/>
+                <w:sz w:val="18"/>
+                <w:szCs w:val="18"/>
+              </w:rPr>
+              <w:t xml:space="preserve">openpyxl (Deliverable 5 — /reports/export.xlsx)</w:t>
+            </w:r>
+          </w:p>
+        </w:tc>
+      </w:tr>
+      <w:tr>
+        <w:tc>
+          <w:tcPr>
+            <w:tcW w:type="dxa" w:w="2600"/>
+            <w:tcMar>
+              <w:top w:type="dxa" w:w="60"/>
+              <w:left w:type="dxa" w:w="100"/>
+              <w:bottom w:type="dxa" w:w="60"/>
+              <w:right w:type="dxa" w:w="100"/>
+            </w:tcMar>
+            <w:vAlign w:val="center"/>
+          </w:tcPr>
+          <w:p>
+            <w:r>
+              <w:rPr>
+                <w:b w:val="false"/>
+                <w:bCs w:val="false"/>
+                <w:color w:val="1E293B"/>
+                <w:sz w:val="18"/>
+                <w:szCs w:val="18"/>
+              </w:rPr>
               <w:t xml:space="preserve">Testing</w:t>
             </w:r>
           </w:p>
@@ -20400,7 +20988,6 @@
         <w:tc>
           <w:tcPr>
             <w:tcW w:type="dxa" w:w="6760"/>
-            <w:shd w:fill="F8FAFC" w:color="auto" w:val="clear"/>
             <w:tcMar>
               <w:top w:type="dxa" w:w="60"/>
               <w:left w:type="dxa" w:w="100"/>
@@ -20427,6 +21014,7 @@
         <w:tc>
           <w:tcPr>
             <w:tcW w:type="dxa" w:w="2600"/>
+            <w:shd w:fill="F8FAFC" w:color="auto" w:val="clear"/>
             <w:tcMar>
               <w:top w:type="dxa" w:w="60"/>
               <w:left w:type="dxa" w:w="100"/>
@@ -20451,6 +21039,7 @@
         <w:tc>
           <w:tcPr>
             <w:tcW w:type="dxa" w:w="6760"/>
+            <w:shd w:fill="F8FAFC" w:color="auto" w:val="clear"/>
             <w:tcMar>
               <w:top w:type="dxa" w:w="60"/>
               <w:left w:type="dxa" w:w="100"/>
@@ -21998,6 +22587,20 @@
     </w:tbl>
     <w:p>
       <w:pPr>
+        <w:spacing w:after="180" w:line="276"/>
+        <w:jc w:val="both"/>
+      </w:pPr>
+      <w:r>
+        <w:rPr>
+          <w:color w:val="1E293B"/>
+          <w:sz w:val="21"/>
+          <w:szCs w:val="21"/>
+        </w:rPr>
+        <w:t xml:space="preserve">Deliverable 5 closed eight feature gaps identified against the SRS that did not each warrant a new numbered use case, since they extend existing use cases rather than introducing new actors or goals: property/unit/tenant/maintenance photo uploads (extends UC-03, UC-04, UC-07, UC-18 — /properties/&lt;id&gt;/edit, /properties/&lt;id&gt;/units/&lt;id&gt;/edit, photo routes), configurable late fees (extends UC-12/UC-16 via Property.late_fee_type/late_fee_amount and Lease.late_fee_due()), tenant blacklisting (/tenants/&lt;id&gt;/blacklist, /tenants/&lt;id&gt;/unblacklist), an administrator user-management console (extends UC-02 — /admin/users, /admin/users/&lt;id&gt;/edit, /admin/users/add-staff), CSV rent-history export (/rent/&lt;id&gt;/history.csv), and Excel portfolio export (/reports/export.xlsx, extends UC-25).</w:t>
+      </w:r>
+    </w:p>
+    <w:p>
+      <w:pPr>
         <w:pStyle w:val="Heading2"/>
         <w:spacing w:after="160" w:before="320"/>
       </w:pPr>
@@ -23094,7 +23697,7 @@
                 <w:sz w:val="18"/>
                 <w:szCs w:val="18"/>
               </w:rPr>
-              <w:t xml:space="preserve">validate_upload() reads the first bytes of the stream and requires the %PDF- magic number for any file claiming to be a PDF, regardless of its extension</w:t>
+              <w:t xml:space="preserve">validate_upload() reads the first bytes of the stream and checks a magic-number whitelist — %PDF- for lease/ID documents, and the JPEG (FFD8FF) / PNG (89504E47) signatures for photo uploads (Deliverable 5) — regardless of the claimed file extension, plus an explicit stream-length check against the per-field size cap</w:t>
             </w:r>
           </w:p>
         </w:tc>
@@ -24689,6 +25292,80 @@
           </w:p>
         </w:tc>
       </w:tr>
+      <w:tr>
+        <w:tc>
+          <w:tcPr>
+            <w:tcW w:type="dxa" w:w="2300"/>
+            <w:tcMar>
+              <w:top w:type="dxa" w:w="60"/>
+              <w:left w:type="dxa" w:w="100"/>
+              <w:bottom w:type="dxa" w:w="60"/>
+              <w:right w:type="dxa" w:w="100"/>
+            </w:tcMar>
+            <w:vAlign w:val="center"/>
+          </w:tcPr>
+          <w:p>
+            <w:r>
+              <w:rPr>
+                <w:b w:val="false"/>
+                <w:bCs w:val="false"/>
+                <w:color w:val="1E293B"/>
+                <w:sz w:val="18"/>
+                <w:szCs w:val="18"/>
+              </w:rPr>
+              <w:t xml:space="preserve">tests/test_deliverable5.py</w:t>
+            </w:r>
+          </w:p>
+        </w:tc>
+        <w:tc>
+          <w:tcPr>
+            <w:tcW w:type="dxa" w:w="900"/>
+            <w:tcMar>
+              <w:top w:type="dxa" w:w="60"/>
+              <w:left w:type="dxa" w:w="100"/>
+              <w:bottom w:type="dxa" w:w="60"/>
+              <w:right w:type="dxa" w:w="100"/>
+            </w:tcMar>
+            <w:vAlign w:val="center"/>
+          </w:tcPr>
+          <w:p>
+            <w:r>
+              <w:rPr>
+                <w:b w:val="false"/>
+                <w:bCs w:val="false"/>
+                <w:color w:val="1E293B"/>
+                <w:sz w:val="18"/>
+                <w:szCs w:val="18"/>
+              </w:rPr>
+              <w:t xml:space="preserve">31</w:t>
+            </w:r>
+          </w:p>
+        </w:tc>
+        <w:tc>
+          <w:tcPr>
+            <w:tcW w:type="dxa" w:w="6160"/>
+            <w:tcMar>
+              <w:top w:type="dxa" w:w="60"/>
+              <w:left w:type="dxa" w:w="100"/>
+              <w:bottom w:type="dxa" w:w="60"/>
+              <w:right w:type="dxa" w:w="100"/>
+            </w:tcMar>
+            <w:vAlign w:val="center"/>
+          </w:tcPr>
+          <w:p>
+            <w:r>
+              <w:rPr>
+                <w:b w:val="false"/>
+                <w:bCs w:val="false"/>
+                <w:color w:val="1E293B"/>
+                <w:sz w:val="18"/>
+                <w:szCs w:val="18"/>
+              </w:rPr>
+              <w:t xml:space="preserve">Every Deliverable 5 feature: property/unit edit forms and the manual-status guard; property/unit/tenant-ID/maintenance photo uploads (valid JPEG/PNG accepted, non-image rejected, count caps enforced) and their serving routes; configurable late fees (NONE/FIXED/PERCENTAGE) folded into Lease.balance only once overdue; tenant blacklist/unblacklist and the blacklist check on lease upload and new-lease creation; the admin user-management console (list, edit role/active flag, last-active-Owner guard, add-staff) and its RBAC (non-admins blocked); rent-history CSV export; Excel portfolio export (openpyxl workbook structure)</w:t>
+            </w:r>
+          </w:p>
+        </w:tc>
+      </w:tr>
     </w:tbl>
     <w:p>
       <w:pPr>
@@ -25074,7 +25751,7 @@
                 <w:sz w:val="18"/>
                 <w:szCs w:val="18"/>
               </w:rPr>
-              <w:t xml:space="preserve">93</w:t>
+              <w:t xml:space="preserve">124</w:t>
             </w:r>
           </w:p>
         </w:tc>
@@ -25126,7 +25803,7 @@
                 <w:sz w:val="18"/>
                 <w:szCs w:val="18"/>
               </w:rPr>
-              <w:t xml:space="preserve">93</w:t>
+              <w:t xml:space="preserve">124</w:t>
             </w:r>
           </w:p>
         </w:tc>
@@ -25228,7 +25905,7 @@
                 <w:sz w:val="18"/>
                 <w:szCs w:val="18"/>
               </w:rPr>
-              <w:t xml:space="preserve">77%</w:t>
+              <w:t xml:space="preserve">79%</w:t>
             </w:r>
           </w:p>
         </w:tc>
@@ -25419,7 +26096,7 @@
           <w:szCs w:val="18"/>
         </w:rPr>
         <w:br/>
-        <w:t xml:space="preserve">pytest tests/ -v                                       # all 93 tests</w:t>
+        <w:t xml:space="preserve">pytest tests/ -v                                       # all 124 tests</w:t>
       </w:r>
       <w:r>
         <w:rPr>
@@ -25510,7 +26187,7 @@
           <w:sz w:val="21"/>
           <w:szCs w:val="21"/>
         </w:rPr>
-        <w:t xml:space="preserve">RentalPro was carried from a requirements document (Deliverable 1) through a design (Deliverable 2) to a working, tested application (Deliverable 3) and now this complete project report (Deliverable 4). Every one of the 25 use cases identified during analysis has a corresponding route or scheduled job, a template, and at least one automated test; the 13-table database design was implemented exactly as specified, with the two documented, deliberate substitutions (UUID-as-string primary keys and reportlab in place of WeasyPrint) covered in Chapters 1, 3, and 4. The application runs — and its 93-test suite passes at 77% statement coverage — using only Docker, or a local Python virtual environment, with zero paid external accounts required.</w:t>
+        <w:t xml:space="preserve">RentalPro was carried from a requirements document (Deliverable 1) through a design (Deliverable 2) to a working, tested application (Deliverable 3), this complete project report (Deliverable 4), and, since Deliverable 3’s initial release, full feature completion (Deliverable 5 — Section 3.8 and Section 5.4 detail the eight gaps that were closed). Every one of the 25 use cases identified during analysis has a corresponding route or scheduled job, a template, and at least one automated test; the 13-table database design was implemented exactly as specified, with the two documented, deliberate substitutions (UUID-as-string primary keys and reportlab in place of WeasyPrint) covered in Chapters 1, 3, and 4. The application runs — and its 124-test suite passes at 79% statement coverage — using only Docker, or a local Python virtual environment, with zero paid external accounts required.</w:t>
       </w:r>
     </w:p>
     <w:p>
@@ -25730,7 +26407,7 @@
           <w:sz w:val="21"/>
           <w:szCs w:val="21"/>
         </w:rPr>
-        <w:t xml:space="preserve">Real cloud file storage (S3-compatible) for lease documents and photos, replacing the local uploads/ directory.</w:t>
+        <w:t xml:space="preserve">Real cloud file storage (S3-compatible) for lease documents and photos, replacing the local uploads/ directory — backend/services/storage.py (Deliverable 5) already isolates this behind a save_upload()/serve_upload() interface so the swap needs no route or template changes.</w:t>
       </w:r>
     </w:p>
     <w:p>
@@ -25748,7 +26425,7 @@
           <w:sz w:val="21"/>
           <w:szCs w:val="21"/>
         </w:rPr>
-        <w:t xml:space="preserve">An administrator-facing dashboard for the ADMIN role, which currently has full data access but no dedicated UI beyond the existing owner/manager views.</w:t>
+        <w:t xml:space="preserve">A mobile-optimised tenant portal, given that tenants are the role most likely to use the system from a phone.</w:t>
       </w:r>
     </w:p>
     <w:p>
@@ -25766,7 +26443,7 @@
           <w:sz w:val="21"/>
           <w:szCs w:val="21"/>
         </w:rPr>
-        <w:t xml:space="preserve">A mobile-optimised tenant portal, given that tenants are the role most likely to use the system from a phone.</w:t>
+        <w:t xml:space="preserve">Alembic-based schema migrations, replacing the create_all() bootstrap used during initial development.</w:t>
       </w:r>
     </w:p>
     <w:p>
@@ -25784,24 +26461,6 @@
           <w:sz w:val="21"/>
           <w:szCs w:val="21"/>
         </w:rPr>
-        <w:t xml:space="preserve">Alembic-based schema migrations, replacing the create_all() bootstrap used during initial development.</w:t>
-      </w:r>
-    </w:p>
-    <w:p>
-      <w:pPr>
-        <w:pStyle w:val="ListParagraph"/>
-        <w:numPr>
-          <w:ilvl w:val="0"/>
-          <w:numId w:val="2"/>
-        </w:numPr>
-        <w:spacing w:after="90"/>
-      </w:pPr>
-      <w:r>
-        <w:rPr>
-          <w:color w:val="1E293B"/>
-          <w:sz w:val="21"/>
-          <w:szCs w:val="21"/>
-        </w:rPr>
         <w:t xml:space="preserve">End-to-end verification against live Stripe, SendGrid, and Twilio sandbox accounts, in addition to the existing offline test suite.</w:t>
       </w:r>
     </w:p>
@@ -25832,7 +26491,7 @@
           <w:sz w:val="21"/>
           <w:szCs w:val="21"/>
         </w:rPr>
-        <w:t xml:space="preserve">The guiding principle across all four deliverables has been that a claim in this report should be a fact about the running system, not a target for it. Every number in this document — 25 use cases, 13 tables, 93 tests, 77% coverage — was produced by actually running the code, not by estimating what a finished version would show. That discipline is, in the author’s view, as much a deliverable of this capstone as the application itself.</w:t>
+        <w:t xml:space="preserve">The guiding principle across all five deliverables has been that a claim in this report should be a fact about the running system, not a target for it. Every number in this document — 25 use cases, 13 tables, 124 tests, 79% coverage — was produced by actually running the code, not by estimating what a finished version would show. That discipline is, in the author’s view, as much a deliverable of this capstone as the application itself.</w:t>
       </w:r>
     </w:p>
     <w:p>
@@ -27151,7 +27810,7 @@
                 <w:sz w:val="18"/>
                 <w:szCs w:val="18"/>
               </w:rPr>
-              <w:t xml:space="preserve">Where lease PDFs are stored locally (default ./uploads)</w:t>
+              <w:t xml:space="preserve">Where lease/ID PDFs and property/unit/maintenance photos are stored locally (default ./uploads)</w:t>
             </w:r>
           </w:p>
         </w:tc>
@@ -27382,6 +28041,81 @@
                 <w:sz w:val="18"/>
                 <w:szCs w:val="18"/>
               </w:rPr>
+              <w:t xml:space="preserve">admin@rentalpro.com</w:t>
+            </w:r>
+          </w:p>
+        </w:tc>
+        <w:tc>
+          <w:tcPr>
+            <w:tcW w:type="dxa" w:w="1800"/>
+            <w:tcMar>
+              <w:top w:type="dxa" w:w="60"/>
+              <w:left w:type="dxa" w:w="100"/>
+              <w:bottom w:type="dxa" w:w="60"/>
+              <w:right w:type="dxa" w:w="100"/>
+            </w:tcMar>
+            <w:vAlign w:val="center"/>
+          </w:tcPr>
+          <w:p>
+            <w:r>
+              <w:rPr>
+                <w:b w:val="false"/>
+                <w:bCs w:val="false"/>
+                <w:color w:val="1E293B"/>
+                <w:sz w:val="18"/>
+                <w:szCs w:val="18"/>
+              </w:rPr>
+              <w:t xml:space="preserve">demo123</w:t>
+            </w:r>
+          </w:p>
+        </w:tc>
+        <w:tc>
+          <w:tcPr>
+            <w:tcW w:type="dxa" w:w="4360"/>
+            <w:tcMar>
+              <w:top w:type="dxa" w:w="60"/>
+              <w:left w:type="dxa" w:w="100"/>
+              <w:bottom w:type="dxa" w:w="60"/>
+              <w:right w:type="dxa" w:w="100"/>
+            </w:tcMar>
+            <w:vAlign w:val="center"/>
+          </w:tcPr>
+          <w:p>
+            <w:r>
+              <w:rPr>
+                <w:b w:val="false"/>
+                <w:bCs w:val="false"/>
+                <w:color w:val="1E293B"/>
+                <w:sz w:val="18"/>
+                <w:szCs w:val="18"/>
+              </w:rPr>
+              <w:t xml:space="preserve">Administrator — full data access plus the user-management console (Section 5.4, Deliverable 5)</w:t>
+            </w:r>
+          </w:p>
+        </w:tc>
+      </w:tr>
+      <w:tr>
+        <w:tc>
+          <w:tcPr>
+            <w:tcW w:type="dxa" w:w="3200"/>
+            <w:shd w:fill="F8FAFC" w:color="auto" w:val="clear"/>
+            <w:tcMar>
+              <w:top w:type="dxa" w:w="60"/>
+              <w:left w:type="dxa" w:w="100"/>
+              <w:bottom w:type="dxa" w:w="60"/>
+              <w:right w:type="dxa" w:w="100"/>
+            </w:tcMar>
+            <w:vAlign w:val="center"/>
+          </w:tcPr>
+          <w:p>
+            <w:r>
+              <w:rPr>
+                <w:b w:val="false"/>
+                <w:bCs w:val="false"/>
+                <w:color w:val="1E293B"/>
+                <w:sz w:val="18"/>
+                <w:szCs w:val="18"/>
+              </w:rPr>
               <w:t xml:space="preserve">owner@rentalpro.com</w:t>
             </w:r>
           </w:p>
@@ -27389,6 +28123,7 @@
         <w:tc>
           <w:tcPr>
             <w:tcW w:type="dxa" w:w="1800"/>
+            <w:shd w:fill="F8FAFC" w:color="auto" w:val="clear"/>
             <w:tcMar>
               <w:top w:type="dxa" w:w="60"/>
               <w:left w:type="dxa" w:w="100"/>
@@ -27413,6 +28148,7 @@
         <w:tc>
           <w:tcPr>
             <w:tcW w:type="dxa" w:w="4360"/>
+            <w:shd w:fill="F8FAFC" w:color="auto" w:val="clear"/>
             <w:tcMar>
               <w:top w:type="dxa" w:w="60"/>
               <w:left w:type="dxa" w:w="100"/>
@@ -27439,7 +28175,6 @@
         <w:tc>
           <w:tcPr>
             <w:tcW w:type="dxa" w:w="3200"/>
-            <w:shd w:fill="F8FAFC" w:color="auto" w:val="clear"/>
             <w:tcMar>
               <w:top w:type="dxa" w:w="60"/>
               <w:left w:type="dxa" w:w="100"/>
@@ -27464,7 +28199,6 @@
         <w:tc>
           <w:tcPr>
             <w:tcW w:type="dxa" w:w="1800"/>
-            <w:shd w:fill="F8FAFC" w:color="auto" w:val="clear"/>
             <w:tcMar>
               <w:top w:type="dxa" w:w="60"/>
               <w:left w:type="dxa" w:w="100"/>
@@ -27489,7 +28223,6 @@
         <w:tc>
           <w:tcPr>
             <w:tcW w:type="dxa" w:w="4360"/>
-            <w:shd w:fill="F8FAFC" w:color="auto" w:val="clear"/>
             <w:tcMar>
               <w:top w:type="dxa" w:w="60"/>
               <w:left w:type="dxa" w:w="100"/>
@@ -27516,6 +28249,7 @@
         <w:tc>
           <w:tcPr>
             <w:tcW w:type="dxa" w:w="3200"/>
+            <w:shd w:fill="F8FAFC" w:color="auto" w:val="clear"/>
             <w:tcMar>
               <w:top w:type="dxa" w:w="60"/>
               <w:left w:type="dxa" w:w="100"/>
@@ -27540,6 +28274,7 @@
         <w:tc>
           <w:tcPr>
             <w:tcW w:type="dxa" w:w="1800"/>
+            <w:shd w:fill="F8FAFC" w:color="auto" w:val="clear"/>
             <w:tcMar>
               <w:top w:type="dxa" w:w="60"/>
               <w:left w:type="dxa" w:w="100"/>
@@ -27564,6 +28299,7 @@
         <w:tc>
           <w:tcPr>
             <w:tcW w:type="dxa" w:w="4360"/>
+            <w:shd w:fill="F8FAFC" w:color="auto" w:val="clear"/>
             <w:tcMar>
               <w:top w:type="dxa" w:w="60"/>
               <w:left w:type="dxa" w:w="100"/>
@@ -27590,7 +28326,6 @@
         <w:tc>
           <w:tcPr>
             <w:tcW w:type="dxa" w:w="3200"/>
-            <w:shd w:fill="F8FAFC" w:color="auto" w:val="clear"/>
             <w:tcMar>
               <w:top w:type="dxa" w:w="60"/>
               <w:left w:type="dxa" w:w="100"/>
@@ -27615,7 +28350,6 @@
         <w:tc>
           <w:tcPr>
             <w:tcW w:type="dxa" w:w="1800"/>
-            <w:shd w:fill="F8FAFC" w:color="auto" w:val="clear"/>
             <w:tcMar>
               <w:top w:type="dxa" w:w="60"/>
               <w:left w:type="dxa" w:w="100"/>
@@ -27640,7 +28374,6 @@
         <w:tc>
           <w:tcPr>
             <w:tcW w:type="dxa" w:w="4360"/>
-            <w:shd w:fill="F8FAFC" w:color="auto" w:val="clear"/>
             <w:tcMar>
               <w:top w:type="dxa" w:w="60"/>
               <w:left w:type="dxa" w:w="100"/>
@@ -28222,7 +28955,7 @@
           <w:sz w:val="22"/>
           <w:szCs w:val="22"/>
         </w:rPr>
-        <w:t xml:space="preserve">B.2.2 Add a Unit</w:t>
+        <w:t xml:space="preserve">B.2.2 Edit a Property, Upload Photos, and Configure Late Fees</w:t>
       </w:r>
     </w:p>
     <w:p>
@@ -28240,7 +28973,7 @@
           <w:sz w:val="21"/>
           <w:szCs w:val="21"/>
         </w:rPr>
-        <w:t xml:space="preserve">Open the property, then "+ Add Unit".</w:t>
+        <w:t xml:space="preserve">Open the property and choose "Edit Property" to change any of its details after creation.</w:t>
       </w:r>
     </w:p>
     <w:p>
@@ -28254,11 +28987,21 @@
       </w:pPr>
       <w:r>
         <w:rPr>
+          <w:b/>
+          <w:bCs/>
           <w:color w:val="1E293B"/>
           <w:sz w:val="21"/>
           <w:szCs w:val="21"/>
         </w:rPr>
-        <w:t xml:space="preserve">Enter the unit number, floor, type, size, monthly rent, and deposit.</w:t>
+        <w:t xml:space="preserve">Photos: </w:t>
+      </w:r>
+      <w:r>
+        <w:rPr>
+          <w:color w:val="1E293B"/>
+          <w:sz w:val="21"/>
+          <w:szCs w:val="21"/>
+        </w:rPr>
+        <w:t xml:space="preserve">on the same edit screen, choose "Upload Photos" and select up to 10 JPEG or PNG images (any other file type, including a renamed non-image file, is rejected — the system checks the file's actual content, not its extension). Uploaded photos appear in the property's photo gallery for reference during listings, inspections, and maintenance visits.</w:t>
       </w:r>
     </w:p>
     <w:p>
@@ -28272,11 +29015,21 @@
       </w:pPr>
       <w:r>
         <w:rPr>
+          <w:b/>
+          <w:bCs/>
           <w:color w:val="1E293B"/>
           <w:sz w:val="21"/>
           <w:szCs w:val="21"/>
         </w:rPr>
-        <w:t xml:space="preserve">Save — the unit starts as VACANT with an auto-generated unit code.</w:t>
+        <w:t xml:space="preserve">Late fees: </w:t>
+      </w:r>
+      <w:r>
+        <w:rPr>
+          <w:color w:val="1E293B"/>
+          <w:sz w:val="21"/>
+          <w:szCs w:val="21"/>
+        </w:rPr>
+        <w:t xml:space="preserve">set "Late Fee Type" to None, Fixed, or Percentage. A Fixed fee adds a flat amount to a lease's balance once its rent goes overdue; a Percentage fee adds that percentage of the tenant's monthly rent instead. The fee is calculated automatically and only applied once a payment is actually late — it never appears while rent is current, and existing leases are unaffected until the property's type is set to something other than None.</w:t>
       </w:r>
     </w:p>
     <w:p>
@@ -28292,21 +29045,7 @@
           <w:sz w:val="22"/>
           <w:szCs w:val="22"/>
         </w:rPr>
-        <w:t xml:space="preserve">B.2.3 Onboard a Tenant</w:t>
-      </w:r>
-    </w:p>
-    <w:p>
-      <w:pPr>
-        <w:spacing w:after="180" w:line="276"/>
-        <w:jc w:val="both"/>
-      </w:pPr>
-      <w:r>
-        <w:rPr>
-          <w:color w:val="1E293B"/>
-          <w:sz w:val="21"/>
-          <w:szCs w:val="21"/>
-        </w:rPr>
-        <w:t xml:space="preserve">There are two ways to bring a tenant into the system:</w:t>
+        <w:t xml:space="preserve">B.2.3 Add a Unit</w:t>
       </w:r>
     </w:p>
     <w:p>
@@ -28320,21 +29059,11 @@
       </w:pPr>
       <w:r>
         <w:rPr>
-          <w:b/>
-          <w:bCs/>
           <w:color w:val="1E293B"/>
           <w:sz w:val="21"/>
           <w:szCs w:val="21"/>
         </w:rPr>
-        <w:t xml:space="preserve">Create the profile directly: </w:t>
-      </w:r>
-      <w:r>
-        <w:rPr>
-          <w:color w:val="1E293B"/>
-          <w:sz w:val="21"/>
-          <w:szCs w:val="21"/>
-        </w:rPr>
-        <w:t xml:space="preserve">from the vacant unit, choose "Create Tenant Profile" and fill in the tenant’s details yourself. Use this when the tenant will not self-register.</w:t>
+        <w:t xml:space="preserve">Open the property, then "+ Add Unit".</w:t>
       </w:r>
     </w:p>
     <w:p>
@@ -28348,37 +29077,11 @@
       </w:pPr>
       <w:r>
         <w:rPr>
-          <w:b/>
-          <w:bCs/>
           <w:color w:val="1E293B"/>
           <w:sz w:val="21"/>
           <w:szCs w:val="21"/>
         </w:rPr>
-        <w:t xml:space="preserve">Send an invitation link: </w:t>
-      </w:r>
-      <w:r>
-        <w:rPr>
-          <w:color w:val="1E293B"/>
-          <w:sz w:val="21"/>
-          <w:szCs w:val="21"/>
-        </w:rPr>
-        <w:t xml:space="preserve">from the vacant unit, choose "Invite Tenant", enter their name and email, and the system emails them a secure link (valid 48 hours) to set up their own account and password.</w:t>
-      </w:r>
-    </w:p>
-    <w:p>
-      <w:pPr>
-        <w:pStyle w:val="Heading3"/>
-        <w:spacing w:after="120" w:before="240"/>
-      </w:pPr>
-      <w:r>
-        <w:rPr>
-          <w:b/>
-          <w:bCs/>
-          <w:color w:val="2563EB"/>
-          <w:sz w:val="22"/>
-          <w:szCs w:val="22"/>
-        </w:rPr>
-        <w:t xml:space="preserve">B.2.4 Upload a Lease and Activate a Tenancy</w:t>
+        <w:t xml:space="preserve">Enter the unit number, floor, type, size, monthly rent, and deposit.</w:t>
       </w:r>
     </w:p>
     <w:p>
@@ -28396,7 +29099,23 @@
           <w:sz w:val="21"/>
           <w:szCs w:val="21"/>
         </w:rPr>
-        <w:t xml:space="preserve">Open the tenant’s profile and choose "Upload Lease Document".</w:t>
+        <w:t xml:space="preserve">Save — the unit starts as VACANT with an auto-generated unit code.</w:t>
+      </w:r>
+    </w:p>
+    <w:p>
+      <w:pPr>
+        <w:pStyle w:val="Heading3"/>
+        <w:spacing w:after="120" w:before="240"/>
+      </w:pPr>
+      <w:r>
+        <w:rPr>
+          <w:b/>
+          <w:bCs/>
+          <w:color w:val="2563EB"/>
+          <w:sz w:val="22"/>
+          <w:szCs w:val="22"/>
+        </w:rPr>
+        <w:t xml:space="preserve">B.2.4 Edit a Unit and Upload Photos</w:t>
       </w:r>
     </w:p>
     <w:p>
@@ -28414,7 +29133,7 @@
           <w:sz w:val="21"/>
           <w:szCs w:val="21"/>
         </w:rPr>
-        <w:t xml:space="preserve">Select the vacant unit, enter the lease dates, monthly rent, deposit, and the day of the month rent is due.</w:t>
+        <w:t xml:space="preserve">Open the unit and choose "Edit Unit" to update its floor, type, size, rent, or deposit.</w:t>
       </w:r>
     </w:p>
     <w:p>
@@ -28428,11 +29147,21 @@
       </w:pPr>
       <w:r>
         <w:rPr>
+          <w:b/>
+          <w:bCs/>
           <w:color w:val="1E293B"/>
           <w:sz w:val="21"/>
           <w:szCs w:val="21"/>
         </w:rPr>
-        <w:t xml:space="preserve">Upload the signed lease as a PDF (the system checks the file is a genuine PDF, not just named .pdf).</w:t>
+        <w:t xml:space="preserve">Photos: </w:t>
+      </w:r>
+      <w:r>
+        <w:rPr>
+          <w:color w:val="1E293B"/>
+          <w:sz w:val="21"/>
+          <w:szCs w:val="21"/>
+        </w:rPr>
+        <w:t xml:space="preserve">upload up to 5 JPEG or PNG images the same way as for a property (Section B.2.2).</w:t>
       </w:r>
     </w:p>
     <w:p>
@@ -28446,11 +29175,21 @@
       </w:pPr>
       <w:r>
         <w:rPr>
+          <w:b/>
+          <w:bCs/>
           <w:color w:val="1E293B"/>
           <w:sz w:val="21"/>
           <w:szCs w:val="21"/>
         </w:rPr>
-        <w:t xml:space="preserve">Save — the unit changes to OCCUPIED and the tenant receives a confirmation email.</w:t>
+        <w:t xml:space="preserve">Status: </w:t>
+      </w:r>
+      <w:r>
+        <w:rPr>
+          <w:color w:val="1E293B"/>
+          <w:sz w:val="21"/>
+          <w:szCs w:val="21"/>
+        </w:rPr>
+        <w:t xml:space="preserve">you may not manually set a unit to Occupied — a unit only becomes Occupied by activating a lease against it (Section B.2.7) — and you may not manually set it back to Vacant while an active lease still exists. The system enforces both rules automatically and explains why if you try.</w:t>
       </w:r>
     </w:p>
     <w:p>
@@ -28466,7 +29205,21 @@
           <w:sz w:val="22"/>
           <w:szCs w:val="22"/>
         </w:rPr>
-        <w:t xml:space="preserve">B.2.5 Record a Rent Payment</w:t>
+        <w:t xml:space="preserve">B.2.5 Onboard a Tenant</w:t>
+      </w:r>
+    </w:p>
+    <w:p>
+      <w:pPr>
+        <w:spacing w:after="180" w:line="276"/>
+        <w:jc w:val="both"/>
+      </w:pPr>
+      <w:r>
+        <w:rPr>
+          <w:color w:val="1E293B"/>
+          <w:sz w:val="21"/>
+          <w:szCs w:val="21"/>
+        </w:rPr>
+        <w:t xml:space="preserve">There are two ways to bring a tenant into the system:</w:t>
       </w:r>
     </w:p>
     <w:p>
@@ -28480,11 +29233,21 @@
       </w:pPr>
       <w:r>
         <w:rPr>
+          <w:b/>
+          <w:bCs/>
           <w:color w:val="1E293B"/>
           <w:sz w:val="21"/>
           <w:szCs w:val="21"/>
         </w:rPr>
-        <w:t xml:space="preserve">From Rent Tracker, choose "Record Payment" (or start from a specific tenant’s profile).</w:t>
+        <w:t xml:space="preserve">Create the profile directly: </w:t>
+      </w:r>
+      <w:r>
+        <w:rPr>
+          <w:color w:val="1E293B"/>
+          <w:sz w:val="21"/>
+          <w:szCs w:val="21"/>
+        </w:rPr>
+        <w:t xml:space="preserve">from the vacant unit, choose "Create Tenant Profile" and fill in the tenant’s details yourself. Use this when the tenant will not self-register.</w:t>
       </w:r>
     </w:p>
     <w:p>
@@ -28498,11 +29261,37 @@
       </w:pPr>
       <w:r>
         <w:rPr>
+          <w:b/>
+          <w:bCs/>
           <w:color w:val="1E293B"/>
           <w:sz w:val="21"/>
           <w:szCs w:val="21"/>
         </w:rPr>
-        <w:t xml:space="preserve">Select the tenant, enter the amount, method, and date.</w:t>
+        <w:t xml:space="preserve">Send an invitation link: </w:t>
+      </w:r>
+      <w:r>
+        <w:rPr>
+          <w:color w:val="1E293B"/>
+          <w:sz w:val="21"/>
+          <w:szCs w:val="21"/>
+        </w:rPr>
+        <w:t xml:space="preserve">from the vacant unit, choose "Invite Tenant", enter their name and email, and the system emails them a secure link (valid 48 hours) to set up their own account and password.</w:t>
+      </w:r>
+    </w:p>
+    <w:p>
+      <w:pPr>
+        <w:pStyle w:val="Heading3"/>
+        <w:spacing w:after="120" w:before="240"/>
+      </w:pPr>
+      <w:r>
+        <w:rPr>
+          <w:b/>
+          <w:bCs/>
+          <w:color w:val="2563EB"/>
+          <w:sz w:val="22"/>
+          <w:szCs w:val="22"/>
+        </w:rPr>
+        <w:t xml:space="preserve">B.2.6 Blacklist or Unblacklist a Tenant</w:t>
       </w:r>
     </w:p>
     <w:p>
@@ -28520,53 +29309,7 @@
           <w:sz w:val="21"/>
           <w:szCs w:val="21"/>
         </w:rPr>
-        <w:t xml:space="preserve">Save — a receipt number is generated, the tenant’s balance updates immediately, and a receipt email is sent.</w:t>
-      </w:r>
-    </w:p>
-    <w:p>
-      <w:pPr>
-        <w:pStyle w:val="Heading3"/>
-        <w:spacing w:after="120" w:before="240"/>
-      </w:pPr>
-      <w:r>
-        <w:rPr>
-          <w:b/>
-          <w:bCs/>
-          <w:color w:val="2563EB"/>
-          <w:sz w:val="22"/>
-          <w:szCs w:val="22"/>
-        </w:rPr>
-        <w:t xml:space="preserve">B.2.6 Generate a Rent Statement</w:t>
-      </w:r>
-    </w:p>
-    <w:p>
-      <w:pPr>
-        <w:spacing w:after="180" w:line="276"/>
-        <w:jc w:val="both"/>
-      </w:pPr>
-      <w:r>
-        <w:rPr>
-          <w:color w:val="1E293B"/>
-          <w:sz w:val="21"/>
-          <w:szCs w:val="21"/>
-        </w:rPr>
-        <w:t xml:space="preserve">From a tenant’s profile, choose "Generate Statement" to see an on-screen statement for the lease, or "Download PDF" for a printable version covering all charges and payments to date.</w:t>
-      </w:r>
-    </w:p>
-    <w:p>
-      <w:pPr>
-        <w:pStyle w:val="Heading3"/>
-        <w:spacing w:after="120" w:before="240"/>
-      </w:pPr>
-      <w:r>
-        <w:rPr>
-          <w:b/>
-          <w:bCs/>
-          <w:color w:val="2563EB"/>
-          <w:sz w:val="22"/>
-          <w:szCs w:val="22"/>
-        </w:rPr>
-        <w:t xml:space="preserve">B.2.7 Manage a Maintenance Request</w:t>
+        <w:t xml:space="preserve">Open the tenant’s profile and choose "Blacklist Tenant" if they should be prevented from being placed on a new lease — for example, after a serious lease violation. Enter a reason; it is shown wherever the tenant’s status appears.</w:t>
       </w:r>
     </w:p>
     <w:p>
@@ -28584,7 +29327,7 @@
           <w:sz w:val="21"/>
           <w:szCs w:val="21"/>
         </w:rPr>
-        <w:t xml:space="preserve">Open Maintenance to see every request across your properties (or one property’s worth, if you opened it from there).</w:t>
+        <w:t xml:space="preserve">A blacklisted tenant cannot be assigned a new lease or have a lease document uploaded for them until an Owner or Manager chooses "Remove from Blacklist" on the same profile.</w:t>
       </w:r>
     </w:p>
     <w:p>
@@ -28602,7 +29345,23 @@
           <w:sz w:val="21"/>
           <w:szCs w:val="21"/>
         </w:rPr>
-        <w:t xml:space="preserve">Open a SUBMITTED request and choose a staff member plus a target completion date to assign it.</w:t>
+        <w:t xml:space="preserve">Blacklisting does not affect a lease the tenant is already actively on — it only blocks new leases going forward.</w:t>
+      </w:r>
+    </w:p>
+    <w:p>
+      <w:pPr>
+        <w:pStyle w:val="Heading3"/>
+        <w:spacing w:after="120" w:before="240"/>
+      </w:pPr>
+      <w:r>
+        <w:rPr>
+          <w:b/>
+          <w:bCs/>
+          <w:color w:val="2563EB"/>
+          <w:sz w:val="22"/>
+          <w:szCs w:val="22"/>
+        </w:rPr>
+        <w:t xml:space="preserve">B.2.7 Upload a Lease and Activate a Tenancy</w:t>
       </w:r>
     </w:p>
     <w:p>
@@ -28620,7 +29379,7 @@
           <w:sz w:val="21"/>
           <w:szCs w:val="21"/>
         </w:rPr>
-        <w:t xml:space="preserve">Once the assigned staff member marks it Completed, you may log the cost(s) incurred against the ticket from the same page.</w:t>
+        <w:t xml:space="preserve">Open the tenant’s profile and choose "Upload Lease Document".</w:t>
       </w:r>
     </w:p>
     <w:p>
@@ -28638,113 +29397,7 @@
           <w:sz w:val="21"/>
           <w:szCs w:val="21"/>
         </w:rPr>
-        <w:t xml:space="preserve">If a tenant does not confirm or reopen a completed request, you may force-close it from the same page.</w:t>
-      </w:r>
-    </w:p>
-    <w:p>
-      <w:pPr>
-        <w:pStyle w:val="Heading3"/>
-        <w:spacing w:after="120" w:before="240"/>
-      </w:pPr>
-      <w:r>
-        <w:rPr>
-          <w:b/>
-          <w:bCs/>
-          <w:color w:val="2563EB"/>
-          <w:sz w:val="22"/>
-          <w:szCs w:val="22"/>
-        </w:rPr>
-        <w:t xml:space="preserve">B.2.8 View Reports</w:t>
-      </w:r>
-    </w:p>
-    <w:p>
-      <w:pPr>
-        <w:spacing w:after="180" w:line="276"/>
-        <w:jc w:val="both"/>
-      </w:pPr>
-      <w:r>
-        <w:rPr>
-          <w:color w:val="1E293B"/>
-          <w:sz w:val="21"/>
-          <w:szCs w:val="21"/>
-        </w:rPr>
-        <w:t xml:space="preserve">Open Reports to see portfolio-wide occupancy, rent collection, outstanding balances, and maintenance cost — or select a single property from the dropdown for its own figures. Use "Export PDF" for a printable report.</w:t>
-      </w:r>
-    </w:p>
-    <w:p>
-      <w:pPr>
-        <w:pStyle w:val="Heading2"/>
-        <w:spacing w:after="160" w:before="320"/>
-      </w:pPr>
-      <w:r>
-        <w:rPr>
-          <w:b/>
-          <w:bCs/>
-          <w:color w:val="0F172A"/>
-          <w:sz w:val="26"/>
-          <w:szCs w:val="26"/>
-        </w:rPr>
-        <w:t xml:space="preserve">B.3 Tenant Guide</w:t>
-      </w:r>
-    </w:p>
-    <w:p>
-      <w:pPr>
-        <w:spacing w:after="180" w:line="276"/>
-        <w:jc w:val="both"/>
-      </w:pPr>
-      <w:r>
-        <w:rPr>
-          <w:color w:val="1E293B"/>
-          <w:sz w:val="21"/>
-          <w:szCs w:val="21"/>
-        </w:rPr>
-        <w:t xml:space="preserve">As a tenant you have your own portal, separate from the management views above. You can only ever see your own lease, payments, and maintenance requests.</w:t>
-      </w:r>
-    </w:p>
-    <w:p>
-      <w:pPr>
-        <w:pStyle w:val="Heading3"/>
-        <w:spacing w:after="120" w:before="240"/>
-      </w:pPr>
-      <w:r>
-        <w:rPr>
-          <w:b/>
-          <w:bCs/>
-          <w:color w:val="2563EB"/>
-          <w:sz w:val="22"/>
-          <w:szCs w:val="22"/>
-        </w:rPr>
-        <w:t xml:space="preserve">B.3.1 Your Dashboard</w:t>
-      </w:r>
-    </w:p>
-    <w:p>
-      <w:pPr>
-        <w:spacing w:after="180" w:line="276"/>
-        <w:jc w:val="both"/>
-      </w:pPr>
-      <w:r>
-        <w:rPr>
-          <w:color w:val="1E293B"/>
-          <w:sz w:val="21"/>
-          <w:szCs w:val="21"/>
-        </w:rPr>
-        <w:t xml:space="preserve">After logging in you land on your dashboard, showing your unit, monthly rent, current balance, recent payments, and your maintenance requests.</w:t>
-      </w:r>
-    </w:p>
-    <w:p>
-      <w:pPr>
-        <w:pStyle w:val="Heading3"/>
-        <w:spacing w:after="120" w:before="240"/>
-      </w:pPr>
-      <w:r>
-        <w:rPr>
-          <w:b/>
-          <w:bCs/>
-          <w:color w:val="2563EB"/>
-          <w:sz w:val="22"/>
-          <w:szCs w:val="22"/>
-        </w:rPr>
-        <w:t xml:space="preserve">B.3.2 Pay Rent Online</w:t>
+        <w:t xml:space="preserve">Select the vacant unit, enter the lease dates, monthly rent, deposit, and the day of the month rent is due.</w:t>
       </w:r>
     </w:p>
     <w:p>
@@ -28762,7 +29415,7 @@
           <w:sz w:val="21"/>
           <w:szCs w:val="21"/>
         </w:rPr>
-        <w:t xml:space="preserve">From the sidebar, choose "Pay Rent".</w:t>
+        <w:t xml:space="preserve">Upload the signed lease as a PDF (the system checks the file is a genuine PDF, not just named .pdf); a blacklisted tenant (Section B.2.6) cannot be given a new lease this way.</w:t>
       </w:r>
     </w:p>
     <w:p>
@@ -28780,7 +29433,7 @@
           <w:sz w:val="21"/>
           <w:szCs w:val="21"/>
         </w:rPr>
-        <w:t xml:space="preserve">Confirm the amount shown (your current balance) and click "Pay Now".</w:t>
+        <w:t xml:space="preserve">Save — the unit changes to OCCUPIED and the tenant receives a confirmation email.</w:t>
       </w:r>
     </w:p>
     <w:p>
@@ -28794,11 +29447,21 @@
       </w:pPr>
       <w:r>
         <w:rPr>
+          <w:b/>
+          <w:bCs/>
           <w:color w:val="1E293B"/>
           <w:sz w:val="21"/>
           <w:szCs w:val="21"/>
         </w:rPr>
-        <w:t xml:space="preserve">You will receive an emailed receipt once the payment is confirmed, and your balance updates immediately.</w:t>
+        <w:t xml:space="preserve">Tenant ID document: </w:t>
+      </w:r>
+      <w:r>
+        <w:rPr>
+          <w:color w:val="1E293B"/>
+          <w:sz w:val="21"/>
+          <w:szCs w:val="21"/>
+        </w:rPr>
+        <w:t xml:space="preserve">from the same tenant profile, choose "Upload ID Document" to attach a photo (JPEG/PNG) of the tenant's identification for your records. This is independent of the lease document and can be uploaded or replaced at any time.</w:t>
       </w:r>
     </w:p>
     <w:p>
@@ -28814,37 +29477,7 @@
           <w:sz w:val="22"/>
           <w:szCs w:val="22"/>
         </w:rPr>
-        <w:t xml:space="preserve">B.3.3 View Your Payment History</w:t>
-      </w:r>
-    </w:p>
-    <w:p>
-      <w:pPr>
-        <w:spacing w:after="180" w:line="276"/>
-        <w:jc w:val="both"/>
-      </w:pPr>
-      <w:r>
-        <w:rPr>
-          <w:color w:val="1E293B"/>
-          <w:sz w:val="21"/>
-          <w:szCs w:val="21"/>
-        </w:rPr>
-        <w:t xml:space="preserve">Choose "Payment History" to see every payment you have made against your lease, with its date, amount, method, and receipt number.</w:t>
-      </w:r>
-    </w:p>
-    <w:p>
-      <w:pPr>
-        <w:pStyle w:val="Heading3"/>
-        <w:spacing w:after="120" w:before="240"/>
-      </w:pPr>
-      <w:r>
-        <w:rPr>
-          <w:b/>
-          <w:bCs/>
-          <w:color w:val="2563EB"/>
-          <w:sz w:val="22"/>
-          <w:szCs w:val="22"/>
-        </w:rPr>
-        <w:t xml:space="preserve">B.3.4 Submit a Maintenance Request</w:t>
+        <w:t xml:space="preserve">B.2.8 Record a Rent Payment</w:t>
       </w:r>
     </w:p>
     <w:p>
@@ -28862,7 +29495,7 @@
           <w:sz w:val="21"/>
           <w:szCs w:val="21"/>
         </w:rPr>
-        <w:t xml:space="preserve">Choose "Submit Request" from the sidebar or your dashboard.</w:t>
+        <w:t xml:space="preserve">From Rent Tracker, choose "Record Payment" (or start from a specific tenant’s profile).</w:t>
       </w:r>
     </w:p>
     <w:p>
@@ -28880,7 +29513,7 @@
           <w:sz w:val="21"/>
           <w:szCs w:val="21"/>
         </w:rPr>
-        <w:t xml:space="preserve">Enter a title, choose a category and severity, and describe the issue.</w:t>
+        <w:t xml:space="preserve">Select the tenant, enter the amount, method, and date.</w:t>
       </w:r>
     </w:p>
     <w:p>
@@ -28898,7 +29531,23 @@
           <w:sz w:val="21"/>
           <w:szCs w:val="21"/>
         </w:rPr>
-        <w:t xml:space="preserve">Submit — you will receive a ticket number by email, and your property manager is notified immediately (with an SMS alert too, if you marked the issue as Emergency).</w:t>
+        <w:t xml:space="preserve">Save — a receipt number is generated, the tenant’s balance updates immediately (including any late fee configured for the property, Section B.2.2), and a receipt email is sent.</w:t>
+      </w:r>
+    </w:p>
+    <w:p>
+      <w:pPr>
+        <w:pStyle w:val="Heading3"/>
+        <w:spacing w:after="120" w:before="240"/>
+      </w:pPr>
+      <w:r>
+        <w:rPr>
+          <w:b/>
+          <w:bCs/>
+          <w:color w:val="2563EB"/>
+          <w:sz w:val="22"/>
+          <w:szCs w:val="22"/>
+        </w:rPr>
+        <w:t xml:space="preserve">B.2.9 Generate a Rent Statement and Export Payment History</w:t>
       </w:r>
     </w:p>
     <w:p>
@@ -28916,67 +29565,7 @@
           <w:sz w:val="21"/>
           <w:szCs w:val="21"/>
         </w:rPr>
-        <w:t xml:space="preserve">You may have at most 5 open requests at a time.</w:t>
-      </w:r>
-    </w:p>
-    <w:p>
-      <w:pPr>
-        <w:pStyle w:val="Heading3"/>
-        <w:spacing w:after="120" w:before="240"/>
-      </w:pPr>
-      <w:r>
-        <w:rPr>
-          <w:b/>
-          <w:bCs/>
-          <w:color w:val="2563EB"/>
-          <w:sz w:val="22"/>
-          <w:szCs w:val="22"/>
-        </w:rPr>
-        <w:t xml:space="preserve">B.3.5 Respond to a Completed Request</w:t>
-      </w:r>
-    </w:p>
-    <w:p>
-      <w:pPr>
-        <w:spacing w:after="180" w:line="276"/>
-        <w:jc w:val="both"/>
-      </w:pPr>
-      <w:r>
-        <w:rPr>
-          <w:color w:val="1E293B"/>
-          <w:sz w:val="21"/>
-          <w:szCs w:val="21"/>
-        </w:rPr>
-        <w:t xml:space="preserve">When your maintenance request is marked Completed, open it from your dashboard. You may either Confirm Resolution (optionally rating the work 1–5 stars), which closes the ticket, or Reopen Request with a reason if the issue is not actually fixed, which sends it back to your property manager for reassignment.</w:t>
-      </w:r>
-    </w:p>
-    <w:p>
-      <w:pPr>
-        <w:pStyle w:val="Heading2"/>
-        <w:spacing w:after="160" w:before="320"/>
-      </w:pPr>
-      <w:r>
-        <w:rPr>
-          <w:b/>
-          <w:bCs/>
-          <w:color w:val="0F172A"/>
-          <w:sz w:val="26"/>
-          <w:szCs w:val="26"/>
-        </w:rPr>
-        <w:t xml:space="preserve">B.4 Maintenance Staff Guide</w:t>
-      </w:r>
-    </w:p>
-    <w:p>
-      <w:pPr>
-        <w:spacing w:after="180" w:line="276"/>
-        <w:jc w:val="both"/>
-      </w:pPr>
-      <w:r>
-        <w:rPr>
-          <w:color w:val="1E293B"/>
-          <w:sz w:val="21"/>
-          <w:szCs w:val="21"/>
-        </w:rPr>
-        <w:t xml:space="preserve">As Maintenance Staff you see only your own work queue — requests assigned specifically to you.</w:t>
+        <w:t xml:space="preserve">From a tenant’s profile, choose "Generate Statement" to see an on-screen statement for the lease, or "Download PDF" for a printable version covering all charges and payments to date.</w:t>
       </w:r>
     </w:p>
     <w:p>
@@ -28990,11 +29579,37 @@
       </w:pPr>
       <w:r>
         <w:rPr>
+          <w:b/>
+          <w:bCs/>
           <w:color w:val="1E293B"/>
           <w:sz w:val="21"/>
           <w:szCs w:val="21"/>
         </w:rPr>
-        <w:t xml:space="preserve">Open Maintenance to see your assigned requests.</w:t>
+        <w:t xml:space="preserve">CSV export: </w:t>
+      </w:r>
+      <w:r>
+        <w:rPr>
+          <w:color w:val="1E293B"/>
+          <w:sz w:val="21"/>
+          <w:szCs w:val="21"/>
+        </w:rPr>
+        <w:t xml:space="preserve">choose "Export History CSV" on the same lease to download every payment as a spreadsheet-ready CSV file — useful for reconciling against your own bookkeeping software.</w:t>
+      </w:r>
+    </w:p>
+    <w:p>
+      <w:pPr>
+        <w:pStyle w:val="Heading3"/>
+        <w:spacing w:after="120" w:before="240"/>
+      </w:pPr>
+      <w:r>
+        <w:rPr>
+          <w:b/>
+          <w:bCs/>
+          <w:color w:val="2563EB"/>
+          <w:sz w:val="22"/>
+          <w:szCs w:val="22"/>
+        </w:rPr>
+        <w:t xml:space="preserve">B.2.10 Manage a Maintenance Request</w:t>
       </w:r>
     </w:p>
     <w:p>
@@ -29012,7 +29627,7 @@
           <w:sz w:val="21"/>
           <w:szCs w:val="21"/>
         </w:rPr>
-        <w:t xml:space="preserve">Open a request and choose "Mark In Progress" once you begin work.</w:t>
+        <w:t xml:space="preserve">Open Maintenance to see every request across your properties (or one property’s worth, if you opened it from there).</w:t>
       </w:r>
     </w:p>
     <w:p>
@@ -29030,7 +29645,7 @@
           <w:sz w:val="21"/>
           <w:szCs w:val="21"/>
         </w:rPr>
-        <w:t xml:space="preserve">When finished, add work notes describing what was done and choose "Mark Completed".</w:t>
+        <w:t xml:space="preserve">Open a SUBMITTED request — if the tenant attached photos when submitting it, they appear at the top of the ticket — and choose a staff member plus a target completion date to assign it.</w:t>
       </w:r>
     </w:p>
     <w:p>
@@ -29048,7 +29663,55 @@
           <w:sz w:val="21"/>
           <w:szCs w:val="21"/>
         </w:rPr>
-        <w:t xml:space="preserve">You cannot see any other role’s data — properties, tenants, rent, and reports are not part of your view.</w:t>
+        <w:t xml:space="preserve">Once the assigned staff member marks it Completed, any completion photos they attached appear alongside the ticket, and you may log the cost(s) incurred against the ticket from the same page.</w:t>
+      </w:r>
+    </w:p>
+    <w:p>
+      <w:pPr>
+        <w:pStyle w:val="ListParagraph"/>
+        <w:numPr>
+          <w:ilvl w:val="0"/>
+          <w:numId w:val="2"/>
+        </w:numPr>
+        <w:spacing w:after="90"/>
+      </w:pPr>
+      <w:r>
+        <w:rPr>
+          <w:color w:val="1E293B"/>
+          <w:sz w:val="21"/>
+          <w:szCs w:val="21"/>
+        </w:rPr>
+        <w:t xml:space="preserve">If a tenant does not confirm or reopen a completed request, you may force-close it from the same page.</w:t>
+      </w:r>
+    </w:p>
+    <w:p>
+      <w:pPr>
+        <w:pStyle w:val="Heading3"/>
+        <w:spacing w:after="120" w:before="240"/>
+      </w:pPr>
+      <w:r>
+        <w:rPr>
+          <w:b/>
+          <w:bCs/>
+          <w:color w:val="2563EB"/>
+          <w:sz w:val="22"/>
+          <w:szCs w:val="22"/>
+        </w:rPr>
+        <w:t xml:space="preserve">B.2.11 View Reports and Export</w:t>
+      </w:r>
+    </w:p>
+    <w:p>
+      <w:pPr>
+        <w:spacing w:after="180" w:line="276"/>
+        <w:jc w:val="both"/>
+      </w:pPr>
+      <w:r>
+        <w:rPr>
+          <w:color w:val="1E293B"/>
+          <w:sz w:val="21"/>
+          <w:szCs w:val="21"/>
+        </w:rPr>
+        <w:t xml:space="preserve">Open Reports to see portfolio-wide occupancy, rent collection, outstanding balances, and maintenance cost — or select a single property from the dropdown for its own figures. Use "Export PDF" for a printable report, or "Export Excel" to download the same portfolio figures as a two-sheet workbook (a portfolio summary sheet and a per-property breakdown sheet) for further analysis in a spreadsheet.</w:t>
       </w:r>
     </w:p>
     <w:p>
@@ -29064,7 +29727,575 @@
           <w:sz w:val="26"/>
           <w:szCs w:val="26"/>
         </w:rPr>
-        <w:t xml:space="preserve">B.5 Common Questions</w:t>
+        <w:t xml:space="preserve">B.3 Tenant Guide</w:t>
+      </w:r>
+    </w:p>
+    <w:p>
+      <w:pPr>
+        <w:spacing w:after="180" w:line="276"/>
+        <w:jc w:val="both"/>
+      </w:pPr>
+      <w:r>
+        <w:rPr>
+          <w:color w:val="1E293B"/>
+          <w:sz w:val="21"/>
+          <w:szCs w:val="21"/>
+        </w:rPr>
+        <w:t xml:space="preserve">As a tenant you have your own portal, separate from the management views above. You can only ever see your own lease, payments, and maintenance requests.</w:t>
+      </w:r>
+    </w:p>
+    <w:p>
+      <w:pPr>
+        <w:pStyle w:val="Heading3"/>
+        <w:spacing w:after="120" w:before="240"/>
+      </w:pPr>
+      <w:r>
+        <w:rPr>
+          <w:b/>
+          <w:bCs/>
+          <w:color w:val="2563EB"/>
+          <w:sz w:val="22"/>
+          <w:szCs w:val="22"/>
+        </w:rPr>
+        <w:t xml:space="preserve">B.3.1 Your Dashboard</w:t>
+      </w:r>
+    </w:p>
+    <w:p>
+      <w:pPr>
+        <w:spacing w:after="180" w:line="276"/>
+        <w:jc w:val="both"/>
+      </w:pPr>
+      <w:r>
+        <w:rPr>
+          <w:color w:val="1E293B"/>
+          <w:sz w:val="21"/>
+          <w:szCs w:val="21"/>
+        </w:rPr>
+        <w:t xml:space="preserve">After logging in you land on your dashboard, showing your unit, monthly rent, current balance (including any late fee, if your property owner has configured one and your rent is overdue), recent payments, and your maintenance requests.</w:t>
+      </w:r>
+    </w:p>
+    <w:p>
+      <w:pPr>
+        <w:pStyle w:val="Heading3"/>
+        <w:spacing w:after="120" w:before="240"/>
+      </w:pPr>
+      <w:r>
+        <w:rPr>
+          <w:b/>
+          <w:bCs/>
+          <w:color w:val="2563EB"/>
+          <w:sz w:val="22"/>
+          <w:szCs w:val="22"/>
+        </w:rPr>
+        <w:t xml:space="preserve">B.3.2 Pay Rent Online</w:t>
+      </w:r>
+    </w:p>
+    <w:p>
+      <w:pPr>
+        <w:pStyle w:val="ListParagraph"/>
+        <w:numPr>
+          <w:ilvl w:val="0"/>
+          <w:numId w:val="2"/>
+        </w:numPr>
+        <w:spacing w:after="90"/>
+      </w:pPr>
+      <w:r>
+        <w:rPr>
+          <w:color w:val="1E293B"/>
+          <w:sz w:val="21"/>
+          <w:szCs w:val="21"/>
+        </w:rPr>
+        <w:t xml:space="preserve">From the sidebar, choose "Pay Rent".</w:t>
+      </w:r>
+    </w:p>
+    <w:p>
+      <w:pPr>
+        <w:pStyle w:val="ListParagraph"/>
+        <w:numPr>
+          <w:ilvl w:val="0"/>
+          <w:numId w:val="2"/>
+        </w:numPr>
+        <w:spacing w:after="90"/>
+      </w:pPr>
+      <w:r>
+        <w:rPr>
+          <w:color w:val="1E293B"/>
+          <w:sz w:val="21"/>
+          <w:szCs w:val="21"/>
+        </w:rPr>
+        <w:t xml:space="preserve">Confirm the amount shown (your current balance) and click "Pay Now".</w:t>
+      </w:r>
+    </w:p>
+    <w:p>
+      <w:pPr>
+        <w:pStyle w:val="ListParagraph"/>
+        <w:numPr>
+          <w:ilvl w:val="0"/>
+          <w:numId w:val="2"/>
+        </w:numPr>
+        <w:spacing w:after="90"/>
+      </w:pPr>
+      <w:r>
+        <w:rPr>
+          <w:color w:val="1E293B"/>
+          <w:sz w:val="21"/>
+          <w:szCs w:val="21"/>
+        </w:rPr>
+        <w:t xml:space="preserve">You will receive an emailed receipt once the payment is confirmed, and your balance updates immediately.</w:t>
+      </w:r>
+    </w:p>
+    <w:p>
+      <w:pPr>
+        <w:pStyle w:val="Heading3"/>
+        <w:spacing w:after="120" w:before="240"/>
+      </w:pPr>
+      <w:r>
+        <w:rPr>
+          <w:b/>
+          <w:bCs/>
+          <w:color w:val="2563EB"/>
+          <w:sz w:val="22"/>
+          <w:szCs w:val="22"/>
+        </w:rPr>
+        <w:t xml:space="preserve">B.3.3 View Your Payment History</w:t>
+      </w:r>
+    </w:p>
+    <w:p>
+      <w:pPr>
+        <w:spacing w:after="180" w:line="276"/>
+        <w:jc w:val="both"/>
+      </w:pPr>
+      <w:r>
+        <w:rPr>
+          <w:color w:val="1E293B"/>
+          <w:sz w:val="21"/>
+          <w:szCs w:val="21"/>
+        </w:rPr>
+        <w:t xml:space="preserve">Choose "Payment History" to see every payment you have made against your lease, with its date, amount, method, and receipt number, or use "Export CSV" to download the same history as a spreadsheet file.</w:t>
+      </w:r>
+    </w:p>
+    <w:p>
+      <w:pPr>
+        <w:pStyle w:val="Heading3"/>
+        <w:spacing w:after="120" w:before="240"/>
+      </w:pPr>
+      <w:r>
+        <w:rPr>
+          <w:b/>
+          <w:bCs/>
+          <w:color w:val="2563EB"/>
+          <w:sz w:val="22"/>
+          <w:szCs w:val="22"/>
+        </w:rPr>
+        <w:t xml:space="preserve">B.3.4 Submit a Maintenance Request</w:t>
+      </w:r>
+    </w:p>
+    <w:p>
+      <w:pPr>
+        <w:pStyle w:val="ListParagraph"/>
+        <w:numPr>
+          <w:ilvl w:val="0"/>
+          <w:numId w:val="2"/>
+        </w:numPr>
+        <w:spacing w:after="90"/>
+      </w:pPr>
+      <w:r>
+        <w:rPr>
+          <w:color w:val="1E293B"/>
+          <w:sz w:val="21"/>
+          <w:szCs w:val="21"/>
+        </w:rPr>
+        <w:t xml:space="preserve">Choose "Submit Request" from the sidebar or your dashboard.</w:t>
+      </w:r>
+    </w:p>
+    <w:p>
+      <w:pPr>
+        <w:pStyle w:val="ListParagraph"/>
+        <w:numPr>
+          <w:ilvl w:val="0"/>
+          <w:numId w:val="2"/>
+        </w:numPr>
+        <w:spacing w:after="90"/>
+      </w:pPr>
+      <w:r>
+        <w:rPr>
+          <w:color w:val="1E293B"/>
+          <w:sz w:val="21"/>
+          <w:szCs w:val="21"/>
+        </w:rPr>
+        <w:t xml:space="preserve">Enter a title, choose a category and severity, and describe the issue.</w:t>
+      </w:r>
+    </w:p>
+    <w:p>
+      <w:pPr>
+        <w:pStyle w:val="ListParagraph"/>
+        <w:numPr>
+          <w:ilvl w:val="0"/>
+          <w:numId w:val="2"/>
+        </w:numPr>
+        <w:spacing w:after="90"/>
+      </w:pPr>
+      <w:r>
+        <w:rPr>
+          <w:color w:val="1E293B"/>
+          <w:sz w:val="21"/>
+          <w:szCs w:val="21"/>
+        </w:rPr>
+        <w:t xml:space="preserve">Optionally attach up to 3 photos (JPEG or PNG) showing the problem — this helps staff diagnose the issue and bring the right materials before they arrive.</w:t>
+      </w:r>
+    </w:p>
+    <w:p>
+      <w:pPr>
+        <w:pStyle w:val="ListParagraph"/>
+        <w:numPr>
+          <w:ilvl w:val="0"/>
+          <w:numId w:val="2"/>
+        </w:numPr>
+        <w:spacing w:after="90"/>
+      </w:pPr>
+      <w:r>
+        <w:rPr>
+          <w:color w:val="1E293B"/>
+          <w:sz w:val="21"/>
+          <w:szCs w:val="21"/>
+        </w:rPr>
+        <w:t xml:space="preserve">Submit — you will receive a ticket number by email, and your property manager is notified immediately (with an SMS alert too, if you marked the issue as Emergency).</w:t>
+      </w:r>
+    </w:p>
+    <w:p>
+      <w:pPr>
+        <w:pStyle w:val="ListParagraph"/>
+        <w:numPr>
+          <w:ilvl w:val="0"/>
+          <w:numId w:val="2"/>
+        </w:numPr>
+        <w:spacing w:after="90"/>
+      </w:pPr>
+      <w:r>
+        <w:rPr>
+          <w:color w:val="1E293B"/>
+          <w:sz w:val="21"/>
+          <w:szCs w:val="21"/>
+        </w:rPr>
+        <w:t xml:space="preserve">You may have at most 5 open requests at a time.</w:t>
+      </w:r>
+    </w:p>
+    <w:p>
+      <w:pPr>
+        <w:pStyle w:val="Heading3"/>
+        <w:spacing w:after="120" w:before="240"/>
+      </w:pPr>
+      <w:r>
+        <w:rPr>
+          <w:b/>
+          <w:bCs/>
+          <w:color w:val="2563EB"/>
+          <w:sz w:val="22"/>
+          <w:szCs w:val="22"/>
+        </w:rPr>
+        <w:t xml:space="preserve">B.3.5 Respond to a Completed Request</w:t>
+      </w:r>
+    </w:p>
+    <w:p>
+      <w:pPr>
+        <w:spacing w:after="180" w:line="276"/>
+        <w:jc w:val="both"/>
+      </w:pPr>
+      <w:r>
+        <w:rPr>
+          <w:color w:val="1E293B"/>
+          <w:sz w:val="21"/>
+          <w:szCs w:val="21"/>
+        </w:rPr>
+        <w:t xml:space="preserve">When your maintenance request is marked Completed, open it from your dashboard — any completion photos the staff member attached are shown alongside their notes. You may either Confirm Resolution (optionally rating the work 1–5 stars), which closes the ticket, or Reopen Request with a reason if the issue is not actually fixed, which sends it back to your property manager for reassignment.</w:t>
+      </w:r>
+    </w:p>
+    <w:p>
+      <w:pPr>
+        <w:pStyle w:val="Heading2"/>
+        <w:spacing w:after="160" w:before="320"/>
+      </w:pPr>
+      <w:r>
+        <w:rPr>
+          <w:b/>
+          <w:bCs/>
+          <w:color w:val="0F172A"/>
+          <w:sz w:val="26"/>
+          <w:szCs w:val="26"/>
+        </w:rPr>
+        <w:t xml:space="preserve">B.4 Maintenance Staff Guide</w:t>
+      </w:r>
+    </w:p>
+    <w:p>
+      <w:pPr>
+        <w:spacing w:after="180" w:line="276"/>
+        <w:jc w:val="both"/>
+      </w:pPr>
+      <w:r>
+        <w:rPr>
+          <w:color w:val="1E293B"/>
+          <w:sz w:val="21"/>
+          <w:szCs w:val="21"/>
+        </w:rPr>
+        <w:t xml:space="preserve">As Maintenance Staff you see only your own work queue — requests assigned specifically to you.</w:t>
+      </w:r>
+    </w:p>
+    <w:p>
+      <w:pPr>
+        <w:pStyle w:val="ListParagraph"/>
+        <w:numPr>
+          <w:ilvl w:val="0"/>
+          <w:numId w:val="2"/>
+        </w:numPr>
+        <w:spacing w:after="90"/>
+      </w:pPr>
+      <w:r>
+        <w:rPr>
+          <w:color w:val="1E293B"/>
+          <w:sz w:val="21"/>
+          <w:szCs w:val="21"/>
+        </w:rPr>
+        <w:t xml:space="preserve">Open Maintenance to see your assigned requests, including any photos the tenant attached when submitting them.</w:t>
+      </w:r>
+    </w:p>
+    <w:p>
+      <w:pPr>
+        <w:pStyle w:val="ListParagraph"/>
+        <w:numPr>
+          <w:ilvl w:val="0"/>
+          <w:numId w:val="2"/>
+        </w:numPr>
+        <w:spacing w:after="90"/>
+      </w:pPr>
+      <w:r>
+        <w:rPr>
+          <w:color w:val="1E293B"/>
+          <w:sz w:val="21"/>
+          <w:szCs w:val="21"/>
+        </w:rPr>
+        <w:t xml:space="preserve">Open a request and choose "Mark In Progress" once you begin work.</w:t>
+      </w:r>
+    </w:p>
+    <w:p>
+      <w:pPr>
+        <w:pStyle w:val="ListParagraph"/>
+        <w:numPr>
+          <w:ilvl w:val="0"/>
+          <w:numId w:val="2"/>
+        </w:numPr>
+        <w:spacing w:after="90"/>
+      </w:pPr>
+      <w:r>
+        <w:rPr>
+          <w:color w:val="1E293B"/>
+          <w:sz w:val="21"/>
+          <w:szCs w:val="21"/>
+        </w:rPr>
+        <w:t xml:space="preserve">When finished, add work notes describing what was done, optionally attach up to 3 completion photos, and choose "Mark Completed".</w:t>
+      </w:r>
+    </w:p>
+    <w:p>
+      <w:pPr>
+        <w:pStyle w:val="ListParagraph"/>
+        <w:numPr>
+          <w:ilvl w:val="0"/>
+          <w:numId w:val="2"/>
+        </w:numPr>
+        <w:spacing w:after="90"/>
+      </w:pPr>
+      <w:r>
+        <w:rPr>
+          <w:color w:val="1E293B"/>
+          <w:sz w:val="21"/>
+          <w:szCs w:val="21"/>
+        </w:rPr>
+        <w:t xml:space="preserve">You cannot see any other role’s data — properties, tenants, rent, and reports are not part of your view.</w:t>
+      </w:r>
+    </w:p>
+    <w:p>
+      <w:pPr>
+        <w:pStyle w:val="Heading2"/>
+        <w:spacing w:after="160" w:before="320"/>
+      </w:pPr>
+      <w:r>
+        <w:rPr>
+          <w:b/>
+          <w:bCs/>
+          <w:color w:val="0F172A"/>
+          <w:sz w:val="26"/>
+          <w:szCs w:val="26"/>
+        </w:rPr>
+        <w:t xml:space="preserve">B.5 Administrator Guide</w:t>
+      </w:r>
+    </w:p>
+    <w:p>
+      <w:pPr>
+        <w:spacing w:after="180" w:line="276"/>
+        <w:jc w:val="both"/>
+      </w:pPr>
+      <w:r>
+        <w:rPr>
+          <w:color w:val="1E293B"/>
+          <w:sz w:val="21"/>
+          <w:szCs w:val="21"/>
+        </w:rPr>
+        <w:t xml:space="preserve">The Administrator role has full data access across every property, plus a dedicated console for managing user accounts — the one area not covered by the Owner/Manager/Staff/Tenant views above.</w:t>
+      </w:r>
+    </w:p>
+    <w:p>
+      <w:pPr>
+        <w:pStyle w:val="Heading3"/>
+        <w:spacing w:after="120" w:before="240"/>
+      </w:pPr>
+      <w:r>
+        <w:rPr>
+          <w:b/>
+          <w:bCs/>
+          <w:color w:val="2563EB"/>
+          <w:sz w:val="22"/>
+          <w:szCs w:val="22"/>
+        </w:rPr>
+        <w:t xml:space="preserve">B.5.1 Manage User Accounts</w:t>
+      </w:r>
+    </w:p>
+    <w:p>
+      <w:pPr>
+        <w:pStyle w:val="ListParagraph"/>
+        <w:numPr>
+          <w:ilvl w:val="0"/>
+          <w:numId w:val="2"/>
+        </w:numPr>
+        <w:spacing w:after="90"/>
+      </w:pPr>
+      <w:r>
+        <w:rPr>
+          <w:color w:val="1E293B"/>
+          <w:sz w:val="21"/>
+          <w:szCs w:val="21"/>
+        </w:rPr>
+        <w:t xml:space="preserve">From the sidebar, choose "User Management" to see every account in the system, with their role and active/inactive status.</w:t>
+      </w:r>
+    </w:p>
+    <w:p>
+      <w:pPr>
+        <w:pStyle w:val="ListParagraph"/>
+        <w:numPr>
+          <w:ilvl w:val="0"/>
+          <w:numId w:val="2"/>
+        </w:numPr>
+        <w:spacing w:after="90"/>
+      </w:pPr>
+      <w:r>
+        <w:rPr>
+          <w:color w:val="1E293B"/>
+          <w:sz w:val="21"/>
+          <w:szCs w:val="21"/>
+        </w:rPr>
+        <w:t xml:space="preserve">Open a user to change their role or toggle their account active or inactive; an inactive account cannot log in.</w:t>
+      </w:r>
+    </w:p>
+    <w:p>
+      <w:pPr>
+        <w:pStyle w:val="ListParagraph"/>
+        <w:numPr>
+          <w:ilvl w:val="0"/>
+          <w:numId w:val="2"/>
+        </w:numPr>
+        <w:spacing w:after="90"/>
+      </w:pPr>
+      <w:r>
+        <w:rPr>
+          <w:color w:val="1E293B"/>
+          <w:sz w:val="21"/>
+          <w:szCs w:val="21"/>
+        </w:rPr>
+        <w:t xml:space="preserve">The system will not let you deactivate or demote the last remaining active Owner-role account, since that would leave the property portfolio without anyone able to add new properties.</w:t>
+      </w:r>
+    </w:p>
+    <w:p>
+      <w:pPr>
+        <w:pStyle w:val="Heading3"/>
+        <w:spacing w:after="120" w:before="240"/>
+      </w:pPr>
+      <w:r>
+        <w:rPr>
+          <w:b/>
+          <w:bCs/>
+          <w:color w:val="2563EB"/>
+          <w:sz w:val="22"/>
+          <w:szCs w:val="22"/>
+        </w:rPr>
+        <w:t xml:space="preserve">B.5.2 Add a Staff Account</w:t>
+      </w:r>
+    </w:p>
+    <w:p>
+      <w:pPr>
+        <w:pStyle w:val="ListParagraph"/>
+        <w:numPr>
+          <w:ilvl w:val="0"/>
+          <w:numId w:val="2"/>
+        </w:numPr>
+        <w:spacing w:after="90"/>
+      </w:pPr>
+      <w:r>
+        <w:rPr>
+          <w:color w:val="1E293B"/>
+          <w:sz w:val="21"/>
+          <w:szCs w:val="21"/>
+        </w:rPr>
+        <w:t xml:space="preserve">From User Management, choose "+ Add Staff Account".</w:t>
+      </w:r>
+    </w:p>
+    <w:p>
+      <w:pPr>
+        <w:pStyle w:val="ListParagraph"/>
+        <w:numPr>
+          <w:ilvl w:val="0"/>
+          <w:numId w:val="2"/>
+        </w:numPr>
+        <w:spacing w:after="90"/>
+      </w:pPr>
+      <w:r>
+        <w:rPr>
+          <w:color w:val="1E293B"/>
+          <w:sz w:val="21"/>
+          <w:szCs w:val="21"/>
+        </w:rPr>
+        <w:t xml:space="preserve">Enter the new user’s name, email, and choose a role (Property Manager or Maintenance Staff).</w:t>
+      </w:r>
+    </w:p>
+    <w:p>
+      <w:pPr>
+        <w:pStyle w:val="ListParagraph"/>
+        <w:numPr>
+          <w:ilvl w:val="0"/>
+          <w:numId w:val="2"/>
+        </w:numPr>
+        <w:spacing w:after="90"/>
+      </w:pPr>
+      <w:r>
+        <w:rPr>
+          <w:color w:val="1E293B"/>
+          <w:sz w:val="21"/>
+          <w:szCs w:val="21"/>
+        </w:rPr>
+        <w:t xml:space="preserve">Save — the account is created immediately with a system-generated temporary password, which you should communicate to the new user securely so they can log in and change it.</w:t>
+      </w:r>
+    </w:p>
+    <w:p>
+      <w:pPr>
+        <w:pStyle w:val="Heading2"/>
+        <w:spacing w:after="160" w:before="320"/>
+      </w:pPr>
+      <w:r>
+        <w:rPr>
+          <w:b/>
+          <w:bCs/>
+          <w:color w:val="0F172A"/>
+          <w:sz w:val="26"/>
+          <w:szCs w:val="26"/>
+        </w:rPr>
+        <w:t xml:space="preserve">B.6 Common Questions</w:t>
       </w:r>
     </w:p>
     <w:tbl>
@@ -29235,7 +30466,7 @@
                 <w:sz w:val="18"/>
                 <w:szCs w:val="18"/>
               </w:rPr>
-              <w:t xml:space="preserve">The unit only becomes Occupied once a lease document is uploaded and activated (Section B.2.4) — an accepted invitation alone creates the tenant’s account but not yet a lease.</w:t>
+              <w:t xml:space="preserve">The unit only becomes Occupied once a lease document is uploaded and activated (Section B.2.7) — an accepted invitation alone creates the tenant’s account but not yet a lease.</w:t>
             </w:r>
           </w:p>
         </w:tc>
@@ -29338,6 +30569,158 @@
                 <w:szCs w:val="18"/>
               </w:rPr>
               <w:t xml:space="preserve">It didn’t — but if its target completion date passes without being marked Completed, the system flags it as overdue and alerts the property manager (UC-23); nothing changes on your end.</w:t>
+            </w:r>
+          </w:p>
+        </w:tc>
+      </w:tr>
+      <w:tr>
+        <w:tc>
+          <w:tcPr>
+            <w:tcW w:type="dxa" w:w="3600"/>
+            <w:tcMar>
+              <w:top w:type="dxa" w:w="60"/>
+              <w:left w:type="dxa" w:w="100"/>
+              <w:bottom w:type="dxa" w:w="60"/>
+              <w:right w:type="dxa" w:w="100"/>
+            </w:tcMar>
+            <w:vAlign w:val="center"/>
+          </w:tcPr>
+          <w:p>
+            <w:r>
+              <w:rPr>
+                <w:b w:val="false"/>
+                <w:bCs w:val="false"/>
+                <w:color w:val="1E293B"/>
+                <w:sz w:val="18"/>
+                <w:szCs w:val="18"/>
+              </w:rPr>
+              <w:t xml:space="preserve">Why was my photo upload rejected?</w:t>
+            </w:r>
+          </w:p>
+        </w:tc>
+        <w:tc>
+          <w:tcPr>
+            <w:tcW w:type="dxa" w:w="5760"/>
+            <w:tcMar>
+              <w:top w:type="dxa" w:w="60"/>
+              <w:left w:type="dxa" w:w="100"/>
+              <w:bottom w:type="dxa" w:w="60"/>
+              <w:right w:type="dxa" w:w="100"/>
+            </w:tcMar>
+            <w:vAlign w:val="center"/>
+          </w:tcPr>
+          <w:p>
+            <w:r>
+              <w:rPr>
+                <w:b w:val="false"/>
+                <w:bCs w:val="false"/>
+                <w:color w:val="1E293B"/>
+                <w:sz w:val="18"/>
+                <w:szCs w:val="18"/>
+              </w:rPr>
+              <w:t xml:space="preserve">Only genuine JPEG or PNG image files are accepted — the system checks the file’s actual content, not its file extension, so a renamed non-image file (or a PDF) will be rejected. Each area also has a maximum photo count (10 per property, 5 per unit, 3 per maintenance ticket).</w:t>
+            </w:r>
+          </w:p>
+        </w:tc>
+      </w:tr>
+      <w:tr>
+        <w:tc>
+          <w:tcPr>
+            <w:tcW w:type="dxa" w:w="3600"/>
+            <w:shd w:fill="F8FAFC" w:color="auto" w:val="clear"/>
+            <w:tcMar>
+              <w:top w:type="dxa" w:w="60"/>
+              <w:left w:type="dxa" w:w="100"/>
+              <w:bottom w:type="dxa" w:w="60"/>
+              <w:right w:type="dxa" w:w="100"/>
+            </w:tcMar>
+            <w:vAlign w:val="center"/>
+          </w:tcPr>
+          <w:p>
+            <w:r>
+              <w:rPr>
+                <w:b w:val="false"/>
+                <w:bCs w:val="false"/>
+                <w:color w:val="1E293B"/>
+                <w:sz w:val="18"/>
+                <w:szCs w:val="18"/>
+              </w:rPr>
+              <w:t xml:space="preserve">Why can’t I upload a lease for this tenant?</w:t>
+            </w:r>
+          </w:p>
+        </w:tc>
+        <w:tc>
+          <w:tcPr>
+            <w:tcW w:type="dxa" w:w="5760"/>
+            <w:shd w:fill="F8FAFC" w:color="auto" w:val="clear"/>
+            <w:tcMar>
+              <w:top w:type="dxa" w:w="60"/>
+              <w:left w:type="dxa" w:w="100"/>
+              <w:bottom w:type="dxa" w:w="60"/>
+              <w:right w:type="dxa" w:w="100"/>
+            </w:tcMar>
+            <w:vAlign w:val="center"/>
+          </w:tcPr>
+          <w:p>
+            <w:r>
+              <w:rPr>
+                <w:b w:val="false"/>
+                <w:bCs w:val="false"/>
+                <w:color w:val="1E293B"/>
+                <w:sz w:val="18"/>
+                <w:szCs w:val="18"/>
+              </w:rPr>
+              <w:t xml:space="preserve">The tenant has been blacklisted (Section B.2.6) by an Owner or Manager. Remove them from the blacklist first if the block was made in error, or use a different tenant profile.</w:t>
+            </w:r>
+          </w:p>
+        </w:tc>
+      </w:tr>
+      <w:tr>
+        <w:tc>
+          <w:tcPr>
+            <w:tcW w:type="dxa" w:w="3600"/>
+            <w:tcMar>
+              <w:top w:type="dxa" w:w="60"/>
+              <w:left w:type="dxa" w:w="100"/>
+              <w:bottom w:type="dxa" w:w="60"/>
+              <w:right w:type="dxa" w:w="100"/>
+            </w:tcMar>
+            <w:vAlign w:val="center"/>
+          </w:tcPr>
+          <w:p>
+            <w:r>
+              <w:rPr>
+                <w:b w:val="false"/>
+                <w:bCs w:val="false"/>
+                <w:color w:val="1E293B"/>
+                <w:sz w:val="18"/>
+                <w:szCs w:val="18"/>
+              </w:rPr>
+              <w:t xml:space="preserve">Where did the late fee on this tenant’s balance come from?</w:t>
+            </w:r>
+          </w:p>
+        </w:tc>
+        <w:tc>
+          <w:tcPr>
+            <w:tcW w:type="dxa" w:w="5760"/>
+            <w:tcMar>
+              <w:top w:type="dxa" w:w="60"/>
+              <w:left w:type="dxa" w:w="100"/>
+              <w:bottom w:type="dxa" w:w="60"/>
+              <w:right w:type="dxa" w:w="100"/>
+            </w:tcMar>
+            <w:vAlign w:val="center"/>
+          </w:tcPr>
+          <w:p>
+            <w:r>
+              <w:rPr>
+                <w:b w:val="false"/>
+                <w:bCs w:val="false"/>
+                <w:color w:val="1E293B"/>
+                <w:sz w:val="18"/>
+                <w:szCs w:val="18"/>
+              </w:rPr>
+              <w:t xml:space="preserve">The property has a late fee configured (Section B.2.2) and this lease’s rent is currently overdue. The fee is calculated automatically and disappears once the overdue balance is paid in full.</w:t>
             </w:r>
           </w:p>
         </w:tc>

--- a/docs/ABDURRAHMAAN_IT401_DEL_4.docx
+++ b/docs/ABDURRAHMAAN_IT401_DEL_4.docx
@@ -660,6 +660,22 @@
           <w:szCs w:val="32"/>
         </w:rPr>
         <w:t xml:space="preserve">Chapter 1: Introduction</w:t>
+      </w:r>
+    </w:p>
+    <w:p>
+      <w:pPr>
+        <w:spacing w:after="180" w:line="276"/>
+        <w:jc w:val="both"/>
+      </w:pPr>
+      <w:r>
+        <w:rPr>
+          <w:i/>
+          <w:iCs/>
+          <w:color w:val="1E293B"/>
+          <w:sz w:val="21"/>
+          <w:szCs w:val="21"/>
+        </w:rPr>
+        <w:t xml:space="preserve">Note: this report describes RentalPro as it stood at Deliverable 5. Appendix C summarises everything added since — the billing engine, a property map, a redesigned interface, an English/Shona language switch and Harare demonstration data — with the current figures (18 tables, 226 tests, 82% coverage).</w:t>
       </w:r>
     </w:p>
     <w:p>
@@ -1391,7 +1407,7 @@
           <w:sz w:val="21"/>
           <w:szCs w:val="21"/>
         </w:rPr>
-        <w:t xml:space="preserve">Multi-currency and multi-language (Arabic/English) support described in the SRS is represented in the data model (currency per property) but a translated UI was not implemented.</w:t>
+        <w:t xml:space="preserve">Multi-currency support described in the SRS is represented in the data model (currency per property). Of the multi-language support it described (Arabic/English), a translated interface was later implemented as English/Shona instead, to suit the system’s Harare users (Appendix C).</w:t>
       </w:r>
     </w:p>
     <w:p>
@@ -21137,74 +21153,18 @@
           <w:szCs w:val="18"/>
         </w:rPr>
         <w:t xml:space="preserve">def create_app(config_class=Config):</w:t>
-      </w:r>
-      <w:r>
-        <w:rPr>
-          <w:rFonts w:ascii="Consolas" w:cs="Consolas" w:eastAsia="Consolas" w:hAnsi="Consolas"/>
-          <w:color w:val="E2E8F0"/>
-          <w:sz w:val="18"/>
-          <w:szCs w:val="18"/>
-        </w:rPr>
         <w:br/>
         <w:t xml:space="preserve">    app = Flask(__name__, template_folder=..., static_folder=...)</w:t>
-      </w:r>
-      <w:r>
-        <w:rPr>
-          <w:rFonts w:ascii="Consolas" w:cs="Consolas" w:eastAsia="Consolas" w:hAnsi="Consolas"/>
-          <w:color w:val="E2E8F0"/>
-          <w:sz w:val="18"/>
-          <w:szCs w:val="18"/>
-        </w:rPr>
         <w:br/>
         <w:t xml:space="preserve">    app.config.from_object(config_class)</w:t>
-      </w:r>
-      <w:r>
-        <w:rPr>
-          <w:rFonts w:ascii="Consolas" w:cs="Consolas" w:eastAsia="Consolas" w:hAnsi="Consolas"/>
-          <w:color w:val="E2E8F0"/>
-          <w:sz w:val="18"/>
-          <w:szCs w:val="18"/>
-        </w:rPr>
         <w:br/>
         <w:t xml:space="preserve">    db.init_app(app); csrf.init_app(app); cache.init_app(app)</w:t>
-      </w:r>
-      <w:r>
-        <w:rPr>
-          <w:rFonts w:ascii="Consolas" w:cs="Consolas" w:eastAsia="Consolas" w:hAnsi="Consolas"/>
-          <w:color w:val="E2E8F0"/>
-          <w:sz w:val="18"/>
-          <w:szCs w:val="18"/>
-        </w:rPr>
         <w:br/>
         <w:t xml:space="preserve">    if app.config["RATELIMIT_ENABLED"]: limiter.init_app(app)</w:t>
-      </w:r>
-      <w:r>
-        <w:rPr>
-          <w:rFonts w:ascii="Consolas" w:cs="Consolas" w:eastAsia="Consolas" w:hAnsi="Consolas"/>
-          <w:color w:val="E2E8F0"/>
-          <w:sz w:val="18"/>
-          <w:szCs w:val="18"/>
-        </w:rPr>
         <w:br/>
         <w:t xml:space="preserve">    for bp in ALL_BLUEPRINTS: app.register_blueprint(bp)</w:t>
-      </w:r>
-      <w:r>
-        <w:rPr>
-          <w:rFonts w:ascii="Consolas" w:cs="Consolas" w:eastAsia="Consolas" w:hAnsi="Consolas"/>
-          <w:color w:val="E2E8F0"/>
-          <w:sz w:val="18"/>
-          <w:szCs w:val="18"/>
-        </w:rPr>
         <w:br/>
         <w:t xml:space="preserve">    ...  # error handlers, /health, CLI commands, scheduler wiring</w:t>
-      </w:r>
-      <w:r>
-        <w:rPr>
-          <w:rFonts w:ascii="Consolas" w:cs="Consolas" w:eastAsia="Consolas" w:hAnsi="Consolas"/>
-          <w:color w:val="E2E8F0"/>
-          <w:sz w:val="18"/>
-          <w:szCs w:val="18"/>
-        </w:rPr>
         <w:br/>
         <w:t xml:space="preserve">    return app</w:t>
       </w:r>
@@ -22659,124 +22619,28 @@
           <w:szCs w:val="18"/>
         </w:rPr>
         <w:t xml:space="preserve">def _clip_day(self, year, month):</w:t>
-      </w:r>
-      <w:r>
-        <w:rPr>
-          <w:rFonts w:ascii="Consolas" w:cs="Consolas" w:eastAsia="Consolas" w:hAnsi="Consolas"/>
-          <w:color w:val="E2E8F0"/>
-          <w:sz w:val="18"/>
-          <w:szCs w:val="18"/>
-        </w:rPr>
         <w:br/>
         <w:t xml:space="preserve">    return min(self.due_day, calendar.monthrange(year, month)[1])</w:t>
-      </w:r>
-      <w:r>
-        <w:rPr>
-          <w:rFonts w:ascii="Consolas" w:cs="Consolas" w:eastAsia="Consolas" w:hAnsi="Consolas"/>
-          <w:color w:val="E2E8F0"/>
-          <w:sz w:val="18"/>
-          <w:szCs w:val="18"/>
-        </w:rPr>
         <w:br/>
         <w:t xml:space="preserve"> </w:t>
-      </w:r>
-      <w:r>
-        <w:rPr>
-          <w:rFonts w:ascii="Consolas" w:cs="Consolas" w:eastAsia="Consolas" w:hAnsi="Consolas"/>
-          <w:color w:val="E2E8F0"/>
-          <w:sz w:val="18"/>
-          <w:szCs w:val="18"/>
-        </w:rPr>
         <w:br/>
         <w:t xml:space="preserve">def total_due_to_date(self, as_of=None):</w:t>
-      </w:r>
-      <w:r>
-        <w:rPr>
-          <w:rFonts w:ascii="Consolas" w:cs="Consolas" w:eastAsia="Consolas" w:hAnsi="Consolas"/>
-          <w:color w:val="E2E8F0"/>
-          <w:sz w:val="18"/>
-          <w:szCs w:val="18"/>
-        </w:rPr>
         <w:br/>
         <w:t xml:space="preserve">    as_of = as_of or date.today()</w:t>
-      </w:r>
-      <w:r>
-        <w:rPr>
-          <w:rFonts w:ascii="Consolas" w:cs="Consolas" w:eastAsia="Consolas" w:hAnsi="Consolas"/>
-          <w:color w:val="E2E8F0"/>
-          <w:sz w:val="18"/>
-          <w:szCs w:val="18"/>
-        </w:rPr>
         <w:br/>
         <w:t xml:space="preserve">    first_due = self.first_due_date()</w:t>
-      </w:r>
-      <w:r>
-        <w:rPr>
-          <w:rFonts w:ascii="Consolas" w:cs="Consolas" w:eastAsia="Consolas" w:hAnsi="Consolas"/>
-          <w:color w:val="E2E8F0"/>
-          <w:sz w:val="18"/>
-          <w:szCs w:val="18"/>
-        </w:rPr>
         <w:br/>
         <w:t xml:space="preserve">    if as_of &lt; first_due: return 0.0</w:t>
-      </w:r>
-      <w:r>
-        <w:rPr>
-          <w:rFonts w:ascii="Consolas" w:cs="Consolas" w:eastAsia="Consolas" w:hAnsi="Consolas"/>
-          <w:color w:val="E2E8F0"/>
-          <w:sz w:val="18"/>
-          <w:szCs w:val="18"/>
-        </w:rPr>
         <w:br/>
         <w:t xml:space="preserve">    periods, due = 1, first_due</w:t>
-      </w:r>
-      <w:r>
-        <w:rPr>
-          <w:rFonts w:ascii="Consolas" w:cs="Consolas" w:eastAsia="Consolas" w:hAnsi="Consolas"/>
-          <w:color w:val="E2E8F0"/>
-          <w:sz w:val="18"/>
-          <w:szCs w:val="18"/>
-        </w:rPr>
         <w:br/>
         <w:t xml:space="preserve">    while True:</w:t>
-      </w:r>
-      <w:r>
-        <w:rPr>
-          <w:rFonts w:ascii="Consolas" w:cs="Consolas" w:eastAsia="Consolas" w:hAnsi="Consolas"/>
-          <w:color w:val="E2E8F0"/>
-          <w:sz w:val="18"/>
-          <w:szCs w:val="18"/>
-        </w:rPr>
         <w:br/>
         <w:t xml:space="preserve">        due = self._advance_month(due)</w:t>
-      </w:r>
-      <w:r>
-        <w:rPr>
-          <w:rFonts w:ascii="Consolas" w:cs="Consolas" w:eastAsia="Consolas" w:hAnsi="Consolas"/>
-          <w:color w:val="E2E8F0"/>
-          <w:sz w:val="18"/>
-          <w:szCs w:val="18"/>
-        </w:rPr>
         <w:br/>
         <w:t xml:space="preserve">        if due &gt; as_of: break</w:t>
-      </w:r>
-      <w:r>
-        <w:rPr>
-          <w:rFonts w:ascii="Consolas" w:cs="Consolas" w:eastAsia="Consolas" w:hAnsi="Consolas"/>
-          <w:color w:val="E2E8F0"/>
-          <w:sz w:val="18"/>
-          <w:szCs w:val="18"/>
-        </w:rPr>
         <w:br/>
         <w:t xml:space="preserve">        periods += 1</w:t>
-      </w:r>
-      <w:r>
-        <w:rPr>
-          <w:rFonts w:ascii="Consolas" w:cs="Consolas" w:eastAsia="Consolas" w:hAnsi="Consolas"/>
-          <w:color w:val="E2E8F0"/>
-          <w:sz w:val="18"/>
-          <w:szCs w:val="18"/>
-        </w:rPr>
         <w:br/>
         <w:t xml:space="preserve">    return round(periods * self.monthly_rent, 2)</w:t>
       </w:r>
@@ -22839,194 +22703,42 @@
           <w:szCs w:val="18"/>
         </w:rPr>
         <w:t xml:space="preserve">def role_required(*roles):</w:t>
-      </w:r>
-      <w:r>
-        <w:rPr>
-          <w:rFonts w:ascii="Consolas" w:cs="Consolas" w:eastAsia="Consolas" w:hAnsi="Consolas"/>
-          <w:color w:val="E2E8F0"/>
-          <w:sz w:val="18"/>
-          <w:szCs w:val="18"/>
-        </w:rPr>
         <w:br/>
         <w:t xml:space="preserve">    def decorator(view):</w:t>
-      </w:r>
-      <w:r>
-        <w:rPr>
-          <w:rFonts w:ascii="Consolas" w:cs="Consolas" w:eastAsia="Consolas" w:hAnsi="Consolas"/>
-          <w:color w:val="E2E8F0"/>
-          <w:sz w:val="18"/>
-          <w:szCs w:val="18"/>
-        </w:rPr>
         <w:br/>
         <w:t xml:space="preserve">        @wraps(view)</w:t>
-      </w:r>
-      <w:r>
-        <w:rPr>
-          <w:rFonts w:ascii="Consolas" w:cs="Consolas" w:eastAsia="Consolas" w:hAnsi="Consolas"/>
-          <w:color w:val="E2E8F0"/>
-          <w:sz w:val="18"/>
-          <w:szCs w:val="18"/>
-        </w:rPr>
         <w:br/>
         <w:t xml:space="preserve">        @login_required</w:t>
-      </w:r>
-      <w:r>
-        <w:rPr>
-          <w:rFonts w:ascii="Consolas" w:cs="Consolas" w:eastAsia="Consolas" w:hAnsi="Consolas"/>
-          <w:color w:val="E2E8F0"/>
-          <w:sz w:val="18"/>
-          <w:szCs w:val="18"/>
-        </w:rPr>
         <w:br/>
         <w:t xml:space="preserve">        def wrapped(*a, **kw):</w:t>
-      </w:r>
-      <w:r>
-        <w:rPr>
-          <w:rFonts w:ascii="Consolas" w:cs="Consolas" w:eastAsia="Consolas" w:hAnsi="Consolas"/>
-          <w:color w:val="E2E8F0"/>
-          <w:sz w:val="18"/>
-          <w:szCs w:val="18"/>
-        </w:rPr>
         <w:br/>
         <w:t xml:space="preserve">            if current_user().role not in roles: abort(403)</w:t>
-      </w:r>
-      <w:r>
-        <w:rPr>
-          <w:rFonts w:ascii="Consolas" w:cs="Consolas" w:eastAsia="Consolas" w:hAnsi="Consolas"/>
-          <w:color w:val="E2E8F0"/>
-          <w:sz w:val="18"/>
-          <w:szCs w:val="18"/>
-        </w:rPr>
         <w:br/>
         <w:t xml:space="preserve">            return view(*a, **kw)</w:t>
-      </w:r>
-      <w:r>
-        <w:rPr>
-          <w:rFonts w:ascii="Consolas" w:cs="Consolas" w:eastAsia="Consolas" w:hAnsi="Consolas"/>
-          <w:color w:val="E2E8F0"/>
-          <w:sz w:val="18"/>
-          <w:szCs w:val="18"/>
-        </w:rPr>
         <w:br/>
         <w:t xml:space="preserve">        return wrapped</w:t>
-      </w:r>
-      <w:r>
-        <w:rPr>
-          <w:rFonts w:ascii="Consolas" w:cs="Consolas" w:eastAsia="Consolas" w:hAnsi="Consolas"/>
-          <w:color w:val="E2E8F0"/>
-          <w:sz w:val="18"/>
-          <w:szCs w:val="18"/>
-        </w:rPr>
         <w:br/>
         <w:t xml:space="preserve">    return decorator</w:t>
-      </w:r>
-      <w:r>
-        <w:rPr>
-          <w:rFonts w:ascii="Consolas" w:cs="Consolas" w:eastAsia="Consolas" w:hAnsi="Consolas"/>
-          <w:color w:val="E2E8F0"/>
-          <w:sz w:val="18"/>
-          <w:szCs w:val="18"/>
-        </w:rPr>
         <w:br/>
         <w:t xml:space="preserve"> </w:t>
-      </w:r>
-      <w:r>
-        <w:rPr>
-          <w:rFonts w:ascii="Consolas" w:cs="Consolas" w:eastAsia="Consolas" w:hAnsi="Consolas"/>
-          <w:color w:val="E2E8F0"/>
-          <w:sz w:val="18"/>
-          <w:szCs w:val="18"/>
-        </w:rPr>
         <w:br/>
         <w:t xml:space="preserve">def assert_owner(property_id):</w:t>
-      </w:r>
-      <w:r>
-        <w:rPr>
-          <w:rFonts w:ascii="Consolas" w:cs="Consolas" w:eastAsia="Consolas" w:hAnsi="Consolas"/>
-          <w:color w:val="E2E8F0"/>
-          <w:sz w:val="18"/>
-          <w:szCs w:val="18"/>
-        </w:rPr>
         <w:br/>
         <w:t xml:space="preserve">    user = current_user()</w:t>
-      </w:r>
-      <w:r>
-        <w:rPr>
-          <w:rFonts w:ascii="Consolas" w:cs="Consolas" w:eastAsia="Consolas" w:hAnsi="Consolas"/>
-          <w:color w:val="E2E8F0"/>
-          <w:sz w:val="18"/>
-          <w:szCs w:val="18"/>
-        </w:rPr>
         <w:br/>
         <w:t xml:space="preserve">    if user.role in (ROLE_ADMIN, ROLE_MANAGER):</w:t>
-      </w:r>
-      <w:r>
-        <w:rPr>
-          <w:rFonts w:ascii="Consolas" w:cs="Consolas" w:eastAsia="Consolas" w:hAnsi="Consolas"/>
-          <w:color w:val="E2E8F0"/>
-          <w:sz w:val="18"/>
-          <w:szCs w:val="18"/>
-        </w:rPr>
         <w:br/>
         <w:t xml:space="preserve">        allowed = db.session.query(Property.id).filter(Property.id == property_id).scalar() is not None</w:t>
-      </w:r>
-      <w:r>
-        <w:rPr>
-          <w:rFonts w:ascii="Consolas" w:cs="Consolas" w:eastAsia="Consolas" w:hAnsi="Consolas"/>
-          <w:color w:val="E2E8F0"/>
-          <w:sz w:val="18"/>
-          <w:szCs w:val="18"/>
-        </w:rPr>
         <w:br/>
         <w:t xml:space="preserve">    elif user.role == ROLE_OWNER:</w:t>
-      </w:r>
-      <w:r>
-        <w:rPr>
-          <w:rFonts w:ascii="Consolas" w:cs="Consolas" w:eastAsia="Consolas" w:hAnsi="Consolas"/>
-          <w:color w:val="E2E8F0"/>
-          <w:sz w:val="18"/>
-          <w:szCs w:val="18"/>
-        </w:rPr>
         <w:br/>
         <w:t xml:space="preserve">        allowed = db.session.query(Property.id).filter(</w:t>
-      </w:r>
-      <w:r>
-        <w:rPr>
-          <w:rFonts w:ascii="Consolas" w:cs="Consolas" w:eastAsia="Consolas" w:hAnsi="Consolas"/>
-          <w:color w:val="E2E8F0"/>
-          <w:sz w:val="18"/>
-          <w:szCs w:val="18"/>
-        </w:rPr>
         <w:br/>
         <w:t xml:space="preserve">            Property.id == property_id, Property.owner_id == user.id).scalar() is not None</w:t>
-      </w:r>
-      <w:r>
-        <w:rPr>
-          <w:rFonts w:ascii="Consolas" w:cs="Consolas" w:eastAsia="Consolas" w:hAnsi="Consolas"/>
-          <w:color w:val="E2E8F0"/>
-          <w:sz w:val="18"/>
-          <w:szCs w:val="18"/>
-        </w:rPr>
         <w:br/>
         <w:t xml:space="preserve">    else:</w:t>
-      </w:r>
-      <w:r>
-        <w:rPr>
-          <w:rFonts w:ascii="Consolas" w:cs="Consolas" w:eastAsia="Consolas" w:hAnsi="Consolas"/>
-          <w:color w:val="E2E8F0"/>
-          <w:sz w:val="18"/>
-          <w:szCs w:val="18"/>
-        </w:rPr>
         <w:br/>
         <w:t xml:space="preserve">        allowed = False</w:t>
-      </w:r>
-      <w:r>
-        <w:rPr>
-          <w:rFonts w:ascii="Consolas" w:cs="Consolas" w:eastAsia="Consolas" w:hAnsi="Consolas"/>
-          <w:color w:val="E2E8F0"/>
-          <w:sz w:val="18"/>
-          <w:szCs w:val="18"/>
-        </w:rPr>
         <w:br/>
         <w:t xml:space="preserve">    if not allowed: abort(403)</w:t>
       </w:r>
@@ -25411,84 +25123,20 @@
           <w:szCs w:val="18"/>
         </w:rPr>
         <w:t xml:space="preserve"># tests/test_models.py</w:t>
-      </w:r>
-      <w:r>
-        <w:rPr>
-          <w:rFonts w:ascii="Consolas" w:cs="Consolas" w:eastAsia="Consolas" w:hAnsi="Consolas"/>
-          <w:color w:val="E2E8F0"/>
-          <w:sz w:val="18"/>
-          <w:szCs w:val="18"/>
-        </w:rPr>
         <w:br/>
         <w:t xml:space="preserve">def test_lease_balance_never_negative_when_overpaid(db, active_lease):</w:t>
-      </w:r>
-      <w:r>
-        <w:rPr>
-          <w:rFonts w:ascii="Consolas" w:cs="Consolas" w:eastAsia="Consolas" w:hAnsi="Consolas"/>
-          <w:color w:val="E2E8F0"/>
-          <w:sz w:val="18"/>
-          <w:szCs w:val="18"/>
-        </w:rPr>
         <w:br/>
         <w:t xml:space="preserve">    payment = RentPayment(lease_id=active_lease.id,</w:t>
-      </w:r>
-      <w:r>
-        <w:rPr>
-          <w:rFonts w:ascii="Consolas" w:cs="Consolas" w:eastAsia="Consolas" w:hAnsi="Consolas"/>
-          <w:color w:val="E2E8F0"/>
-          <w:sz w:val="18"/>
-          <w:szCs w:val="18"/>
-        </w:rPr>
         <w:br/>
         <w:t xml:space="preserve">        amount=active_lease.monthly_rent * 10, method="CASH",</w:t>
-      </w:r>
-      <w:r>
-        <w:rPr>
-          <w:rFonts w:ascii="Consolas" w:cs="Consolas" w:eastAsia="Consolas" w:hAnsi="Consolas"/>
-          <w:color w:val="E2E8F0"/>
-          <w:sz w:val="18"/>
-          <w:szCs w:val="18"/>
-        </w:rPr>
         <w:br/>
         <w:t xml:space="preserve">        receipt_number=RentPayment.generate_receipt_number(),</w:t>
-      </w:r>
-      <w:r>
-        <w:rPr>
-          <w:rFonts w:ascii="Consolas" w:cs="Consolas" w:eastAsia="Consolas" w:hAnsi="Consolas"/>
-          <w:color w:val="E2E8F0"/>
-          <w:sz w:val="18"/>
-          <w:szCs w:val="18"/>
-        </w:rPr>
         <w:br/>
         <w:t xml:space="preserve">        recorded_by=active_lease.tenant.user_id)</w:t>
-      </w:r>
-      <w:r>
-        <w:rPr>
-          <w:rFonts w:ascii="Consolas" w:cs="Consolas" w:eastAsia="Consolas" w:hAnsi="Consolas"/>
-          <w:color w:val="E2E8F0"/>
-          <w:sz w:val="18"/>
-          <w:szCs w:val="18"/>
-        </w:rPr>
         <w:br/>
         <w:t xml:space="preserve">    db.session.add(payment); db.session.commit()</w:t>
-      </w:r>
-      <w:r>
-        <w:rPr>
-          <w:rFonts w:ascii="Consolas" w:cs="Consolas" w:eastAsia="Consolas" w:hAnsi="Consolas"/>
-          <w:color w:val="E2E8F0"/>
-          <w:sz w:val="18"/>
-          <w:szCs w:val="18"/>
-        </w:rPr>
         <w:br/>
         <w:t xml:space="preserve">    assert active_lease.balance == 0.0</w:t>
-      </w:r>
-      <w:r>
-        <w:rPr>
-          <w:rFonts w:ascii="Consolas" w:cs="Consolas" w:eastAsia="Consolas" w:hAnsi="Consolas"/>
-          <w:color w:val="E2E8F0"/>
-          <w:sz w:val="18"/>
-          <w:szCs w:val="18"/>
-        </w:rPr>
         <w:br/>
         <w:t xml:space="preserve">    assert active_lease.credit &gt; 0</w:t>
       </w:r>
@@ -25507,114 +25155,26 @@
           <w:szCs w:val="18"/>
         </w:rPr>
         <w:t xml:space="preserve"># tests/test_routes.py</w:t>
-      </w:r>
-      <w:r>
-        <w:rPr>
-          <w:rFonts w:ascii="Consolas" w:cs="Consolas" w:eastAsia="Consolas" w:hAnsi="Consolas"/>
-          <w:color w:val="E2E8F0"/>
-          <w:sz w:val="18"/>
-          <w:szCs w:val="18"/>
-        </w:rPr>
         <w:br/>
         <w:t xml:space="preserve">def test_maintenance_full_lifecycle(client, db, manager, staff, active_lease):</w:t>
-      </w:r>
-      <w:r>
-        <w:rPr>
-          <w:rFonts w:ascii="Consolas" w:cs="Consolas" w:eastAsia="Consolas" w:hAnsi="Consolas"/>
-          <w:color w:val="E2E8F0"/>
-          <w:sz w:val="18"/>
-          <w:szCs w:val="18"/>
-        </w:rPr>
         <w:br/>
         <w:t xml:space="preserve">    login(client, active_lease.tenant.user.email)</w:t>
-      </w:r>
-      <w:r>
-        <w:rPr>
-          <w:rFonts w:ascii="Consolas" w:cs="Consolas" w:eastAsia="Consolas" w:hAnsi="Consolas"/>
-          <w:color w:val="E2E8F0"/>
-          <w:sz w:val="18"/>
-          <w:szCs w:val="18"/>
-        </w:rPr>
         <w:br/>
         <w:t xml:space="preserve">    client.post("/maintenance/add", data={"title": "AC not cooling", ...})</w:t>
-      </w:r>
-      <w:r>
-        <w:rPr>
-          <w:rFonts w:ascii="Consolas" w:cs="Consolas" w:eastAsia="Consolas" w:hAnsi="Consolas"/>
-          <w:color w:val="E2E8F0"/>
-          <w:sz w:val="18"/>
-          <w:szCs w:val="18"/>
-        </w:rPr>
         <w:br/>
         <w:t xml:space="preserve">    req = MaintenanceRequest.query.filter_by(title="AC not cooling").first()</w:t>
-      </w:r>
-      <w:r>
-        <w:rPr>
-          <w:rFonts w:ascii="Consolas" w:cs="Consolas" w:eastAsia="Consolas" w:hAnsi="Consolas"/>
-          <w:color w:val="E2E8F0"/>
-          <w:sz w:val="18"/>
-          <w:szCs w:val="18"/>
-        </w:rPr>
         <w:br/>
         <w:t xml:space="preserve">    assert req.status == "SUBMITTED"</w:t>
-      </w:r>
-      <w:r>
-        <w:rPr>
-          <w:rFonts w:ascii="Consolas" w:cs="Consolas" w:eastAsia="Consolas" w:hAnsi="Consolas"/>
-          <w:color w:val="E2E8F0"/>
-          <w:sz w:val="18"/>
-          <w:szCs w:val="18"/>
-        </w:rPr>
         <w:br/>
         <w:t xml:space="preserve">    login(client, manager.email)</w:t>
-      </w:r>
-      <w:r>
-        <w:rPr>
-          <w:rFonts w:ascii="Consolas" w:cs="Consolas" w:eastAsia="Consolas" w:hAnsi="Consolas"/>
-          <w:color w:val="E2E8F0"/>
-          <w:sz w:val="18"/>
-          <w:szCs w:val="18"/>
-        </w:rPr>
         <w:br/>
         <w:t xml:space="preserve">    client.post(f"/maintenance/{req.id}/update",</w:t>
-      </w:r>
-      <w:r>
-        <w:rPr>
-          <w:rFonts w:ascii="Consolas" w:cs="Consolas" w:eastAsia="Consolas" w:hAnsi="Consolas"/>
-          <w:color w:val="E2E8F0"/>
-          <w:sz w:val="18"/>
-          <w:szCs w:val="18"/>
-        </w:rPr>
         <w:br/>
         <w:t xml:space="preserve">        data={"action": "assign", "staff_id": staff.id, ...})</w:t>
-      </w:r>
-      <w:r>
-        <w:rPr>
-          <w:rFonts w:ascii="Consolas" w:cs="Consolas" w:eastAsia="Consolas" w:hAnsi="Consolas"/>
-          <w:color w:val="E2E8F0"/>
-          <w:sz w:val="18"/>
-          <w:szCs w:val="18"/>
-        </w:rPr>
         <w:br/>
         <w:t xml:space="preserve">    assert req.status == "ASSIGNED" and req.assigned_to == staff.id</w:t>
-      </w:r>
-      <w:r>
-        <w:rPr>
-          <w:rFonts w:ascii="Consolas" w:cs="Consolas" w:eastAsia="Consolas" w:hAnsi="Consolas"/>
-          <w:color w:val="E2E8F0"/>
-          <w:sz w:val="18"/>
-          <w:szCs w:val="18"/>
-        </w:rPr>
         <w:br/>
         <w:t xml:space="preserve">    # ... start, complete, then the tenant closes and rates the work ...</w:t>
-      </w:r>
-      <w:r>
-        <w:rPr>
-          <w:rFonts w:ascii="Consolas" w:cs="Consolas" w:eastAsia="Consolas" w:hAnsi="Consolas"/>
-          <w:color w:val="E2E8F0"/>
-          <w:sz w:val="18"/>
-          <w:szCs w:val="18"/>
-        </w:rPr>
         <w:br/>
         <w:t xml:space="preserve">    assert req.status == "CLOSED" and req.satisfaction_rating == 5</w:t>
       </w:r>
@@ -26087,44 +25647,12 @@
           <w:szCs w:val="18"/>
         </w:rPr>
         <w:t xml:space="preserve">pip install -r requirements.txt</w:t>
-      </w:r>
-      <w:r>
-        <w:rPr>
-          <w:rFonts w:ascii="Consolas" w:cs="Consolas" w:eastAsia="Consolas" w:hAnsi="Consolas"/>
-          <w:color w:val="E2E8F0"/>
-          <w:sz w:val="18"/>
-          <w:szCs w:val="18"/>
-        </w:rPr>
         <w:br/>
         <w:t xml:space="preserve">pytest tests/ -v                                       # all 124 tests</w:t>
-      </w:r>
-      <w:r>
-        <w:rPr>
-          <w:rFonts w:ascii="Consolas" w:cs="Consolas" w:eastAsia="Consolas" w:hAnsi="Consolas"/>
-          <w:color w:val="E2E8F0"/>
-          <w:sz w:val="18"/>
-          <w:szCs w:val="18"/>
-        </w:rPr>
         <w:br/>
         <w:t xml:space="preserve">pytest tests/ --cov=backend --cov-report=term-missing  # with coverage</w:t>
-      </w:r>
-      <w:r>
-        <w:rPr>
-          <w:rFonts w:ascii="Consolas" w:cs="Consolas" w:eastAsia="Consolas" w:hAnsi="Consolas"/>
-          <w:color w:val="E2E8F0"/>
-          <w:sz w:val="18"/>
-          <w:szCs w:val="18"/>
-        </w:rPr>
         <w:br/>
         <w:t xml:space="preserve">pytest tests/test_models.py -v                         # a single file</w:t>
-      </w:r>
-      <w:r>
-        <w:rPr>
-          <w:rFonts w:ascii="Consolas" w:cs="Consolas" w:eastAsia="Consolas" w:hAnsi="Consolas"/>
-          <w:color w:val="E2E8F0"/>
-          <w:sz w:val="18"/>
-          <w:szCs w:val="18"/>
-        </w:rPr>
         <w:br/>
         <w:t xml:space="preserve">pytest tests/test_models.py::test_receipt_number_format -v  # a single test</w:t>
       </w:r>
@@ -26341,7 +25869,7 @@
           <w:sz w:val="21"/>
           <w:szCs w:val="21"/>
         </w:rPr>
-        <w:t xml:space="preserve">The system is single-currency-per-property but not yet multi-language in the UI, despite the data model supporting per-property currency.</w:t>
+        <w:t xml:space="preserve">The system is single-currency-per-property. Its interface is now available in English and Shona (Appendix C), but only the main screens are translated so far.</w:t>
       </w:r>
     </w:p>
     <w:p>
@@ -26847,134 +26375,30 @@
           <w:szCs w:val="18"/>
         </w:rPr>
         <w:t xml:space="preserve"># 1. Clone the repository</w:t>
-      </w:r>
-      <w:r>
-        <w:rPr>
-          <w:rFonts w:ascii="Consolas" w:cs="Consolas" w:eastAsia="Consolas" w:hAnsi="Consolas"/>
-          <w:color w:val="E2E8F0"/>
-          <w:sz w:val="18"/>
-          <w:szCs w:val="18"/>
-        </w:rPr>
         <w:br/>
         <w:t xml:space="preserve">git clone https://github.com/Abdur-lab/github-slideshow.git</w:t>
-      </w:r>
-      <w:r>
-        <w:rPr>
-          <w:rFonts w:ascii="Consolas" w:cs="Consolas" w:eastAsia="Consolas" w:hAnsi="Consolas"/>
-          <w:color w:val="E2E8F0"/>
-          <w:sz w:val="18"/>
-          <w:szCs w:val="18"/>
-        </w:rPr>
         <w:br/>
         <w:t xml:space="preserve">cd github-slideshow</w:t>
-      </w:r>
-      <w:r>
-        <w:rPr>
-          <w:rFonts w:ascii="Consolas" w:cs="Consolas" w:eastAsia="Consolas" w:hAnsi="Consolas"/>
-          <w:color w:val="E2E8F0"/>
-          <w:sz w:val="18"/>
-          <w:szCs w:val="18"/>
-        </w:rPr>
         <w:br/>
         <w:t xml:space="preserve"> </w:t>
-      </w:r>
-      <w:r>
-        <w:rPr>
-          <w:rFonts w:ascii="Consolas" w:cs="Consolas" w:eastAsia="Consolas" w:hAnsi="Consolas"/>
-          <w:color w:val="E2E8F0"/>
-          <w:sz w:val="18"/>
-          <w:szCs w:val="18"/>
-        </w:rPr>
         <w:br/>
         <w:t xml:space="preserve"># 2. Copy the environment template and set a secret key</w:t>
-      </w:r>
-      <w:r>
-        <w:rPr>
-          <w:rFonts w:ascii="Consolas" w:cs="Consolas" w:eastAsia="Consolas" w:hAnsi="Consolas"/>
-          <w:color w:val="E2E8F0"/>
-          <w:sz w:val="18"/>
-          <w:szCs w:val="18"/>
-        </w:rPr>
         <w:br/>
         <w:t xml:space="preserve">cp env.example .env</w:t>
-      </w:r>
-      <w:r>
-        <w:rPr>
-          <w:rFonts w:ascii="Consolas" w:cs="Consolas" w:eastAsia="Consolas" w:hAnsi="Consolas"/>
-          <w:color w:val="E2E8F0"/>
-          <w:sz w:val="18"/>
-          <w:szCs w:val="18"/>
-        </w:rPr>
         <w:br/>
         <w:t xml:space="preserve"># edit .env and set SECRET_KEY to a random value, e.g.:</w:t>
-      </w:r>
-      <w:r>
-        <w:rPr>
-          <w:rFonts w:ascii="Consolas" w:cs="Consolas" w:eastAsia="Consolas" w:hAnsi="Consolas"/>
-          <w:color w:val="E2E8F0"/>
-          <w:sz w:val="18"/>
-          <w:szCs w:val="18"/>
-        </w:rPr>
         <w:br/>
         <w:t xml:space="preserve">#   python -c "import secrets; print(secrets.token_hex(32))"</w:t>
-      </w:r>
-      <w:r>
-        <w:rPr>
-          <w:rFonts w:ascii="Consolas" w:cs="Consolas" w:eastAsia="Consolas" w:hAnsi="Consolas"/>
-          <w:color w:val="E2E8F0"/>
-          <w:sz w:val="18"/>
-          <w:szCs w:val="18"/>
-        </w:rPr>
         <w:br/>
         <w:t xml:space="preserve"> </w:t>
-      </w:r>
-      <w:r>
-        <w:rPr>
-          <w:rFonts w:ascii="Consolas" w:cs="Consolas" w:eastAsia="Consolas" w:hAnsi="Consolas"/>
-          <w:color w:val="E2E8F0"/>
-          <w:sz w:val="18"/>
-          <w:szCs w:val="18"/>
-        </w:rPr>
         <w:br/>
         <w:t xml:space="preserve"># 3. Build and start the full stack (Flask + PostgreSQL + Redis)</w:t>
-      </w:r>
-      <w:r>
-        <w:rPr>
-          <w:rFonts w:ascii="Consolas" w:cs="Consolas" w:eastAsia="Consolas" w:hAnsi="Consolas"/>
-          <w:color w:val="E2E8F0"/>
-          <w:sz w:val="18"/>
-          <w:szCs w:val="18"/>
-        </w:rPr>
         <w:br/>
         <w:t xml:space="preserve">docker compose up --build</w:t>
-      </w:r>
-      <w:r>
-        <w:rPr>
-          <w:rFonts w:ascii="Consolas" w:cs="Consolas" w:eastAsia="Consolas" w:hAnsi="Consolas"/>
-          <w:color w:val="E2E8F0"/>
-          <w:sz w:val="18"/>
-          <w:szCs w:val="18"/>
-        </w:rPr>
         <w:br/>
         <w:t xml:space="preserve"> </w:t>
-      </w:r>
-      <w:r>
-        <w:rPr>
-          <w:rFonts w:ascii="Consolas" w:cs="Consolas" w:eastAsia="Consolas" w:hAnsi="Consolas"/>
-          <w:color w:val="E2E8F0"/>
-          <w:sz w:val="18"/>
-          <w:szCs w:val="18"/>
-        </w:rPr>
         <w:br/>
         <w:t xml:space="preserve"># 4. Open the application</w:t>
-      </w:r>
-      <w:r>
-        <w:rPr>
-          <w:rFonts w:ascii="Consolas" w:cs="Consolas" w:eastAsia="Consolas" w:hAnsi="Consolas"/>
-          <w:color w:val="E2E8F0"/>
-          <w:sz w:val="18"/>
-          <w:szCs w:val="18"/>
-        </w:rPr>
         <w:br/>
         <w:t xml:space="preserve">#   http://localhost:5000</w:t>
       </w:r>
@@ -27023,154 +26447,34 @@
           <w:szCs w:val="18"/>
         </w:rPr>
         <w:t xml:space="preserve">git clone https://github.com/Abdur-lab/github-slideshow.git</w:t>
-      </w:r>
-      <w:r>
-        <w:rPr>
-          <w:rFonts w:ascii="Consolas" w:cs="Consolas" w:eastAsia="Consolas" w:hAnsi="Consolas"/>
-          <w:color w:val="E2E8F0"/>
-          <w:sz w:val="18"/>
-          <w:szCs w:val="18"/>
-        </w:rPr>
         <w:br/>
         <w:t xml:space="preserve">cd github-slideshow</w:t>
-      </w:r>
-      <w:r>
-        <w:rPr>
-          <w:rFonts w:ascii="Consolas" w:cs="Consolas" w:eastAsia="Consolas" w:hAnsi="Consolas"/>
-          <w:color w:val="E2E8F0"/>
-          <w:sz w:val="18"/>
-          <w:szCs w:val="18"/>
-        </w:rPr>
         <w:br/>
         <w:t xml:space="preserve"> </w:t>
-      </w:r>
-      <w:r>
-        <w:rPr>
-          <w:rFonts w:ascii="Consolas" w:cs="Consolas" w:eastAsia="Consolas" w:hAnsi="Consolas"/>
-          <w:color w:val="E2E8F0"/>
-          <w:sz w:val="18"/>
-          <w:szCs w:val="18"/>
-        </w:rPr>
         <w:br/>
         <w:t xml:space="preserve">python -m venv venv</w:t>
-      </w:r>
-      <w:r>
-        <w:rPr>
-          <w:rFonts w:ascii="Consolas" w:cs="Consolas" w:eastAsia="Consolas" w:hAnsi="Consolas"/>
-          <w:color w:val="E2E8F0"/>
-          <w:sz w:val="18"/>
-          <w:szCs w:val="18"/>
-        </w:rPr>
         <w:br/>
         <w:t xml:space="preserve">source venv/bin/activate        # Windows: venv\Scripts\activate</w:t>
-      </w:r>
-      <w:r>
-        <w:rPr>
-          <w:rFonts w:ascii="Consolas" w:cs="Consolas" w:eastAsia="Consolas" w:hAnsi="Consolas"/>
-          <w:color w:val="E2E8F0"/>
-          <w:sz w:val="18"/>
-          <w:szCs w:val="18"/>
-        </w:rPr>
         <w:br/>
         <w:t xml:space="preserve"> </w:t>
-      </w:r>
-      <w:r>
-        <w:rPr>
-          <w:rFonts w:ascii="Consolas" w:cs="Consolas" w:eastAsia="Consolas" w:hAnsi="Consolas"/>
-          <w:color w:val="E2E8F0"/>
-          <w:sz w:val="18"/>
-          <w:szCs w:val="18"/>
-        </w:rPr>
         <w:br/>
         <w:t xml:space="preserve">pip install -r requirements.txt</w:t>
-      </w:r>
-      <w:r>
-        <w:rPr>
-          <w:rFonts w:ascii="Consolas" w:cs="Consolas" w:eastAsia="Consolas" w:hAnsi="Consolas"/>
-          <w:color w:val="E2E8F0"/>
-          <w:sz w:val="18"/>
-          <w:szCs w:val="18"/>
-        </w:rPr>
         <w:br/>
         <w:t xml:space="preserve"> </w:t>
-      </w:r>
-      <w:r>
-        <w:rPr>
-          <w:rFonts w:ascii="Consolas" w:cs="Consolas" w:eastAsia="Consolas" w:hAnsi="Consolas"/>
-          <w:color w:val="E2E8F0"/>
-          <w:sz w:val="18"/>
-          <w:szCs w:val="18"/>
-        </w:rPr>
         <w:br/>
         <w:t xml:space="preserve">export SECRET_KEY=$(python -c "import secrets; print(secrets.token_hex(32))")</w:t>
-      </w:r>
-      <w:r>
-        <w:rPr>
-          <w:rFonts w:ascii="Consolas" w:cs="Consolas" w:eastAsia="Consolas" w:hAnsi="Consolas"/>
-          <w:color w:val="E2E8F0"/>
-          <w:sz w:val="18"/>
-          <w:szCs w:val="18"/>
-        </w:rPr>
         <w:br/>
         <w:t xml:space="preserve">export DATABASE_URL=sqlite:///rentalpro.db</w:t>
-      </w:r>
-      <w:r>
-        <w:rPr>
-          <w:rFonts w:ascii="Consolas" w:cs="Consolas" w:eastAsia="Consolas" w:hAnsi="Consolas"/>
-          <w:color w:val="E2E8F0"/>
-          <w:sz w:val="18"/>
-          <w:szCs w:val="18"/>
-        </w:rPr>
         <w:br/>
         <w:t xml:space="preserve"> </w:t>
-      </w:r>
-      <w:r>
-        <w:rPr>
-          <w:rFonts w:ascii="Consolas" w:cs="Consolas" w:eastAsia="Consolas" w:hAnsi="Consolas"/>
-          <w:color w:val="E2E8F0"/>
-          <w:sz w:val="18"/>
-          <w:szCs w:val="18"/>
-        </w:rPr>
         <w:br/>
         <w:t xml:space="preserve">flask create-db                 # creates the 13 tables</w:t>
-      </w:r>
-      <w:r>
-        <w:rPr>
-          <w:rFonts w:ascii="Consolas" w:cs="Consolas" w:eastAsia="Consolas" w:hAnsi="Consolas"/>
-          <w:color w:val="E2E8F0"/>
-          <w:sz w:val="18"/>
-          <w:szCs w:val="18"/>
-        </w:rPr>
         <w:br/>
         <w:t xml:space="preserve">flask seed-db                   # loads demo accounts and sample data</w:t>
-      </w:r>
-      <w:r>
-        <w:rPr>
-          <w:rFonts w:ascii="Consolas" w:cs="Consolas" w:eastAsia="Consolas" w:hAnsi="Consolas"/>
-          <w:color w:val="E2E8F0"/>
-          <w:sz w:val="18"/>
-          <w:szCs w:val="18"/>
-        </w:rPr>
         <w:br/>
         <w:t xml:space="preserve"> </w:t>
-      </w:r>
-      <w:r>
-        <w:rPr>
-          <w:rFonts w:ascii="Consolas" w:cs="Consolas" w:eastAsia="Consolas" w:hAnsi="Consolas"/>
-          <w:color w:val="E2E8F0"/>
-          <w:sz w:val="18"/>
-          <w:szCs w:val="18"/>
-        </w:rPr>
         <w:br/>
         <w:t xml:space="preserve">python app.py</w:t>
-      </w:r>
-      <w:r>
-        <w:rPr>
-          <w:rFonts w:ascii="Consolas" w:cs="Consolas" w:eastAsia="Consolas" w:hAnsi="Consolas"/>
-          <w:color w:val="E2E8F0"/>
-          <w:sz w:val="18"/>
-          <w:szCs w:val="18"/>
-        </w:rPr>
         <w:br/>
         <w:t xml:space="preserve">#   App running at http://localhost:5000</w:t>
       </w:r>
@@ -28326,6 +27630,83 @@
         <w:tc>
           <w:tcPr>
             <w:tcW w:type="dxa" w:w="3200"/>
+            <w:shd w:fill="F8FAFC" w:color="auto" w:val="clear"/>
+            <w:tcMar>
+              <w:top w:type="dxa" w:w="60"/>
+              <w:left w:type="dxa" w:w="100"/>
+              <w:bottom w:type="dxa" w:w="60"/>
+              <w:right w:type="dxa" w:w="100"/>
+            </w:tcMar>
+            <w:vAlign w:val="center"/>
+          </w:tcPr>
+          <w:p>
+            <w:r>
+              <w:rPr>
+                <w:b w:val="false"/>
+                <w:bCs w:val="false"/>
+                <w:color w:val="1E293B"/>
+                <w:sz w:val="18"/>
+                <w:szCs w:val="18"/>
+              </w:rPr>
+              <w:t xml:space="preserve">tenant2@email.com … tenant9@email.com</w:t>
+            </w:r>
+          </w:p>
+        </w:tc>
+        <w:tc>
+          <w:tcPr>
+            <w:tcW w:type="dxa" w:w="1800"/>
+            <w:shd w:fill="F8FAFC" w:color="auto" w:val="clear"/>
+            <w:tcMar>
+              <w:top w:type="dxa" w:w="60"/>
+              <w:left w:type="dxa" w:w="100"/>
+              <w:bottom w:type="dxa" w:w="60"/>
+              <w:right w:type="dxa" w:w="100"/>
+            </w:tcMar>
+            <w:vAlign w:val="center"/>
+          </w:tcPr>
+          <w:p>
+            <w:r>
+              <w:rPr>
+                <w:b w:val="false"/>
+                <w:bCs w:val="false"/>
+                <w:color w:val="1E293B"/>
+                <w:sz w:val="18"/>
+                <w:szCs w:val="18"/>
+              </w:rPr>
+              <w:t xml:space="preserve">demo123</w:t>
+            </w:r>
+          </w:p>
+        </w:tc>
+        <w:tc>
+          <w:tcPr>
+            <w:tcW w:type="dxa" w:w="4360"/>
+            <w:shd w:fill="F8FAFC" w:color="auto" w:val="clear"/>
+            <w:tcMar>
+              <w:top w:type="dxa" w:w="60"/>
+              <w:left w:type="dxa" w:w="100"/>
+              <w:bottom w:type="dxa" w:w="60"/>
+              <w:right w:type="dxa" w:w="100"/>
+            </w:tcMar>
+            <w:vAlign w:val="center"/>
+          </w:tcPr>
+          <w:p>
+            <w:r>
+              <w:rPr>
+                <w:b w:val="false"/>
+                <w:bCs w:val="false"/>
+                <w:color w:val="1E293B"/>
+                <w:sz w:val="18"/>
+                <w:szCs w:val="18"/>
+              </w:rPr>
+              <w:t xml:space="preserve">Tenants — eight further Harare tenants (see Appendix C)</w:t>
+            </w:r>
+          </w:p>
+        </w:tc>
+      </w:tr>
+      <w:tr>
+        <w:tc>
+          <w:tcPr>
+            <w:tcW w:type="dxa" w:w="3200"/>
             <w:tcMar>
               <w:top w:type="dxa" w:w="60"/>
               <w:left w:type="dxa" w:w="100"/>
@@ -28427,14 +27808,6 @@
           <w:szCs w:val="18"/>
         </w:rPr>
         <w:t xml:space="preserve">pytest tests/ -v</w:t>
-      </w:r>
-      <w:r>
-        <w:rPr>
-          <w:rFonts w:ascii="Consolas" w:cs="Consolas" w:eastAsia="Consolas" w:hAnsi="Consolas"/>
-          <w:color w:val="E2E8F0"/>
-          <w:sz w:val="18"/>
-          <w:szCs w:val="18"/>
-        </w:rPr>
         <w:br/>
         <w:t xml:space="preserve">pytest tests/ --cov=backend --cov-report=term-missing</w:t>
       </w:r>
@@ -28825,7 +28198,7 @@
           <w:sz w:val="21"/>
           <w:szCs w:val="21"/>
         </w:rPr>
-        <w:t xml:space="preserve">Open the application in a browser and sign in at the login page with the email and password given to you by your property owner or manager (or one of the demo accounts in Appendix A.5, for evaluation). Every screen after login shows a sidebar scoped to your role — you will only ever see navigation links for actions you are permitted to perform.</w:t>
+        <w:t xml:space="preserve">Open the application in a browser and sign in at the login page with the email and password given to you by your property owner or manager (or one of the demo accounts in Appendix A.5, for evaluation). Every screen after login shows a navigation bar across the top, scoped to your role — you will only ever see navigation links for actions you are permitted to perform. The EN | SN switch at the top right changes the interface language between English and Shona.</w:t>
       </w:r>
     </w:p>
     <w:p>
@@ -28903,7 +28276,7 @@
           <w:sz w:val="21"/>
           <w:szCs w:val="21"/>
         </w:rPr>
-        <w:t xml:space="preserve">From the sidebar, choose Properties, then "+ Add New Property".</w:t>
+        <w:t xml:space="preserve">From the top navigation bar, choose Properties, then "+ Add New Property".</w:t>
       </w:r>
     </w:p>
     <w:p>
@@ -29805,7 +29178,7 @@
           <w:sz w:val="21"/>
           <w:szCs w:val="21"/>
         </w:rPr>
-        <w:t xml:space="preserve">From the sidebar, choose "Pay Rent".</w:t>
+        <w:t xml:space="preserve">From the top navigation bar, choose "Pay Rent".</w:t>
       </w:r>
     </w:p>
     <w:p>
@@ -29905,7 +29278,7 @@
           <w:sz w:val="21"/>
           <w:szCs w:val="21"/>
         </w:rPr>
-        <w:t xml:space="preserve">Choose "Submit Request" from the sidebar or your dashboard.</w:t>
+        <w:t xml:space="preserve">Choose "Submit Request" from the top navigation bar or your dashboard.</w:t>
       </w:r>
     </w:p>
     <w:p>
@@ -30173,7 +29546,7 @@
           <w:sz w:val="21"/>
           <w:szCs w:val="21"/>
         </w:rPr>
-        <w:t xml:space="preserve">From the sidebar, choose "User Management" to see every account in the system, with their role and active/inactive status.</w:t>
+        <w:t xml:space="preserve">From the top navigation bar, choose "Manage Users" to see every account in the system, with their role and active/inactive status.</w:t>
       </w:r>
     </w:p>
     <w:p>
@@ -30243,7 +29616,7 @@
           <w:sz w:val="21"/>
           <w:szCs w:val="21"/>
         </w:rPr>
-        <w:t xml:space="preserve">From User Management, choose "+ Add Staff Account".</w:t>
+        <w:t xml:space="preserve">From Manage Users, choose "+ Add Staff Account" (or use "+ Add Staff" in the top navigation bar).</w:t>
       </w:r>
     </w:p>
     <w:p>
@@ -30726,6 +30099,2378 @@
         </w:tc>
       </w:tr>
     </w:tbl>
+    <w:p>
+      <w:pPr>
+        <w:pStyle w:val="Heading1"/>
+        <w:pageBreakBefore/>
+        <w:spacing w:after="200" w:before="400"/>
+      </w:pPr>
+      <w:r>
+        <w:rPr>
+          <w:b/>
+          <w:bCs/>
+          <w:color w:val="0F172A"/>
+          <w:sz w:val="32"/>
+          <w:szCs w:val="32"/>
+        </w:rPr>
+        <w:t xml:space="preserve">Appendix C: System Updates Since Deliverable 5</w:t>
+      </w:r>
+    </w:p>
+    <w:p>
+      <w:pPr>
+        <w:spacing w:after="180" w:line="276"/>
+        <w:jc w:val="both"/>
+      </w:pPr>
+      <w:r>
+        <w:rPr>
+          <w:color w:val="1E293B"/>
+          <w:sz w:val="21"/>
+          <w:szCs w:val="21"/>
+        </w:rPr>
+        <w:t xml:space="preserve">This section brings the document up to date. The rest of the document describes RentalPro as it stood at Deliverable 5, and its figures are deliberately left as they were at that time. Since then the system has gained a billing engine, a property map, a redesigned interface, an English/Shona language switch and Harare demonstration data. Each change was made additively, behind the existing test suite, with new tests of its own.</w:t>
+      </w:r>
+    </w:p>
+    <w:p>
+      <w:pPr>
+        <w:pStyle w:val="Heading2"/>
+        <w:keepNext/>
+        <w:spacing w:after="160" w:before="320"/>
+      </w:pPr>
+      <w:r>
+        <w:rPr>
+          <w:b/>
+          <w:bCs/>
+          <w:color w:val="0F172A"/>
+          <w:sz w:val="26"/>
+          <w:szCs w:val="26"/>
+        </w:rPr>
+        <w:t xml:space="preserve">C.1 Summary of Changes</w:t>
+      </w:r>
+    </w:p>
+    <w:tbl>
+      <w:tblPr>
+        <w:tblW w:type="dxa" w:w="9360"/>
+        <w:tblBorders>
+          <w:top w:val="single" w:color="CBD5E1" w:sz="2"/>
+          <w:left w:val="single" w:color="CBD5E1" w:sz="2"/>
+          <w:bottom w:val="single" w:color="CBD5E1" w:sz="2"/>
+          <w:right w:val="single" w:color="CBD5E1" w:sz="2"/>
+          <w:insideH w:val="single" w:color="CBD5E1" w:sz="2"/>
+          <w:insideV w:val="single" w:color="CBD5E1" w:sz="2"/>
+        </w:tblBorders>
+      </w:tblPr>
+      <w:tblGrid>
+        <w:gridCol w:w="1900"/>
+        <w:gridCol w:w="6260"/>
+        <w:gridCol w:w="1200"/>
+      </w:tblGrid>
+      <w:tr>
+        <w:trPr>
+          <w:tblHeader/>
+        </w:trPr>
+        <w:tc>
+          <w:tcPr>
+            <w:tcW w:type="dxa" w:w="1900"/>
+            <w:shd w:fill="0F172A" w:color="auto" w:val="clear"/>
+            <w:tcMar>
+              <w:top w:type="dxa" w:w="60"/>
+              <w:left w:type="dxa" w:w="100"/>
+              <w:bottom w:type="dxa" w:w="60"/>
+              <w:right w:type="dxa" w:w="100"/>
+            </w:tcMar>
+            <w:vAlign w:val="center"/>
+          </w:tcPr>
+          <w:p>
+            <w:r>
+              <w:rPr>
+                <w:b/>
+                <w:bCs/>
+                <w:color w:val="FFFFFF"/>
+                <w:sz w:val="18"/>
+                <w:szCs w:val="18"/>
+              </w:rPr>
+              <w:t xml:space="preserve">Area</w:t>
+            </w:r>
+          </w:p>
+        </w:tc>
+        <w:tc>
+          <w:tcPr>
+            <w:tcW w:type="dxa" w:w="6260"/>
+            <w:shd w:fill="0F172A" w:color="auto" w:val="clear"/>
+            <w:tcMar>
+              <w:top w:type="dxa" w:w="60"/>
+              <w:left w:type="dxa" w:w="100"/>
+              <w:bottom w:type="dxa" w:w="60"/>
+              <w:right w:type="dxa" w:w="100"/>
+            </w:tcMar>
+            <w:vAlign w:val="center"/>
+          </w:tcPr>
+          <w:p>
+            <w:r>
+              <w:rPr>
+                <w:b/>
+                <w:bCs/>
+                <w:color w:val="FFFFFF"/>
+                <w:sz w:val="18"/>
+                <w:szCs w:val="18"/>
+              </w:rPr>
+              <w:t xml:space="preserve">What changed</w:t>
+            </w:r>
+          </w:p>
+        </w:tc>
+        <w:tc>
+          <w:tcPr>
+            <w:tcW w:type="dxa" w:w="1200"/>
+            <w:shd w:fill="0F172A" w:color="auto" w:val="clear"/>
+            <w:tcMar>
+              <w:top w:type="dxa" w:w="60"/>
+              <w:left w:type="dxa" w:w="100"/>
+              <w:bottom w:type="dxa" w:w="60"/>
+              <w:right w:type="dxa" w:w="100"/>
+            </w:tcMar>
+            <w:vAlign w:val="center"/>
+          </w:tcPr>
+          <w:p>
+            <w:r>
+              <w:rPr>
+                <w:b/>
+                <w:bCs/>
+                <w:color w:val="FFFFFF"/>
+                <w:sz w:val="18"/>
+                <w:szCs w:val="18"/>
+              </w:rPr>
+              <w:t xml:space="preserve">New tests</w:t>
+            </w:r>
+          </w:p>
+        </w:tc>
+      </w:tr>
+      <w:tr>
+        <w:tc>
+          <w:tcPr>
+            <w:tcW w:type="dxa" w:w="1900"/>
+            <w:shd w:fill="FFFFFF" w:color="auto" w:val="clear"/>
+            <w:tcMar>
+              <w:top w:type="dxa" w:w="60"/>
+              <w:left w:type="dxa" w:w="100"/>
+              <w:bottom w:type="dxa" w:w="60"/>
+              <w:right w:type="dxa" w:w="100"/>
+            </w:tcMar>
+            <w:vAlign w:val="center"/>
+          </w:tcPr>
+          <w:p>
+            <w:r>
+              <w:rPr>
+                <w:b w:val="false"/>
+                <w:bCs w:val="false"/>
+                <w:color w:val="1E293B"/>
+                <w:sz w:val="18"/>
+                <w:szCs w:val="18"/>
+              </w:rPr>
+              <w:t xml:space="preserve">Billing engine</w:t>
+            </w:r>
+          </w:p>
+        </w:tc>
+        <w:tc>
+          <w:tcPr>
+            <w:tcW w:type="dxa" w:w="6260"/>
+            <w:shd w:fill="FFFFFF" w:color="auto" w:val="clear"/>
+            <w:tcMar>
+              <w:top w:type="dxa" w:w="60"/>
+              <w:left w:type="dxa" w:w="100"/>
+              <w:bottom w:type="dxa" w:w="60"/>
+              <w:right w:type="dxa" w:w="100"/>
+            </w:tcMar>
+            <w:vAlign w:val="center"/>
+          </w:tcPr>
+          <w:p>
+            <w:r>
+              <w:rPr>
+                <w:b w:val="false"/>
+                <w:bCs w:val="false"/>
+                <w:color w:val="1E293B"/>
+                <w:sz w:val="18"/>
+                <w:szCs w:val="18"/>
+              </w:rPr>
+              <w:t xml:space="preserve">Charges and sundries, electricity metering, pro rata first month, variable/escalating rent, automated recurring billing (a fifth scheduler job), statements by period, PDF payment receipts, and property expenses with net income. Five new tables: lease_charges, meter_readings, rent_revisions, rent_invoices, property_expenses.</w:t>
+            </w:r>
+          </w:p>
+        </w:tc>
+        <w:tc>
+          <w:tcPr>
+            <w:tcW w:type="dxa" w:w="1200"/>
+            <w:shd w:fill="FFFFFF" w:color="auto" w:val="clear"/>
+            <w:tcMar>
+              <w:top w:type="dxa" w:w="60"/>
+              <w:left w:type="dxa" w:w="100"/>
+              <w:bottom w:type="dxa" w:w="60"/>
+              <w:right w:type="dxa" w:w="100"/>
+            </w:tcMar>
+            <w:vAlign w:val="center"/>
+          </w:tcPr>
+          <w:p>
+            <w:r>
+              <w:rPr>
+                <w:b w:val="false"/>
+                <w:bCs w:val="false"/>
+                <w:color w:val="1E293B"/>
+                <w:sz w:val="18"/>
+                <w:szCs w:val="18"/>
+              </w:rPr>
+              <w:t xml:space="preserve">79</w:t>
+            </w:r>
+          </w:p>
+        </w:tc>
+      </w:tr>
+      <w:tr>
+        <w:tc>
+          <w:tcPr>
+            <w:tcW w:type="dxa" w:w="1900"/>
+            <w:shd w:fill="F8FAFC" w:color="auto" w:val="clear"/>
+            <w:tcMar>
+              <w:top w:type="dxa" w:w="60"/>
+              <w:left w:type="dxa" w:w="100"/>
+              <w:bottom w:type="dxa" w:w="60"/>
+              <w:right w:type="dxa" w:w="100"/>
+            </w:tcMar>
+            <w:vAlign w:val="center"/>
+          </w:tcPr>
+          <w:p>
+            <w:r>
+              <w:rPr>
+                <w:b w:val="false"/>
+                <w:bCs w:val="false"/>
+                <w:color w:val="1E293B"/>
+                <w:sz w:val="18"/>
+                <w:szCs w:val="18"/>
+              </w:rPr>
+              <w:t xml:space="preserve">Property map</w:t>
+            </w:r>
+          </w:p>
+        </w:tc>
+        <w:tc>
+          <w:tcPr>
+            <w:tcW w:type="dxa" w:w="6260"/>
+            <w:shd w:fill="F8FAFC" w:color="auto" w:val="clear"/>
+            <w:tcMar>
+              <w:top w:type="dxa" w:w="60"/>
+              <w:left w:type="dxa" w:w="100"/>
+              <w:bottom w:type="dxa" w:w="60"/>
+              <w:right w:type="dxa" w:w="100"/>
+            </w:tcMar>
+            <w:vAlign w:val="center"/>
+          </w:tcPr>
+          <w:p>
+            <w:r>
+              <w:rPr>
+                <w:b w:val="false"/>
+                <w:bCs w:val="false"/>
+                <w:color w:val="1E293B"/>
+                <w:sz w:val="18"/>
+                <w:szCs w:val="18"/>
+              </w:rPr>
+              <w:t xml:space="preserve">Map coordinates on each property, set by clicking a map on the Add/Edit forms; a pin on the property page and a portfolio map at /properties/map. Leaflet is bundled with the app, not loaded from a CDN.</w:t>
+            </w:r>
+          </w:p>
+        </w:tc>
+        <w:tc>
+          <w:tcPr>
+            <w:tcW w:type="dxa" w:w="1200"/>
+            <w:shd w:fill="F8FAFC" w:color="auto" w:val="clear"/>
+            <w:tcMar>
+              <w:top w:type="dxa" w:w="60"/>
+              <w:left w:type="dxa" w:w="100"/>
+              <w:bottom w:type="dxa" w:w="60"/>
+              <w:right w:type="dxa" w:w="100"/>
+            </w:tcMar>
+            <w:vAlign w:val="center"/>
+          </w:tcPr>
+          <w:p>
+            <w:r>
+              <w:rPr>
+                <w:b w:val="false"/>
+                <w:bCs w:val="false"/>
+                <w:color w:val="1E293B"/>
+                <w:sz w:val="18"/>
+                <w:szCs w:val="18"/>
+              </w:rPr>
+              <w:t xml:space="preserve">8</w:t>
+            </w:r>
+          </w:p>
+        </w:tc>
+      </w:tr>
+      <w:tr>
+        <w:tc>
+          <w:tcPr>
+            <w:tcW w:type="dxa" w:w="1900"/>
+            <w:shd w:fill="FFFFFF" w:color="auto" w:val="clear"/>
+            <w:tcMar>
+              <w:top w:type="dxa" w:w="60"/>
+              <w:left w:type="dxa" w:w="100"/>
+              <w:bottom w:type="dxa" w:w="60"/>
+              <w:right w:type="dxa" w:w="100"/>
+            </w:tcMar>
+            <w:vAlign w:val="center"/>
+          </w:tcPr>
+          <w:p>
+            <w:r>
+              <w:rPr>
+                <w:b w:val="false"/>
+                <w:bCs w:val="false"/>
+                <w:color w:val="1E293B"/>
+                <w:sz w:val="18"/>
+                <w:szCs w:val="18"/>
+              </w:rPr>
+              <w:t xml:space="preserve">Interface redesign</w:t>
+            </w:r>
+          </w:p>
+        </w:tc>
+        <w:tc>
+          <w:tcPr>
+            <w:tcW w:type="dxa" w:w="6260"/>
+            <w:shd w:fill="FFFFFF" w:color="auto" w:val="clear"/>
+            <w:tcMar>
+              <w:top w:type="dxa" w:w="60"/>
+              <w:left w:type="dxa" w:w="100"/>
+              <w:bottom w:type="dxa" w:w="60"/>
+              <w:right w:type="dxa" w:w="100"/>
+            </w:tcMar>
+            <w:vAlign w:val="center"/>
+          </w:tcPr>
+          <w:p>
+            <w:r>
+              <w:rPr>
+                <w:b w:val="false"/>
+                <w:bCs w:val="false"/>
+                <w:color w:val="1E293B"/>
+                <w:sz w:val="18"/>
+                <w:szCs w:val="18"/>
+              </w:rPr>
+              <w:t xml:space="preserve">The sidebar was replaced by a horizontal top navigation bar. The login page is a full-screen photograph of the Harare skyline, and each section of the app has its own Harare photograph behind it, with solid white cards and white page titles.</w:t>
+            </w:r>
+          </w:p>
+        </w:tc>
+        <w:tc>
+          <w:tcPr>
+            <w:tcW w:type="dxa" w:w="1200"/>
+            <w:shd w:fill="FFFFFF" w:color="auto" w:val="clear"/>
+            <w:tcMar>
+              <w:top w:type="dxa" w:w="60"/>
+              <w:left w:type="dxa" w:w="100"/>
+              <w:bottom w:type="dxa" w:w="60"/>
+              <w:right w:type="dxa" w:w="100"/>
+            </w:tcMar>
+            <w:vAlign w:val="center"/>
+          </w:tcPr>
+          <w:p>
+            <w:r>
+              <w:rPr>
+                <w:b w:val="false"/>
+                <w:bCs w:val="false"/>
+                <w:color w:val="1E293B"/>
+                <w:sz w:val="18"/>
+                <w:szCs w:val="18"/>
+              </w:rPr>
+              <w:t xml:space="preserve">—</w:t>
+            </w:r>
+          </w:p>
+        </w:tc>
+      </w:tr>
+      <w:tr>
+        <w:tc>
+          <w:tcPr>
+            <w:tcW w:type="dxa" w:w="1900"/>
+            <w:shd w:fill="F8FAFC" w:color="auto" w:val="clear"/>
+            <w:tcMar>
+              <w:top w:type="dxa" w:w="60"/>
+              <w:left w:type="dxa" w:w="100"/>
+              <w:bottom w:type="dxa" w:w="60"/>
+              <w:right w:type="dxa" w:w="100"/>
+            </w:tcMar>
+            <w:vAlign w:val="center"/>
+          </w:tcPr>
+          <w:p>
+            <w:r>
+              <w:rPr>
+                <w:b w:val="false"/>
+                <w:bCs w:val="false"/>
+                <w:color w:val="1E293B"/>
+                <w:sz w:val="18"/>
+                <w:szCs w:val="18"/>
+              </w:rPr>
+              <w:t xml:space="preserve">English / Shona</w:t>
+            </w:r>
+          </w:p>
+        </w:tc>
+        <w:tc>
+          <w:tcPr>
+            <w:tcW w:type="dxa" w:w="6260"/>
+            <w:shd w:fill="F8FAFC" w:color="auto" w:val="clear"/>
+            <w:tcMar>
+              <w:top w:type="dxa" w:w="60"/>
+              <w:left w:type="dxa" w:w="100"/>
+              <w:bottom w:type="dxa" w:w="60"/>
+              <w:right w:type="dxa" w:w="100"/>
+            </w:tcMar>
+            <w:vAlign w:val="center"/>
+          </w:tcPr>
+          <w:p>
+            <w:r>
+              <w:rPr>
+                <w:b w:val="false"/>
+                <w:bCs w:val="false"/>
+                <w:color w:val="1E293B"/>
+                <w:sz w:val="18"/>
+                <w:szCs w:val="18"/>
+              </w:rPr>
+              <w:t xml:space="preserve">An EN | SN switch in the top bar and on the login page; a small translator (backend/i18n.py) with an English fallback; the choice survives logging in and out. Names and places are never translated.</w:t>
+            </w:r>
+          </w:p>
+        </w:tc>
+        <w:tc>
+          <w:tcPr>
+            <w:tcW w:type="dxa" w:w="1200"/>
+            <w:shd w:fill="F8FAFC" w:color="auto" w:val="clear"/>
+            <w:tcMar>
+              <w:top w:type="dxa" w:w="60"/>
+              <w:left w:type="dxa" w:w="100"/>
+              <w:bottom w:type="dxa" w:w="60"/>
+              <w:right w:type="dxa" w:w="100"/>
+            </w:tcMar>
+            <w:vAlign w:val="center"/>
+          </w:tcPr>
+          <w:p>
+            <w:r>
+              <w:rPr>
+                <w:b w:val="false"/>
+                <w:bCs w:val="false"/>
+                <w:color w:val="1E293B"/>
+                <w:sz w:val="18"/>
+                <w:szCs w:val="18"/>
+              </w:rPr>
+              <w:t xml:space="preserve">9</w:t>
+            </w:r>
+          </w:p>
+        </w:tc>
+      </w:tr>
+      <w:tr>
+        <w:tc>
+          <w:tcPr>
+            <w:tcW w:type="dxa" w:w="1900"/>
+            <w:shd w:fill="FFFFFF" w:color="auto" w:val="clear"/>
+            <w:tcMar>
+              <w:top w:type="dxa" w:w="60"/>
+              <w:left w:type="dxa" w:w="100"/>
+              <w:bottom w:type="dxa" w:w="60"/>
+              <w:right w:type="dxa" w:w="100"/>
+            </w:tcMar>
+            <w:vAlign w:val="center"/>
+          </w:tcPr>
+          <w:p>
+            <w:r>
+              <w:rPr>
+                <w:b w:val="false"/>
+                <w:bCs w:val="false"/>
+                <w:color w:val="1E293B"/>
+                <w:sz w:val="18"/>
+                <w:szCs w:val="18"/>
+              </w:rPr>
+              <w:t xml:space="preserve">Tenant unit labels</w:t>
+            </w:r>
+          </w:p>
+        </w:tc>
+        <w:tc>
+          <w:tcPr>
+            <w:tcW w:type="dxa" w:w="6260"/>
+            <w:shd w:fill="FFFFFF" w:color="auto" w:val="clear"/>
+            <w:tcMar>
+              <w:top w:type="dxa" w:w="60"/>
+              <w:left w:type="dxa" w:w="100"/>
+              <w:bottom w:type="dxa" w:w="60"/>
+              <w:right w:type="dxa" w:w="100"/>
+            </w:tcMar>
+            <w:vAlign w:val="center"/>
+          </w:tcPr>
+          <w:p>
+            <w:r>
+              <w:rPr>
+                <w:b w:val="false"/>
+                <w:bCs w:val="false"/>
+                <w:color w:val="1E293B"/>
+                <w:sz w:val="18"/>
+                <w:szCs w:val="18"/>
+              </w:rPr>
+              <w:t xml:space="preserve">The tenant dashboard and Pay Rent page show “Avondale Heights · Unit 101” instead of the internal unit code.</w:t>
+            </w:r>
+          </w:p>
+        </w:tc>
+        <w:tc>
+          <w:tcPr>
+            <w:tcW w:type="dxa" w:w="1200"/>
+            <w:shd w:fill="FFFFFF" w:color="auto" w:val="clear"/>
+            <w:tcMar>
+              <w:top w:type="dxa" w:w="60"/>
+              <w:left w:type="dxa" w:w="100"/>
+              <w:bottom w:type="dxa" w:w="60"/>
+              <w:right w:type="dxa" w:w="100"/>
+            </w:tcMar>
+            <w:vAlign w:val="center"/>
+          </w:tcPr>
+          <w:p>
+            <w:r>
+              <w:rPr>
+                <w:b w:val="false"/>
+                <w:bCs w:val="false"/>
+                <w:color w:val="1E293B"/>
+                <w:sz w:val="18"/>
+                <w:szCs w:val="18"/>
+              </w:rPr>
+              <w:t xml:space="preserve">1</w:t>
+            </w:r>
+          </w:p>
+        </w:tc>
+      </w:tr>
+      <w:tr>
+        <w:tc>
+          <w:tcPr>
+            <w:tcW w:type="dxa" w:w="1900"/>
+            <w:shd w:fill="F8FAFC" w:color="auto" w:val="clear"/>
+            <w:tcMar>
+              <w:top w:type="dxa" w:w="60"/>
+              <w:left w:type="dxa" w:w="100"/>
+              <w:bottom w:type="dxa" w:w="60"/>
+              <w:right w:type="dxa" w:w="100"/>
+            </w:tcMar>
+            <w:vAlign w:val="center"/>
+          </w:tcPr>
+          <w:p>
+            <w:r>
+              <w:rPr>
+                <w:b w:val="false"/>
+                <w:bCs w:val="false"/>
+                <w:color w:val="1E293B"/>
+                <w:sz w:val="18"/>
+                <w:szCs w:val="18"/>
+              </w:rPr>
+              <w:t xml:space="preserve">Logged-in redirect</w:t>
+            </w:r>
+          </w:p>
+        </w:tc>
+        <w:tc>
+          <w:tcPr>
+            <w:tcW w:type="dxa" w:w="6260"/>
+            <w:shd w:fill="F8FAFC" w:color="auto" w:val="clear"/>
+            <w:tcMar>
+              <w:top w:type="dxa" w:w="60"/>
+              <w:left w:type="dxa" w:w="100"/>
+              <w:bottom w:type="dxa" w:w="60"/>
+              <w:right w:type="dxa" w:w="100"/>
+            </w:tcMar>
+            <w:vAlign w:val="center"/>
+          </w:tcPr>
+          <w:p>
+            <w:r>
+              <w:rPr>
+                <w:b w:val="false"/>
+                <w:bCs w:val="false"/>
+                <w:color w:val="1E293B"/>
+                <w:sz w:val="18"/>
+                <w:szCs w:val="18"/>
+              </w:rPr>
+              <w:t xml:space="preserve">Opening the home page, the login page, a reset link or an invitation link while signed in now goes to the user's own home page instead of an empty page.</w:t>
+            </w:r>
+          </w:p>
+        </w:tc>
+        <w:tc>
+          <w:tcPr>
+            <w:tcW w:type="dxa" w:w="1200"/>
+            <w:shd w:fill="F8FAFC" w:color="auto" w:val="clear"/>
+            <w:tcMar>
+              <w:top w:type="dxa" w:w="60"/>
+              <w:left w:type="dxa" w:w="100"/>
+              <w:bottom w:type="dxa" w:w="60"/>
+              <w:right w:type="dxa" w:w="100"/>
+            </w:tcMar>
+            <w:vAlign w:val="center"/>
+          </w:tcPr>
+          <w:p>
+            <w:r>
+              <w:rPr>
+                <w:b w:val="false"/>
+                <w:bCs w:val="false"/>
+                <w:color w:val="1E293B"/>
+                <w:sz w:val="18"/>
+                <w:szCs w:val="18"/>
+              </w:rPr>
+              <w:t xml:space="preserve">4</w:t>
+            </w:r>
+          </w:p>
+        </w:tc>
+      </w:tr>
+      <w:tr>
+        <w:tc>
+          <w:tcPr>
+            <w:tcW w:type="dxa" w:w="1900"/>
+            <w:shd w:fill="FFFFFF" w:color="auto" w:val="clear"/>
+            <w:tcMar>
+              <w:top w:type="dxa" w:w="60"/>
+              <w:left w:type="dxa" w:w="100"/>
+              <w:bottom w:type="dxa" w:w="60"/>
+              <w:right w:type="dxa" w:w="100"/>
+            </w:tcMar>
+            <w:vAlign w:val="center"/>
+          </w:tcPr>
+          <w:p>
+            <w:r>
+              <w:rPr>
+                <w:b w:val="false"/>
+                <w:bCs w:val="false"/>
+                <w:color w:val="1E293B"/>
+                <w:sz w:val="18"/>
+                <w:szCs w:val="18"/>
+              </w:rPr>
+              <w:t xml:space="preserve">Harare demo data</w:t>
+            </w:r>
+          </w:p>
+        </w:tc>
+        <w:tc>
+          <w:tcPr>
+            <w:tcW w:type="dxa" w:w="6260"/>
+            <w:shd w:fill="FFFFFF" w:color="auto" w:val="clear"/>
+            <w:tcMar>
+              <w:top w:type="dxa" w:w="60"/>
+              <w:left w:type="dxa" w:w="100"/>
+              <w:bottom w:type="dxa" w:w="60"/>
+              <w:right w:type="dxa" w:w="100"/>
+            </w:tcMar>
+            <w:vAlign w:val="center"/>
+          </w:tcPr>
+          <w:p>
+            <w:r>
+              <w:rPr>
+                <w:b w:val="false"/>
+                <w:bCs w:val="false"/>
+                <w:color w:val="1E293B"/>
+                <w:sz w:val="18"/>
+                <w:szCs w:val="18"/>
+              </w:rPr>
+              <w:t xml:space="preserve">Five properties in Avondale, the CBD, Eastlea and Vainona with map coordinates; 16 units; nine tenants with Zimbabwean names, national IDs and +263 phone numbers; payment histories with three tenants in arrears; the administrator account Abdur-Rahmaan Ali.</w:t>
+            </w:r>
+          </w:p>
+        </w:tc>
+        <w:tc>
+          <w:tcPr>
+            <w:tcW w:type="dxa" w:w="1200"/>
+            <w:shd w:fill="FFFFFF" w:color="auto" w:val="clear"/>
+            <w:tcMar>
+              <w:top w:type="dxa" w:w="60"/>
+              <w:left w:type="dxa" w:w="100"/>
+              <w:bottom w:type="dxa" w:w="60"/>
+              <w:right w:type="dxa" w:w="100"/>
+            </w:tcMar>
+            <w:vAlign w:val="center"/>
+          </w:tcPr>
+          <w:p>
+            <w:r>
+              <w:rPr>
+                <w:b w:val="false"/>
+                <w:bCs w:val="false"/>
+                <w:color w:val="1E293B"/>
+                <w:sz w:val="18"/>
+                <w:szCs w:val="18"/>
+              </w:rPr>
+              <w:t xml:space="preserve">—</w:t>
+            </w:r>
+          </w:p>
+        </w:tc>
+      </w:tr>
+    </w:tbl>
+    <w:p>
+      <w:pPr>
+        <w:spacing w:after="120"/>
+      </w:pPr>
+    </w:p>
+    <w:p>
+      <w:pPr>
+        <w:pStyle w:val="Heading2"/>
+        <w:keepNext/>
+        <w:spacing w:after="160" w:before="320"/>
+      </w:pPr>
+      <w:r>
+        <w:rPr>
+          <w:b/>
+          <w:bCs/>
+          <w:color w:val="0F172A"/>
+          <w:sz w:val="26"/>
+          <w:szCs w:val="26"/>
+        </w:rPr>
+        <w:t xml:space="preserve">C.2 Current Figures</w:t>
+      </w:r>
+    </w:p>
+    <w:tbl>
+      <w:tblPr>
+        <w:tblW w:type="dxa" w:w="9360"/>
+        <w:tblBorders>
+          <w:top w:val="single" w:color="CBD5E1" w:sz="2"/>
+          <w:left w:val="single" w:color="CBD5E1" w:sz="2"/>
+          <w:bottom w:val="single" w:color="CBD5E1" w:sz="2"/>
+          <w:right w:val="single" w:color="CBD5E1" w:sz="2"/>
+          <w:insideH w:val="single" w:color="CBD5E1" w:sz="2"/>
+          <w:insideV w:val="single" w:color="CBD5E1" w:sz="2"/>
+        </w:tblBorders>
+      </w:tblPr>
+      <w:tblGrid>
+        <w:gridCol w:w="3960"/>
+        <w:gridCol w:w="2700"/>
+        <w:gridCol w:w="2700"/>
+      </w:tblGrid>
+      <w:tr>
+        <w:trPr>
+          <w:tblHeader/>
+        </w:trPr>
+        <w:tc>
+          <w:tcPr>
+            <w:tcW w:type="dxa" w:w="3960"/>
+            <w:shd w:fill="0F172A" w:color="auto" w:val="clear"/>
+            <w:tcMar>
+              <w:top w:type="dxa" w:w="60"/>
+              <w:left w:type="dxa" w:w="100"/>
+              <w:bottom w:type="dxa" w:w="60"/>
+              <w:right w:type="dxa" w:w="100"/>
+            </w:tcMar>
+            <w:vAlign w:val="center"/>
+          </w:tcPr>
+          <w:p>
+            <w:r>
+              <w:rPr>
+                <w:b/>
+                <w:bCs/>
+                <w:color w:val="FFFFFF"/>
+                <w:sz w:val="18"/>
+                <w:szCs w:val="18"/>
+              </w:rPr>
+              <w:t xml:space="preserve">Figure</w:t>
+            </w:r>
+          </w:p>
+        </w:tc>
+        <w:tc>
+          <w:tcPr>
+            <w:tcW w:type="dxa" w:w="2700"/>
+            <w:shd w:fill="0F172A" w:color="auto" w:val="clear"/>
+            <w:tcMar>
+              <w:top w:type="dxa" w:w="60"/>
+              <w:left w:type="dxa" w:w="100"/>
+              <w:bottom w:type="dxa" w:w="60"/>
+              <w:right w:type="dxa" w:w="100"/>
+            </w:tcMar>
+            <w:vAlign w:val="center"/>
+          </w:tcPr>
+          <w:p>
+            <w:r>
+              <w:rPr>
+                <w:b/>
+                <w:bCs/>
+                <w:color w:val="FFFFFF"/>
+                <w:sz w:val="18"/>
+                <w:szCs w:val="18"/>
+              </w:rPr>
+              <w:t xml:space="preserve">At Deliverable 5</w:t>
+            </w:r>
+          </w:p>
+        </w:tc>
+        <w:tc>
+          <w:tcPr>
+            <w:tcW w:type="dxa" w:w="2700"/>
+            <w:shd w:fill="0F172A" w:color="auto" w:val="clear"/>
+            <w:tcMar>
+              <w:top w:type="dxa" w:w="60"/>
+              <w:left w:type="dxa" w:w="100"/>
+              <w:bottom w:type="dxa" w:w="60"/>
+              <w:right w:type="dxa" w:w="100"/>
+            </w:tcMar>
+            <w:vAlign w:val="center"/>
+          </w:tcPr>
+          <w:p>
+            <w:r>
+              <w:rPr>
+                <w:b/>
+                <w:bCs/>
+                <w:color w:val="FFFFFF"/>
+                <w:sz w:val="18"/>
+                <w:szCs w:val="18"/>
+              </w:rPr>
+              <w:t xml:space="preserve">Now (September 2026)</w:t>
+            </w:r>
+          </w:p>
+        </w:tc>
+      </w:tr>
+      <w:tr>
+        <w:tc>
+          <w:tcPr>
+            <w:tcW w:type="dxa" w:w="3960"/>
+            <w:shd w:fill="FFFFFF" w:color="auto" w:val="clear"/>
+            <w:tcMar>
+              <w:top w:type="dxa" w:w="60"/>
+              <w:left w:type="dxa" w:w="100"/>
+              <w:bottom w:type="dxa" w:w="60"/>
+              <w:right w:type="dxa" w:w="100"/>
+            </w:tcMar>
+            <w:vAlign w:val="center"/>
+          </w:tcPr>
+          <w:p>
+            <w:r>
+              <w:rPr>
+                <w:b w:val="false"/>
+                <w:bCs w:val="false"/>
+                <w:color w:val="1E293B"/>
+                <w:sz w:val="18"/>
+                <w:szCs w:val="18"/>
+              </w:rPr>
+              <w:t xml:space="preserve">Database tables</w:t>
+            </w:r>
+          </w:p>
+        </w:tc>
+        <w:tc>
+          <w:tcPr>
+            <w:tcW w:type="dxa" w:w="2700"/>
+            <w:shd w:fill="FFFFFF" w:color="auto" w:val="clear"/>
+            <w:tcMar>
+              <w:top w:type="dxa" w:w="60"/>
+              <w:left w:type="dxa" w:w="100"/>
+              <w:bottom w:type="dxa" w:w="60"/>
+              <w:right w:type="dxa" w:w="100"/>
+            </w:tcMar>
+            <w:vAlign w:val="center"/>
+          </w:tcPr>
+          <w:p>
+            <w:r>
+              <w:rPr>
+                <w:b w:val="false"/>
+                <w:bCs w:val="false"/>
+                <w:color w:val="1E293B"/>
+                <w:sz w:val="18"/>
+                <w:szCs w:val="18"/>
+              </w:rPr>
+              <w:t xml:space="preserve">13</w:t>
+            </w:r>
+          </w:p>
+        </w:tc>
+        <w:tc>
+          <w:tcPr>
+            <w:tcW w:type="dxa" w:w="2700"/>
+            <w:shd w:fill="FFFFFF" w:color="auto" w:val="clear"/>
+            <w:tcMar>
+              <w:top w:type="dxa" w:w="60"/>
+              <w:left w:type="dxa" w:w="100"/>
+              <w:bottom w:type="dxa" w:w="60"/>
+              <w:right w:type="dxa" w:w="100"/>
+            </w:tcMar>
+            <w:vAlign w:val="center"/>
+          </w:tcPr>
+          <w:p>
+            <w:r>
+              <w:rPr>
+                <w:b w:val="false"/>
+                <w:bCs w:val="false"/>
+                <w:color w:val="1E293B"/>
+                <w:sz w:val="18"/>
+                <w:szCs w:val="18"/>
+              </w:rPr>
+              <w:t xml:space="preserve">18</w:t>
+            </w:r>
+          </w:p>
+        </w:tc>
+      </w:tr>
+      <w:tr>
+        <w:tc>
+          <w:tcPr>
+            <w:tcW w:type="dxa" w:w="3960"/>
+            <w:shd w:fill="F8FAFC" w:color="auto" w:val="clear"/>
+            <w:tcMar>
+              <w:top w:type="dxa" w:w="60"/>
+              <w:left w:type="dxa" w:w="100"/>
+              <w:bottom w:type="dxa" w:w="60"/>
+              <w:right w:type="dxa" w:w="100"/>
+            </w:tcMar>
+            <w:vAlign w:val="center"/>
+          </w:tcPr>
+          <w:p>
+            <w:r>
+              <w:rPr>
+                <w:b w:val="false"/>
+                <w:bCs w:val="false"/>
+                <w:color w:val="1E293B"/>
+                <w:sz w:val="18"/>
+                <w:szCs w:val="18"/>
+              </w:rPr>
+              <w:t xml:space="preserve">Jinja2 templates</w:t>
+            </w:r>
+          </w:p>
+        </w:tc>
+        <w:tc>
+          <w:tcPr>
+            <w:tcW w:type="dxa" w:w="2700"/>
+            <w:shd w:fill="F8FAFC" w:color="auto" w:val="clear"/>
+            <w:tcMar>
+              <w:top w:type="dxa" w:w="60"/>
+              <w:left w:type="dxa" w:w="100"/>
+              <w:bottom w:type="dxa" w:w="60"/>
+              <w:right w:type="dxa" w:w="100"/>
+            </w:tcMar>
+            <w:vAlign w:val="center"/>
+          </w:tcPr>
+          <w:p>
+            <w:r>
+              <w:rPr>
+                <w:b w:val="false"/>
+                <w:bCs w:val="false"/>
+                <w:color w:val="1E293B"/>
+                <w:sz w:val="18"/>
+                <w:szCs w:val="18"/>
+              </w:rPr>
+              <w:t xml:space="preserve">35</w:t>
+            </w:r>
+          </w:p>
+        </w:tc>
+        <w:tc>
+          <w:tcPr>
+            <w:tcW w:type="dxa" w:w="2700"/>
+            <w:shd w:fill="F8FAFC" w:color="auto" w:val="clear"/>
+            <w:tcMar>
+              <w:top w:type="dxa" w:w="60"/>
+              <w:left w:type="dxa" w:w="100"/>
+              <w:bottom w:type="dxa" w:w="60"/>
+              <w:right w:type="dxa" w:w="100"/>
+            </w:tcMar>
+            <w:vAlign w:val="center"/>
+          </w:tcPr>
+          <w:p>
+            <w:r>
+              <w:rPr>
+                <w:b w:val="false"/>
+                <w:bCs w:val="false"/>
+                <w:color w:val="1E293B"/>
+                <w:sz w:val="18"/>
+                <w:szCs w:val="18"/>
+              </w:rPr>
+              <w:t xml:space="preserve">38</w:t>
+            </w:r>
+          </w:p>
+        </w:tc>
+      </w:tr>
+      <w:tr>
+        <w:tc>
+          <w:tcPr>
+            <w:tcW w:type="dxa" w:w="3960"/>
+            <w:shd w:fill="FFFFFF" w:color="auto" w:val="clear"/>
+            <w:tcMar>
+              <w:top w:type="dxa" w:w="60"/>
+              <w:left w:type="dxa" w:w="100"/>
+              <w:bottom w:type="dxa" w:w="60"/>
+              <w:right w:type="dxa" w:w="100"/>
+            </w:tcMar>
+            <w:vAlign w:val="center"/>
+          </w:tcPr>
+          <w:p>
+            <w:r>
+              <w:rPr>
+                <w:b w:val="false"/>
+                <w:bCs w:val="false"/>
+                <w:color w:val="1E293B"/>
+                <w:sz w:val="18"/>
+                <w:szCs w:val="18"/>
+              </w:rPr>
+              <w:t xml:space="preserve">Route blueprints</w:t>
+            </w:r>
+          </w:p>
+        </w:tc>
+        <w:tc>
+          <w:tcPr>
+            <w:tcW w:type="dxa" w:w="2700"/>
+            <w:shd w:fill="FFFFFF" w:color="auto" w:val="clear"/>
+            <w:tcMar>
+              <w:top w:type="dxa" w:w="60"/>
+              <w:left w:type="dxa" w:w="100"/>
+              <w:bottom w:type="dxa" w:w="60"/>
+              <w:right w:type="dxa" w:w="100"/>
+            </w:tcMar>
+            <w:vAlign w:val="center"/>
+          </w:tcPr>
+          <w:p>
+            <w:r>
+              <w:rPr>
+                <w:b w:val="false"/>
+                <w:bCs w:val="false"/>
+                <w:color w:val="1E293B"/>
+                <w:sz w:val="18"/>
+                <w:szCs w:val="18"/>
+              </w:rPr>
+              <w:t xml:space="preserve">10</w:t>
+            </w:r>
+          </w:p>
+        </w:tc>
+        <w:tc>
+          <w:tcPr>
+            <w:tcW w:type="dxa" w:w="2700"/>
+            <w:shd w:fill="FFFFFF" w:color="auto" w:val="clear"/>
+            <w:tcMar>
+              <w:top w:type="dxa" w:w="60"/>
+              <w:left w:type="dxa" w:w="100"/>
+              <w:bottom w:type="dxa" w:w="60"/>
+              <w:right w:type="dxa" w:w="100"/>
+            </w:tcMar>
+            <w:vAlign w:val="center"/>
+          </w:tcPr>
+          <w:p>
+            <w:r>
+              <w:rPr>
+                <w:b w:val="false"/>
+                <w:bCs w:val="false"/>
+                <w:color w:val="1E293B"/>
+                <w:sz w:val="18"/>
+                <w:szCs w:val="18"/>
+              </w:rPr>
+              <w:t xml:space="preserve">10</w:t>
+            </w:r>
+          </w:p>
+        </w:tc>
+      </w:tr>
+      <w:tr>
+        <w:tc>
+          <w:tcPr>
+            <w:tcW w:type="dxa" w:w="3960"/>
+            <w:shd w:fill="F8FAFC" w:color="auto" w:val="clear"/>
+            <w:tcMar>
+              <w:top w:type="dxa" w:w="60"/>
+              <w:left w:type="dxa" w:w="100"/>
+              <w:bottom w:type="dxa" w:w="60"/>
+              <w:right w:type="dxa" w:w="100"/>
+            </w:tcMar>
+            <w:vAlign w:val="center"/>
+          </w:tcPr>
+          <w:p>
+            <w:r>
+              <w:rPr>
+                <w:b w:val="false"/>
+                <w:bCs w:val="false"/>
+                <w:color w:val="1E293B"/>
+                <w:sz w:val="18"/>
+                <w:szCs w:val="18"/>
+              </w:rPr>
+              <w:t xml:space="preserve">Background scheduler jobs</w:t>
+            </w:r>
+          </w:p>
+        </w:tc>
+        <w:tc>
+          <w:tcPr>
+            <w:tcW w:type="dxa" w:w="2700"/>
+            <w:shd w:fill="F8FAFC" w:color="auto" w:val="clear"/>
+            <w:tcMar>
+              <w:top w:type="dxa" w:w="60"/>
+              <w:left w:type="dxa" w:w="100"/>
+              <w:bottom w:type="dxa" w:w="60"/>
+              <w:right w:type="dxa" w:w="100"/>
+            </w:tcMar>
+            <w:vAlign w:val="center"/>
+          </w:tcPr>
+          <w:p>
+            <w:r>
+              <w:rPr>
+                <w:b w:val="false"/>
+                <w:bCs w:val="false"/>
+                <w:color w:val="1E293B"/>
+                <w:sz w:val="18"/>
+                <w:szCs w:val="18"/>
+              </w:rPr>
+              <w:t xml:space="preserve">4</w:t>
+            </w:r>
+          </w:p>
+        </w:tc>
+        <w:tc>
+          <w:tcPr>
+            <w:tcW w:type="dxa" w:w="2700"/>
+            <w:shd w:fill="F8FAFC" w:color="auto" w:val="clear"/>
+            <w:tcMar>
+              <w:top w:type="dxa" w:w="60"/>
+              <w:left w:type="dxa" w:w="100"/>
+              <w:bottom w:type="dxa" w:w="60"/>
+              <w:right w:type="dxa" w:w="100"/>
+            </w:tcMar>
+            <w:vAlign w:val="center"/>
+          </w:tcPr>
+          <w:p>
+            <w:r>
+              <w:rPr>
+                <w:b w:val="false"/>
+                <w:bCs w:val="false"/>
+                <w:color w:val="1E293B"/>
+                <w:sz w:val="18"/>
+                <w:szCs w:val="18"/>
+              </w:rPr>
+              <w:t xml:space="preserve">5</w:t>
+            </w:r>
+          </w:p>
+        </w:tc>
+      </w:tr>
+      <w:tr>
+        <w:tc>
+          <w:tcPr>
+            <w:tcW w:type="dxa" w:w="3960"/>
+            <w:shd w:fill="FFFFFF" w:color="auto" w:val="clear"/>
+            <w:tcMar>
+              <w:top w:type="dxa" w:w="60"/>
+              <w:left w:type="dxa" w:w="100"/>
+              <w:bottom w:type="dxa" w:w="60"/>
+              <w:right w:type="dxa" w:w="100"/>
+            </w:tcMar>
+            <w:vAlign w:val="center"/>
+          </w:tcPr>
+          <w:p>
+            <w:r>
+              <w:rPr>
+                <w:b w:val="false"/>
+                <w:bCs w:val="false"/>
+                <w:color w:val="1E293B"/>
+                <w:sz w:val="18"/>
+                <w:szCs w:val="18"/>
+              </w:rPr>
+              <w:t xml:space="preserve">Test modules</w:t>
+            </w:r>
+          </w:p>
+        </w:tc>
+        <w:tc>
+          <w:tcPr>
+            <w:tcW w:type="dxa" w:w="2700"/>
+            <w:shd w:fill="FFFFFF" w:color="auto" w:val="clear"/>
+            <w:tcMar>
+              <w:top w:type="dxa" w:w="60"/>
+              <w:left w:type="dxa" w:w="100"/>
+              <w:bottom w:type="dxa" w:w="60"/>
+              <w:right w:type="dxa" w:w="100"/>
+            </w:tcMar>
+            <w:vAlign w:val="center"/>
+          </w:tcPr>
+          <w:p>
+            <w:r>
+              <w:rPr>
+                <w:b w:val="false"/>
+                <w:bCs w:val="false"/>
+                <w:color w:val="1E293B"/>
+                <w:sz w:val="18"/>
+                <w:szCs w:val="18"/>
+              </w:rPr>
+              <w:t xml:space="preserve">6</w:t>
+            </w:r>
+          </w:p>
+        </w:tc>
+        <w:tc>
+          <w:tcPr>
+            <w:tcW w:type="dxa" w:w="2700"/>
+            <w:shd w:fill="FFFFFF" w:color="auto" w:val="clear"/>
+            <w:tcMar>
+              <w:top w:type="dxa" w:w="60"/>
+              <w:left w:type="dxa" w:w="100"/>
+              <w:bottom w:type="dxa" w:w="60"/>
+              <w:right w:type="dxa" w:w="100"/>
+            </w:tcMar>
+            <w:vAlign w:val="center"/>
+          </w:tcPr>
+          <w:p>
+            <w:r>
+              <w:rPr>
+                <w:b w:val="false"/>
+                <w:bCs w:val="false"/>
+                <w:color w:val="1E293B"/>
+                <w:sz w:val="18"/>
+                <w:szCs w:val="18"/>
+              </w:rPr>
+              <w:t xml:space="preserve">16</w:t>
+            </w:r>
+          </w:p>
+        </w:tc>
+      </w:tr>
+      <w:tr>
+        <w:tc>
+          <w:tcPr>
+            <w:tcW w:type="dxa" w:w="3960"/>
+            <w:shd w:fill="F8FAFC" w:color="auto" w:val="clear"/>
+            <w:tcMar>
+              <w:top w:type="dxa" w:w="60"/>
+              <w:left w:type="dxa" w:w="100"/>
+              <w:bottom w:type="dxa" w:w="60"/>
+              <w:right w:type="dxa" w:w="100"/>
+            </w:tcMar>
+            <w:vAlign w:val="center"/>
+          </w:tcPr>
+          <w:p>
+            <w:r>
+              <w:rPr>
+                <w:b w:val="false"/>
+                <w:bCs w:val="false"/>
+                <w:color w:val="1E293B"/>
+                <w:sz w:val="18"/>
+                <w:szCs w:val="18"/>
+              </w:rPr>
+              <w:t xml:space="preserve">Automated tests</w:t>
+            </w:r>
+          </w:p>
+        </w:tc>
+        <w:tc>
+          <w:tcPr>
+            <w:tcW w:type="dxa" w:w="2700"/>
+            <w:shd w:fill="F8FAFC" w:color="auto" w:val="clear"/>
+            <w:tcMar>
+              <w:top w:type="dxa" w:w="60"/>
+              <w:left w:type="dxa" w:w="100"/>
+              <w:bottom w:type="dxa" w:w="60"/>
+              <w:right w:type="dxa" w:w="100"/>
+            </w:tcMar>
+            <w:vAlign w:val="center"/>
+          </w:tcPr>
+          <w:p>
+            <w:r>
+              <w:rPr>
+                <w:b w:val="false"/>
+                <w:bCs w:val="false"/>
+                <w:color w:val="1E293B"/>
+                <w:sz w:val="18"/>
+                <w:szCs w:val="18"/>
+              </w:rPr>
+              <w:t xml:space="preserve">124</w:t>
+            </w:r>
+          </w:p>
+        </w:tc>
+        <w:tc>
+          <w:tcPr>
+            <w:tcW w:type="dxa" w:w="2700"/>
+            <w:shd w:fill="F8FAFC" w:color="auto" w:val="clear"/>
+            <w:tcMar>
+              <w:top w:type="dxa" w:w="60"/>
+              <w:left w:type="dxa" w:w="100"/>
+              <w:bottom w:type="dxa" w:w="60"/>
+              <w:right w:type="dxa" w:w="100"/>
+            </w:tcMar>
+            <w:vAlign w:val="center"/>
+          </w:tcPr>
+          <w:p>
+            <w:r>
+              <w:rPr>
+                <w:b w:val="false"/>
+                <w:bCs w:val="false"/>
+                <w:color w:val="1E293B"/>
+                <w:sz w:val="18"/>
+                <w:szCs w:val="18"/>
+              </w:rPr>
+              <w:t xml:space="preserve">226</w:t>
+            </w:r>
+          </w:p>
+        </w:tc>
+      </w:tr>
+      <w:tr>
+        <w:tc>
+          <w:tcPr>
+            <w:tcW w:type="dxa" w:w="3960"/>
+            <w:shd w:fill="FFFFFF" w:color="auto" w:val="clear"/>
+            <w:tcMar>
+              <w:top w:type="dxa" w:w="60"/>
+              <w:left w:type="dxa" w:w="100"/>
+              <w:bottom w:type="dxa" w:w="60"/>
+              <w:right w:type="dxa" w:w="100"/>
+            </w:tcMar>
+            <w:vAlign w:val="center"/>
+          </w:tcPr>
+          <w:p>
+            <w:r>
+              <w:rPr>
+                <w:b w:val="false"/>
+                <w:bCs w:val="false"/>
+                <w:color w:val="1E293B"/>
+                <w:sz w:val="18"/>
+                <w:szCs w:val="18"/>
+              </w:rPr>
+              <w:t xml:space="preserve">Statement coverage</w:t>
+            </w:r>
+          </w:p>
+        </w:tc>
+        <w:tc>
+          <w:tcPr>
+            <w:tcW w:type="dxa" w:w="2700"/>
+            <w:shd w:fill="FFFFFF" w:color="auto" w:val="clear"/>
+            <w:tcMar>
+              <w:top w:type="dxa" w:w="60"/>
+              <w:left w:type="dxa" w:w="100"/>
+              <w:bottom w:type="dxa" w:w="60"/>
+              <w:right w:type="dxa" w:w="100"/>
+            </w:tcMar>
+            <w:vAlign w:val="center"/>
+          </w:tcPr>
+          <w:p>
+            <w:r>
+              <w:rPr>
+                <w:b w:val="false"/>
+                <w:bCs w:val="false"/>
+                <w:color w:val="1E293B"/>
+                <w:sz w:val="18"/>
+                <w:szCs w:val="18"/>
+              </w:rPr>
+              <w:t xml:space="preserve">79%</w:t>
+            </w:r>
+          </w:p>
+        </w:tc>
+        <w:tc>
+          <w:tcPr>
+            <w:tcW w:type="dxa" w:w="2700"/>
+            <w:shd w:fill="FFFFFF" w:color="auto" w:val="clear"/>
+            <w:tcMar>
+              <w:top w:type="dxa" w:w="60"/>
+              <w:left w:type="dxa" w:w="100"/>
+              <w:bottom w:type="dxa" w:w="60"/>
+              <w:right w:type="dxa" w:w="100"/>
+            </w:tcMar>
+            <w:vAlign w:val="center"/>
+          </w:tcPr>
+          <w:p>
+            <w:r>
+              <w:rPr>
+                <w:b w:val="false"/>
+                <w:bCs w:val="false"/>
+                <w:color w:val="1E293B"/>
+                <w:sz w:val="18"/>
+                <w:szCs w:val="18"/>
+              </w:rPr>
+              <w:t xml:space="preserve">82%</w:t>
+            </w:r>
+          </w:p>
+        </w:tc>
+      </w:tr>
+      <w:tr>
+        <w:tc>
+          <w:tcPr>
+            <w:tcW w:type="dxa" w:w="3960"/>
+            <w:shd w:fill="F8FAFC" w:color="auto" w:val="clear"/>
+            <w:tcMar>
+              <w:top w:type="dxa" w:w="60"/>
+              <w:left w:type="dxa" w:w="100"/>
+              <w:bottom w:type="dxa" w:w="60"/>
+              <w:right w:type="dxa" w:w="100"/>
+            </w:tcMar>
+            <w:vAlign w:val="center"/>
+          </w:tcPr>
+          <w:p>
+            <w:r>
+              <w:rPr>
+                <w:b w:val="false"/>
+                <w:bCs w:val="false"/>
+                <w:color w:val="1E293B"/>
+                <w:sz w:val="18"/>
+                <w:szCs w:val="18"/>
+              </w:rPr>
+              <w:t xml:space="preserve">Interface languages</w:t>
+            </w:r>
+          </w:p>
+        </w:tc>
+        <w:tc>
+          <w:tcPr>
+            <w:tcW w:type="dxa" w:w="2700"/>
+            <w:shd w:fill="F8FAFC" w:color="auto" w:val="clear"/>
+            <w:tcMar>
+              <w:top w:type="dxa" w:w="60"/>
+              <w:left w:type="dxa" w:w="100"/>
+              <w:bottom w:type="dxa" w:w="60"/>
+              <w:right w:type="dxa" w:w="100"/>
+            </w:tcMar>
+            <w:vAlign w:val="center"/>
+          </w:tcPr>
+          <w:p>
+            <w:r>
+              <w:rPr>
+                <w:b w:val="false"/>
+                <w:bCs w:val="false"/>
+                <w:color w:val="1E293B"/>
+                <w:sz w:val="18"/>
+                <w:szCs w:val="18"/>
+              </w:rPr>
+              <w:t xml:space="preserve">1 (English)</w:t>
+            </w:r>
+          </w:p>
+        </w:tc>
+        <w:tc>
+          <w:tcPr>
+            <w:tcW w:type="dxa" w:w="2700"/>
+            <w:shd w:fill="F8FAFC" w:color="auto" w:val="clear"/>
+            <w:tcMar>
+              <w:top w:type="dxa" w:w="60"/>
+              <w:left w:type="dxa" w:w="100"/>
+              <w:bottom w:type="dxa" w:w="60"/>
+              <w:right w:type="dxa" w:w="100"/>
+            </w:tcMar>
+            <w:vAlign w:val="center"/>
+          </w:tcPr>
+          <w:p>
+            <w:r>
+              <w:rPr>
+                <w:b w:val="false"/>
+                <w:bCs w:val="false"/>
+                <w:color w:val="1E293B"/>
+                <w:sz w:val="18"/>
+                <w:szCs w:val="18"/>
+              </w:rPr>
+              <w:t xml:space="preserve">2 (English, Shona)</w:t>
+            </w:r>
+          </w:p>
+        </w:tc>
+      </w:tr>
+    </w:tbl>
+    <w:p>
+      <w:pPr>
+        <w:spacing w:after="120"/>
+      </w:pPr>
+    </w:p>
+    <w:p>
+      <w:pPr>
+        <w:spacing w:after="180" w:line="276"/>
+        <w:jc w:val="both"/>
+      </w:pPr>
+      <w:r>
+        <w:rPr>
+          <w:color w:val="1E293B"/>
+          <w:sz w:val="21"/>
+          <w:szCs w:val="21"/>
+        </w:rPr>
+        <w:t xml:space="preserve">All 226 tests pass with no failures, and the suite still runs entirely offline, with no paid external account needed.</w:t>
+      </w:r>
+    </w:p>
+    <w:p>
+      <w:pPr>
+        <w:pStyle w:val="Heading2"/>
+        <w:keepNext/>
+        <w:spacing w:after="160" w:before="320"/>
+      </w:pPr>
+      <w:r>
+        <w:rPr>
+          <w:b/>
+          <w:bCs/>
+          <w:color w:val="0F172A"/>
+          <w:sz w:val="26"/>
+          <w:szCs w:val="26"/>
+        </w:rPr>
+        <w:t xml:space="preserve">C.3 Language Support and the SRS</w:t>
+      </w:r>
+    </w:p>
+    <w:p>
+      <w:pPr>
+        <w:spacing w:after="180" w:line="276"/>
+        <w:jc w:val="both"/>
+      </w:pPr>
+      <w:r>
+        <w:rPr>
+          <w:color w:val="1E293B"/>
+          <w:sz w:val="21"/>
+          <w:szCs w:val="21"/>
+        </w:rPr>
+        <w:t xml:space="preserve">The SRS described multi-language support as Arabic and English. Because RentalPro's intended users are landlords, managers and tenants in Harare, Shona — the most widely spoken language there — was implemented as the second language instead. The design is language-neutral, so adding another language, Arabic included, only needs another phrase table.</w:t>
+      </w:r>
+    </w:p>
+    <w:p>
+      <w:pPr>
+        <w:pStyle w:val="ListParagraph"/>
+        <w:numPr>
+          <w:ilvl w:val="0"/>
+          <w:numId w:val="2"/>
+        </w:numPr>
+        <w:spacing w:after="90"/>
+      </w:pPr>
+      <w:r>
+        <w:rPr>
+          <w:b/>
+          <w:bCs/>
+          <w:color w:val="1E293B"/>
+          <w:sz w:val="21"/>
+          <w:szCs w:val="21"/>
+        </w:rPr>
+        <w:t xml:space="preserve">How it works: </w:t>
+      </w:r>
+      <w:r>
+        <w:rPr>
+          <w:color w:val="1E293B"/>
+          <w:sz w:val="21"/>
+          <w:szCs w:val="21"/>
+        </w:rPr>
+        <w:t xml:space="preserve">Templates wrap interface text in _("…"); backend/i18n.py looks each phrase up in a Shona table and falls back to English for anything not yet translated, so the app works at every stage of translation.</w:t>
+      </w:r>
+    </w:p>
+    <w:p>
+      <w:pPr>
+        <w:pStyle w:val="ListParagraph"/>
+        <w:numPr>
+          <w:ilvl w:val="0"/>
+          <w:numId w:val="2"/>
+        </w:numPr>
+        <w:spacing w:after="90"/>
+      </w:pPr>
+      <w:r>
+        <w:rPr>
+          <w:b/>
+          <w:bCs/>
+          <w:color w:val="1E293B"/>
+          <w:sz w:val="21"/>
+          <w:szCs w:val="21"/>
+        </w:rPr>
+        <w:t xml:space="preserve">Switching: </w:t>
+      </w:r>
+      <w:r>
+        <w:rPr>
+          <w:color w:val="1E293B"/>
+          <w:sz w:val="21"/>
+          <w:szCs w:val="21"/>
+        </w:rPr>
+        <w:t xml:space="preserve">An EN | SN switch in the top bar and on the login page stores the choice in the session; it survives logging in and out, and the switch's return address is checked so it cannot redirect off-site.</w:t>
+      </w:r>
+    </w:p>
+    <w:p>
+      <w:pPr>
+        <w:pStyle w:val="ListParagraph"/>
+        <w:numPr>
+          <w:ilvl w:val="0"/>
+          <w:numId w:val="2"/>
+        </w:numPr>
+        <w:spacing w:after="90"/>
+      </w:pPr>
+      <w:r>
+        <w:rPr>
+          <w:b/>
+          <w:bCs/>
+          <w:color w:val="1E293B"/>
+          <w:sz w:val="21"/>
+          <w:szCs w:val="21"/>
+        </w:rPr>
+        <w:t xml:space="preserve">Translated so far: </w:t>
+      </w:r>
+      <w:r>
+        <w:rPr>
+          <w:color w:val="1E293B"/>
+          <w:sz w:val="21"/>
+          <w:szCs w:val="21"/>
+        </w:rPr>
+        <w:t xml:space="preserve">Navigation for every role, login and password reset, the dashboards, the properties, tenants, rent tracker and maintenance lists, the tenant portal and status badges. Other pages and on-screen messages are still English only.</w:t>
+      </w:r>
+    </w:p>
+    <w:p>
+      <w:pPr>
+        <w:pStyle w:val="ListParagraph"/>
+        <w:numPr>
+          <w:ilvl w:val="0"/>
+          <w:numId w:val="2"/>
+        </w:numPr>
+        <w:spacing w:after="90"/>
+      </w:pPr>
+      <w:r>
+        <w:rPr>
+          <w:b/>
+          <w:bCs/>
+          <w:color w:val="1E293B"/>
+          <w:sz w:val="21"/>
+          <w:szCs w:val="21"/>
+        </w:rPr>
+        <w:t xml:space="preserve">Never translated: </w:t>
+      </w:r>
+      <w:r>
+        <w:rPr>
+          <w:color w:val="1E293B"/>
+          <w:sz w:val="21"/>
+          <w:szCs w:val="21"/>
+        </w:rPr>
+        <w:t xml:space="preserve">Property names, addresses, suburbs, cities and people's names are data, not interface text, and read the same in both languages; a test fails if a Harare place name is ever altered or given a Shona entry.</w:t>
+      </w:r>
+    </w:p>
+    <w:p>
+      <w:pPr>
+        <w:pStyle w:val="ListParagraph"/>
+        <w:numPr>
+          <w:ilvl w:val="0"/>
+          <w:numId w:val="2"/>
+        </w:numPr>
+        <w:spacing w:after="90"/>
+      </w:pPr>
+      <w:r>
+        <w:rPr>
+          <w:b/>
+          <w:bCs/>
+          <w:color w:val="1E293B"/>
+          <w:sz w:val="21"/>
+          <w:szCs w:val="21"/>
+        </w:rPr>
+        <w:t xml:space="preserve">Caveat: </w:t>
+      </w:r>
+      <w:r>
+        <w:rPr>
+          <w:color w:val="1E293B"/>
+          <w:sz w:val="21"/>
+          <w:szCs w:val="21"/>
+        </w:rPr>
+        <w:t xml:space="preserve">The Shona wording has not yet been reviewed by a native speaker.</w:t>
+      </w:r>
+    </w:p>
+    <w:p>
+      <w:pPr>
+        <w:pStyle w:val="Heading2"/>
+        <w:keepNext/>
+        <w:spacing w:after="160" w:before="320"/>
+      </w:pPr>
+      <w:r>
+        <w:rPr>
+          <w:b/>
+          <w:bCs/>
+          <w:color w:val="0F172A"/>
+          <w:sz w:val="26"/>
+          <w:szCs w:val="26"/>
+        </w:rPr>
+        <w:t xml:space="preserve">C.4 The Current Interface</w:t>
+      </w:r>
+    </w:p>
+    <w:p>
+      <w:pPr>
+        <w:keepNext/>
+        <w:spacing w:after="0" w:before="160"/>
+        <w:jc w:val="center"/>
+      </w:pPr>
+      <w:r>
+        <w:drawing>
+          <wp:inline distT="0" distB="0" distL="0" distR="0">
+            <wp:extent cx="5943600" cy="3714750"/>
+            <wp:effectExtent t="0" r="0" b="0" l="0"/>
+            <wp:docPr id="900" name="Picture 900" descr="RentalPro login page over a photograph of the Harare skyline, with an EN | SN switch"/>
+            <wp:cNvGraphicFramePr>
+              <a:graphicFrameLocks xmlns:a="http://schemas.openxmlformats.org/drawingml/2006/main" noChangeAspect="1"/>
+            </wp:cNvGraphicFramePr>
+            <a:graphic xmlns:a="http://schemas.openxmlformats.org/drawingml/2006/main">
+              <a:graphicData uri="http://schemas.openxmlformats.org/drawingml/2006/picture">
+                <pic:pic xmlns:pic="http://schemas.openxmlformats.org/drawingml/2006/picture">
+                  <pic:nvPicPr>
+                    <pic:cNvPr id="900" name="Picture 900" descr="RentalPro login page over a photograph of the Harare skyline, with an EN | SN switch"/>
+                    <pic:cNvPicPr>
+                      <a:picLocks noChangeAspect="1"/>
+                    </pic:cNvPicPr>
+                  </pic:nvPicPr>
+                  <pic:blipFill>
+                    <a:blip r:embed="rId900"/>
+                    <a:stretch>
+                      <a:fillRect/>
+                    </a:stretch>
+                  </pic:blipFill>
+                  <pic:spPr>
+                    <a:xfrm>
+                      <a:off x="0" y="0"/>
+                      <a:ext cx="5943600" cy="3714750"/>
+                    </a:xfrm>
+                    <a:prstGeom prst="rect">
+                      <a:avLst/>
+                    </a:prstGeom>
+                    <a:ln w="9525">
+                      <a:solidFill>
+                        <a:srgbClr val="CBD5E1"/>
+                      </a:solidFill>
+                    </a:ln>
+                  </pic:spPr>
+                </pic:pic>
+              </a:graphicData>
+            </a:graphic>
+          </wp:inline>
+        </w:drawing>
+      </w:r>
+    </w:p>
+    <w:p>
+      <w:pPr>
+        <w:spacing w:after="260" w:before="80"/>
+        <w:jc w:val="center"/>
+      </w:pPr>
+      <w:r>
+        <w:rPr>
+          <w:i/>
+          <w:iCs/>
+          <w:color w:val="64748B"/>
+          <w:sz w:val="18"/>
+          <w:szCs w:val="18"/>
+        </w:rPr>
+        <w:t xml:space="preserve">Figure 4: The login page — Harare skyline, translucent card, EN | SN switch</w:t>
+      </w:r>
+    </w:p>
+    <w:p>
+      <w:pPr>
+        <w:keepNext/>
+        <w:spacing w:after="0" w:before="160"/>
+        <w:jc w:val="center"/>
+      </w:pPr>
+      <w:r>
+        <w:drawing>
+          <wp:inline distT="0" distB="0" distL="0" distR="0">
+            <wp:extent cx="5943600" cy="3714750"/>
+            <wp:effectExtent t="0" r="0" b="0" l="0"/>
+            <wp:docPr id="901" name="Picture 901" descr="The portfolio dashboard shown in Shona"/>
+            <wp:cNvGraphicFramePr>
+              <a:graphicFrameLocks xmlns:a="http://schemas.openxmlformats.org/drawingml/2006/main" noChangeAspect="1"/>
+            </wp:cNvGraphicFramePr>
+            <a:graphic xmlns:a="http://schemas.openxmlformats.org/drawingml/2006/main">
+              <a:graphicData uri="http://schemas.openxmlformats.org/drawingml/2006/picture">
+                <pic:pic xmlns:pic="http://schemas.openxmlformats.org/drawingml/2006/picture">
+                  <pic:nvPicPr>
+                    <pic:cNvPr id="901" name="Picture 901" descr="The portfolio dashboard shown in Shona"/>
+                    <pic:cNvPicPr>
+                      <a:picLocks noChangeAspect="1"/>
+                    </pic:cNvPicPr>
+                  </pic:nvPicPr>
+                  <pic:blipFill>
+                    <a:blip r:embed="rId901"/>
+                    <a:stretch>
+                      <a:fillRect/>
+                    </a:stretch>
+                  </pic:blipFill>
+                  <pic:spPr>
+                    <a:xfrm>
+                      <a:off x="0" y="0"/>
+                      <a:ext cx="5943600" cy="3714750"/>
+                    </a:xfrm>
+                    <a:prstGeom prst="rect">
+                      <a:avLst/>
+                    </a:prstGeom>
+                    <a:ln w="9525">
+                      <a:solidFill>
+                        <a:srgbClr val="CBD5E1"/>
+                      </a:solidFill>
+                    </a:ln>
+                  </pic:spPr>
+                </pic:pic>
+              </a:graphicData>
+            </a:graphic>
+          </wp:inline>
+        </w:drawing>
+      </w:r>
+    </w:p>
+    <w:p>
+      <w:pPr>
+        <w:spacing w:after="260" w:before="80"/>
+        <w:jc w:val="center"/>
+      </w:pPr>
+      <w:r>
+        <w:rPr>
+          <w:i/>
+          <w:iCs/>
+          <w:color w:val="64748B"/>
+          <w:sz w:val="18"/>
+          <w:szCs w:val="18"/>
+        </w:rPr>
+        <w:t xml:space="preserve">Figure 5: The portfolio dashboard in Shona — names and places stay as entered</w:t>
+      </w:r>
+    </w:p>
+    <w:p>
+      <w:pPr>
+        <w:spacing w:after="180" w:line="276"/>
+        <w:jc w:val="both"/>
+      </w:pPr>
+      <w:r>
+        <w:rPr>
+          <w:color w:val="1E293B"/>
+          <w:sz w:val="21"/>
+          <w:szCs w:val="21"/>
+        </w:rPr>
+        <w:t xml:space="preserve">Using the language switch (addition to Appendix B): click EN or SN at the top right of any page, or of the login page, to change the interface language. The choice stays in place until you change it again.</w:t>
+      </w:r>
+    </w:p>
+    <w:p>
+      <w:pPr>
+        <w:pStyle w:val="Heading2"/>
+        <w:keepNext/>
+        <w:spacing w:after="160" w:before="320"/>
+      </w:pPr>
+      <w:r>
+        <w:rPr>
+          <w:b/>
+          <w:bCs/>
+          <w:color w:val="0F172A"/>
+          <w:sz w:val="26"/>
+          <w:szCs w:val="26"/>
+        </w:rPr>
+        <w:t xml:space="preserve">C.5 Updated Demo Accounts and Data</w:t>
+      </w:r>
+    </w:p>
+    <w:p>
+      <w:pPr>
+        <w:spacing w:after="180" w:line="276"/>
+        <w:jc w:val="both"/>
+      </w:pPr>
+      <w:r>
+        <w:rPr>
+          <w:color w:val="1E293B"/>
+          <w:sz w:val="21"/>
+          <w:szCs w:val="21"/>
+        </w:rPr>
+        <w:t xml:space="preserve">All demo accounts use the password demo123. The seed data only loads into an empty database; delete rentalpro.db (or the Postgres volume) to reload it.</w:t>
+      </w:r>
+    </w:p>
+    <w:tbl>
+      <w:tblPr>
+        <w:tblW w:type="dxa" w:w="9360"/>
+        <w:tblBorders>
+          <w:top w:val="single" w:color="CBD5E1" w:sz="2"/>
+          <w:left w:val="single" w:color="CBD5E1" w:sz="2"/>
+          <w:bottom w:val="single" w:color="CBD5E1" w:sz="2"/>
+          <w:right w:val="single" w:color="CBD5E1" w:sz="2"/>
+          <w:insideH w:val="single" w:color="CBD5E1" w:sz="2"/>
+          <w:insideV w:val="single" w:color="CBD5E1" w:sz="2"/>
+        </w:tblBorders>
+      </w:tblPr>
+      <w:tblGrid>
+        <w:gridCol w:w="3400"/>
+        <w:gridCol w:w="2600"/>
+        <w:gridCol w:w="3360"/>
+      </w:tblGrid>
+      <w:tr>
+        <w:trPr>
+          <w:tblHeader/>
+        </w:trPr>
+        <w:tc>
+          <w:tcPr>
+            <w:tcW w:type="dxa" w:w="3400"/>
+            <w:shd w:fill="0F172A" w:color="auto" w:val="clear"/>
+            <w:tcMar>
+              <w:top w:type="dxa" w:w="60"/>
+              <w:left w:type="dxa" w:w="100"/>
+              <w:bottom w:type="dxa" w:w="60"/>
+              <w:right w:type="dxa" w:w="100"/>
+            </w:tcMar>
+            <w:vAlign w:val="center"/>
+          </w:tcPr>
+          <w:p>
+            <w:r>
+              <w:rPr>
+                <w:b/>
+                <w:bCs/>
+                <w:color w:val="FFFFFF"/>
+                <w:sz w:val="18"/>
+                <w:szCs w:val="18"/>
+              </w:rPr>
+              <w:t xml:space="preserve">Email</w:t>
+            </w:r>
+          </w:p>
+        </w:tc>
+        <w:tc>
+          <w:tcPr>
+            <w:tcW w:type="dxa" w:w="2600"/>
+            <w:shd w:fill="0F172A" w:color="auto" w:val="clear"/>
+            <w:tcMar>
+              <w:top w:type="dxa" w:w="60"/>
+              <w:left w:type="dxa" w:w="100"/>
+              <w:bottom w:type="dxa" w:w="60"/>
+              <w:right w:type="dxa" w:w="100"/>
+            </w:tcMar>
+            <w:vAlign w:val="center"/>
+          </w:tcPr>
+          <w:p>
+            <w:r>
+              <w:rPr>
+                <w:b/>
+                <w:bCs/>
+                <w:color w:val="FFFFFF"/>
+                <w:sz w:val="18"/>
+                <w:szCs w:val="18"/>
+              </w:rPr>
+              <w:t xml:space="preserve">Name</w:t>
+            </w:r>
+          </w:p>
+        </w:tc>
+        <w:tc>
+          <w:tcPr>
+            <w:tcW w:type="dxa" w:w="3360"/>
+            <w:shd w:fill="0F172A" w:color="auto" w:val="clear"/>
+            <w:tcMar>
+              <w:top w:type="dxa" w:w="60"/>
+              <w:left w:type="dxa" w:w="100"/>
+              <w:bottom w:type="dxa" w:w="60"/>
+              <w:right w:type="dxa" w:w="100"/>
+            </w:tcMar>
+            <w:vAlign w:val="center"/>
+          </w:tcPr>
+          <w:p>
+            <w:r>
+              <w:rPr>
+                <w:b/>
+                <w:bCs/>
+                <w:color w:val="FFFFFF"/>
+                <w:sz w:val="18"/>
+                <w:szCs w:val="18"/>
+              </w:rPr>
+              <w:t xml:space="preserve">Role</w:t>
+            </w:r>
+          </w:p>
+        </w:tc>
+      </w:tr>
+      <w:tr>
+        <w:tc>
+          <w:tcPr>
+            <w:tcW w:type="dxa" w:w="3400"/>
+            <w:shd w:fill="FFFFFF" w:color="auto" w:val="clear"/>
+            <w:tcMar>
+              <w:top w:type="dxa" w:w="60"/>
+              <w:left w:type="dxa" w:w="100"/>
+              <w:bottom w:type="dxa" w:w="60"/>
+              <w:right w:type="dxa" w:w="100"/>
+            </w:tcMar>
+            <w:vAlign w:val="center"/>
+          </w:tcPr>
+          <w:p>
+            <w:r>
+              <w:rPr>
+                <w:b w:val="false"/>
+                <w:bCs w:val="false"/>
+                <w:color w:val="1E293B"/>
+                <w:sz w:val="18"/>
+                <w:szCs w:val="18"/>
+              </w:rPr>
+              <w:t xml:space="preserve">admin@rentalpro.com</w:t>
+            </w:r>
+          </w:p>
+        </w:tc>
+        <w:tc>
+          <w:tcPr>
+            <w:tcW w:type="dxa" w:w="2600"/>
+            <w:shd w:fill="FFFFFF" w:color="auto" w:val="clear"/>
+            <w:tcMar>
+              <w:top w:type="dxa" w:w="60"/>
+              <w:left w:type="dxa" w:w="100"/>
+              <w:bottom w:type="dxa" w:w="60"/>
+              <w:right w:type="dxa" w:w="100"/>
+            </w:tcMar>
+            <w:vAlign w:val="center"/>
+          </w:tcPr>
+          <w:p>
+            <w:r>
+              <w:rPr>
+                <w:b w:val="false"/>
+                <w:bCs w:val="false"/>
+                <w:color w:val="1E293B"/>
+                <w:sz w:val="18"/>
+                <w:szCs w:val="18"/>
+              </w:rPr>
+              <w:t xml:space="preserve">Abdur-Rahmaan Ali</w:t>
+            </w:r>
+          </w:p>
+        </w:tc>
+        <w:tc>
+          <w:tcPr>
+            <w:tcW w:type="dxa" w:w="3360"/>
+            <w:shd w:fill="FFFFFF" w:color="auto" w:val="clear"/>
+            <w:tcMar>
+              <w:top w:type="dxa" w:w="60"/>
+              <w:left w:type="dxa" w:w="100"/>
+              <w:bottom w:type="dxa" w:w="60"/>
+              <w:right w:type="dxa" w:w="100"/>
+            </w:tcMar>
+            <w:vAlign w:val="center"/>
+          </w:tcPr>
+          <w:p>
+            <w:r>
+              <w:rPr>
+                <w:b w:val="false"/>
+                <w:bCs w:val="false"/>
+                <w:color w:val="1E293B"/>
+                <w:sz w:val="18"/>
+                <w:szCs w:val="18"/>
+              </w:rPr>
+              <w:t xml:space="preserve">Administrator</w:t>
+            </w:r>
+          </w:p>
+        </w:tc>
+      </w:tr>
+      <w:tr>
+        <w:tc>
+          <w:tcPr>
+            <w:tcW w:type="dxa" w:w="3400"/>
+            <w:shd w:fill="F8FAFC" w:color="auto" w:val="clear"/>
+            <w:tcMar>
+              <w:top w:type="dxa" w:w="60"/>
+              <w:left w:type="dxa" w:w="100"/>
+              <w:bottom w:type="dxa" w:w="60"/>
+              <w:right w:type="dxa" w:w="100"/>
+            </w:tcMar>
+            <w:vAlign w:val="center"/>
+          </w:tcPr>
+          <w:p>
+            <w:r>
+              <w:rPr>
+                <w:b w:val="false"/>
+                <w:bCs w:val="false"/>
+                <w:color w:val="1E293B"/>
+                <w:sz w:val="18"/>
+                <w:szCs w:val="18"/>
+              </w:rPr>
+              <w:t xml:space="preserve">owner@rentalpro.com</w:t>
+            </w:r>
+          </w:p>
+        </w:tc>
+        <w:tc>
+          <w:tcPr>
+            <w:tcW w:type="dxa" w:w="2600"/>
+            <w:shd w:fill="F8FAFC" w:color="auto" w:val="clear"/>
+            <w:tcMar>
+              <w:top w:type="dxa" w:w="60"/>
+              <w:left w:type="dxa" w:w="100"/>
+              <w:bottom w:type="dxa" w:w="60"/>
+              <w:right w:type="dxa" w:w="100"/>
+            </w:tcMar>
+            <w:vAlign w:val="center"/>
+          </w:tcPr>
+          <w:p>
+            <w:r>
+              <w:rPr>
+                <w:b w:val="false"/>
+                <w:bCs w:val="false"/>
+                <w:color w:val="1E293B"/>
+                <w:sz w:val="18"/>
+                <w:szCs w:val="18"/>
+              </w:rPr>
+              <w:t xml:space="preserve">Tendai Moyo</w:t>
+            </w:r>
+          </w:p>
+        </w:tc>
+        <w:tc>
+          <w:tcPr>
+            <w:tcW w:type="dxa" w:w="3360"/>
+            <w:shd w:fill="F8FAFC" w:color="auto" w:val="clear"/>
+            <w:tcMar>
+              <w:top w:type="dxa" w:w="60"/>
+              <w:left w:type="dxa" w:w="100"/>
+              <w:bottom w:type="dxa" w:w="60"/>
+              <w:right w:type="dxa" w:w="100"/>
+            </w:tcMar>
+            <w:vAlign w:val="center"/>
+          </w:tcPr>
+          <w:p>
+            <w:r>
+              <w:rPr>
+                <w:b w:val="false"/>
+                <w:bCs w:val="false"/>
+                <w:color w:val="1E293B"/>
+                <w:sz w:val="18"/>
+                <w:szCs w:val="18"/>
+              </w:rPr>
+              <w:t xml:space="preserve">Property Owner</w:t>
+            </w:r>
+          </w:p>
+        </w:tc>
+      </w:tr>
+      <w:tr>
+        <w:tc>
+          <w:tcPr>
+            <w:tcW w:type="dxa" w:w="3400"/>
+            <w:shd w:fill="FFFFFF" w:color="auto" w:val="clear"/>
+            <w:tcMar>
+              <w:top w:type="dxa" w:w="60"/>
+              <w:left w:type="dxa" w:w="100"/>
+              <w:bottom w:type="dxa" w:w="60"/>
+              <w:right w:type="dxa" w:w="100"/>
+            </w:tcMar>
+            <w:vAlign w:val="center"/>
+          </w:tcPr>
+          <w:p>
+            <w:r>
+              <w:rPr>
+                <w:b w:val="false"/>
+                <w:bCs w:val="false"/>
+                <w:color w:val="1E293B"/>
+                <w:sz w:val="18"/>
+                <w:szCs w:val="18"/>
+              </w:rPr>
+              <w:t xml:space="preserve">manager@rentalpro.com</w:t>
+            </w:r>
+          </w:p>
+        </w:tc>
+        <w:tc>
+          <w:tcPr>
+            <w:tcW w:type="dxa" w:w="2600"/>
+            <w:shd w:fill="FFFFFF" w:color="auto" w:val="clear"/>
+            <w:tcMar>
+              <w:top w:type="dxa" w:w="60"/>
+              <w:left w:type="dxa" w:w="100"/>
+              <w:bottom w:type="dxa" w:w="60"/>
+              <w:right w:type="dxa" w:w="100"/>
+            </w:tcMar>
+            <w:vAlign w:val="center"/>
+          </w:tcPr>
+          <w:p>
+            <w:r>
+              <w:rPr>
+                <w:b w:val="false"/>
+                <w:bCs w:val="false"/>
+                <w:color w:val="1E293B"/>
+                <w:sz w:val="18"/>
+                <w:szCs w:val="18"/>
+              </w:rPr>
+              <w:t xml:space="preserve">Rutendo Chikore</w:t>
+            </w:r>
+          </w:p>
+        </w:tc>
+        <w:tc>
+          <w:tcPr>
+            <w:tcW w:type="dxa" w:w="3360"/>
+            <w:shd w:fill="FFFFFF" w:color="auto" w:val="clear"/>
+            <w:tcMar>
+              <w:top w:type="dxa" w:w="60"/>
+              <w:left w:type="dxa" w:w="100"/>
+              <w:bottom w:type="dxa" w:w="60"/>
+              <w:right w:type="dxa" w:w="100"/>
+            </w:tcMar>
+            <w:vAlign w:val="center"/>
+          </w:tcPr>
+          <w:p>
+            <w:r>
+              <w:rPr>
+                <w:b w:val="false"/>
+                <w:bCs w:val="false"/>
+                <w:color w:val="1E293B"/>
+                <w:sz w:val="18"/>
+                <w:szCs w:val="18"/>
+              </w:rPr>
+              <w:t xml:space="preserve">Property Manager</w:t>
+            </w:r>
+          </w:p>
+        </w:tc>
+      </w:tr>
+      <w:tr>
+        <w:tc>
+          <w:tcPr>
+            <w:tcW w:type="dxa" w:w="3400"/>
+            <w:shd w:fill="F8FAFC" w:color="auto" w:val="clear"/>
+            <w:tcMar>
+              <w:top w:type="dxa" w:w="60"/>
+              <w:left w:type="dxa" w:w="100"/>
+              <w:bottom w:type="dxa" w:w="60"/>
+              <w:right w:type="dxa" w:w="100"/>
+            </w:tcMar>
+            <w:vAlign w:val="center"/>
+          </w:tcPr>
+          <w:p>
+            <w:r>
+              <w:rPr>
+                <w:b w:val="false"/>
+                <w:bCs w:val="false"/>
+                <w:color w:val="1E293B"/>
+                <w:sz w:val="18"/>
+                <w:szCs w:val="18"/>
+              </w:rPr>
+              <w:t xml:space="preserve">staff@rentalpro.com</w:t>
+            </w:r>
+          </w:p>
+        </w:tc>
+        <w:tc>
+          <w:tcPr>
+            <w:tcW w:type="dxa" w:w="2600"/>
+            <w:shd w:fill="F8FAFC" w:color="auto" w:val="clear"/>
+            <w:tcMar>
+              <w:top w:type="dxa" w:w="60"/>
+              <w:left w:type="dxa" w:w="100"/>
+              <w:bottom w:type="dxa" w:w="60"/>
+              <w:right w:type="dxa" w:w="100"/>
+            </w:tcMar>
+            <w:vAlign w:val="center"/>
+          </w:tcPr>
+          <w:p>
+            <w:r>
+              <w:rPr>
+                <w:b w:val="false"/>
+                <w:bCs w:val="false"/>
+                <w:color w:val="1E293B"/>
+                <w:sz w:val="18"/>
+                <w:szCs w:val="18"/>
+              </w:rPr>
+              <w:t xml:space="preserve">Farai Ncube</w:t>
+            </w:r>
+          </w:p>
+        </w:tc>
+        <w:tc>
+          <w:tcPr>
+            <w:tcW w:type="dxa" w:w="3360"/>
+            <w:shd w:fill="F8FAFC" w:color="auto" w:val="clear"/>
+            <w:tcMar>
+              <w:top w:type="dxa" w:w="60"/>
+              <w:left w:type="dxa" w:w="100"/>
+              <w:bottom w:type="dxa" w:w="60"/>
+              <w:right w:type="dxa" w:w="100"/>
+            </w:tcMar>
+            <w:vAlign w:val="center"/>
+          </w:tcPr>
+          <w:p>
+            <w:r>
+              <w:rPr>
+                <w:b w:val="false"/>
+                <w:bCs w:val="false"/>
+                <w:color w:val="1E293B"/>
+                <w:sz w:val="18"/>
+                <w:szCs w:val="18"/>
+              </w:rPr>
+              <w:t xml:space="preserve">Maintenance Staff</w:t>
+            </w:r>
+          </w:p>
+        </w:tc>
+      </w:tr>
+      <w:tr>
+        <w:tc>
+          <w:tcPr>
+            <w:tcW w:type="dxa" w:w="3400"/>
+            <w:shd w:fill="FFFFFF" w:color="auto" w:val="clear"/>
+            <w:tcMar>
+              <w:top w:type="dxa" w:w="60"/>
+              <w:left w:type="dxa" w:w="100"/>
+              <w:bottom w:type="dxa" w:w="60"/>
+              <w:right w:type="dxa" w:w="100"/>
+            </w:tcMar>
+            <w:vAlign w:val="center"/>
+          </w:tcPr>
+          <w:p>
+            <w:r>
+              <w:rPr>
+                <w:b w:val="false"/>
+                <w:bCs w:val="false"/>
+                <w:color w:val="1E293B"/>
+                <w:sz w:val="18"/>
+                <w:szCs w:val="18"/>
+              </w:rPr>
+              <w:t xml:space="preserve">tenant1@email.com</w:t>
+            </w:r>
+          </w:p>
+        </w:tc>
+        <w:tc>
+          <w:tcPr>
+            <w:tcW w:type="dxa" w:w="2600"/>
+            <w:shd w:fill="FFFFFF" w:color="auto" w:val="clear"/>
+            <w:tcMar>
+              <w:top w:type="dxa" w:w="60"/>
+              <w:left w:type="dxa" w:w="100"/>
+              <w:bottom w:type="dxa" w:w="60"/>
+              <w:right w:type="dxa" w:w="100"/>
+            </w:tcMar>
+            <w:vAlign w:val="center"/>
+          </w:tcPr>
+          <w:p>
+            <w:r>
+              <w:rPr>
+                <w:b w:val="false"/>
+                <w:bCs w:val="false"/>
+                <w:color w:val="1E293B"/>
+                <w:sz w:val="18"/>
+                <w:szCs w:val="18"/>
+              </w:rPr>
+              <w:t xml:space="preserve">Chipo Mutasa</w:t>
+            </w:r>
+          </w:p>
+        </w:tc>
+        <w:tc>
+          <w:tcPr>
+            <w:tcW w:type="dxa" w:w="3360"/>
+            <w:shd w:fill="FFFFFF" w:color="auto" w:val="clear"/>
+            <w:tcMar>
+              <w:top w:type="dxa" w:w="60"/>
+              <w:left w:type="dxa" w:w="100"/>
+              <w:bottom w:type="dxa" w:w="60"/>
+              <w:right w:type="dxa" w:w="100"/>
+            </w:tcMar>
+            <w:vAlign w:val="center"/>
+          </w:tcPr>
+          <w:p>
+            <w:r>
+              <w:rPr>
+                <w:b w:val="false"/>
+                <w:bCs w:val="false"/>
+                <w:color w:val="1E293B"/>
+                <w:sz w:val="18"/>
+                <w:szCs w:val="18"/>
+              </w:rPr>
+              <w:t xml:space="preserve">Tenant (Avondale Heights, Unit 101)</w:t>
+            </w:r>
+          </w:p>
+        </w:tc>
+      </w:tr>
+      <w:tr>
+        <w:tc>
+          <w:tcPr>
+            <w:tcW w:type="dxa" w:w="3400"/>
+            <w:shd w:fill="F8FAFC" w:color="auto" w:val="clear"/>
+            <w:tcMar>
+              <w:top w:type="dxa" w:w="60"/>
+              <w:left w:type="dxa" w:w="100"/>
+              <w:bottom w:type="dxa" w:w="60"/>
+              <w:right w:type="dxa" w:w="100"/>
+            </w:tcMar>
+            <w:vAlign w:val="center"/>
+          </w:tcPr>
+          <w:p>
+            <w:r>
+              <w:rPr>
+                <w:b w:val="false"/>
+                <w:bCs w:val="false"/>
+                <w:color w:val="1E293B"/>
+                <w:sz w:val="18"/>
+                <w:szCs w:val="18"/>
+              </w:rPr>
+              <w:t xml:space="preserve">tenant2@email.com … tenant9@email.com</w:t>
+            </w:r>
+          </w:p>
+        </w:tc>
+        <w:tc>
+          <w:tcPr>
+            <w:tcW w:type="dxa" w:w="2600"/>
+            <w:shd w:fill="F8FAFC" w:color="auto" w:val="clear"/>
+            <w:tcMar>
+              <w:top w:type="dxa" w:w="60"/>
+              <w:left w:type="dxa" w:w="100"/>
+              <w:bottom w:type="dxa" w:w="60"/>
+              <w:right w:type="dxa" w:w="100"/>
+            </w:tcMar>
+            <w:vAlign w:val="center"/>
+          </w:tcPr>
+          <w:p>
+            <w:r>
+              <w:rPr>
+                <w:b w:val="false"/>
+                <w:bCs w:val="false"/>
+                <w:color w:val="1E293B"/>
+                <w:sz w:val="18"/>
+                <w:szCs w:val="18"/>
+              </w:rPr>
+              <w:t xml:space="preserve">Eight further Harare tenants</w:t>
+            </w:r>
+          </w:p>
+        </w:tc>
+        <w:tc>
+          <w:tcPr>
+            <w:tcW w:type="dxa" w:w="3360"/>
+            <w:shd w:fill="F8FAFC" w:color="auto" w:val="clear"/>
+            <w:tcMar>
+              <w:top w:type="dxa" w:w="60"/>
+              <w:left w:type="dxa" w:w="100"/>
+              <w:bottom w:type="dxa" w:w="60"/>
+              <w:right w:type="dxa" w:w="100"/>
+            </w:tcMar>
+            <w:vAlign w:val="center"/>
+          </w:tcPr>
+          <w:p>
+            <w:r>
+              <w:rPr>
+                <w:b w:val="false"/>
+                <w:bCs w:val="false"/>
+                <w:color w:val="1E293B"/>
+                <w:sz w:val="18"/>
+                <w:szCs w:val="18"/>
+              </w:rPr>
+              <w:t xml:space="preserve">Tenants across all five properties</w:t>
+            </w:r>
+          </w:p>
+        </w:tc>
+      </w:tr>
+    </w:tbl>
+    <w:p>
+      <w:pPr>
+        <w:spacing w:after="120"/>
+      </w:pPr>
+    </w:p>
     <w:sectPr>
       <w:footerReference w:type="default" r:id="rId7"/>
       <w:pgSz w:w="12240" w:h="15840" w:orient="portrait"/>

--- a/docs/ABDURRAHMAAN_IT401_DEL_4.docx
+++ b/docs/ABDURRAHMAAN_IT401_DEL_4.docx
@@ -545,7 +545,7 @@
                 <w:sz w:val="18"/>
                 <w:szCs w:val="18"/>
               </w:rPr>
-              <w:t xml:space="preserve">Appendix A — Installation Guide · Appendix B — User Manual</w:t>
+              <w:t xml:space="preserve">Appendix A — Installation Guide · Appendix B — User Manual · Appendix C — System Updates Since Deliverable 5</w:t>
             </w:r>
           </w:p>
         </w:tc>
@@ -675,7 +675,7 @@
           <w:sz w:val="21"/>
           <w:szCs w:val="21"/>
         </w:rPr>
-        <w:t xml:space="preserve">Note: this report describes RentalPro as it stood at Deliverable 5. Appendix C summarises everything added since — the billing engine, a property map, a redesigned interface, an English/Shona language switch and Harare demonstration data — with the current figures (18 tables, 226 tests, 82% coverage).</w:t>
+        <w:t xml:space="preserve">Note: this report describes RentalPro as it stood at Deliverable 5. Appendix C summarises everything added since — the billing engine, a property map, a redesigned interface, English, Shona and Arabic interface languages chosen from a language menu (with a right-to-left layout for Arabic), and Harare demonstration data — with the current figures (18 tables, 231 tests, 82% coverage).</w:t>
       </w:r>
     </w:p>
     <w:p>
@@ -1407,7 +1407,7 @@
           <w:sz w:val="21"/>
           <w:szCs w:val="21"/>
         </w:rPr>
-        <w:t xml:space="preserve">Multi-currency support described in the SRS is represented in the data model (currency per property). Of the multi-language support it described (Arabic/English), a translated interface was later implemented as English/Shona instead, to suit the system’s Harare users (Appendix C).</w:t>
+        <w:t xml:space="preserve">Multi-currency support described in the SRS is represented in the data model (currency per property). The multi-language support it described (Arabic/English) was later implemented as a translated interface in English, Shona and Arabic, with Shona added for the system’s Harare users (Appendix C).</w:t>
       </w:r>
     </w:p>
     <w:p>
@@ -25869,7 +25869,7 @@
           <w:sz w:val="21"/>
           <w:szCs w:val="21"/>
         </w:rPr>
-        <w:t xml:space="preserve">The system is single-currency-per-property. Its interface is now available in English and Shona (Appendix C), but only the main screens are translated so far.</w:t>
+        <w:t xml:space="preserve">The system is single-currency-per-property. Its interface is now available in English, Shona and Arabic (Appendix C), but only the main screens are translated so far.</w:t>
       </w:r>
     </w:p>
     <w:p>
@@ -28198,7 +28198,7 @@
           <w:sz w:val="21"/>
           <w:szCs w:val="21"/>
         </w:rPr>
-        <w:t xml:space="preserve">Open the application in a browser and sign in at the login page with the email and password given to you by your property owner or manager (or one of the demo accounts in Appendix A.5, for evaluation). Every screen after login shows a navigation bar across the top, scoped to your role — you will only ever see navigation links for actions you are permitted to perform. The EN | SN switch at the top right changes the interface language between English and Shona.</w:t>
+        <w:t xml:space="preserve">Open the application in a browser and sign in at the login page with the email and password given to you by your property owner or manager (or one of the demo accounts in Appendix A.5, for evaluation). Every screen after login shows a navigation bar across the top, scoped to your role — you will only ever see navigation links for actions you are permitted to perform. The language button at the top right (top left in Arabic) opens a list of English, ChiShona and Arabic; choosing Arabic also turns the page right to left.</w:t>
       </w:r>
     </w:p>
     <w:p>
@@ -30127,7 +30127,7 @@
           <w:sz w:val="21"/>
           <w:szCs w:val="21"/>
         </w:rPr>
-        <w:t xml:space="preserve">This section brings the document up to date. The rest of the document describes RentalPro as it stood at Deliverable 5, and its figures are deliberately left as they were at that time. Since then the system has gained a billing engine, a property map, a redesigned interface, an English/Shona language switch and Harare demonstration data. Each change was made additively, behind the existing test suite, with new tests of its own.</w:t>
+        <w:t xml:space="preserve">This section brings the document up to date. The rest of the document describes RentalPro as it stood at Deliverable 5, and its figures are deliberately left as they were at that time. Since then the system has gained a billing engine, a property map, a redesigned interface, English, Shona and Arabic interface languages and Harare demonstration data. Each change was made additively, behind the existing test suite, with new tests of its own.</w:t>
       </w:r>
     </w:p>
     <w:p>
@@ -30497,7 +30497,7 @@
                 <w:sz w:val="18"/>
                 <w:szCs w:val="18"/>
               </w:rPr>
-              <w:t xml:space="preserve">English / Shona</w:t>
+              <w:t xml:space="preserve">Languages</w:t>
             </w:r>
           </w:p>
         </w:tc>
@@ -30522,7 +30522,7 @@
                 <w:sz w:val="18"/>
                 <w:szCs w:val="18"/>
               </w:rPr>
-              <w:t xml:space="preserve">An EN | SN switch in the top bar and on the login page; a small translator (backend/i18n.py) with an English fallback; the choice survives logging in and out. Names and places are never translated.</w:t>
+              <w:t xml:space="preserve">A language menu in the top bar and on the login page shows the current language and opens a list of English, ChiShona and Arabic; a small translator (backend/i18n.py) with an English fallback; Arabic pages switch to a right-to-left layout; the choice survives logging in and out. Names and places are never translated.</w:t>
             </w:r>
           </w:p>
         </w:tc>
@@ -30547,7 +30547,7 @@
                 <w:sz w:val="18"/>
                 <w:szCs w:val="18"/>
               </w:rPr>
-              <w:t xml:space="preserve">9</w:t>
+              <w:t xml:space="preserve">14</w:t>
             </w:r>
           </w:p>
         </w:tc>
@@ -31360,7 +31360,7 @@
                 <w:sz w:val="18"/>
                 <w:szCs w:val="18"/>
               </w:rPr>
-              <w:t xml:space="preserve">226</w:t>
+              <w:t xml:space="preserve">231</w:t>
             </w:r>
           </w:p>
         </w:tc>
@@ -31514,7 +31514,7 @@
                 <w:sz w:val="18"/>
                 <w:szCs w:val="18"/>
               </w:rPr>
-              <w:t xml:space="preserve">2 (English, Shona)</w:t>
+              <w:t xml:space="preserve">3 (English, Shona, Arabic)</w:t>
             </w:r>
           </w:p>
         </w:tc>
@@ -31536,7 +31536,7 @@
           <w:sz w:val="21"/>
           <w:szCs w:val="21"/>
         </w:rPr>
-        <w:t xml:space="preserve">All 226 tests pass with no failures, and the suite still runs entirely offline, with no paid external account needed.</w:t>
+        <w:t xml:space="preserve">All 231 tests pass with no failures, and the suite still runs entirely offline, with no paid external account needed.</w:t>
       </w:r>
     </w:p>
     <w:p>
@@ -31567,7 +31567,7 @@
           <w:sz w:val="21"/>
           <w:szCs w:val="21"/>
         </w:rPr>
-        <w:t xml:space="preserve">The SRS described multi-language support as Arabic and English. Because RentalPro's intended users are landlords, managers and tenants in Harare, Shona — the most widely spoken language there — was implemented as the second language instead. The design is language-neutral, so adding another language, Arabic included, only needs another phrase table.</w:t>
+        <w:t xml:space="preserve">The SRS described multi-language support as Arabic and English. Both are now implemented, together with Shona. Shona, the most widely spoken language in Harare, serves the landlords, managers and tenants the system was built for; Arabic, the second language the SRS named, serves Arabic-speaking residents and property owners in Zimbabwe. Each language is only another phrase table, so a further language, such as Ndebele, can be added the same way.</w:t>
       </w:r>
     </w:p>
     <w:p>
@@ -31595,7 +31595,7 @@
           <w:sz w:val="21"/>
           <w:szCs w:val="21"/>
         </w:rPr>
-        <w:t xml:space="preserve">Templates wrap interface text in _("…"); backend/i18n.py looks each phrase up in a Shona table and falls back to English for anything not yet translated, so the app works at every stage of translation.</w:t>
+        <w:t xml:space="preserve">Templates wrap interface text in _("…"); backend/i18n.py looks each phrase up in the table for the chosen language (the Shona and Arabic tables hold the same 98 phrases) and falls back to English for anything not yet translated, so the app works at every stage of translation.</w:t>
       </w:r>
     </w:p>
     <w:p>
@@ -31615,7 +31615,7 @@
           <w:sz w:val="21"/>
           <w:szCs w:val="21"/>
         </w:rPr>
-        <w:t xml:space="preserve">Switching: </w:t>
+        <w:t xml:space="preserve">Right-to-left layout: </w:t>
       </w:r>
       <w:r>
         <w:rPr>
@@ -31623,7 +31623,35 @@
           <w:sz w:val="21"/>
           <w:szCs w:val="21"/>
         </w:rPr>
-        <w:t xml:space="preserve">An EN | SN switch in the top bar and on the login page stores the choice in the session; it survives logging in and out, and the switch's return address is checked so it cannot redirect off-site.</w:t>
+        <w:t xml:space="preserve">Arabic is written from right to left, so an Arabic page is marked dir="rtl" and the browser mirrors the layout: the navigation starts from the right and table columns read from right to left (Figure 6), and on the login page the RentalPro name and the language menu swap corners. The stylesheet aligns text to the start of the line rather than to a fixed left or right, so one stylesheet serves both directions. English and Shona stay left to right.</w:t>
+      </w:r>
+    </w:p>
+    <w:p>
+      <w:pPr>
+        <w:pStyle w:val="ListParagraph"/>
+        <w:numPr>
+          <w:ilvl w:val="0"/>
+          <w:numId w:val="2"/>
+        </w:numPr>
+        <w:spacing w:after="90"/>
+      </w:pPr>
+      <w:r>
+        <w:rPr>
+          <w:b/>
+          <w:bCs/>
+          <w:color w:val="1E293B"/>
+          <w:sz w:val="21"/>
+          <w:szCs w:val="21"/>
+        </w:rPr>
+        <w:t xml:space="preserve">Choosing a language: </w:t>
+      </w:r>
+      <w:r>
+        <w:rPr>
+          <w:color w:val="1E293B"/>
+          <w:sz w:val="21"/>
+          <w:szCs w:val="21"/>
+        </w:rPr>
+        <w:t xml:space="preserve">A language button in the top bar and on the login page shows the current language; clicking its arrow opens a vertical list of English, ChiShona and Arabic, each written in its own language (Figures 4 and 6). The list closes on a click elsewhere or the Escape key. The choice is stored in the session and survives logging in and out, and the menu’s return address is checked so it cannot redirect off-site.</w:t>
       </w:r>
     </w:p>
     <w:p>
@@ -31679,7 +31707,35 @@
           <w:sz w:val="21"/>
           <w:szCs w:val="21"/>
         </w:rPr>
-        <w:t xml:space="preserve">Property names, addresses, suburbs, cities and people's names are data, not interface text, and read the same in both languages; a test fails if a Harare place name is ever altered or given a Shona entry.</w:t>
+        <w:t xml:space="preserve">Property names, addresses, suburbs, cities and people’s names are data, not interface text, and read the same in every language; a test fails if a Harare place name is altered in Shona or Arabic, or given an entry in either phrase table.</w:t>
+      </w:r>
+    </w:p>
+    <w:p>
+      <w:pPr>
+        <w:pStyle w:val="ListParagraph"/>
+        <w:numPr>
+          <w:ilvl w:val="0"/>
+          <w:numId w:val="2"/>
+        </w:numPr>
+        <w:spacing w:after="90"/>
+      </w:pPr>
+      <w:r>
+        <w:rPr>
+          <w:b/>
+          <w:bCs/>
+          <w:color w:val="1E293B"/>
+          <w:sz w:val="21"/>
+          <w:szCs w:val="21"/>
+        </w:rPr>
+        <w:t xml:space="preserve">Tests: </w:t>
+      </w:r>
+      <w:r>
+        <w:rPr>
+          <w:color w:val="1E293B"/>
+          <w:sz w:val="21"/>
+          <w:szCs w:val="21"/>
+        </w:rPr>
+        <w:t xml:space="preserve">Fourteen tests cover the languages: switching to Shona and to Arabic, the right-to-left direction for Arabic only, the choice surviving login, the tenant portal in Shona and in Arabic, the language menu, unknown language codes, off-site redirects, placeholders kept in every translation, Arabic covering every Shona phrase, and place names.</w:t>
       </w:r>
     </w:p>
     <w:p>
@@ -31707,7 +31763,7 @@
           <w:sz w:val="21"/>
           <w:szCs w:val="21"/>
         </w:rPr>
-        <w:t xml:space="preserve">The Shona wording has not yet been reviewed by a native speaker.</w:t>
+        <w:t xml:space="preserve">The Shona and Arabic wording has not yet been reviewed by native speakers.</w:t>
       </w:r>
     </w:p>
     <w:p>
@@ -31738,7 +31794,7 @@
           <wp:inline distT="0" distB="0" distL="0" distR="0">
             <wp:extent cx="5943600" cy="3714750"/>
             <wp:effectExtent t="0" r="0" b="0" l="0"/>
-            <wp:docPr id="900" name="Picture 900" descr="RentalPro login page over a photograph of the Harare skyline, with an EN | SN switch"/>
+            <wp:docPr id="900" name="Picture 900" descr="RentalPro login page over a photograph of the Harare skyline, with the language menu opened"/>
             <wp:cNvGraphicFramePr>
               <a:graphicFrameLocks xmlns:a="http://schemas.openxmlformats.org/drawingml/2006/main" noChangeAspect="1"/>
             </wp:cNvGraphicFramePr>
@@ -31746,7 +31802,7 @@
               <a:graphicData uri="http://schemas.openxmlformats.org/drawingml/2006/picture">
                 <pic:pic xmlns:pic="http://schemas.openxmlformats.org/drawingml/2006/picture">
                   <pic:nvPicPr>
-                    <pic:cNvPr id="900" name="Picture 900" descr="RentalPro login page over a photograph of the Harare skyline, with an EN | SN switch"/>
+                    <pic:cNvPr id="900" name="Picture 900" descr="RentalPro login page over a photograph of the Harare skyline, with the language menu opened"/>
                     <pic:cNvPicPr>
                       <a:picLocks noChangeAspect="1"/>
                     </pic:cNvPicPr>
@@ -31791,7 +31847,7 @@
           <w:sz w:val="18"/>
           <w:szCs w:val="18"/>
         </w:rPr>
-        <w:t xml:space="preserve">Figure 4: The login page — Harare skyline, translucent card, EN | SN switch</w:t>
+        <w:t xml:space="preserve">Figure 4: The login page — Harare skyline, translucent card and the language menu, opened</w:t>
       </w:r>
     </w:p>
     <w:p>
@@ -31863,6 +31919,73 @@
     </w:p>
     <w:p>
       <w:pPr>
+        <w:keepNext/>
+        <w:spacing w:after="0" w:before="160"/>
+        <w:jc w:val="center"/>
+      </w:pPr>
+      <w:r>
+        <w:drawing>
+          <wp:inline distT="0" distB="0" distL="0" distR="0">
+            <wp:extent cx="5943600" cy="3714750"/>
+            <wp:effectExtent t="0" r="0" b="0" l="0"/>
+            <wp:docPr id="902" name="Picture 902" descr="The portfolio dashboard shown in Arabic, right to left, with the language menu open"/>
+            <wp:cNvGraphicFramePr>
+              <a:graphicFrameLocks xmlns:a="http://schemas.openxmlformats.org/drawingml/2006/main" noChangeAspect="1"/>
+            </wp:cNvGraphicFramePr>
+            <a:graphic xmlns:a="http://schemas.openxmlformats.org/drawingml/2006/main">
+              <a:graphicData uri="http://schemas.openxmlformats.org/drawingml/2006/picture">
+                <pic:pic xmlns:pic="http://schemas.openxmlformats.org/drawingml/2006/picture">
+                  <pic:nvPicPr>
+                    <pic:cNvPr id="902" name="Picture 902" descr="The portfolio dashboard shown in Arabic, right to left, with the language menu open"/>
+                    <pic:cNvPicPr>
+                      <a:picLocks noChangeAspect="1"/>
+                    </pic:cNvPicPr>
+                  </pic:nvPicPr>
+                  <pic:blipFill>
+                    <a:blip r:embed="rId902"/>
+                    <a:stretch>
+                      <a:fillRect/>
+                    </a:stretch>
+                  </pic:blipFill>
+                  <pic:spPr>
+                    <a:xfrm>
+                      <a:off x="0" y="0"/>
+                      <a:ext cx="5943600" cy="3714750"/>
+                    </a:xfrm>
+                    <a:prstGeom prst="rect">
+                      <a:avLst/>
+                    </a:prstGeom>
+                    <a:ln w="9525">
+                      <a:solidFill>
+                        <a:srgbClr val="CBD5E1"/>
+                      </a:solidFill>
+                    </a:ln>
+                  </pic:spPr>
+                </pic:pic>
+              </a:graphicData>
+            </a:graphic>
+          </wp:inline>
+        </w:drawing>
+      </w:r>
+    </w:p>
+    <w:p>
+      <w:pPr>
+        <w:spacing w:after="260" w:before="80"/>
+        <w:jc w:val="center"/>
+      </w:pPr>
+      <w:r>
+        <w:rPr>
+          <w:i/>
+          <w:iCs/>
+          <w:color w:val="64748B"/>
+          <w:sz w:val="18"/>
+          <w:szCs w:val="18"/>
+        </w:rPr>
+        <w:t xml:space="preserve">Figure 6: The portfolio dashboard in Arabic — the layout reads right to left and the language menu is open</w:t>
+      </w:r>
+    </w:p>
+    <w:p>
+      <w:pPr>
         <w:spacing w:after="180" w:line="276"/>
         <w:jc w:val="both"/>
       </w:pPr>
@@ -31872,7 +31995,7 @@
           <w:sz w:val="21"/>
           <w:szCs w:val="21"/>
         </w:rPr>
-        <w:t xml:space="preserve">Using the language switch (addition to Appendix B): click EN or SN at the top right of any page, or of the login page, to change the interface language. The choice stays in place until you change it again.</w:t>
+        <w:t xml:space="preserve">Choosing a language (addition to Appendix B): click the language button at the top right of any page or of the login page (top left when the page is in Arabic), then pick English, ChiShona or Arabic from the list. The choice stays in place until you change it again.</w:t>
       </w:r>
     </w:p>
     <w:p>

--- a/docs/ABDURRAHMAAN_IT401_DEL_4.docx
+++ b/docs/ABDURRAHMAAN_IT401_DEL_4.docx
@@ -675,7 +675,7 @@
           <w:sz w:val="21"/>
           <w:szCs w:val="21"/>
         </w:rPr>
-        <w:t xml:space="preserve">Note: this report describes RentalPro as it stood at Deliverable 5. Appendix C summarises everything added since — the billing engine, a property map, a redesigned interface, English, Shona and Arabic interface languages chosen from a language menu (with a right-to-left layout for Arabic), and Harare demonstration data — with the current figures (18 tables, 231 tests, 82% coverage).</w:t>
+        <w:t xml:space="preserve">Note: this report describes RentalPro as it stood at Deliverable 5. Appendix C summarises everything added since — the billing engine, a property map, a redesigned interface, English, Shona and Arabic interface languages chosen from a language menu (with a right-to-left layout for Arabic), and Harare demonstration data — with the current figures (18 tables, 244 tests, 83% coverage).</w:t>
       </w:r>
     </w:p>
     <w:p>
@@ -30127,7 +30127,7 @@
           <w:sz w:val="21"/>
           <w:szCs w:val="21"/>
         </w:rPr>
-        <w:t xml:space="preserve">This section brings the document up to date. The rest of the document describes RentalPro as it stood at Deliverable 5, and its figures are deliberately left as they were at that time. Since then the system has gained a billing engine, a property map, a redesigned interface, English, Shona and Arabic interface languages and Harare demonstration data. Each change was made additively, behind the existing test suite, with new tests of its own.</w:t>
+        <w:t xml:space="preserve">This section brings the document up to date. The rest of the document describes RentalPro as it stood at Deliverable 5, and its figures are deliberately left as they were at that time. Since then the system has gained a billing engine, a property map, a redesigned interface, English, Shona and Arabic interface languages, Harare demonstration data, a tenant history page for each unit and a maintenance summary report. Each change was made additively, behind the existing test suite, with new tests of its own.</w:t>
       </w:r>
     </w:p>
     <w:p>
@@ -30779,6 +30779,83 @@
                 <w:szCs w:val="18"/>
               </w:rPr>
               <w:t xml:space="preserve">—</w:t>
+            </w:r>
+          </w:p>
+        </w:tc>
+      </w:tr>
+      <w:tr>
+        <w:tc>
+          <w:tcPr>
+            <w:tcW w:type="dxa" w:w="1900"/>
+            <w:shd w:fill="F8FAFC" w:color="auto" w:val="clear"/>
+            <w:tcMar>
+              <w:top w:type="dxa" w:w="60"/>
+              <w:left w:type="dxa" w:w="100"/>
+              <w:bottom w:type="dxa" w:w="60"/>
+              <w:right w:type="dxa" w:w="100"/>
+            </w:tcMar>
+            <w:vAlign w:val="center"/>
+          </w:tcPr>
+          <w:p>
+            <w:r>
+              <w:rPr>
+                <w:b w:val="false"/>
+                <w:bCs w:val="false"/>
+                <w:color w:val="1E293B"/>
+                <w:sz w:val="18"/>
+                <w:szCs w:val="18"/>
+              </w:rPr>
+              <w:t xml:space="preserve">History &amp; summary</w:t>
+            </w:r>
+          </w:p>
+        </w:tc>
+        <w:tc>
+          <w:tcPr>
+            <w:tcW w:type="dxa" w:w="6260"/>
+            <w:shd w:fill="F8FAFC" w:color="auto" w:val="clear"/>
+            <w:tcMar>
+              <w:top w:type="dxa" w:w="60"/>
+              <w:left w:type="dxa" w:w="100"/>
+              <w:bottom w:type="dxa" w:w="60"/>
+              <w:right w:type="dxa" w:w="100"/>
+            </w:tcMar>
+            <w:vAlign w:val="center"/>
+          </w:tcPr>
+          <w:p>
+            <w:r>
+              <w:rPr>
+                <w:b w:val="false"/>
+                <w:bCs w:val="false"/>
+                <w:color w:val="1E293B"/>
+                <w:sz w:val="18"/>
+                <w:szCs w:val="18"/>
+              </w:rPr>
+              <w:t xml:space="preserve">A History page on every unit lists each tenant who has occupied it, newest first (FR-015); the Reports page has a Maintenance Summary of open, in-progress and closed requests per property for a chosen period (FR-036).</w:t>
+            </w:r>
+          </w:p>
+        </w:tc>
+        <w:tc>
+          <w:tcPr>
+            <w:tcW w:type="dxa" w:w="1200"/>
+            <w:shd w:fill="F8FAFC" w:color="auto" w:val="clear"/>
+            <w:tcMar>
+              <w:top w:type="dxa" w:w="60"/>
+              <w:left w:type="dxa" w:w="100"/>
+              <w:bottom w:type="dxa" w:w="60"/>
+              <w:right w:type="dxa" w:w="100"/>
+            </w:tcMar>
+            <w:vAlign w:val="center"/>
+          </w:tcPr>
+          <w:p>
+            <w:r>
+              <w:rPr>
+                <w:b w:val="false"/>
+                <w:bCs w:val="false"/>
+                <w:color w:val="1E293B"/>
+                <w:sz w:val="18"/>
+                <w:szCs w:val="18"/>
+              </w:rPr>
+              <w:t xml:space="preserve">13</w:t>
             </w:r>
           </w:p>
         </w:tc>
@@ -31052,7 +31129,7 @@
                 <w:sz w:val="18"/>
                 <w:szCs w:val="18"/>
               </w:rPr>
-              <w:t xml:space="preserve">38</w:t>
+              <w:t xml:space="preserve">39</w:t>
             </w:r>
           </w:p>
         </w:tc>
@@ -31283,7 +31360,7 @@
                 <w:sz w:val="18"/>
                 <w:szCs w:val="18"/>
               </w:rPr>
-              <w:t xml:space="preserve">16</w:t>
+              <w:t xml:space="preserve">17</w:t>
             </w:r>
           </w:p>
         </w:tc>
@@ -31360,7 +31437,7 @@
                 <w:sz w:val="18"/>
                 <w:szCs w:val="18"/>
               </w:rPr>
-              <w:t xml:space="preserve">231</w:t>
+              <w:t xml:space="preserve">244</w:t>
             </w:r>
           </w:p>
         </w:tc>
@@ -31437,7 +31514,7 @@
                 <w:sz w:val="18"/>
                 <w:szCs w:val="18"/>
               </w:rPr>
-              <w:t xml:space="preserve">82%</w:t>
+              <w:t xml:space="preserve">83%</w:t>
             </w:r>
           </w:p>
         </w:tc>
@@ -31536,7 +31613,7 @@
           <w:sz w:val="21"/>
           <w:szCs w:val="21"/>
         </w:rPr>
-        <w:t xml:space="preserve">All 231 tests pass with no failures, and the suite still runs entirely offline, with no paid external account needed.</w:t>
+        <w:t xml:space="preserve">All 244 tests pass with no failures, and the suite still runs entirely offline, with no paid external account needed.</w:t>
       </w:r>
     </w:p>
     <w:p>

--- a/docs/ABDURRAHMAAN_IT401_DEL_4.docx
+++ b/docs/ABDURRAHMAAN_IT401_DEL_4.docx
@@ -675,7 +675,7 @@
           <w:sz w:val="21"/>
           <w:szCs w:val="21"/>
         </w:rPr>
-        <w:t xml:space="preserve">Note: this report describes RentalPro as it stood at Deliverable 5. Appendix C summarises everything added since — the billing engine, a property map, a redesigned interface, English, Shona and Arabic interface languages chosen from a language menu (with a right-to-left layout for Arabic), and Harare demonstration data — with the current figures (18 tables, 244 tests, 83% coverage).</w:t>
+        <w:t>Note: this report describes RentalPro as it stood at Deliverable 5. Appendix C summarises everything added since — the billing engine, a property map, a redesigned interface, English, Shona and Arabic interface languages chosen from a language menu (with a right-to-left layout for Arabic), and Harare demonstration data — with the current figures (18 tables, 298 tests, 85% coverage). Since then, Arabic has been extended to every screen, message, email, SMS and PDF, every amount shows its currency, and the system has been hardened for production with security headers, a required secret key, Alembic database migrations and optional S3 file storage (see the Deliverable 6 final report, Section 3.6).</w:t>
       </w:r>
     </w:p>
     <w:p>
@@ -31437,7 +31437,7 @@
                 <w:sz w:val="18"/>
                 <w:szCs w:val="18"/>
               </w:rPr>
-              <w:t xml:space="preserve">244</w:t>
+              <w:t>298</w:t>
             </w:r>
           </w:p>
         </w:tc>
@@ -31514,7 +31514,7 @@
                 <w:sz w:val="18"/>
                 <w:szCs w:val="18"/>
               </w:rPr>
-              <w:t xml:space="preserve">83%</w:t>
+              <w:t>85%</w:t>
             </w:r>
           </w:p>
         </w:tc>
@@ -31613,7 +31613,7 @@
           <w:sz w:val="21"/>
           <w:szCs w:val="21"/>
         </w:rPr>
-        <w:t xml:space="preserve">All 244 tests pass with no failures, and the suite still runs entirely offline, with no paid external account needed.</w:t>
+        <w:t>All 298 tests pass with no failures, and the suite still runs entirely offline, with no paid external account needed.</w:t>
       </w:r>
     </w:p>
     <w:p>

--- a/docs/ABDURRAHMAAN_IT401_DEL_4.docx
+++ b/docs/ABDURRAHMAAN_IT401_DEL_4.docx
@@ -30975,7 +30975,7 @@
                 <w:sz w:val="18"/>
                 <w:szCs w:val="18"/>
               </w:rPr>
-              <w:t xml:space="preserve">Now (September 2026)</w:t>
+              <w:t>Now (October 2026)</w:t>
             </w:r>
           </w:p>
         </w:tc>
@@ -31129,7 +31129,7 @@
                 <w:sz w:val="18"/>
                 <w:szCs w:val="18"/>
               </w:rPr>
-              <w:t xml:space="preserve">39</w:t>
+              <w:t>40</w:t>
             </w:r>
           </w:p>
         </w:tc>
@@ -31360,7 +31360,7 @@
                 <w:sz w:val="18"/>
                 <w:szCs w:val="18"/>
               </w:rPr>
-              <w:t xml:space="preserve">17</w:t>
+              <w:t>22</w:t>
             </w:r>
           </w:p>
         </w:tc>

--- a/docs/ABDURRAHMAAN_IT401_DEL_4.docx
+++ b/docs/ABDURRAHMAAN_IT401_DEL_4.docx
@@ -545,7 +545,7 @@
                 <w:sz w:val="18"/>
                 <w:szCs w:val="18"/>
               </w:rPr>
-              <w:t xml:space="preserve">Appendix A — Installation Guide · Appendix B — User Manual · Appendix C — System Updates Since Deliverable 5</w:t>
+              <w:t xml:space="preserve">Appendix A — Installation Guide · Appendix B — User Manual</w:t>
             </w:r>
           </w:p>
         </w:tc>
@@ -675,7 +675,7 @@
           <w:sz w:val="21"/>
           <w:szCs w:val="21"/>
         </w:rPr>
-        <w:t>Note: this report describes RentalPro as it stood at Deliverable 5. Appendix C summarises everything added since — the billing engine, a property map, a redesigned interface, English, Shona and Arabic interface languages chosen from a language menu (with a right-to-left layout for Arabic), and Harare demonstration data — with the current figures (18 tables, 298 tests, 85% coverage). Since then, Arabic has been extended to every screen, message, email, SMS and PDF, every amount shows its currency, and the system has been hardened for production with security headers, a required secret key, Alembic database migrations and optional S3 file storage (see the Deliverable 6 final report, Section 3.6).</w:t>
+        <w:t>Note: this document records RentalPro as submitted for Deliverable 4, and every figure in it (93 tests, 77% coverage, 31 templates) is that of the system at the time. Appendix C summarises everything added since — the eleven gaps closed in Deliverable 5, the billing engine, the redesigned Harare interface, English, Shona and Arabic, and production hardening — with today's figures (18 tables, 298 tests, 85% coverage).</w:t>
       </w:r>
     </w:p>
     <w:p>
@@ -1407,7 +1407,7 @@
           <w:sz w:val="21"/>
           <w:szCs w:val="21"/>
         </w:rPr>
-        <w:t xml:space="preserve">Multi-currency support described in the SRS is represented in the data model (currency per property). The multi-language support it described (Arabic/English) was later implemented as a translated interface in English, Shona and Arabic, with Shona added for the system’s Harare users (Appendix C).</w:t>
+        <w:t xml:space="preserve">Multi-currency and multi-language (Arabic/English) support described in the SRS is represented in the data model (currency per property) but a translated UI was not implemented.</w:t>
       </w:r>
     </w:p>
     <w:p>
@@ -7299,7 +7299,7 @@
           <w:sz w:val="21"/>
           <w:szCs w:val="21"/>
         </w:rPr>
-        <w:t xml:space="preserve">RentalPro is a server-rendered, layered web application: a Flask application factory (backend/__init__.py) wires together a presentation layer of Jinja2 templates, an application layer of ten route Blueprints, a domain/service layer of pure-Python modules, and a data layer of thirteen SQLAlchemy models. This is a deliberate departure from the micro-service-oriented architecture sketched in Deliverable 2 (separate PropertyService, TenantService, etc. behind an API gateway): for a single-deployment application of this size, a layered monolith is simpler to build, test, and reason about, while still keeping each concern in its own module. Figure 1 shows the architecture as implemented, including the admin blueprint and the excel.py/storage.py services added in Deliverable 5.</w:t>
+        <w:t xml:space="preserve">RentalPro is a server-rendered, layered web application: a Flask application factory (backend/__init__.py) wires together a presentation layer of Jinja2 templates, an application layer of nine route Blueprints, a domain/service layer of pure-Python modules, and a data layer of thirteen SQLAlchemy models. This is a deliberate departure from the micro-service-oriented architecture sketched in Deliverable 2 (separate PropertyService, TenantService, etc. behind an API gateway): for a single-deployment application of this size, a layered monolith is simpler to build, test, and reason about, while still keeping each concern in its own module. Figure 1 shows the architecture as implemented.</w:t>
       </w:r>
     </w:p>
     <w:p>
@@ -7598,7 +7598,7 @@
                 <w:sz w:val="18"/>
                 <w:szCs w:val="18"/>
               </w:rPr>
-              <w:t xml:space="preserve">backend/routes/*.py — 10 blueprints</w:t>
+              <w:t xml:space="preserve">backend/routes/*.py — 9 blueprints</w:t>
             </w:r>
           </w:p>
         </w:tc>
@@ -8000,83 +8000,6 @@
                 <w:szCs w:val="18"/>
               </w:rPr>
               <w:t xml:space="preserve">A retried webhook call is safe to repeat; keyed on RentPayment.gateway_ref</w:t>
-            </w:r>
-          </w:p>
-        </w:tc>
-      </w:tr>
-      <w:tr>
-        <w:tc>
-          <w:tcPr>
-            <w:tcW w:type="dxa" w:w="2400"/>
-            <w:shd w:fill="F8FAFC" w:color="auto" w:val="clear"/>
-            <w:tcMar>
-              <w:top w:type="dxa" w:w="60"/>
-              <w:left w:type="dxa" w:w="100"/>
-              <w:bottom w:type="dxa" w:w="60"/>
-              <w:right w:type="dxa" w:w="100"/>
-            </w:tcMar>
-            <w:vAlign w:val="center"/>
-          </w:tcPr>
-          <w:p>
-            <w:r>
-              <w:rPr>
-                <w:b w:val="false"/>
-                <w:bCs w:val="false"/>
-                <w:color w:val="1E293B"/>
-                <w:sz w:val="18"/>
-                <w:szCs w:val="18"/>
-              </w:rPr>
-              <w:t xml:space="preserve">Gateway (I/O indirection)</w:t>
-            </w:r>
-          </w:p>
-        </w:tc>
-        <w:tc>
-          <w:tcPr>
-            <w:tcW w:type="dxa" w:w="3200"/>
-            <w:shd w:fill="F8FAFC" w:color="auto" w:val="clear"/>
-            <w:tcMar>
-              <w:top w:type="dxa" w:w="60"/>
-              <w:left w:type="dxa" w:w="100"/>
-              <w:bottom w:type="dxa" w:w="60"/>
-              <w:right w:type="dxa" w:w="100"/>
-            </w:tcMar>
-            <w:vAlign w:val="center"/>
-          </w:tcPr>
-          <w:p>
-            <w:r>
-              <w:rPr>
-                <w:b w:val="false"/>
-                <w:bCs w:val="false"/>
-                <w:color w:val="1E293B"/>
-                <w:sz w:val="18"/>
-                <w:szCs w:val="18"/>
-              </w:rPr>
-              <w:t xml:space="preserve">services/storage.py — save_upload() / serve_upload()</w:t>
-            </w:r>
-          </w:p>
-        </w:tc>
-        <w:tc>
-          <w:tcPr>
-            <w:tcW w:type="dxa" w:w="3760"/>
-            <w:shd w:fill="F8FAFC" w:color="auto" w:val="clear"/>
-            <w:tcMar>
-              <w:top w:type="dxa" w:w="60"/>
-              <w:left w:type="dxa" w:w="100"/>
-              <w:bottom w:type="dxa" w:w="60"/>
-              <w:right w:type="dxa" w:w="100"/>
-            </w:tcMar>
-            <w:vAlign w:val="center"/>
-          </w:tcPr>
-          <w:p>
-            <w:r>
-              <w:rPr>
-                <w:b w:val="false"/>
-                <w:bCs w:val="false"/>
-                <w:color w:val="1E293B"/>
-                <w:sz w:val="18"/>
-                <w:szCs w:val="18"/>
-              </w:rPr>
-              <w:t xml:space="preserve">Every route that handles a photo or document goes through one module, so the local-disk implementation can be swapped for S3 later without touching route code (Deliverable 5)</w:t>
             </w:r>
           </w:p>
         </w:tc>
@@ -8586,7 +8509,7 @@
                 <w:sz w:val="18"/>
                 <w:szCs w:val="18"/>
               </w:rPr>
-              <w:t xml:space="preserve">10 blueprints: auth, dashboard, properties, tenants, rent, portal, maintenance, reports, api, admin</w:t>
+              <w:t xml:space="preserve">9 blueprints: auth, dashboard, properties, tenants, rent, portal, maintenance, reports, api</w:t>
             </w:r>
           </w:p>
         </w:tc>
@@ -8636,7 +8559,7 @@
                 <w:sz w:val="18"/>
                 <w:szCs w:val="18"/>
               </w:rPr>
-              <w:t xml:space="preserve">notifications.py, payments.py, pdf.py, reports.py, excel.py, storage.py</w:t>
+              <w:t xml:space="preserve">notifications.py, payments.py, pdf.py, reports.py</w:t>
             </w:r>
           </w:p>
         </w:tc>
@@ -8688,7 +8611,7 @@
                 <w:sz w:val="18"/>
                 <w:szCs w:val="18"/>
               </w:rPr>
-              <w:t xml:space="preserve">35 Jinja2 templates</w:t>
+              <w:t xml:space="preserve">31 Jinja2 templates</w:t>
             </w:r>
           </w:p>
         </w:tc>
@@ -8790,7 +8713,7 @@
                 <w:sz w:val="18"/>
                 <w:szCs w:val="18"/>
               </w:rPr>
-              <w:t xml:space="preserve">6 test modules, 124 tests (Chapter 6)</w:t>
+              <w:t xml:space="preserve">5 test modules, 93 tests (Chapter 6)</w:t>
             </w:r>
           </w:p>
         </w:tc>
@@ -8834,7 +8757,7 @@
       <w:r>
         <w:drawing>
           <wp:inline distT="0" distB="0" distL="0" distR="0">
-            <wp:extent cx="6286500" cy="4276725"/>
+            <wp:extent cx="6286500" cy="4105275"/>
             <wp:effectExtent t="0" r="0" b="0" l="0"/>
             <wp:docPr id="1" name="" descr="" title=""/>
             <wp:cNvGraphicFramePr>
@@ -8859,7 +8782,7 @@
                   <pic:spPr bwMode="auto">
                     <a:xfrm>
                       <a:off x="0" y="0"/>
-                      <a:ext cx="6286500" cy="4276725"/>
+                      <a:ext cx="6286500" cy="4105275"/>
                     </a:xfrm>
                     <a:prstGeom prst="rect">
                       <a:avLst/>
@@ -12743,6 +12666,23 @@
     </w:tbl>
     <w:p>
       <w:pPr>
+        <w:pStyle w:val="Heading1"/>
+        <w:pageBreakBefore/>
+        <w:spacing w:after="200" w:before="400"/>
+      </w:pPr>
+      <w:r>
+        <w:rPr>
+          <w:b/>
+          <w:bCs/>
+          <w:color w:val="0F172A"/>
+          <w:sz w:val="32"/>
+          <w:szCs w:val="32"/>
+        </w:rPr>
+        <w:t xml:space="preserve">Chapter 4: Database Design</w:t>
+      </w:r>
+    </w:p>
+    <w:p>
+      <w:pPr>
         <w:pStyle w:val="Heading2"/>
         <w:spacing w:after="160" w:before="320"/>
       </w:pPr>
@@ -12754,7 +12694,7 @@
           <w:sz w:val="26"/>
           <w:szCs w:val="26"/>
         </w:rPr>
-        <w:t xml:space="preserve">3.8 Deliverable 5 — Design Additions</w:t>
+        <w:t xml:space="preserve">4.1 Database Technology</w:t>
       </w:r>
     </w:p>
     <w:p>
@@ -12768,78 +12708,7 @@
           <w:sz w:val="21"/>
           <w:szCs w:val="21"/>
         </w:rPr>
-        <w:t xml:space="preserve">Deliverable 5 closed the remaining functional-requirement gaps identified against the SRS (photo/document uploads, tenant blacklisting, admin user management, staff self-service accounts, configurable late fees, and CSV/Excel export) without changing the architectural style in Sections 3.1–3.7. Three design choices kept that addition low-risk:</w:t>
-      </w:r>
-    </w:p>
-    <w:p>
-      <w:pPr>
-        <w:pStyle w:val="ListParagraph"/>
-        <w:numPr>
-          <w:ilvl w:val="0"/>
-          <w:numId w:val="2"/>
-        </w:numPr>
-        <w:spacing w:after="90"/>
-      </w:pPr>
-      <w:r>
-        <w:rPr>
-          <w:color w:val="1E293B"/>
-          <w:sz w:val="21"/>
-          <w:szCs w:val="21"/>
-        </w:rPr>
-        <w:t xml:space="preserve">Photos and documents are stored as a JSON path list (or a single path string) directly on the owning model — Property.photo_paths, Unit.photo_paths, Tenant.id_document_path, MaintenanceRequest.photo_paths/completion_photo_paths — rather than a new table, so the 13-table schema in Chapter 4 is unchanged.</w:t>
-      </w:r>
-    </w:p>
-    <w:p>
-      <w:pPr>
-        <w:pStyle w:val="ListParagraph"/>
-        <w:numPr>
-          <w:ilvl w:val="0"/>
-          <w:numId w:val="2"/>
-        </w:numPr>
-        <w:spacing w:after="90"/>
-      </w:pPr>
-      <w:r>
-        <w:rPr>
-          <w:color w:val="1E293B"/>
-          <w:sz w:val="21"/>
-          <w:szCs w:val="21"/>
-        </w:rPr>
-        <w:t xml:space="preserve">Every upload route shares one validate_upload() (Section 5.6) extended with JPEG/PNG magic-byte checks alongside the existing PDF check, and one storage.py module for saving and serving files, so the photo/document features added five upload points without five different validation implementations.</w:t>
-      </w:r>
-    </w:p>
-    <w:p>
-      <w:pPr>
-        <w:pStyle w:val="ListParagraph"/>
-        <w:numPr>
-          <w:ilvl w:val="0"/>
-          <w:numId w:val="2"/>
-        </w:numPr>
-        <w:spacing w:after="90"/>
-      </w:pPr>
-      <w:r>
-        <w:rPr>
-          <w:color w:val="1E293B"/>
-          <w:sz w:val="21"/>
-          <w:szCs w:val="21"/>
-        </w:rPr>
-        <w:t xml:space="preserve">The late fee (Property.late_fee_type / late_fee_amount) is applied additively inside Lease.balance via a new late_fee_due() method that returns 0.0 unless a fee is explicitly configured — the default behaviour, and therefore every balance calculation already verified in Deliverable 3, is unchanged unless an owner opts in.</w:t>
-      </w:r>
-    </w:p>
-    <w:p>
-      <w:pPr>
-        <w:pStyle w:val="Heading1"/>
-        <w:pageBreakBefore/>
-        <w:spacing w:after="200" w:before="400"/>
-      </w:pPr>
-      <w:r>
-        <w:rPr>
-          <w:b/>
-          <w:bCs/>
-          <w:color w:val="0F172A"/>
-          <w:sz w:val="32"/>
-          <w:szCs w:val="32"/>
-        </w:rPr>
-        <w:t xml:space="preserve">Chapter 4: Database Design</w:t>
+        <w:t xml:space="preserve">RentalPro uses SQLite for development and for the automated test suite (an isolated in-memory database per test, see Chapter 6) and PostgreSQL 15 in the Docker Compose deployment. Both are accessed through the same SQLAlchemy models with no code branching by database — a deliberate constraint on the schema design (Section 4.3) so the two environments stay behaviourally identical.</w:t>
       </w:r>
     </w:p>
     <w:p>
@@ -12855,7 +12724,7 @@
           <w:sz w:val="26"/>
           <w:szCs w:val="26"/>
         </w:rPr>
-        <w:t xml:space="preserve">4.1 Database Technology</w:t>
+        <w:t xml:space="preserve">4.2 Entity Relationship Diagram</w:t>
       </w:r>
     </w:p>
     <w:p>
@@ -12869,36 +12738,6 @@
           <w:sz w:val="21"/>
           <w:szCs w:val="21"/>
         </w:rPr>
-        <w:t xml:space="preserve">RentalPro uses SQLite for development and for the automated test suite (an isolated in-memory database per test, see Chapter 6) and PostgreSQL 15 in the Docker Compose deployment. Both are accessed through the same SQLAlchemy models with no code branching by database — a deliberate constraint on the schema design (Section 4.3) so the two environments stay behaviourally identical.</w:t>
-      </w:r>
-    </w:p>
-    <w:p>
-      <w:pPr>
-        <w:pStyle w:val="Heading2"/>
-        <w:spacing w:after="160" w:before="320"/>
-      </w:pPr>
-      <w:r>
-        <w:rPr>
-          <w:b/>
-          <w:bCs/>
-          <w:color w:val="0F172A"/>
-          <w:sz w:val="26"/>
-          <w:szCs w:val="26"/>
-        </w:rPr>
-        <w:t xml:space="preserve">4.2 Entity Relationship Diagram</w:t>
-      </w:r>
-    </w:p>
-    <w:p>
-      <w:pPr>
-        <w:spacing w:after="180" w:line="276"/>
-        <w:jc w:val="both"/>
-      </w:pPr>
-      <w:r>
-        <w:rPr>
-          <w:color w:val="1E293B"/>
-          <w:sz w:val="21"/>
-          <w:szCs w:val="21"/>
-        </w:rPr>
         <w:t xml:space="preserve">Figure 3 shows all thirteen tables with their primary and foreign keys. Full cardinalities are given in the table that follows it (Section 4.4), and the complete column-level schema is given in Section 4.5.</w:t>
       </w:r>
     </w:p>
@@ -12910,7 +12749,7 @@
       <w:r>
         <w:drawing>
           <wp:inline distT="0" distB="0" distL="0" distR="0">
-            <wp:extent cx="6286500" cy="2933700"/>
+            <wp:extent cx="6286500" cy="2819400"/>
             <wp:effectExtent t="0" r="0" b="0" l="0"/>
             <wp:docPr id="1" name="" descr="" title=""/>
             <wp:cNvGraphicFramePr>
@@ -12935,7 +12774,7 @@
                   <pic:spPr bwMode="auto">
                     <a:xfrm>
                       <a:off x="0" y="0"/>
-                      <a:ext cx="6286500" cy="2933700"/>
+                      <a:ext cx="6286500" cy="2819400"/>
                     </a:xfrm>
                     <a:prstGeom prst="rect">
                       <a:avLst/>
@@ -16089,7 +15928,7 @@
                 <w:sz w:val="18"/>
                 <w:szCs w:val="18"/>
               </w:rPr>
-              <w:t xml:space="preserve">photo_paths</w:t>
+              <w:t xml:space="preserve">created_at</w:t>
             </w:r>
           </w:p>
         </w:tc>
@@ -16113,241 +15952,13 @@
                 <w:sz w:val="18"/>
                 <w:szCs w:val="18"/>
               </w:rPr>
-              <w:t xml:space="preserve">JSON</w:t>
+              <w:t xml:space="preserve">DateTime</w:t>
             </w:r>
           </w:p>
         </w:tc>
         <w:tc>
           <w:tcPr>
             <w:tcW w:type="dxa" w:w="4960"/>
-            <w:tcMar>
-              <w:top w:type="dxa" w:w="60"/>
-              <w:left w:type="dxa" w:w="100"/>
-              <w:bottom w:type="dxa" w:w="60"/>
-              <w:right w:type="dxa" w:w="100"/>
-            </w:tcMar>
-            <w:vAlign w:val="center"/>
-          </w:tcPr>
-          <w:p>
-            <w:r>
-              <w:rPr>
-                <w:b w:val="false"/>
-                <w:bCs w:val="false"/>
-                <w:color w:val="1E293B"/>
-                <w:sz w:val="18"/>
-                <w:szCs w:val="18"/>
-              </w:rPr>
-              <w:t xml:space="preserve">NOT NULL, default [] — up to 10 relative upload paths (Deliverable 5)</w:t>
-            </w:r>
-          </w:p>
-        </w:tc>
-      </w:tr>
-      <w:tr>
-        <w:tc>
-          <w:tcPr>
-            <w:tcW w:type="dxa" w:w="2400"/>
-            <w:shd w:fill="F8FAFC" w:color="auto" w:val="clear"/>
-            <w:tcMar>
-              <w:top w:type="dxa" w:w="60"/>
-              <w:left w:type="dxa" w:w="100"/>
-              <w:bottom w:type="dxa" w:w="60"/>
-              <w:right w:type="dxa" w:w="100"/>
-            </w:tcMar>
-            <w:vAlign w:val="center"/>
-          </w:tcPr>
-          <w:p>
-            <w:r>
-              <w:rPr>
-                <w:b w:val="false"/>
-                <w:bCs w:val="false"/>
-                <w:color w:val="1E293B"/>
-                <w:sz w:val="18"/>
-                <w:szCs w:val="18"/>
-              </w:rPr>
-              <w:t xml:space="preserve">late_fee_type</w:t>
-            </w:r>
-          </w:p>
-        </w:tc>
-        <w:tc>
-          <w:tcPr>
-            <w:tcW w:type="dxa" w:w="2000"/>
-            <w:shd w:fill="F8FAFC" w:color="auto" w:val="clear"/>
-            <w:tcMar>
-              <w:top w:type="dxa" w:w="60"/>
-              <w:left w:type="dxa" w:w="100"/>
-              <w:bottom w:type="dxa" w:w="60"/>
-              <w:right w:type="dxa" w:w="100"/>
-            </w:tcMar>
-            <w:vAlign w:val="center"/>
-          </w:tcPr>
-          <w:p>
-            <w:r>
-              <w:rPr>
-                <w:b w:val="false"/>
-                <w:bCs w:val="false"/>
-                <w:color w:val="1E293B"/>
-                <w:sz w:val="18"/>
-                <w:szCs w:val="18"/>
-              </w:rPr>
-              <w:t xml:space="preserve">String(10)</w:t>
-            </w:r>
-          </w:p>
-        </w:tc>
-        <w:tc>
-          <w:tcPr>
-            <w:tcW w:type="dxa" w:w="4960"/>
-            <w:shd w:fill="F8FAFC" w:color="auto" w:val="clear"/>
-            <w:tcMar>
-              <w:top w:type="dxa" w:w="60"/>
-              <w:left w:type="dxa" w:w="100"/>
-              <w:bottom w:type="dxa" w:w="60"/>
-              <w:right w:type="dxa" w:w="100"/>
-            </w:tcMar>
-            <w:vAlign w:val="center"/>
-          </w:tcPr>
-          <w:p>
-            <w:r>
-              <w:rPr>
-                <w:b w:val="false"/>
-                <w:bCs w:val="false"/>
-                <w:color w:val="1E293B"/>
-                <w:sz w:val="18"/>
-                <w:szCs w:val="18"/>
-              </w:rPr>
-              <w:t xml:space="preserve">NOT NULL, default NONE — NONE | FIXED | PERCENTAGE (Deliverable 5)</w:t>
-            </w:r>
-          </w:p>
-        </w:tc>
-      </w:tr>
-      <w:tr>
-        <w:tc>
-          <w:tcPr>
-            <w:tcW w:type="dxa" w:w="2400"/>
-            <w:tcMar>
-              <w:top w:type="dxa" w:w="60"/>
-              <w:left w:type="dxa" w:w="100"/>
-              <w:bottom w:type="dxa" w:w="60"/>
-              <w:right w:type="dxa" w:w="100"/>
-            </w:tcMar>
-            <w:vAlign w:val="center"/>
-          </w:tcPr>
-          <w:p>
-            <w:r>
-              <w:rPr>
-                <w:b w:val="false"/>
-                <w:bCs w:val="false"/>
-                <w:color w:val="1E293B"/>
-                <w:sz w:val="18"/>
-                <w:szCs w:val="18"/>
-              </w:rPr>
-              <w:t xml:space="preserve">late_fee_amount</w:t>
-            </w:r>
-          </w:p>
-        </w:tc>
-        <w:tc>
-          <w:tcPr>
-            <w:tcW w:type="dxa" w:w="2000"/>
-            <w:tcMar>
-              <w:top w:type="dxa" w:w="60"/>
-              <w:left w:type="dxa" w:w="100"/>
-              <w:bottom w:type="dxa" w:w="60"/>
-              <w:right w:type="dxa" w:w="100"/>
-            </w:tcMar>
-            <w:vAlign w:val="center"/>
-          </w:tcPr>
-          <w:p>
-            <w:r>
-              <w:rPr>
-                <w:b w:val="false"/>
-                <w:bCs w:val="false"/>
-                <w:color w:val="1E293B"/>
-                <w:sz w:val="18"/>
-                <w:szCs w:val="18"/>
-              </w:rPr>
-              <w:t xml:space="preserve">Float</w:t>
-            </w:r>
-          </w:p>
-        </w:tc>
-        <w:tc>
-          <w:tcPr>
-            <w:tcW w:type="dxa" w:w="4960"/>
-            <w:tcMar>
-              <w:top w:type="dxa" w:w="60"/>
-              <w:left w:type="dxa" w:w="100"/>
-              <w:bottom w:type="dxa" w:w="60"/>
-              <w:right w:type="dxa" w:w="100"/>
-            </w:tcMar>
-            <w:vAlign w:val="center"/>
-          </w:tcPr>
-          <w:p>
-            <w:r>
-              <w:rPr>
-                <w:b w:val="false"/>
-                <w:bCs w:val="false"/>
-                <w:color w:val="1E293B"/>
-                <w:sz w:val="18"/>
-                <w:szCs w:val="18"/>
-              </w:rPr>
-              <w:t xml:space="preserve">NOT NULL, default 0 (Deliverable 5)</w:t>
-            </w:r>
-          </w:p>
-        </w:tc>
-      </w:tr>
-      <w:tr>
-        <w:tc>
-          <w:tcPr>
-            <w:tcW w:type="dxa" w:w="2400"/>
-            <w:shd w:fill="F8FAFC" w:color="auto" w:val="clear"/>
-            <w:tcMar>
-              <w:top w:type="dxa" w:w="60"/>
-              <w:left w:type="dxa" w:w="100"/>
-              <w:bottom w:type="dxa" w:w="60"/>
-              <w:right w:type="dxa" w:w="100"/>
-            </w:tcMar>
-            <w:vAlign w:val="center"/>
-          </w:tcPr>
-          <w:p>
-            <w:r>
-              <w:rPr>
-                <w:b w:val="false"/>
-                <w:bCs w:val="false"/>
-                <w:color w:val="1E293B"/>
-                <w:sz w:val="18"/>
-                <w:szCs w:val="18"/>
-              </w:rPr>
-              <w:t xml:space="preserve">created_at</w:t>
-            </w:r>
-          </w:p>
-        </w:tc>
-        <w:tc>
-          <w:tcPr>
-            <w:tcW w:type="dxa" w:w="2000"/>
-            <w:shd w:fill="F8FAFC" w:color="auto" w:val="clear"/>
-            <w:tcMar>
-              <w:top w:type="dxa" w:w="60"/>
-              <w:left w:type="dxa" w:w="100"/>
-              <w:bottom w:type="dxa" w:w="60"/>
-              <w:right w:type="dxa" w:w="100"/>
-            </w:tcMar>
-            <w:vAlign w:val="center"/>
-          </w:tcPr>
-          <w:p>
-            <w:r>
-              <w:rPr>
-                <w:b w:val="false"/>
-                <w:bCs w:val="false"/>
-                <w:color w:val="1E293B"/>
-                <w:sz w:val="18"/>
-                <w:szCs w:val="18"/>
-              </w:rPr>
-              <w:t xml:space="preserve">DateTime</w:t>
-            </w:r>
-          </w:p>
-        </w:tc>
-        <w:tc>
-          <w:tcPr>
-            <w:tcW w:type="dxa" w:w="4960"/>
-            <w:shd w:fill="F8FAFC" w:color="auto" w:val="clear"/>
             <w:tcMar>
               <w:top w:type="dxa" w:w="60"/>
               <w:left w:type="dxa" w:w="100"/>
@@ -17260,7 +16871,7 @@
                 <w:sz w:val="18"/>
                 <w:szCs w:val="18"/>
               </w:rPr>
-              <w:t xml:space="preserve">photo_paths</w:t>
+              <w:t xml:space="preserve">created_at</w:t>
             </w:r>
           </w:p>
         </w:tc>
@@ -17284,7 +16895,7 @@
                 <w:sz w:val="18"/>
                 <w:szCs w:val="18"/>
               </w:rPr>
-              <w:t xml:space="preserve">JSON</w:t>
+              <w:t xml:space="preserve">DateTime</w:t>
             </w:r>
           </w:p>
         </w:tc>
@@ -17308,7 +16919,7 @@
                 <w:sz w:val="18"/>
                 <w:szCs w:val="18"/>
               </w:rPr>
-              <w:t xml:space="preserve">NOT NULL, default [] — up to 5 relative upload paths (Deliverable 5)</w:t>
+              <w:t xml:space="preserve">NOT NULL</w:t>
             </w:r>
           </w:p>
         </w:tc>
@@ -17335,7 +16946,7 @@
                 <w:sz w:val="18"/>
                 <w:szCs w:val="18"/>
               </w:rPr>
-              <w:t xml:space="preserve">created_at</w:t>
+              <w:t xml:space="preserve">— constraint —</w:t>
             </w:r>
           </w:p>
         </w:tc>
@@ -17360,7 +16971,7 @@
                 <w:sz w:val="18"/>
                 <w:szCs w:val="18"/>
               </w:rPr>
-              <w:t xml:space="preserve">DateTime</w:t>
+              <w:t xml:space="preserve"/>
             </w:r>
           </w:p>
         </w:tc>
@@ -17368,80 +16979,6 @@
           <w:tcPr>
             <w:tcW w:type="dxa" w:w="4960"/>
             <w:shd w:fill="F8FAFC" w:color="auto" w:val="clear"/>
-            <w:tcMar>
-              <w:top w:type="dxa" w:w="60"/>
-              <w:left w:type="dxa" w:w="100"/>
-              <w:bottom w:type="dxa" w:w="60"/>
-              <w:right w:type="dxa" w:w="100"/>
-            </w:tcMar>
-            <w:vAlign w:val="center"/>
-          </w:tcPr>
-          <w:p>
-            <w:r>
-              <w:rPr>
-                <w:b w:val="false"/>
-                <w:bCs w:val="false"/>
-                <w:color w:val="1E293B"/>
-                <w:sz w:val="18"/>
-                <w:szCs w:val="18"/>
-              </w:rPr>
-              <w:t xml:space="preserve">NOT NULL</w:t>
-            </w:r>
-          </w:p>
-        </w:tc>
-      </w:tr>
-      <w:tr>
-        <w:tc>
-          <w:tcPr>
-            <w:tcW w:type="dxa" w:w="2400"/>
-            <w:tcMar>
-              <w:top w:type="dxa" w:w="60"/>
-              <w:left w:type="dxa" w:w="100"/>
-              <w:bottom w:type="dxa" w:w="60"/>
-              <w:right w:type="dxa" w:w="100"/>
-            </w:tcMar>
-            <w:vAlign w:val="center"/>
-          </w:tcPr>
-          <w:p>
-            <w:r>
-              <w:rPr>
-                <w:b w:val="false"/>
-                <w:bCs w:val="false"/>
-                <w:color w:val="1E293B"/>
-                <w:sz w:val="18"/>
-                <w:szCs w:val="18"/>
-              </w:rPr>
-              <w:t xml:space="preserve">— constraint —</w:t>
-            </w:r>
-          </w:p>
-        </w:tc>
-        <w:tc>
-          <w:tcPr>
-            <w:tcW w:type="dxa" w:w="2000"/>
-            <w:tcMar>
-              <w:top w:type="dxa" w:w="60"/>
-              <w:left w:type="dxa" w:w="100"/>
-              <w:bottom w:type="dxa" w:w="60"/>
-              <w:right w:type="dxa" w:w="100"/>
-            </w:tcMar>
-            <w:vAlign w:val="center"/>
-          </w:tcPr>
-          <w:p>
-            <w:r>
-              <w:rPr>
-                <w:b w:val="false"/>
-                <w:bCs w:val="false"/>
-                <w:color w:val="1E293B"/>
-                <w:sz w:val="18"/>
-                <w:szCs w:val="18"/>
-              </w:rPr>
-              <w:t xml:space="preserve"/>
-            </w:r>
-          </w:p>
-        </w:tc>
-        <w:tc>
-          <w:tcPr>
-            <w:tcW w:type="dxa" w:w="4960"/>
             <w:tcMar>
               <w:top w:type="dxa" w:w="60"/>
               <w:left w:type="dxa" w:w="100"/>
@@ -18127,7 +17664,7 @@
                 <w:sz w:val="18"/>
                 <w:szCs w:val="18"/>
               </w:rPr>
-              <w:t xml:space="preserve">id_document_path</w:t>
+              <w:t xml:space="preserve">created_at</w:t>
             </w:r>
           </w:p>
         </w:tc>
@@ -18152,7 +17689,7 @@
                 <w:sz w:val="18"/>
                 <w:szCs w:val="18"/>
               </w:rPr>
-              <w:t xml:space="preserve">String(500)</w:t>
+              <w:t xml:space="preserve">DateTime</w:t>
             </w:r>
           </w:p>
         </w:tc>
@@ -18160,80 +17697,6 @@
           <w:tcPr>
             <w:tcW w:type="dxa" w:w="4960"/>
             <w:shd w:fill="F8FAFC" w:color="auto" w:val="clear"/>
-            <w:tcMar>
-              <w:top w:type="dxa" w:w="60"/>
-              <w:left w:type="dxa" w:w="100"/>
-              <w:bottom w:type="dxa" w:w="60"/>
-              <w:right w:type="dxa" w:w="100"/>
-            </w:tcMar>
-            <w:vAlign w:val="center"/>
-          </w:tcPr>
-          <w:p>
-            <w:r>
-              <w:rPr>
-                <w:b w:val="false"/>
-                <w:bCs w:val="false"/>
-                <w:color w:val="1E293B"/>
-                <w:sz w:val="18"/>
-                <w:szCs w:val="18"/>
-              </w:rPr>
-              <w:t xml:space="preserve">nullable — path to uploaded ID document (Deliverable 5)</w:t>
-            </w:r>
-          </w:p>
-        </w:tc>
-      </w:tr>
-      <w:tr>
-        <w:tc>
-          <w:tcPr>
-            <w:tcW w:type="dxa" w:w="2400"/>
-            <w:tcMar>
-              <w:top w:type="dxa" w:w="60"/>
-              <w:left w:type="dxa" w:w="100"/>
-              <w:bottom w:type="dxa" w:w="60"/>
-              <w:right w:type="dxa" w:w="100"/>
-            </w:tcMar>
-            <w:vAlign w:val="center"/>
-          </w:tcPr>
-          <w:p>
-            <w:r>
-              <w:rPr>
-                <w:b w:val="false"/>
-                <w:bCs w:val="false"/>
-                <w:color w:val="1E293B"/>
-                <w:sz w:val="18"/>
-                <w:szCs w:val="18"/>
-              </w:rPr>
-              <w:t xml:space="preserve">created_at</w:t>
-            </w:r>
-          </w:p>
-        </w:tc>
-        <w:tc>
-          <w:tcPr>
-            <w:tcW w:type="dxa" w:w="2000"/>
-            <w:tcMar>
-              <w:top w:type="dxa" w:w="60"/>
-              <w:left w:type="dxa" w:w="100"/>
-              <w:bottom w:type="dxa" w:w="60"/>
-              <w:right w:type="dxa" w:w="100"/>
-            </w:tcMar>
-            <w:vAlign w:val="center"/>
-          </w:tcPr>
-          <w:p>
-            <w:r>
-              <w:rPr>
-                <w:b w:val="false"/>
-                <w:bCs w:val="false"/>
-                <w:color w:val="1E293B"/>
-                <w:sz w:val="18"/>
-                <w:szCs w:val="18"/>
-              </w:rPr>
-              <w:t xml:space="preserve">DateTime</w:t>
-            </w:r>
-          </w:p>
-        </w:tc>
-        <w:tc>
-          <w:tcPr>
-            <w:tcW w:type="dxa" w:w="4960"/>
             <w:tcMar>
               <w:top w:type="dxa" w:w="60"/>
               <w:left w:type="dxa" w:w="100"/>
@@ -20946,7 +20409,7 @@
                 <w:sz w:val="18"/>
                 <w:szCs w:val="18"/>
               </w:rPr>
-              <w:t xml:space="preserve">Excel export</w:t>
+              <w:t xml:space="preserve">Testing</w:t>
             </w:r>
           </w:p>
         </w:tc>
@@ -20971,7 +20434,7 @@
                 <w:sz w:val="18"/>
                 <w:szCs w:val="18"/>
               </w:rPr>
-              <w:t xml:space="preserve">openpyxl (Deliverable 5 — /reports/export.xlsx)</w:t>
+              <w:t xml:space="preserve">pytest + pytest-cov</w:t>
             </w:r>
           </w:p>
         </w:tc>
@@ -20997,65 +20460,13 @@
                 <w:sz w:val="18"/>
                 <w:szCs w:val="18"/>
               </w:rPr>
-              <w:t xml:space="preserve">Testing</w:t>
+              <w:t xml:space="preserve">Deployment</w:t>
             </w:r>
           </w:p>
         </w:tc>
         <w:tc>
           <w:tcPr>
             <w:tcW w:type="dxa" w:w="6760"/>
-            <w:tcMar>
-              <w:top w:type="dxa" w:w="60"/>
-              <w:left w:type="dxa" w:w="100"/>
-              <w:bottom w:type="dxa" w:w="60"/>
-              <w:right w:type="dxa" w:w="100"/>
-            </w:tcMar>
-            <w:vAlign w:val="center"/>
-          </w:tcPr>
-          <w:p>
-            <w:r>
-              <w:rPr>
-                <w:b w:val="false"/>
-                <w:bCs w:val="false"/>
-                <w:color w:val="1E293B"/>
-                <w:sz w:val="18"/>
-                <w:szCs w:val="18"/>
-              </w:rPr>
-              <w:t xml:space="preserve">pytest + pytest-cov</w:t>
-            </w:r>
-          </w:p>
-        </w:tc>
-      </w:tr>
-      <w:tr>
-        <w:tc>
-          <w:tcPr>
-            <w:tcW w:type="dxa" w:w="2600"/>
-            <w:shd w:fill="F8FAFC" w:color="auto" w:val="clear"/>
-            <w:tcMar>
-              <w:top w:type="dxa" w:w="60"/>
-              <w:left w:type="dxa" w:w="100"/>
-              <w:bottom w:type="dxa" w:w="60"/>
-              <w:right w:type="dxa" w:w="100"/>
-            </w:tcMar>
-            <w:vAlign w:val="center"/>
-          </w:tcPr>
-          <w:p>
-            <w:r>
-              <w:rPr>
-                <w:b w:val="false"/>
-                <w:bCs w:val="false"/>
-                <w:color w:val="1E293B"/>
-                <w:sz w:val="18"/>
-                <w:szCs w:val="18"/>
-              </w:rPr>
-              <w:t xml:space="preserve">Deployment</w:t>
-            </w:r>
-          </w:p>
-        </w:tc>
-        <w:tc>
-          <w:tcPr>
-            <w:tcW w:type="dxa" w:w="6760"/>
-            <w:shd w:fill="F8FAFC" w:color="auto" w:val="clear"/>
             <w:tcMar>
               <w:top w:type="dxa" w:w="60"/>
               <w:left w:type="dxa" w:w="100"/>
@@ -21153,18 +20564,74 @@
           <w:szCs w:val="18"/>
         </w:rPr>
         <w:t xml:space="preserve">def create_app(config_class=Config):</w:t>
+      </w:r>
+      <w:r>
+        <w:rPr>
+          <w:rFonts w:ascii="Consolas" w:cs="Consolas" w:eastAsia="Consolas" w:hAnsi="Consolas"/>
+          <w:color w:val="E2E8F0"/>
+          <w:sz w:val="18"/>
+          <w:szCs w:val="18"/>
+        </w:rPr>
         <w:br/>
         <w:t xml:space="preserve">    app = Flask(__name__, template_folder=..., static_folder=...)</w:t>
+      </w:r>
+      <w:r>
+        <w:rPr>
+          <w:rFonts w:ascii="Consolas" w:cs="Consolas" w:eastAsia="Consolas" w:hAnsi="Consolas"/>
+          <w:color w:val="E2E8F0"/>
+          <w:sz w:val="18"/>
+          <w:szCs w:val="18"/>
+        </w:rPr>
         <w:br/>
         <w:t xml:space="preserve">    app.config.from_object(config_class)</w:t>
+      </w:r>
+      <w:r>
+        <w:rPr>
+          <w:rFonts w:ascii="Consolas" w:cs="Consolas" w:eastAsia="Consolas" w:hAnsi="Consolas"/>
+          <w:color w:val="E2E8F0"/>
+          <w:sz w:val="18"/>
+          <w:szCs w:val="18"/>
+        </w:rPr>
         <w:br/>
         <w:t xml:space="preserve">    db.init_app(app); csrf.init_app(app); cache.init_app(app)</w:t>
+      </w:r>
+      <w:r>
+        <w:rPr>
+          <w:rFonts w:ascii="Consolas" w:cs="Consolas" w:eastAsia="Consolas" w:hAnsi="Consolas"/>
+          <w:color w:val="E2E8F0"/>
+          <w:sz w:val="18"/>
+          <w:szCs w:val="18"/>
+        </w:rPr>
         <w:br/>
         <w:t xml:space="preserve">    if app.config["RATELIMIT_ENABLED"]: limiter.init_app(app)</w:t>
+      </w:r>
+      <w:r>
+        <w:rPr>
+          <w:rFonts w:ascii="Consolas" w:cs="Consolas" w:eastAsia="Consolas" w:hAnsi="Consolas"/>
+          <w:color w:val="E2E8F0"/>
+          <w:sz w:val="18"/>
+          <w:szCs w:val="18"/>
+        </w:rPr>
         <w:br/>
         <w:t xml:space="preserve">    for bp in ALL_BLUEPRINTS: app.register_blueprint(bp)</w:t>
+      </w:r>
+      <w:r>
+        <w:rPr>
+          <w:rFonts w:ascii="Consolas" w:cs="Consolas" w:eastAsia="Consolas" w:hAnsi="Consolas"/>
+          <w:color w:val="E2E8F0"/>
+          <w:sz w:val="18"/>
+          <w:szCs w:val="18"/>
+        </w:rPr>
         <w:br/>
         <w:t xml:space="preserve">    ...  # error handlers, /health, CLI commands, scheduler wiring</w:t>
+      </w:r>
+      <w:r>
+        <w:rPr>
+          <w:rFonts w:ascii="Consolas" w:cs="Consolas" w:eastAsia="Consolas" w:hAnsi="Consolas"/>
+          <w:color w:val="E2E8F0"/>
+          <w:sz w:val="18"/>
+          <w:szCs w:val="18"/>
+        </w:rPr>
         <w:br/>
         <w:t xml:space="preserve">    return app</w:t>
       </w:r>
@@ -22547,20 +22014,6 @@
     </w:tbl>
     <w:p>
       <w:pPr>
-        <w:spacing w:after="180" w:line="276"/>
-        <w:jc w:val="both"/>
-      </w:pPr>
-      <w:r>
-        <w:rPr>
-          <w:color w:val="1E293B"/>
-          <w:sz w:val="21"/>
-          <w:szCs w:val="21"/>
-        </w:rPr>
-        <w:t xml:space="preserve">Deliverable 5 closed eight feature gaps identified against the SRS that did not each warrant a new numbered use case, since they extend existing use cases rather than introducing new actors or goals: property/unit/tenant/maintenance photo uploads (extends UC-03, UC-04, UC-07, UC-18 — /properties/&lt;id&gt;/edit, /properties/&lt;id&gt;/units/&lt;id&gt;/edit, photo routes), configurable late fees (extends UC-12/UC-16 via Property.late_fee_type/late_fee_amount and Lease.late_fee_due()), tenant blacklisting (/tenants/&lt;id&gt;/blacklist, /tenants/&lt;id&gt;/unblacklist), an administrator user-management console (extends UC-02 — /admin/users, /admin/users/&lt;id&gt;/edit, /admin/users/add-staff), CSV rent-history export (/rent/&lt;id&gt;/history.csv), and Excel portfolio export (/reports/export.xlsx, extends UC-25).</w:t>
-      </w:r>
-    </w:p>
-    <w:p>
-      <w:pPr>
         <w:pStyle w:val="Heading2"/>
         <w:spacing w:after="160" w:before="320"/>
       </w:pPr>
@@ -22619,28 +22072,124 @@
           <w:szCs w:val="18"/>
         </w:rPr>
         <w:t xml:space="preserve">def _clip_day(self, year, month):</w:t>
+      </w:r>
+      <w:r>
+        <w:rPr>
+          <w:rFonts w:ascii="Consolas" w:cs="Consolas" w:eastAsia="Consolas" w:hAnsi="Consolas"/>
+          <w:color w:val="E2E8F0"/>
+          <w:sz w:val="18"/>
+          <w:szCs w:val="18"/>
+        </w:rPr>
         <w:br/>
         <w:t xml:space="preserve">    return min(self.due_day, calendar.monthrange(year, month)[1])</w:t>
+      </w:r>
+      <w:r>
+        <w:rPr>
+          <w:rFonts w:ascii="Consolas" w:cs="Consolas" w:eastAsia="Consolas" w:hAnsi="Consolas"/>
+          <w:color w:val="E2E8F0"/>
+          <w:sz w:val="18"/>
+          <w:szCs w:val="18"/>
+        </w:rPr>
         <w:br/>
         <w:t xml:space="preserve"> </w:t>
+      </w:r>
+      <w:r>
+        <w:rPr>
+          <w:rFonts w:ascii="Consolas" w:cs="Consolas" w:eastAsia="Consolas" w:hAnsi="Consolas"/>
+          <w:color w:val="E2E8F0"/>
+          <w:sz w:val="18"/>
+          <w:szCs w:val="18"/>
+        </w:rPr>
         <w:br/>
         <w:t xml:space="preserve">def total_due_to_date(self, as_of=None):</w:t>
+      </w:r>
+      <w:r>
+        <w:rPr>
+          <w:rFonts w:ascii="Consolas" w:cs="Consolas" w:eastAsia="Consolas" w:hAnsi="Consolas"/>
+          <w:color w:val="E2E8F0"/>
+          <w:sz w:val="18"/>
+          <w:szCs w:val="18"/>
+        </w:rPr>
         <w:br/>
         <w:t xml:space="preserve">    as_of = as_of or date.today()</w:t>
+      </w:r>
+      <w:r>
+        <w:rPr>
+          <w:rFonts w:ascii="Consolas" w:cs="Consolas" w:eastAsia="Consolas" w:hAnsi="Consolas"/>
+          <w:color w:val="E2E8F0"/>
+          <w:sz w:val="18"/>
+          <w:szCs w:val="18"/>
+        </w:rPr>
         <w:br/>
         <w:t xml:space="preserve">    first_due = self.first_due_date()</w:t>
+      </w:r>
+      <w:r>
+        <w:rPr>
+          <w:rFonts w:ascii="Consolas" w:cs="Consolas" w:eastAsia="Consolas" w:hAnsi="Consolas"/>
+          <w:color w:val="E2E8F0"/>
+          <w:sz w:val="18"/>
+          <w:szCs w:val="18"/>
+        </w:rPr>
         <w:br/>
         <w:t xml:space="preserve">    if as_of &lt; first_due: return 0.0</w:t>
+      </w:r>
+      <w:r>
+        <w:rPr>
+          <w:rFonts w:ascii="Consolas" w:cs="Consolas" w:eastAsia="Consolas" w:hAnsi="Consolas"/>
+          <w:color w:val="E2E8F0"/>
+          <w:sz w:val="18"/>
+          <w:szCs w:val="18"/>
+        </w:rPr>
         <w:br/>
         <w:t xml:space="preserve">    periods, due = 1, first_due</w:t>
+      </w:r>
+      <w:r>
+        <w:rPr>
+          <w:rFonts w:ascii="Consolas" w:cs="Consolas" w:eastAsia="Consolas" w:hAnsi="Consolas"/>
+          <w:color w:val="E2E8F0"/>
+          <w:sz w:val="18"/>
+          <w:szCs w:val="18"/>
+        </w:rPr>
         <w:br/>
         <w:t xml:space="preserve">    while True:</w:t>
+      </w:r>
+      <w:r>
+        <w:rPr>
+          <w:rFonts w:ascii="Consolas" w:cs="Consolas" w:eastAsia="Consolas" w:hAnsi="Consolas"/>
+          <w:color w:val="E2E8F0"/>
+          <w:sz w:val="18"/>
+          <w:szCs w:val="18"/>
+        </w:rPr>
         <w:br/>
         <w:t xml:space="preserve">        due = self._advance_month(due)</w:t>
+      </w:r>
+      <w:r>
+        <w:rPr>
+          <w:rFonts w:ascii="Consolas" w:cs="Consolas" w:eastAsia="Consolas" w:hAnsi="Consolas"/>
+          <w:color w:val="E2E8F0"/>
+          <w:sz w:val="18"/>
+          <w:szCs w:val="18"/>
+        </w:rPr>
         <w:br/>
         <w:t xml:space="preserve">        if due &gt; as_of: break</w:t>
+      </w:r>
+      <w:r>
+        <w:rPr>
+          <w:rFonts w:ascii="Consolas" w:cs="Consolas" w:eastAsia="Consolas" w:hAnsi="Consolas"/>
+          <w:color w:val="E2E8F0"/>
+          <w:sz w:val="18"/>
+          <w:szCs w:val="18"/>
+        </w:rPr>
         <w:br/>
         <w:t xml:space="preserve">        periods += 1</w:t>
+      </w:r>
+      <w:r>
+        <w:rPr>
+          <w:rFonts w:ascii="Consolas" w:cs="Consolas" w:eastAsia="Consolas" w:hAnsi="Consolas"/>
+          <w:color w:val="E2E8F0"/>
+          <w:sz w:val="18"/>
+          <w:szCs w:val="18"/>
+        </w:rPr>
         <w:br/>
         <w:t xml:space="preserve">    return round(periods * self.monthly_rent, 2)</w:t>
       </w:r>
@@ -22703,42 +22252,194 @@
           <w:szCs w:val="18"/>
         </w:rPr>
         <w:t xml:space="preserve">def role_required(*roles):</w:t>
+      </w:r>
+      <w:r>
+        <w:rPr>
+          <w:rFonts w:ascii="Consolas" w:cs="Consolas" w:eastAsia="Consolas" w:hAnsi="Consolas"/>
+          <w:color w:val="E2E8F0"/>
+          <w:sz w:val="18"/>
+          <w:szCs w:val="18"/>
+        </w:rPr>
         <w:br/>
         <w:t xml:space="preserve">    def decorator(view):</w:t>
+      </w:r>
+      <w:r>
+        <w:rPr>
+          <w:rFonts w:ascii="Consolas" w:cs="Consolas" w:eastAsia="Consolas" w:hAnsi="Consolas"/>
+          <w:color w:val="E2E8F0"/>
+          <w:sz w:val="18"/>
+          <w:szCs w:val="18"/>
+        </w:rPr>
         <w:br/>
         <w:t xml:space="preserve">        @wraps(view)</w:t>
+      </w:r>
+      <w:r>
+        <w:rPr>
+          <w:rFonts w:ascii="Consolas" w:cs="Consolas" w:eastAsia="Consolas" w:hAnsi="Consolas"/>
+          <w:color w:val="E2E8F0"/>
+          <w:sz w:val="18"/>
+          <w:szCs w:val="18"/>
+        </w:rPr>
         <w:br/>
         <w:t xml:space="preserve">        @login_required</w:t>
+      </w:r>
+      <w:r>
+        <w:rPr>
+          <w:rFonts w:ascii="Consolas" w:cs="Consolas" w:eastAsia="Consolas" w:hAnsi="Consolas"/>
+          <w:color w:val="E2E8F0"/>
+          <w:sz w:val="18"/>
+          <w:szCs w:val="18"/>
+        </w:rPr>
         <w:br/>
         <w:t xml:space="preserve">        def wrapped(*a, **kw):</w:t>
+      </w:r>
+      <w:r>
+        <w:rPr>
+          <w:rFonts w:ascii="Consolas" w:cs="Consolas" w:eastAsia="Consolas" w:hAnsi="Consolas"/>
+          <w:color w:val="E2E8F0"/>
+          <w:sz w:val="18"/>
+          <w:szCs w:val="18"/>
+        </w:rPr>
         <w:br/>
         <w:t xml:space="preserve">            if current_user().role not in roles: abort(403)</w:t>
+      </w:r>
+      <w:r>
+        <w:rPr>
+          <w:rFonts w:ascii="Consolas" w:cs="Consolas" w:eastAsia="Consolas" w:hAnsi="Consolas"/>
+          <w:color w:val="E2E8F0"/>
+          <w:sz w:val="18"/>
+          <w:szCs w:val="18"/>
+        </w:rPr>
         <w:br/>
         <w:t xml:space="preserve">            return view(*a, **kw)</w:t>
+      </w:r>
+      <w:r>
+        <w:rPr>
+          <w:rFonts w:ascii="Consolas" w:cs="Consolas" w:eastAsia="Consolas" w:hAnsi="Consolas"/>
+          <w:color w:val="E2E8F0"/>
+          <w:sz w:val="18"/>
+          <w:szCs w:val="18"/>
+        </w:rPr>
         <w:br/>
         <w:t xml:space="preserve">        return wrapped</w:t>
+      </w:r>
+      <w:r>
+        <w:rPr>
+          <w:rFonts w:ascii="Consolas" w:cs="Consolas" w:eastAsia="Consolas" w:hAnsi="Consolas"/>
+          <w:color w:val="E2E8F0"/>
+          <w:sz w:val="18"/>
+          <w:szCs w:val="18"/>
+        </w:rPr>
         <w:br/>
         <w:t xml:space="preserve">    return decorator</w:t>
+      </w:r>
+      <w:r>
+        <w:rPr>
+          <w:rFonts w:ascii="Consolas" w:cs="Consolas" w:eastAsia="Consolas" w:hAnsi="Consolas"/>
+          <w:color w:val="E2E8F0"/>
+          <w:sz w:val="18"/>
+          <w:szCs w:val="18"/>
+        </w:rPr>
         <w:br/>
         <w:t xml:space="preserve"> </w:t>
+      </w:r>
+      <w:r>
+        <w:rPr>
+          <w:rFonts w:ascii="Consolas" w:cs="Consolas" w:eastAsia="Consolas" w:hAnsi="Consolas"/>
+          <w:color w:val="E2E8F0"/>
+          <w:sz w:val="18"/>
+          <w:szCs w:val="18"/>
+        </w:rPr>
         <w:br/>
         <w:t xml:space="preserve">def assert_owner(property_id):</w:t>
+      </w:r>
+      <w:r>
+        <w:rPr>
+          <w:rFonts w:ascii="Consolas" w:cs="Consolas" w:eastAsia="Consolas" w:hAnsi="Consolas"/>
+          <w:color w:val="E2E8F0"/>
+          <w:sz w:val="18"/>
+          <w:szCs w:val="18"/>
+        </w:rPr>
         <w:br/>
         <w:t xml:space="preserve">    user = current_user()</w:t>
+      </w:r>
+      <w:r>
+        <w:rPr>
+          <w:rFonts w:ascii="Consolas" w:cs="Consolas" w:eastAsia="Consolas" w:hAnsi="Consolas"/>
+          <w:color w:val="E2E8F0"/>
+          <w:sz w:val="18"/>
+          <w:szCs w:val="18"/>
+        </w:rPr>
         <w:br/>
         <w:t xml:space="preserve">    if user.role in (ROLE_ADMIN, ROLE_MANAGER):</w:t>
+      </w:r>
+      <w:r>
+        <w:rPr>
+          <w:rFonts w:ascii="Consolas" w:cs="Consolas" w:eastAsia="Consolas" w:hAnsi="Consolas"/>
+          <w:color w:val="E2E8F0"/>
+          <w:sz w:val="18"/>
+          <w:szCs w:val="18"/>
+        </w:rPr>
         <w:br/>
         <w:t xml:space="preserve">        allowed = db.session.query(Property.id).filter(Property.id == property_id).scalar() is not None</w:t>
+      </w:r>
+      <w:r>
+        <w:rPr>
+          <w:rFonts w:ascii="Consolas" w:cs="Consolas" w:eastAsia="Consolas" w:hAnsi="Consolas"/>
+          <w:color w:val="E2E8F0"/>
+          <w:sz w:val="18"/>
+          <w:szCs w:val="18"/>
+        </w:rPr>
         <w:br/>
         <w:t xml:space="preserve">    elif user.role == ROLE_OWNER:</w:t>
+      </w:r>
+      <w:r>
+        <w:rPr>
+          <w:rFonts w:ascii="Consolas" w:cs="Consolas" w:eastAsia="Consolas" w:hAnsi="Consolas"/>
+          <w:color w:val="E2E8F0"/>
+          <w:sz w:val="18"/>
+          <w:szCs w:val="18"/>
+        </w:rPr>
         <w:br/>
         <w:t xml:space="preserve">        allowed = db.session.query(Property.id).filter(</w:t>
+      </w:r>
+      <w:r>
+        <w:rPr>
+          <w:rFonts w:ascii="Consolas" w:cs="Consolas" w:eastAsia="Consolas" w:hAnsi="Consolas"/>
+          <w:color w:val="E2E8F0"/>
+          <w:sz w:val="18"/>
+          <w:szCs w:val="18"/>
+        </w:rPr>
         <w:br/>
         <w:t xml:space="preserve">            Property.id == property_id, Property.owner_id == user.id).scalar() is not None</w:t>
+      </w:r>
+      <w:r>
+        <w:rPr>
+          <w:rFonts w:ascii="Consolas" w:cs="Consolas" w:eastAsia="Consolas" w:hAnsi="Consolas"/>
+          <w:color w:val="E2E8F0"/>
+          <w:sz w:val="18"/>
+          <w:szCs w:val="18"/>
+        </w:rPr>
         <w:br/>
         <w:t xml:space="preserve">    else:</w:t>
+      </w:r>
+      <w:r>
+        <w:rPr>
+          <w:rFonts w:ascii="Consolas" w:cs="Consolas" w:eastAsia="Consolas" w:hAnsi="Consolas"/>
+          <w:color w:val="E2E8F0"/>
+          <w:sz w:val="18"/>
+          <w:szCs w:val="18"/>
+        </w:rPr>
         <w:br/>
         <w:t xml:space="preserve">        allowed = False</w:t>
+      </w:r>
+      <w:r>
+        <w:rPr>
+          <w:rFonts w:ascii="Consolas" w:cs="Consolas" w:eastAsia="Consolas" w:hAnsi="Consolas"/>
+          <w:color w:val="E2E8F0"/>
+          <w:sz w:val="18"/>
+          <w:szCs w:val="18"/>
+        </w:rPr>
         <w:br/>
         <w:t xml:space="preserve">    if not allowed: abort(403)</w:t>
       </w:r>
@@ -23409,7 +23110,7 @@
                 <w:sz w:val="18"/>
                 <w:szCs w:val="18"/>
               </w:rPr>
-              <w:t xml:space="preserve">validate_upload() reads the first bytes of the stream and checks a magic-number whitelist — %PDF- for lease/ID documents, and the JPEG (FFD8FF) / PNG (89504E47) signatures for photo uploads (Deliverable 5) — regardless of the claimed file extension, plus an explicit stream-length check against the per-field size cap</w:t>
+              <w:t xml:space="preserve">validate_upload() reads the first bytes of the stream and requires the %PDF- magic number for any file claiming to be a PDF, regardless of its extension</w:t>
             </w:r>
           </w:p>
         </w:tc>
@@ -25004,80 +24705,6 @@
           </w:p>
         </w:tc>
       </w:tr>
-      <w:tr>
-        <w:tc>
-          <w:tcPr>
-            <w:tcW w:type="dxa" w:w="2300"/>
-            <w:tcMar>
-              <w:top w:type="dxa" w:w="60"/>
-              <w:left w:type="dxa" w:w="100"/>
-              <w:bottom w:type="dxa" w:w="60"/>
-              <w:right w:type="dxa" w:w="100"/>
-            </w:tcMar>
-            <w:vAlign w:val="center"/>
-          </w:tcPr>
-          <w:p>
-            <w:r>
-              <w:rPr>
-                <w:b w:val="false"/>
-                <w:bCs w:val="false"/>
-                <w:color w:val="1E293B"/>
-                <w:sz w:val="18"/>
-                <w:szCs w:val="18"/>
-              </w:rPr>
-              <w:t xml:space="preserve">tests/test_deliverable5.py</w:t>
-            </w:r>
-          </w:p>
-        </w:tc>
-        <w:tc>
-          <w:tcPr>
-            <w:tcW w:type="dxa" w:w="900"/>
-            <w:tcMar>
-              <w:top w:type="dxa" w:w="60"/>
-              <w:left w:type="dxa" w:w="100"/>
-              <w:bottom w:type="dxa" w:w="60"/>
-              <w:right w:type="dxa" w:w="100"/>
-            </w:tcMar>
-            <w:vAlign w:val="center"/>
-          </w:tcPr>
-          <w:p>
-            <w:r>
-              <w:rPr>
-                <w:b w:val="false"/>
-                <w:bCs w:val="false"/>
-                <w:color w:val="1E293B"/>
-                <w:sz w:val="18"/>
-                <w:szCs w:val="18"/>
-              </w:rPr>
-              <w:t xml:space="preserve">31</w:t>
-            </w:r>
-          </w:p>
-        </w:tc>
-        <w:tc>
-          <w:tcPr>
-            <w:tcW w:type="dxa" w:w="6160"/>
-            <w:tcMar>
-              <w:top w:type="dxa" w:w="60"/>
-              <w:left w:type="dxa" w:w="100"/>
-              <w:bottom w:type="dxa" w:w="60"/>
-              <w:right w:type="dxa" w:w="100"/>
-            </w:tcMar>
-            <w:vAlign w:val="center"/>
-          </w:tcPr>
-          <w:p>
-            <w:r>
-              <w:rPr>
-                <w:b w:val="false"/>
-                <w:bCs w:val="false"/>
-                <w:color w:val="1E293B"/>
-                <w:sz w:val="18"/>
-                <w:szCs w:val="18"/>
-              </w:rPr>
-              <w:t xml:space="preserve">Every Deliverable 5 feature: property/unit edit forms and the manual-status guard; property/unit/tenant-ID/maintenance photo uploads (valid JPEG/PNG accepted, non-image rejected, count caps enforced) and their serving routes; configurable late fees (NONE/FIXED/PERCENTAGE) folded into Lease.balance only once overdue; tenant blacklist/unblacklist and the blacklist check on lease upload and new-lease creation; the admin user-management console (list, edit role/active flag, last-active-Owner guard, add-staff) and its RBAC (non-admins blocked); rent-history CSV export; Excel portfolio export (openpyxl workbook structure)</w:t>
-            </w:r>
-          </w:p>
-        </w:tc>
-      </w:tr>
     </w:tbl>
     <w:p>
       <w:pPr>
@@ -25123,20 +24750,84 @@
           <w:szCs w:val="18"/>
         </w:rPr>
         <w:t xml:space="preserve"># tests/test_models.py</w:t>
+      </w:r>
+      <w:r>
+        <w:rPr>
+          <w:rFonts w:ascii="Consolas" w:cs="Consolas" w:eastAsia="Consolas" w:hAnsi="Consolas"/>
+          <w:color w:val="E2E8F0"/>
+          <w:sz w:val="18"/>
+          <w:szCs w:val="18"/>
+        </w:rPr>
         <w:br/>
         <w:t xml:space="preserve">def test_lease_balance_never_negative_when_overpaid(db, active_lease):</w:t>
+      </w:r>
+      <w:r>
+        <w:rPr>
+          <w:rFonts w:ascii="Consolas" w:cs="Consolas" w:eastAsia="Consolas" w:hAnsi="Consolas"/>
+          <w:color w:val="E2E8F0"/>
+          <w:sz w:val="18"/>
+          <w:szCs w:val="18"/>
+        </w:rPr>
         <w:br/>
         <w:t xml:space="preserve">    payment = RentPayment(lease_id=active_lease.id,</w:t>
+      </w:r>
+      <w:r>
+        <w:rPr>
+          <w:rFonts w:ascii="Consolas" w:cs="Consolas" w:eastAsia="Consolas" w:hAnsi="Consolas"/>
+          <w:color w:val="E2E8F0"/>
+          <w:sz w:val="18"/>
+          <w:szCs w:val="18"/>
+        </w:rPr>
         <w:br/>
         <w:t xml:space="preserve">        amount=active_lease.monthly_rent * 10, method="CASH",</w:t>
+      </w:r>
+      <w:r>
+        <w:rPr>
+          <w:rFonts w:ascii="Consolas" w:cs="Consolas" w:eastAsia="Consolas" w:hAnsi="Consolas"/>
+          <w:color w:val="E2E8F0"/>
+          <w:sz w:val="18"/>
+          <w:szCs w:val="18"/>
+        </w:rPr>
         <w:br/>
         <w:t xml:space="preserve">        receipt_number=RentPayment.generate_receipt_number(),</w:t>
+      </w:r>
+      <w:r>
+        <w:rPr>
+          <w:rFonts w:ascii="Consolas" w:cs="Consolas" w:eastAsia="Consolas" w:hAnsi="Consolas"/>
+          <w:color w:val="E2E8F0"/>
+          <w:sz w:val="18"/>
+          <w:szCs w:val="18"/>
+        </w:rPr>
         <w:br/>
         <w:t xml:space="preserve">        recorded_by=active_lease.tenant.user_id)</w:t>
+      </w:r>
+      <w:r>
+        <w:rPr>
+          <w:rFonts w:ascii="Consolas" w:cs="Consolas" w:eastAsia="Consolas" w:hAnsi="Consolas"/>
+          <w:color w:val="E2E8F0"/>
+          <w:sz w:val="18"/>
+          <w:szCs w:val="18"/>
+        </w:rPr>
         <w:br/>
         <w:t xml:space="preserve">    db.session.add(payment); db.session.commit()</w:t>
+      </w:r>
+      <w:r>
+        <w:rPr>
+          <w:rFonts w:ascii="Consolas" w:cs="Consolas" w:eastAsia="Consolas" w:hAnsi="Consolas"/>
+          <w:color w:val="E2E8F0"/>
+          <w:sz w:val="18"/>
+          <w:szCs w:val="18"/>
+        </w:rPr>
         <w:br/>
         <w:t xml:space="preserve">    assert active_lease.balance == 0.0</w:t>
+      </w:r>
+      <w:r>
+        <w:rPr>
+          <w:rFonts w:ascii="Consolas" w:cs="Consolas" w:eastAsia="Consolas" w:hAnsi="Consolas"/>
+          <w:color w:val="E2E8F0"/>
+          <w:sz w:val="18"/>
+          <w:szCs w:val="18"/>
+        </w:rPr>
         <w:br/>
         <w:t xml:space="preserve">    assert active_lease.credit &gt; 0</w:t>
       </w:r>
@@ -25155,26 +24846,114 @@
           <w:szCs w:val="18"/>
         </w:rPr>
         <w:t xml:space="preserve"># tests/test_routes.py</w:t>
+      </w:r>
+      <w:r>
+        <w:rPr>
+          <w:rFonts w:ascii="Consolas" w:cs="Consolas" w:eastAsia="Consolas" w:hAnsi="Consolas"/>
+          <w:color w:val="E2E8F0"/>
+          <w:sz w:val="18"/>
+          <w:szCs w:val="18"/>
+        </w:rPr>
         <w:br/>
         <w:t xml:space="preserve">def test_maintenance_full_lifecycle(client, db, manager, staff, active_lease):</w:t>
+      </w:r>
+      <w:r>
+        <w:rPr>
+          <w:rFonts w:ascii="Consolas" w:cs="Consolas" w:eastAsia="Consolas" w:hAnsi="Consolas"/>
+          <w:color w:val="E2E8F0"/>
+          <w:sz w:val="18"/>
+          <w:szCs w:val="18"/>
+        </w:rPr>
         <w:br/>
         <w:t xml:space="preserve">    login(client, active_lease.tenant.user.email)</w:t>
+      </w:r>
+      <w:r>
+        <w:rPr>
+          <w:rFonts w:ascii="Consolas" w:cs="Consolas" w:eastAsia="Consolas" w:hAnsi="Consolas"/>
+          <w:color w:val="E2E8F0"/>
+          <w:sz w:val="18"/>
+          <w:szCs w:val="18"/>
+        </w:rPr>
         <w:br/>
         <w:t xml:space="preserve">    client.post("/maintenance/add", data={"title": "AC not cooling", ...})</w:t>
+      </w:r>
+      <w:r>
+        <w:rPr>
+          <w:rFonts w:ascii="Consolas" w:cs="Consolas" w:eastAsia="Consolas" w:hAnsi="Consolas"/>
+          <w:color w:val="E2E8F0"/>
+          <w:sz w:val="18"/>
+          <w:szCs w:val="18"/>
+        </w:rPr>
         <w:br/>
         <w:t xml:space="preserve">    req = MaintenanceRequest.query.filter_by(title="AC not cooling").first()</w:t>
+      </w:r>
+      <w:r>
+        <w:rPr>
+          <w:rFonts w:ascii="Consolas" w:cs="Consolas" w:eastAsia="Consolas" w:hAnsi="Consolas"/>
+          <w:color w:val="E2E8F0"/>
+          <w:sz w:val="18"/>
+          <w:szCs w:val="18"/>
+        </w:rPr>
         <w:br/>
         <w:t xml:space="preserve">    assert req.status == "SUBMITTED"</w:t>
+      </w:r>
+      <w:r>
+        <w:rPr>
+          <w:rFonts w:ascii="Consolas" w:cs="Consolas" w:eastAsia="Consolas" w:hAnsi="Consolas"/>
+          <w:color w:val="E2E8F0"/>
+          <w:sz w:val="18"/>
+          <w:szCs w:val="18"/>
+        </w:rPr>
         <w:br/>
         <w:t xml:space="preserve">    login(client, manager.email)</w:t>
+      </w:r>
+      <w:r>
+        <w:rPr>
+          <w:rFonts w:ascii="Consolas" w:cs="Consolas" w:eastAsia="Consolas" w:hAnsi="Consolas"/>
+          <w:color w:val="E2E8F0"/>
+          <w:sz w:val="18"/>
+          <w:szCs w:val="18"/>
+        </w:rPr>
         <w:br/>
         <w:t xml:space="preserve">    client.post(f"/maintenance/{req.id}/update",</w:t>
+      </w:r>
+      <w:r>
+        <w:rPr>
+          <w:rFonts w:ascii="Consolas" w:cs="Consolas" w:eastAsia="Consolas" w:hAnsi="Consolas"/>
+          <w:color w:val="E2E8F0"/>
+          <w:sz w:val="18"/>
+          <w:szCs w:val="18"/>
+        </w:rPr>
         <w:br/>
         <w:t xml:space="preserve">        data={"action": "assign", "staff_id": staff.id, ...})</w:t>
+      </w:r>
+      <w:r>
+        <w:rPr>
+          <w:rFonts w:ascii="Consolas" w:cs="Consolas" w:eastAsia="Consolas" w:hAnsi="Consolas"/>
+          <w:color w:val="E2E8F0"/>
+          <w:sz w:val="18"/>
+          <w:szCs w:val="18"/>
+        </w:rPr>
         <w:br/>
         <w:t xml:space="preserve">    assert req.status == "ASSIGNED" and req.assigned_to == staff.id</w:t>
+      </w:r>
+      <w:r>
+        <w:rPr>
+          <w:rFonts w:ascii="Consolas" w:cs="Consolas" w:eastAsia="Consolas" w:hAnsi="Consolas"/>
+          <w:color w:val="E2E8F0"/>
+          <w:sz w:val="18"/>
+          <w:szCs w:val="18"/>
+        </w:rPr>
         <w:br/>
         <w:t xml:space="preserve">    # ... start, complete, then the tenant closes and rates the work ...</w:t>
+      </w:r>
+      <w:r>
+        <w:rPr>
+          <w:rFonts w:ascii="Consolas" w:cs="Consolas" w:eastAsia="Consolas" w:hAnsi="Consolas"/>
+          <w:color w:val="E2E8F0"/>
+          <w:sz w:val="18"/>
+          <w:szCs w:val="18"/>
+        </w:rPr>
         <w:br/>
         <w:t xml:space="preserve">    assert req.status == "CLOSED" and req.satisfaction_rating == 5</w:t>
       </w:r>
@@ -25311,7 +25090,7 @@
                 <w:sz w:val="18"/>
                 <w:szCs w:val="18"/>
               </w:rPr>
-              <w:t xml:space="preserve">124</w:t>
+              <w:t xml:space="preserve">93</w:t>
             </w:r>
           </w:p>
         </w:tc>
@@ -25363,7 +25142,7 @@
                 <w:sz w:val="18"/>
                 <w:szCs w:val="18"/>
               </w:rPr>
-              <w:t xml:space="preserve">124</w:t>
+              <w:t xml:space="preserve">93</w:t>
             </w:r>
           </w:p>
         </w:tc>
@@ -25465,7 +25244,7 @@
                 <w:sz w:val="18"/>
                 <w:szCs w:val="18"/>
               </w:rPr>
-              <w:t xml:space="preserve">79%</w:t>
+              <w:t xml:space="preserve">77%</w:t>
             </w:r>
           </w:p>
         </w:tc>
@@ -25647,12 +25426,44 @@
           <w:szCs w:val="18"/>
         </w:rPr>
         <w:t xml:space="preserve">pip install -r requirements.txt</w:t>
+      </w:r>
+      <w:r>
+        <w:rPr>
+          <w:rFonts w:ascii="Consolas" w:cs="Consolas" w:eastAsia="Consolas" w:hAnsi="Consolas"/>
+          <w:color w:val="E2E8F0"/>
+          <w:sz w:val="18"/>
+          <w:szCs w:val="18"/>
+        </w:rPr>
         <w:br/>
-        <w:t xml:space="preserve">pytest tests/ -v                                       # all 124 tests</w:t>
+        <w:t xml:space="preserve">pytest tests/ -v                                       # all 93 tests</w:t>
+      </w:r>
+      <w:r>
+        <w:rPr>
+          <w:rFonts w:ascii="Consolas" w:cs="Consolas" w:eastAsia="Consolas" w:hAnsi="Consolas"/>
+          <w:color w:val="E2E8F0"/>
+          <w:sz w:val="18"/>
+          <w:szCs w:val="18"/>
+        </w:rPr>
         <w:br/>
         <w:t xml:space="preserve">pytest tests/ --cov=backend --cov-report=term-missing  # with coverage</w:t>
+      </w:r>
+      <w:r>
+        <w:rPr>
+          <w:rFonts w:ascii="Consolas" w:cs="Consolas" w:eastAsia="Consolas" w:hAnsi="Consolas"/>
+          <w:color w:val="E2E8F0"/>
+          <w:sz w:val="18"/>
+          <w:szCs w:val="18"/>
+        </w:rPr>
         <w:br/>
         <w:t xml:space="preserve">pytest tests/test_models.py -v                         # a single file</w:t>
+      </w:r>
+      <w:r>
+        <w:rPr>
+          <w:rFonts w:ascii="Consolas" w:cs="Consolas" w:eastAsia="Consolas" w:hAnsi="Consolas"/>
+          <w:color w:val="E2E8F0"/>
+          <w:sz w:val="18"/>
+          <w:szCs w:val="18"/>
+        </w:rPr>
         <w:br/>
         <w:t xml:space="preserve">pytest tests/test_models.py::test_receipt_number_format -v  # a single test</w:t>
       </w:r>
@@ -25715,7 +25526,7 @@
           <w:sz w:val="21"/>
           <w:szCs w:val="21"/>
         </w:rPr>
-        <w:t xml:space="preserve">RentalPro was carried from a requirements document (Deliverable 1) through a design (Deliverable 2) to a working, tested application (Deliverable 3), this complete project report (Deliverable 4), and, since Deliverable 3’s initial release, full feature completion (Deliverable 5 — Section 3.8 and Section 5.4 detail the eight gaps that were closed). Every one of the 25 use cases identified during analysis has a corresponding route or scheduled job, a template, and at least one automated test; the 13-table database design was implemented exactly as specified, with the two documented, deliberate substitutions (UUID-as-string primary keys and reportlab in place of WeasyPrint) covered in Chapters 1, 3, and 4. The application runs — and its 124-test suite passes at 79% statement coverage — using only Docker, or a local Python virtual environment, with zero paid external accounts required.</w:t>
+        <w:t xml:space="preserve">RentalPro was carried from a requirements document (Deliverable 1) through a design (Deliverable 2) to a working, tested application (Deliverable 3) and now this complete project report (Deliverable 4). Every one of the 25 use cases identified during analysis has a corresponding route or scheduled job, a template, and at least one automated test; the 13-table database design was implemented exactly as specified, with the two documented, deliberate substitutions (UUID-as-string primary keys and reportlab in place of WeasyPrint) covered in Chapters 1, 3, and 4. The application runs — and its 93-test suite passes at 77% statement coverage — using only Docker, or a local Python virtual environment, with zero paid external accounts required.</w:t>
       </w:r>
     </w:p>
     <w:p>
@@ -25869,7 +25680,7 @@
           <w:sz w:val="21"/>
           <w:szCs w:val="21"/>
         </w:rPr>
-        <w:t xml:space="preserve">The system is single-currency-per-property. Its interface is now available in English, Shona and Arabic (Appendix C), but only the main screens are translated so far.</w:t>
+        <w:t xml:space="preserve">The system is single-currency-per-property but not yet multi-language in the UI, despite the data model supporting per-property currency.</w:t>
       </w:r>
     </w:p>
     <w:p>
@@ -25935,7 +25746,7 @@
           <w:sz w:val="21"/>
           <w:szCs w:val="21"/>
         </w:rPr>
-        <w:t xml:space="preserve">Real cloud file storage (S3-compatible) for lease documents and photos, replacing the local uploads/ directory — backend/services/storage.py (Deliverable 5) already isolates this behind a save_upload()/serve_upload() interface so the swap needs no route or template changes.</w:t>
+        <w:t xml:space="preserve">Real cloud file storage (S3-compatible) for lease documents and photos, replacing the local uploads/ directory.</w:t>
       </w:r>
     </w:p>
     <w:p>
@@ -25953,7 +25764,7 @@
           <w:sz w:val="21"/>
           <w:szCs w:val="21"/>
         </w:rPr>
-        <w:t xml:space="preserve">A mobile-optimised tenant portal, given that tenants are the role most likely to use the system from a phone.</w:t>
+        <w:t xml:space="preserve">An administrator-facing dashboard for the ADMIN role, which currently has full data access but no dedicated UI beyond the existing owner/manager views.</w:t>
       </w:r>
     </w:p>
     <w:p>
@@ -25971,7 +25782,7 @@
           <w:sz w:val="21"/>
           <w:szCs w:val="21"/>
         </w:rPr>
-        <w:t xml:space="preserve">Alembic-based schema migrations, replacing the create_all() bootstrap used during initial development.</w:t>
+        <w:t xml:space="preserve">A mobile-optimised tenant portal, given that tenants are the role most likely to use the system from a phone.</w:t>
       </w:r>
     </w:p>
     <w:p>
@@ -25989,6 +25800,24 @@
           <w:sz w:val="21"/>
           <w:szCs w:val="21"/>
         </w:rPr>
+        <w:t xml:space="preserve">Alembic-based schema migrations, replacing the create_all() bootstrap used during initial development.</w:t>
+      </w:r>
+    </w:p>
+    <w:p>
+      <w:pPr>
+        <w:pStyle w:val="ListParagraph"/>
+        <w:numPr>
+          <w:ilvl w:val="0"/>
+          <w:numId w:val="2"/>
+        </w:numPr>
+        <w:spacing w:after="90"/>
+      </w:pPr>
+      <w:r>
+        <w:rPr>
+          <w:color w:val="1E293B"/>
+          <w:sz w:val="21"/>
+          <w:szCs w:val="21"/>
+        </w:rPr>
         <w:t xml:space="preserve">End-to-end verification against live Stripe, SendGrid, and Twilio sandbox accounts, in addition to the existing offline test suite.</w:t>
       </w:r>
     </w:p>
@@ -26019,7 +25848,7 @@
           <w:sz w:val="21"/>
           <w:szCs w:val="21"/>
         </w:rPr>
-        <w:t xml:space="preserve">The guiding principle across all five deliverables has been that a claim in this report should be a fact about the running system, not a target for it. Every number in this document — 25 use cases, 13 tables, 124 tests, 79% coverage — was produced by actually running the code, not by estimating what a finished version would show. That discipline is, in the author’s view, as much a deliverable of this capstone as the application itself.</w:t>
+        <w:t xml:space="preserve">The guiding principle across all four deliverables has been that a claim in this report should be a fact about the running system, not a target for it. Every number in this document — 25 use cases, 13 tables, 93 tests, 77% coverage — was produced by actually running the code, not by estimating what a finished version would show. That discipline is, in the author’s view, as much a deliverable of this capstone as the application itself.</w:t>
       </w:r>
     </w:p>
     <w:p>
@@ -26375,30 +26204,134 @@
           <w:szCs w:val="18"/>
         </w:rPr>
         <w:t xml:space="preserve"># 1. Clone the repository</w:t>
+      </w:r>
+      <w:r>
+        <w:rPr>
+          <w:rFonts w:ascii="Consolas" w:cs="Consolas" w:eastAsia="Consolas" w:hAnsi="Consolas"/>
+          <w:color w:val="E2E8F0"/>
+          <w:sz w:val="18"/>
+          <w:szCs w:val="18"/>
+        </w:rPr>
         <w:br/>
         <w:t xml:space="preserve">git clone https://github.com/Abdur-lab/github-slideshow.git</w:t>
+      </w:r>
+      <w:r>
+        <w:rPr>
+          <w:rFonts w:ascii="Consolas" w:cs="Consolas" w:eastAsia="Consolas" w:hAnsi="Consolas"/>
+          <w:color w:val="E2E8F0"/>
+          <w:sz w:val="18"/>
+          <w:szCs w:val="18"/>
+        </w:rPr>
         <w:br/>
         <w:t xml:space="preserve">cd github-slideshow</w:t>
+      </w:r>
+      <w:r>
+        <w:rPr>
+          <w:rFonts w:ascii="Consolas" w:cs="Consolas" w:eastAsia="Consolas" w:hAnsi="Consolas"/>
+          <w:color w:val="E2E8F0"/>
+          <w:sz w:val="18"/>
+          <w:szCs w:val="18"/>
+        </w:rPr>
         <w:br/>
         <w:t xml:space="preserve"> </w:t>
+      </w:r>
+      <w:r>
+        <w:rPr>
+          <w:rFonts w:ascii="Consolas" w:cs="Consolas" w:eastAsia="Consolas" w:hAnsi="Consolas"/>
+          <w:color w:val="E2E8F0"/>
+          <w:sz w:val="18"/>
+          <w:szCs w:val="18"/>
+        </w:rPr>
         <w:br/>
         <w:t xml:space="preserve"># 2. Copy the environment template and set a secret key</w:t>
+      </w:r>
+      <w:r>
+        <w:rPr>
+          <w:rFonts w:ascii="Consolas" w:cs="Consolas" w:eastAsia="Consolas" w:hAnsi="Consolas"/>
+          <w:color w:val="E2E8F0"/>
+          <w:sz w:val="18"/>
+          <w:szCs w:val="18"/>
+        </w:rPr>
         <w:br/>
         <w:t xml:space="preserve">cp env.example .env</w:t>
+      </w:r>
+      <w:r>
+        <w:rPr>
+          <w:rFonts w:ascii="Consolas" w:cs="Consolas" w:eastAsia="Consolas" w:hAnsi="Consolas"/>
+          <w:color w:val="E2E8F0"/>
+          <w:sz w:val="18"/>
+          <w:szCs w:val="18"/>
+        </w:rPr>
         <w:br/>
         <w:t xml:space="preserve"># edit .env and set SECRET_KEY to a random value, e.g.:</w:t>
+      </w:r>
+      <w:r>
+        <w:rPr>
+          <w:rFonts w:ascii="Consolas" w:cs="Consolas" w:eastAsia="Consolas" w:hAnsi="Consolas"/>
+          <w:color w:val="E2E8F0"/>
+          <w:sz w:val="18"/>
+          <w:szCs w:val="18"/>
+        </w:rPr>
         <w:br/>
         <w:t xml:space="preserve">#   python -c "import secrets; print(secrets.token_hex(32))"</w:t>
+      </w:r>
+      <w:r>
+        <w:rPr>
+          <w:rFonts w:ascii="Consolas" w:cs="Consolas" w:eastAsia="Consolas" w:hAnsi="Consolas"/>
+          <w:color w:val="E2E8F0"/>
+          <w:sz w:val="18"/>
+          <w:szCs w:val="18"/>
+        </w:rPr>
         <w:br/>
         <w:t xml:space="preserve"> </w:t>
+      </w:r>
+      <w:r>
+        <w:rPr>
+          <w:rFonts w:ascii="Consolas" w:cs="Consolas" w:eastAsia="Consolas" w:hAnsi="Consolas"/>
+          <w:color w:val="E2E8F0"/>
+          <w:sz w:val="18"/>
+          <w:szCs w:val="18"/>
+        </w:rPr>
         <w:br/>
         <w:t xml:space="preserve"># 3. Build and start the full stack (Flask + PostgreSQL + Redis)</w:t>
+      </w:r>
+      <w:r>
+        <w:rPr>
+          <w:rFonts w:ascii="Consolas" w:cs="Consolas" w:eastAsia="Consolas" w:hAnsi="Consolas"/>
+          <w:color w:val="E2E8F0"/>
+          <w:sz w:val="18"/>
+          <w:szCs w:val="18"/>
+        </w:rPr>
         <w:br/>
         <w:t xml:space="preserve">docker compose up --build</w:t>
+      </w:r>
+      <w:r>
+        <w:rPr>
+          <w:rFonts w:ascii="Consolas" w:cs="Consolas" w:eastAsia="Consolas" w:hAnsi="Consolas"/>
+          <w:color w:val="E2E8F0"/>
+          <w:sz w:val="18"/>
+          <w:szCs w:val="18"/>
+        </w:rPr>
         <w:br/>
         <w:t xml:space="preserve"> </w:t>
+      </w:r>
+      <w:r>
+        <w:rPr>
+          <w:rFonts w:ascii="Consolas" w:cs="Consolas" w:eastAsia="Consolas" w:hAnsi="Consolas"/>
+          <w:color w:val="E2E8F0"/>
+          <w:sz w:val="18"/>
+          <w:szCs w:val="18"/>
+        </w:rPr>
         <w:br/>
         <w:t xml:space="preserve"># 4. Open the application</w:t>
+      </w:r>
+      <w:r>
+        <w:rPr>
+          <w:rFonts w:ascii="Consolas" w:cs="Consolas" w:eastAsia="Consolas" w:hAnsi="Consolas"/>
+          <w:color w:val="E2E8F0"/>
+          <w:sz w:val="18"/>
+          <w:szCs w:val="18"/>
+        </w:rPr>
         <w:br/>
         <w:t xml:space="preserve">#   http://localhost:5000</w:t>
       </w:r>
@@ -26447,34 +26380,154 @@
           <w:szCs w:val="18"/>
         </w:rPr>
         <w:t xml:space="preserve">git clone https://github.com/Abdur-lab/github-slideshow.git</w:t>
+      </w:r>
+      <w:r>
+        <w:rPr>
+          <w:rFonts w:ascii="Consolas" w:cs="Consolas" w:eastAsia="Consolas" w:hAnsi="Consolas"/>
+          <w:color w:val="E2E8F0"/>
+          <w:sz w:val="18"/>
+          <w:szCs w:val="18"/>
+        </w:rPr>
         <w:br/>
         <w:t xml:space="preserve">cd github-slideshow</w:t>
+      </w:r>
+      <w:r>
+        <w:rPr>
+          <w:rFonts w:ascii="Consolas" w:cs="Consolas" w:eastAsia="Consolas" w:hAnsi="Consolas"/>
+          <w:color w:val="E2E8F0"/>
+          <w:sz w:val="18"/>
+          <w:szCs w:val="18"/>
+        </w:rPr>
         <w:br/>
         <w:t xml:space="preserve"> </w:t>
+      </w:r>
+      <w:r>
+        <w:rPr>
+          <w:rFonts w:ascii="Consolas" w:cs="Consolas" w:eastAsia="Consolas" w:hAnsi="Consolas"/>
+          <w:color w:val="E2E8F0"/>
+          <w:sz w:val="18"/>
+          <w:szCs w:val="18"/>
+        </w:rPr>
         <w:br/>
         <w:t xml:space="preserve">python -m venv venv</w:t>
+      </w:r>
+      <w:r>
+        <w:rPr>
+          <w:rFonts w:ascii="Consolas" w:cs="Consolas" w:eastAsia="Consolas" w:hAnsi="Consolas"/>
+          <w:color w:val="E2E8F0"/>
+          <w:sz w:val="18"/>
+          <w:szCs w:val="18"/>
+        </w:rPr>
         <w:br/>
         <w:t xml:space="preserve">source venv/bin/activate        # Windows: venv\Scripts\activate</w:t>
+      </w:r>
+      <w:r>
+        <w:rPr>
+          <w:rFonts w:ascii="Consolas" w:cs="Consolas" w:eastAsia="Consolas" w:hAnsi="Consolas"/>
+          <w:color w:val="E2E8F0"/>
+          <w:sz w:val="18"/>
+          <w:szCs w:val="18"/>
+        </w:rPr>
         <w:br/>
         <w:t xml:space="preserve"> </w:t>
+      </w:r>
+      <w:r>
+        <w:rPr>
+          <w:rFonts w:ascii="Consolas" w:cs="Consolas" w:eastAsia="Consolas" w:hAnsi="Consolas"/>
+          <w:color w:val="E2E8F0"/>
+          <w:sz w:val="18"/>
+          <w:szCs w:val="18"/>
+        </w:rPr>
         <w:br/>
         <w:t xml:space="preserve">pip install -r requirements.txt</w:t>
+      </w:r>
+      <w:r>
+        <w:rPr>
+          <w:rFonts w:ascii="Consolas" w:cs="Consolas" w:eastAsia="Consolas" w:hAnsi="Consolas"/>
+          <w:color w:val="E2E8F0"/>
+          <w:sz w:val="18"/>
+          <w:szCs w:val="18"/>
+        </w:rPr>
         <w:br/>
         <w:t xml:space="preserve"> </w:t>
+      </w:r>
+      <w:r>
+        <w:rPr>
+          <w:rFonts w:ascii="Consolas" w:cs="Consolas" w:eastAsia="Consolas" w:hAnsi="Consolas"/>
+          <w:color w:val="E2E8F0"/>
+          <w:sz w:val="18"/>
+          <w:szCs w:val="18"/>
+        </w:rPr>
         <w:br/>
         <w:t xml:space="preserve">export SECRET_KEY=$(python -c "import secrets; print(secrets.token_hex(32))")</w:t>
+      </w:r>
+      <w:r>
+        <w:rPr>
+          <w:rFonts w:ascii="Consolas" w:cs="Consolas" w:eastAsia="Consolas" w:hAnsi="Consolas"/>
+          <w:color w:val="E2E8F0"/>
+          <w:sz w:val="18"/>
+          <w:szCs w:val="18"/>
+        </w:rPr>
         <w:br/>
         <w:t xml:space="preserve">export DATABASE_URL=sqlite:///rentalpro.db</w:t>
+      </w:r>
+      <w:r>
+        <w:rPr>
+          <w:rFonts w:ascii="Consolas" w:cs="Consolas" w:eastAsia="Consolas" w:hAnsi="Consolas"/>
+          <w:color w:val="E2E8F0"/>
+          <w:sz w:val="18"/>
+          <w:szCs w:val="18"/>
+        </w:rPr>
         <w:br/>
         <w:t xml:space="preserve"> </w:t>
+      </w:r>
+      <w:r>
+        <w:rPr>
+          <w:rFonts w:ascii="Consolas" w:cs="Consolas" w:eastAsia="Consolas" w:hAnsi="Consolas"/>
+          <w:color w:val="E2E8F0"/>
+          <w:sz w:val="18"/>
+          <w:szCs w:val="18"/>
+        </w:rPr>
         <w:br/>
         <w:t xml:space="preserve">flask create-db                 # creates the 13 tables</w:t>
+      </w:r>
+      <w:r>
+        <w:rPr>
+          <w:rFonts w:ascii="Consolas" w:cs="Consolas" w:eastAsia="Consolas" w:hAnsi="Consolas"/>
+          <w:color w:val="E2E8F0"/>
+          <w:sz w:val="18"/>
+          <w:szCs w:val="18"/>
+        </w:rPr>
         <w:br/>
         <w:t xml:space="preserve">flask seed-db                   # loads demo accounts and sample data</w:t>
+      </w:r>
+      <w:r>
+        <w:rPr>
+          <w:rFonts w:ascii="Consolas" w:cs="Consolas" w:eastAsia="Consolas" w:hAnsi="Consolas"/>
+          <w:color w:val="E2E8F0"/>
+          <w:sz w:val="18"/>
+          <w:szCs w:val="18"/>
+        </w:rPr>
         <w:br/>
         <w:t xml:space="preserve"> </w:t>
+      </w:r>
+      <w:r>
+        <w:rPr>
+          <w:rFonts w:ascii="Consolas" w:cs="Consolas" w:eastAsia="Consolas" w:hAnsi="Consolas"/>
+          <w:color w:val="E2E8F0"/>
+          <w:sz w:val="18"/>
+          <w:szCs w:val="18"/>
+        </w:rPr>
         <w:br/>
         <w:t xml:space="preserve">python app.py</w:t>
+      </w:r>
+      <w:r>
+        <w:rPr>
+          <w:rFonts w:ascii="Consolas" w:cs="Consolas" w:eastAsia="Consolas" w:hAnsi="Consolas"/>
+          <w:color w:val="E2E8F0"/>
+          <w:sz w:val="18"/>
+          <w:szCs w:val="18"/>
+        </w:rPr>
         <w:br/>
         <w:t xml:space="preserve">#   App running at http://localhost:5000</w:t>
       </w:r>
@@ -27114,7 +27167,7 @@
                 <w:sz w:val="18"/>
                 <w:szCs w:val="18"/>
               </w:rPr>
-              <w:t xml:space="preserve">Where lease/ID PDFs and property/unit/maintenance photos are stored locally (default ./uploads)</w:t>
+              <w:t xml:space="preserve">Where lease PDFs are stored locally (default ./uploads)</w:t>
             </w:r>
           </w:p>
         </w:tc>
@@ -27345,7 +27398,7 @@
                 <w:sz w:val="18"/>
                 <w:szCs w:val="18"/>
               </w:rPr>
-              <w:t xml:space="preserve">admin@rentalpro.com</w:t>
+              <w:t xml:space="preserve">owner@rentalpro.com</w:t>
             </w:r>
           </w:p>
         </w:tc>
@@ -27393,7 +27446,7 @@
                 <w:sz w:val="18"/>
                 <w:szCs w:val="18"/>
               </w:rPr>
-              <w:t xml:space="preserve">Administrator — full data access plus the user-management console (Section 5.4, Deliverable 5)</w:t>
+              <w:t xml:space="preserve">Property Owner — full management access</w:t>
             </w:r>
           </w:p>
         </w:tc>
@@ -27420,7 +27473,7 @@
                 <w:sz w:val="18"/>
                 <w:szCs w:val="18"/>
               </w:rPr>
-              <w:t xml:space="preserve">owner@rentalpro.com</w:t>
+              <w:t xml:space="preserve">manager@rentalpro.com</w:t>
             </w:r>
           </w:p>
         </w:tc>
@@ -27470,7 +27523,7 @@
                 <w:sz w:val="18"/>
                 <w:szCs w:val="18"/>
               </w:rPr>
-              <w:t xml:space="preserve">Property Owner — full management access</w:t>
+              <w:t xml:space="preserve">Property Manager — management, cannot create properties</w:t>
             </w:r>
           </w:p>
         </w:tc>
@@ -27496,7 +27549,7 @@
                 <w:sz w:val="18"/>
                 <w:szCs w:val="18"/>
               </w:rPr>
-              <w:t xml:space="preserve">manager@rentalpro.com</w:t>
+              <w:t xml:space="preserve">tenant1@email.com</w:t>
             </w:r>
           </w:p>
         </w:tc>
@@ -27544,7 +27597,7 @@
                 <w:sz w:val="18"/>
                 <w:szCs w:val="18"/>
               </w:rPr>
-              <w:t xml:space="preserve">Property Manager — management, cannot create properties</w:t>
+              <w:t xml:space="preserve">Tenant — self-service portal only</w:t>
             </w:r>
           </w:p>
         </w:tc>
@@ -27571,7 +27624,7 @@
                 <w:sz w:val="18"/>
                 <w:szCs w:val="18"/>
               </w:rPr>
-              <w:t xml:space="preserve">tenant1@email.com</w:t>
+              <w:t xml:space="preserve">staff@rentalpro.com</w:t>
             </w:r>
           </w:p>
         </w:tc>
@@ -27604,157 +27657,6 @@
           <w:tcPr>
             <w:tcW w:type="dxa" w:w="4360"/>
             <w:shd w:fill="F8FAFC" w:color="auto" w:val="clear"/>
-            <w:tcMar>
-              <w:top w:type="dxa" w:w="60"/>
-              <w:left w:type="dxa" w:w="100"/>
-              <w:bottom w:type="dxa" w:w="60"/>
-              <w:right w:type="dxa" w:w="100"/>
-            </w:tcMar>
-            <w:vAlign w:val="center"/>
-          </w:tcPr>
-          <w:p>
-            <w:r>
-              <w:rPr>
-                <w:b w:val="false"/>
-                <w:bCs w:val="false"/>
-                <w:color w:val="1E293B"/>
-                <w:sz w:val="18"/>
-                <w:szCs w:val="18"/>
-              </w:rPr>
-              <w:t xml:space="preserve">Tenant — self-service portal only</w:t>
-            </w:r>
-          </w:p>
-        </w:tc>
-      </w:tr>
-      <w:tr>
-        <w:tc>
-          <w:tcPr>
-            <w:tcW w:type="dxa" w:w="3200"/>
-            <w:shd w:fill="F8FAFC" w:color="auto" w:val="clear"/>
-            <w:tcMar>
-              <w:top w:type="dxa" w:w="60"/>
-              <w:left w:type="dxa" w:w="100"/>
-              <w:bottom w:type="dxa" w:w="60"/>
-              <w:right w:type="dxa" w:w="100"/>
-            </w:tcMar>
-            <w:vAlign w:val="center"/>
-          </w:tcPr>
-          <w:p>
-            <w:r>
-              <w:rPr>
-                <w:b w:val="false"/>
-                <w:bCs w:val="false"/>
-                <w:color w:val="1E293B"/>
-                <w:sz w:val="18"/>
-                <w:szCs w:val="18"/>
-              </w:rPr>
-              <w:t xml:space="preserve">tenant2@email.com … tenant9@email.com</w:t>
-            </w:r>
-          </w:p>
-        </w:tc>
-        <w:tc>
-          <w:tcPr>
-            <w:tcW w:type="dxa" w:w="1800"/>
-            <w:shd w:fill="F8FAFC" w:color="auto" w:val="clear"/>
-            <w:tcMar>
-              <w:top w:type="dxa" w:w="60"/>
-              <w:left w:type="dxa" w:w="100"/>
-              <w:bottom w:type="dxa" w:w="60"/>
-              <w:right w:type="dxa" w:w="100"/>
-            </w:tcMar>
-            <w:vAlign w:val="center"/>
-          </w:tcPr>
-          <w:p>
-            <w:r>
-              <w:rPr>
-                <w:b w:val="false"/>
-                <w:bCs w:val="false"/>
-                <w:color w:val="1E293B"/>
-                <w:sz w:val="18"/>
-                <w:szCs w:val="18"/>
-              </w:rPr>
-              <w:t xml:space="preserve">demo123</w:t>
-            </w:r>
-          </w:p>
-        </w:tc>
-        <w:tc>
-          <w:tcPr>
-            <w:tcW w:type="dxa" w:w="4360"/>
-            <w:shd w:fill="F8FAFC" w:color="auto" w:val="clear"/>
-            <w:tcMar>
-              <w:top w:type="dxa" w:w="60"/>
-              <w:left w:type="dxa" w:w="100"/>
-              <w:bottom w:type="dxa" w:w="60"/>
-              <w:right w:type="dxa" w:w="100"/>
-            </w:tcMar>
-            <w:vAlign w:val="center"/>
-          </w:tcPr>
-          <w:p>
-            <w:r>
-              <w:rPr>
-                <w:b w:val="false"/>
-                <w:bCs w:val="false"/>
-                <w:color w:val="1E293B"/>
-                <w:sz w:val="18"/>
-                <w:szCs w:val="18"/>
-              </w:rPr>
-              <w:t xml:space="preserve">Tenants — eight further Harare tenants (see Appendix C)</w:t>
-            </w:r>
-          </w:p>
-        </w:tc>
-      </w:tr>
-      <w:tr>
-        <w:tc>
-          <w:tcPr>
-            <w:tcW w:type="dxa" w:w="3200"/>
-            <w:tcMar>
-              <w:top w:type="dxa" w:w="60"/>
-              <w:left w:type="dxa" w:w="100"/>
-              <w:bottom w:type="dxa" w:w="60"/>
-              <w:right w:type="dxa" w:w="100"/>
-            </w:tcMar>
-            <w:vAlign w:val="center"/>
-          </w:tcPr>
-          <w:p>
-            <w:r>
-              <w:rPr>
-                <w:b w:val="false"/>
-                <w:bCs w:val="false"/>
-                <w:color w:val="1E293B"/>
-                <w:sz w:val="18"/>
-                <w:szCs w:val="18"/>
-              </w:rPr>
-              <w:t xml:space="preserve">staff@rentalpro.com</w:t>
-            </w:r>
-          </w:p>
-        </w:tc>
-        <w:tc>
-          <w:tcPr>
-            <w:tcW w:type="dxa" w:w="1800"/>
-            <w:tcMar>
-              <w:top w:type="dxa" w:w="60"/>
-              <w:left w:type="dxa" w:w="100"/>
-              <w:bottom w:type="dxa" w:w="60"/>
-              <w:right w:type="dxa" w:w="100"/>
-            </w:tcMar>
-            <w:vAlign w:val="center"/>
-          </w:tcPr>
-          <w:p>
-            <w:r>
-              <w:rPr>
-                <w:b w:val="false"/>
-                <w:bCs w:val="false"/>
-                <w:color w:val="1E293B"/>
-                <w:sz w:val="18"/>
-                <w:szCs w:val="18"/>
-              </w:rPr>
-              <w:t xml:space="preserve">demo123</w:t>
-            </w:r>
-          </w:p>
-        </w:tc>
-        <w:tc>
-          <w:tcPr>
-            <w:tcW w:type="dxa" w:w="4360"/>
             <w:tcMar>
               <w:top w:type="dxa" w:w="60"/>
               <w:left w:type="dxa" w:w="100"/>
@@ -27808,6 +27710,14 @@
           <w:szCs w:val="18"/>
         </w:rPr>
         <w:t xml:space="preserve">pytest tests/ -v</w:t>
+      </w:r>
+      <w:r>
+        <w:rPr>
+          <w:rFonts w:ascii="Consolas" w:cs="Consolas" w:eastAsia="Consolas" w:hAnsi="Consolas"/>
+          <w:color w:val="E2E8F0"/>
+          <w:sz w:val="18"/>
+          <w:szCs w:val="18"/>
+        </w:rPr>
         <w:br/>
         <w:t xml:space="preserve">pytest tests/ --cov=backend --cov-report=term-missing</w:t>
       </w:r>
@@ -28198,7 +28108,7 @@
           <w:sz w:val="21"/>
           <w:szCs w:val="21"/>
         </w:rPr>
-        <w:t xml:space="preserve">Open the application in a browser and sign in at the login page with the email and password given to you by your property owner or manager (or one of the demo accounts in Appendix A.5, for evaluation). Every screen after login shows a navigation bar across the top, scoped to your role — you will only ever see navigation links for actions you are permitted to perform. The language button at the top right (top left in Arabic) opens a list of English, ChiShona and Arabic; choosing Arabic also turns the page right to left.</w:t>
+        <w:t xml:space="preserve">Open the application in a browser and sign in at the login page with the email and password given to you by your property owner or manager (or one of the demo accounts in Appendix A.5, for evaluation). Every screen after login shows a sidebar scoped to your role — you will only ever see navigation links for actions you are permitted to perform.</w:t>
       </w:r>
     </w:p>
     <w:p>
@@ -28276,7 +28186,7 @@
           <w:sz w:val="21"/>
           <w:szCs w:val="21"/>
         </w:rPr>
-        <w:t xml:space="preserve">From the top navigation bar, choose Properties, then "+ Add New Property".</w:t>
+        <w:t xml:space="preserve">From the sidebar, choose Properties, then "+ Add New Property".</w:t>
       </w:r>
     </w:p>
     <w:p>
@@ -28328,7 +28238,7 @@
           <w:sz w:val="22"/>
           <w:szCs w:val="22"/>
         </w:rPr>
-        <w:t xml:space="preserve">B.2.2 Edit a Property, Upload Photos, and Configure Late Fees</w:t>
+        <w:t xml:space="preserve">B.2.2 Add a Unit</w:t>
       </w:r>
     </w:p>
     <w:p>
@@ -28346,7 +28256,7 @@
           <w:sz w:val="21"/>
           <w:szCs w:val="21"/>
         </w:rPr>
-        <w:t xml:space="preserve">Open the property and choose "Edit Property" to change any of its details after creation.</w:t>
+        <w:t xml:space="preserve">Open the property, then "+ Add Unit".</w:t>
       </w:r>
     </w:p>
     <w:p>
@@ -28360,21 +28270,11 @@
       </w:pPr>
       <w:r>
         <w:rPr>
-          <w:b/>
-          <w:bCs/>
           <w:color w:val="1E293B"/>
           <w:sz w:val="21"/>
           <w:szCs w:val="21"/>
         </w:rPr>
-        <w:t xml:space="preserve">Photos: </w:t>
-      </w:r>
-      <w:r>
-        <w:rPr>
-          <w:color w:val="1E293B"/>
-          <w:sz w:val="21"/>
-          <w:szCs w:val="21"/>
-        </w:rPr>
-        <w:t xml:space="preserve">on the same edit screen, choose "Upload Photos" and select up to 10 JPEG or PNG images (any other file type, including a renamed non-image file, is rejected — the system checks the file's actual content, not its extension). Uploaded photos appear in the property's photo gallery for reference during listings, inspections, and maintenance visits.</w:t>
+        <w:t xml:space="preserve">Enter the unit number, floor, type, size, monthly rent, and deposit.</w:t>
       </w:r>
     </w:p>
     <w:p>
@@ -28388,21 +28288,11 @@
       </w:pPr>
       <w:r>
         <w:rPr>
-          <w:b/>
-          <w:bCs/>
           <w:color w:val="1E293B"/>
           <w:sz w:val="21"/>
           <w:szCs w:val="21"/>
         </w:rPr>
-        <w:t xml:space="preserve">Late fees: </w:t>
-      </w:r>
-      <w:r>
-        <w:rPr>
-          <w:color w:val="1E293B"/>
-          <w:sz w:val="21"/>
-          <w:szCs w:val="21"/>
-        </w:rPr>
-        <w:t xml:space="preserve">set "Late Fee Type" to None, Fixed, or Percentage. A Fixed fee adds a flat amount to a lease's balance once its rent goes overdue; a Percentage fee adds that percentage of the tenant's monthly rent instead. The fee is calculated automatically and only applied once a payment is actually late — it never appears while rent is current, and existing leases are unaffected until the property's type is set to something other than None.</w:t>
+        <w:t xml:space="preserve">Save — the unit starts as VACANT with an auto-generated unit code.</w:t>
       </w:r>
     </w:p>
     <w:p>
@@ -28418,7 +28308,21 @@
           <w:sz w:val="22"/>
           <w:szCs w:val="22"/>
         </w:rPr>
-        <w:t xml:space="preserve">B.2.3 Add a Unit</w:t>
+        <w:t xml:space="preserve">B.2.3 Onboard a Tenant</w:t>
+      </w:r>
+    </w:p>
+    <w:p>
+      <w:pPr>
+        <w:spacing w:after="180" w:line="276"/>
+        <w:jc w:val="both"/>
+      </w:pPr>
+      <w:r>
+        <w:rPr>
+          <w:color w:val="1E293B"/>
+          <w:sz w:val="21"/>
+          <w:szCs w:val="21"/>
+        </w:rPr>
+        <w:t xml:space="preserve">There are two ways to bring a tenant into the system:</w:t>
       </w:r>
     </w:p>
     <w:p>
@@ -28432,11 +28336,21 @@
       </w:pPr>
       <w:r>
         <w:rPr>
+          <w:b/>
+          <w:bCs/>
           <w:color w:val="1E293B"/>
           <w:sz w:val="21"/>
           <w:szCs w:val="21"/>
         </w:rPr>
-        <w:t xml:space="preserve">Open the property, then "+ Add Unit".</w:t>
+        <w:t xml:space="preserve">Create the profile directly: </w:t>
+      </w:r>
+      <w:r>
+        <w:rPr>
+          <w:color w:val="1E293B"/>
+          <w:sz w:val="21"/>
+          <w:szCs w:val="21"/>
+        </w:rPr>
+        <w:t xml:space="preserve">from the vacant unit, choose "Create Tenant Profile" and fill in the tenant’s details yourself. Use this when the tenant will not self-register.</w:t>
       </w:r>
     </w:p>
     <w:p>
@@ -28450,11 +28364,37 @@
       </w:pPr>
       <w:r>
         <w:rPr>
+          <w:b/>
+          <w:bCs/>
           <w:color w:val="1E293B"/>
           <w:sz w:val="21"/>
           <w:szCs w:val="21"/>
         </w:rPr>
-        <w:t xml:space="preserve">Enter the unit number, floor, type, size, monthly rent, and deposit.</w:t>
+        <w:t xml:space="preserve">Send an invitation link: </w:t>
+      </w:r>
+      <w:r>
+        <w:rPr>
+          <w:color w:val="1E293B"/>
+          <w:sz w:val="21"/>
+          <w:szCs w:val="21"/>
+        </w:rPr>
+        <w:t xml:space="preserve">from the vacant unit, choose "Invite Tenant", enter their name and email, and the system emails them a secure link (valid 48 hours) to set up their own account and password.</w:t>
+      </w:r>
+    </w:p>
+    <w:p>
+      <w:pPr>
+        <w:pStyle w:val="Heading3"/>
+        <w:spacing w:after="120" w:before="240"/>
+      </w:pPr>
+      <w:r>
+        <w:rPr>
+          <w:b/>
+          <w:bCs/>
+          <w:color w:val="2563EB"/>
+          <w:sz w:val="22"/>
+          <w:szCs w:val="22"/>
+        </w:rPr>
+        <w:t xml:space="preserve">B.2.4 Upload a Lease and Activate a Tenancy</w:t>
       </w:r>
     </w:p>
     <w:p>
@@ -28472,23 +28412,7 @@
           <w:sz w:val="21"/>
           <w:szCs w:val="21"/>
         </w:rPr>
-        <w:t xml:space="preserve">Save — the unit starts as VACANT with an auto-generated unit code.</w:t>
-      </w:r>
-    </w:p>
-    <w:p>
-      <w:pPr>
-        <w:pStyle w:val="Heading3"/>
-        <w:spacing w:after="120" w:before="240"/>
-      </w:pPr>
-      <w:r>
-        <w:rPr>
-          <w:b/>
-          <w:bCs/>
-          <w:color w:val="2563EB"/>
-          <w:sz w:val="22"/>
-          <w:szCs w:val="22"/>
-        </w:rPr>
-        <w:t xml:space="preserve">B.2.4 Edit a Unit and Upload Photos</w:t>
+        <w:t xml:space="preserve">Open the tenant’s profile and choose "Upload Lease Document".</w:t>
       </w:r>
     </w:p>
     <w:p>
@@ -28506,7 +28430,7 @@
           <w:sz w:val="21"/>
           <w:szCs w:val="21"/>
         </w:rPr>
-        <w:t xml:space="preserve">Open the unit and choose "Edit Unit" to update its floor, type, size, rent, or deposit.</w:t>
+        <w:t xml:space="preserve">Select the vacant unit, enter the lease dates, monthly rent, deposit, and the day of the month rent is due.</w:t>
       </w:r>
     </w:p>
     <w:p>
@@ -28520,21 +28444,11 @@
       </w:pPr>
       <w:r>
         <w:rPr>
-          <w:b/>
-          <w:bCs/>
           <w:color w:val="1E293B"/>
           <w:sz w:val="21"/>
           <w:szCs w:val="21"/>
         </w:rPr>
-        <w:t xml:space="preserve">Photos: </w:t>
-      </w:r>
-      <w:r>
-        <w:rPr>
-          <w:color w:val="1E293B"/>
-          <w:sz w:val="21"/>
-          <w:szCs w:val="21"/>
-        </w:rPr>
-        <w:t xml:space="preserve">upload up to 5 JPEG or PNG images the same way as for a property (Section B.2.2).</w:t>
+        <w:t xml:space="preserve">Upload the signed lease as a PDF (the system checks the file is a genuine PDF, not just named .pdf).</w:t>
       </w:r>
     </w:p>
     <w:p>
@@ -28548,21 +28462,11 @@
       </w:pPr>
       <w:r>
         <w:rPr>
-          <w:b/>
-          <w:bCs/>
           <w:color w:val="1E293B"/>
           <w:sz w:val="21"/>
           <w:szCs w:val="21"/>
         </w:rPr>
-        <w:t xml:space="preserve">Status: </w:t>
-      </w:r>
-      <w:r>
-        <w:rPr>
-          <w:color w:val="1E293B"/>
-          <w:sz w:val="21"/>
-          <w:szCs w:val="21"/>
-        </w:rPr>
-        <w:t xml:space="preserve">you may not manually set a unit to Occupied — a unit only becomes Occupied by activating a lease against it (Section B.2.7) — and you may not manually set it back to Vacant while an active lease still exists. The system enforces both rules automatically and explains why if you try.</w:t>
+        <w:t xml:space="preserve">Save — the unit changes to OCCUPIED and the tenant receives a confirmation email.</w:t>
       </w:r>
     </w:p>
     <w:p>
@@ -28578,21 +28482,7 @@
           <w:sz w:val="22"/>
           <w:szCs w:val="22"/>
         </w:rPr>
-        <w:t xml:space="preserve">B.2.5 Onboard a Tenant</w:t>
-      </w:r>
-    </w:p>
-    <w:p>
-      <w:pPr>
-        <w:spacing w:after="180" w:line="276"/>
-        <w:jc w:val="both"/>
-      </w:pPr>
-      <w:r>
-        <w:rPr>
-          <w:color w:val="1E293B"/>
-          <w:sz w:val="21"/>
-          <w:szCs w:val="21"/>
-        </w:rPr>
-        <w:t xml:space="preserve">There are two ways to bring a tenant into the system:</w:t>
+        <w:t xml:space="preserve">B.2.5 Record a Rent Payment</w:t>
       </w:r>
     </w:p>
     <w:p>
@@ -28606,21 +28496,11 @@
       </w:pPr>
       <w:r>
         <w:rPr>
-          <w:b/>
-          <w:bCs/>
           <w:color w:val="1E293B"/>
           <w:sz w:val="21"/>
           <w:szCs w:val="21"/>
         </w:rPr>
-        <w:t xml:space="preserve">Create the profile directly: </w:t>
-      </w:r>
-      <w:r>
-        <w:rPr>
-          <w:color w:val="1E293B"/>
-          <w:sz w:val="21"/>
-          <w:szCs w:val="21"/>
-        </w:rPr>
-        <w:t xml:space="preserve">from the vacant unit, choose "Create Tenant Profile" and fill in the tenant’s details yourself. Use this when the tenant will not self-register.</w:t>
+        <w:t xml:space="preserve">From Rent Tracker, choose "Record Payment" (or start from a specific tenant’s profile).</w:t>
       </w:r>
     </w:p>
     <w:p>
@@ -28634,37 +28514,11 @@
       </w:pPr>
       <w:r>
         <w:rPr>
-          <w:b/>
-          <w:bCs/>
           <w:color w:val="1E293B"/>
           <w:sz w:val="21"/>
           <w:szCs w:val="21"/>
         </w:rPr>
-        <w:t xml:space="preserve">Send an invitation link: </w:t>
-      </w:r>
-      <w:r>
-        <w:rPr>
-          <w:color w:val="1E293B"/>
-          <w:sz w:val="21"/>
-          <w:szCs w:val="21"/>
-        </w:rPr>
-        <w:t xml:space="preserve">from the vacant unit, choose "Invite Tenant", enter their name and email, and the system emails them a secure link (valid 48 hours) to set up their own account and password.</w:t>
-      </w:r>
-    </w:p>
-    <w:p>
-      <w:pPr>
-        <w:pStyle w:val="Heading3"/>
-        <w:spacing w:after="120" w:before="240"/>
-      </w:pPr>
-      <w:r>
-        <w:rPr>
-          <w:b/>
-          <w:bCs/>
-          <w:color w:val="2563EB"/>
-          <w:sz w:val="22"/>
-          <w:szCs w:val="22"/>
-        </w:rPr>
-        <w:t xml:space="preserve">B.2.6 Blacklist or Unblacklist a Tenant</w:t>
+        <w:t xml:space="preserve">Select the tenant, enter the amount, method, and date.</w:t>
       </w:r>
     </w:p>
     <w:p>
@@ -28682,7 +28536,53 @@
           <w:sz w:val="21"/>
           <w:szCs w:val="21"/>
         </w:rPr>
-        <w:t xml:space="preserve">Open the tenant’s profile and choose "Blacklist Tenant" if they should be prevented from being placed on a new lease — for example, after a serious lease violation. Enter a reason; it is shown wherever the tenant’s status appears.</w:t>
+        <w:t xml:space="preserve">Save — a receipt number is generated, the tenant’s balance updates immediately, and a receipt email is sent.</w:t>
+      </w:r>
+    </w:p>
+    <w:p>
+      <w:pPr>
+        <w:pStyle w:val="Heading3"/>
+        <w:spacing w:after="120" w:before="240"/>
+      </w:pPr>
+      <w:r>
+        <w:rPr>
+          <w:b/>
+          <w:bCs/>
+          <w:color w:val="2563EB"/>
+          <w:sz w:val="22"/>
+          <w:szCs w:val="22"/>
+        </w:rPr>
+        <w:t xml:space="preserve">B.2.6 Generate a Rent Statement</w:t>
+      </w:r>
+    </w:p>
+    <w:p>
+      <w:pPr>
+        <w:spacing w:after="180" w:line="276"/>
+        <w:jc w:val="both"/>
+      </w:pPr>
+      <w:r>
+        <w:rPr>
+          <w:color w:val="1E293B"/>
+          <w:sz w:val="21"/>
+          <w:szCs w:val="21"/>
+        </w:rPr>
+        <w:t xml:space="preserve">From a tenant’s profile, choose "Generate Statement" to see an on-screen statement for the lease, or "Download PDF" for a printable version covering all charges and payments to date.</w:t>
+      </w:r>
+    </w:p>
+    <w:p>
+      <w:pPr>
+        <w:pStyle w:val="Heading3"/>
+        <w:spacing w:after="120" w:before="240"/>
+      </w:pPr>
+      <w:r>
+        <w:rPr>
+          <w:b/>
+          <w:bCs/>
+          <w:color w:val="2563EB"/>
+          <w:sz w:val="22"/>
+          <w:szCs w:val="22"/>
+        </w:rPr>
+        <w:t xml:space="preserve">B.2.7 Manage a Maintenance Request</w:t>
       </w:r>
     </w:p>
     <w:p>
@@ -28700,7 +28600,7 @@
           <w:sz w:val="21"/>
           <w:szCs w:val="21"/>
         </w:rPr>
-        <w:t xml:space="preserve">A blacklisted tenant cannot be assigned a new lease or have a lease document uploaded for them until an Owner or Manager chooses "Remove from Blacklist" on the same profile.</w:t>
+        <w:t xml:space="preserve">Open Maintenance to see every request across your properties (or one property’s worth, if you opened it from there).</w:t>
       </w:r>
     </w:p>
     <w:p>
@@ -28718,23 +28618,7 @@
           <w:sz w:val="21"/>
           <w:szCs w:val="21"/>
         </w:rPr>
-        <w:t xml:space="preserve">Blacklisting does not affect a lease the tenant is already actively on — it only blocks new leases going forward.</w:t>
-      </w:r>
-    </w:p>
-    <w:p>
-      <w:pPr>
-        <w:pStyle w:val="Heading3"/>
-        <w:spacing w:after="120" w:before="240"/>
-      </w:pPr>
-      <w:r>
-        <w:rPr>
-          <w:b/>
-          <w:bCs/>
-          <w:color w:val="2563EB"/>
-          <w:sz w:val="22"/>
-          <w:szCs w:val="22"/>
-        </w:rPr>
-        <w:t xml:space="preserve">B.2.7 Upload a Lease and Activate a Tenancy</w:t>
+        <w:t xml:space="preserve">Open a SUBMITTED request and choose a staff member plus a target completion date to assign it.</w:t>
       </w:r>
     </w:p>
     <w:p>
@@ -28752,7 +28636,7 @@
           <w:sz w:val="21"/>
           <w:szCs w:val="21"/>
         </w:rPr>
-        <w:t xml:space="preserve">Open the tenant’s profile and choose "Upload Lease Document".</w:t>
+        <w:t xml:space="preserve">Once the assigned staff member marks it Completed, you may log the cost(s) incurred against the ticket from the same page.</w:t>
       </w:r>
     </w:p>
     <w:p>
@@ -28770,7 +28654,113 @@
           <w:sz w:val="21"/>
           <w:szCs w:val="21"/>
         </w:rPr>
-        <w:t xml:space="preserve">Select the vacant unit, enter the lease dates, monthly rent, deposit, and the day of the month rent is due.</w:t>
+        <w:t xml:space="preserve">If a tenant does not confirm or reopen a completed request, you may force-close it from the same page.</w:t>
+      </w:r>
+    </w:p>
+    <w:p>
+      <w:pPr>
+        <w:pStyle w:val="Heading3"/>
+        <w:spacing w:after="120" w:before="240"/>
+      </w:pPr>
+      <w:r>
+        <w:rPr>
+          <w:b/>
+          <w:bCs/>
+          <w:color w:val="2563EB"/>
+          <w:sz w:val="22"/>
+          <w:szCs w:val="22"/>
+        </w:rPr>
+        <w:t xml:space="preserve">B.2.8 View Reports</w:t>
+      </w:r>
+    </w:p>
+    <w:p>
+      <w:pPr>
+        <w:spacing w:after="180" w:line="276"/>
+        <w:jc w:val="both"/>
+      </w:pPr>
+      <w:r>
+        <w:rPr>
+          <w:color w:val="1E293B"/>
+          <w:sz w:val="21"/>
+          <w:szCs w:val="21"/>
+        </w:rPr>
+        <w:t xml:space="preserve">Open Reports to see portfolio-wide occupancy, rent collection, outstanding balances, and maintenance cost — or select a single property from the dropdown for its own figures. Use "Export PDF" for a printable report.</w:t>
+      </w:r>
+    </w:p>
+    <w:p>
+      <w:pPr>
+        <w:pStyle w:val="Heading2"/>
+        <w:spacing w:after="160" w:before="320"/>
+      </w:pPr>
+      <w:r>
+        <w:rPr>
+          <w:b/>
+          <w:bCs/>
+          <w:color w:val="0F172A"/>
+          <w:sz w:val="26"/>
+          <w:szCs w:val="26"/>
+        </w:rPr>
+        <w:t xml:space="preserve">B.3 Tenant Guide</w:t>
+      </w:r>
+    </w:p>
+    <w:p>
+      <w:pPr>
+        <w:spacing w:after="180" w:line="276"/>
+        <w:jc w:val="both"/>
+      </w:pPr>
+      <w:r>
+        <w:rPr>
+          <w:color w:val="1E293B"/>
+          <w:sz w:val="21"/>
+          <w:szCs w:val="21"/>
+        </w:rPr>
+        <w:t xml:space="preserve">As a tenant you have your own portal, separate from the management views above. You can only ever see your own lease, payments, and maintenance requests.</w:t>
+      </w:r>
+    </w:p>
+    <w:p>
+      <w:pPr>
+        <w:pStyle w:val="Heading3"/>
+        <w:spacing w:after="120" w:before="240"/>
+      </w:pPr>
+      <w:r>
+        <w:rPr>
+          <w:b/>
+          <w:bCs/>
+          <w:color w:val="2563EB"/>
+          <w:sz w:val="22"/>
+          <w:szCs w:val="22"/>
+        </w:rPr>
+        <w:t xml:space="preserve">B.3.1 Your Dashboard</w:t>
+      </w:r>
+    </w:p>
+    <w:p>
+      <w:pPr>
+        <w:spacing w:after="180" w:line="276"/>
+        <w:jc w:val="both"/>
+      </w:pPr>
+      <w:r>
+        <w:rPr>
+          <w:color w:val="1E293B"/>
+          <w:sz w:val="21"/>
+          <w:szCs w:val="21"/>
+        </w:rPr>
+        <w:t xml:space="preserve">After logging in you land on your dashboard, showing your unit, monthly rent, current balance, recent payments, and your maintenance requests.</w:t>
+      </w:r>
+    </w:p>
+    <w:p>
+      <w:pPr>
+        <w:pStyle w:val="Heading3"/>
+        <w:spacing w:after="120" w:before="240"/>
+      </w:pPr>
+      <w:r>
+        <w:rPr>
+          <w:b/>
+          <w:bCs/>
+          <w:color w:val="2563EB"/>
+          <w:sz w:val="22"/>
+          <w:szCs w:val="22"/>
+        </w:rPr>
+        <w:t xml:space="preserve">B.3.2 Pay Rent Online</w:t>
       </w:r>
     </w:p>
     <w:p>
@@ -28788,7 +28778,7 @@
           <w:sz w:val="21"/>
           <w:szCs w:val="21"/>
         </w:rPr>
-        <w:t xml:space="preserve">Upload the signed lease as a PDF (the system checks the file is a genuine PDF, not just named .pdf); a blacklisted tenant (Section B.2.6) cannot be given a new lease this way.</w:t>
+        <w:t xml:space="preserve">From the sidebar, choose "Pay Rent".</w:t>
       </w:r>
     </w:p>
     <w:p>
@@ -28806,7 +28796,7 @@
           <w:sz w:val="21"/>
           <w:szCs w:val="21"/>
         </w:rPr>
-        <w:t xml:space="preserve">Save — the unit changes to OCCUPIED and the tenant receives a confirmation email.</w:t>
+        <w:t xml:space="preserve">Confirm the amount shown (your current balance) and click "Pay Now".</w:t>
       </w:r>
     </w:p>
     <w:p>
@@ -28820,21 +28810,11 @@
       </w:pPr>
       <w:r>
         <w:rPr>
-          <w:b/>
-          <w:bCs/>
           <w:color w:val="1E293B"/>
           <w:sz w:val="21"/>
           <w:szCs w:val="21"/>
         </w:rPr>
-        <w:t xml:space="preserve">Tenant ID document: </w:t>
-      </w:r>
-      <w:r>
-        <w:rPr>
-          <w:color w:val="1E293B"/>
-          <w:sz w:val="21"/>
-          <w:szCs w:val="21"/>
-        </w:rPr>
-        <w:t xml:space="preserve">from the same tenant profile, choose "Upload ID Document" to attach a photo (JPEG/PNG) of the tenant's identification for your records. This is independent of the lease document and can be uploaded or replaced at any time.</w:t>
+        <w:t xml:space="preserve">You will receive an emailed receipt once the payment is confirmed, and your balance updates immediately.</w:t>
       </w:r>
     </w:p>
     <w:p>
@@ -28850,7 +28830,37 @@
           <w:sz w:val="22"/>
           <w:szCs w:val="22"/>
         </w:rPr>
-        <w:t xml:space="preserve">B.2.8 Record a Rent Payment</w:t>
+        <w:t xml:space="preserve">B.3.3 View Your Payment History</w:t>
+      </w:r>
+    </w:p>
+    <w:p>
+      <w:pPr>
+        <w:spacing w:after="180" w:line="276"/>
+        <w:jc w:val="both"/>
+      </w:pPr>
+      <w:r>
+        <w:rPr>
+          <w:color w:val="1E293B"/>
+          <w:sz w:val="21"/>
+          <w:szCs w:val="21"/>
+        </w:rPr>
+        <w:t xml:space="preserve">Choose "Payment History" to see every payment you have made against your lease, with its date, amount, method, and receipt number.</w:t>
+      </w:r>
+    </w:p>
+    <w:p>
+      <w:pPr>
+        <w:pStyle w:val="Heading3"/>
+        <w:spacing w:after="120" w:before="240"/>
+      </w:pPr>
+      <w:r>
+        <w:rPr>
+          <w:b/>
+          <w:bCs/>
+          <w:color w:val="2563EB"/>
+          <w:sz w:val="22"/>
+          <w:szCs w:val="22"/>
+        </w:rPr>
+        <w:t xml:space="preserve">B.3.4 Submit a Maintenance Request</w:t>
       </w:r>
     </w:p>
     <w:p>
@@ -28868,7 +28878,7 @@
           <w:sz w:val="21"/>
           <w:szCs w:val="21"/>
         </w:rPr>
-        <w:t xml:space="preserve">From Rent Tracker, choose "Record Payment" (or start from a specific tenant’s profile).</w:t>
+        <w:t xml:space="preserve">Choose "Submit Request" from the sidebar or your dashboard.</w:t>
       </w:r>
     </w:p>
     <w:p>
@@ -28886,7 +28896,7 @@
           <w:sz w:val="21"/>
           <w:szCs w:val="21"/>
         </w:rPr>
-        <w:t xml:space="preserve">Select the tenant, enter the amount, method, and date.</w:t>
+        <w:t xml:space="preserve">Enter a title, choose a category and severity, and describe the issue.</w:t>
       </w:r>
     </w:p>
     <w:p>
@@ -28904,23 +28914,7 @@
           <w:sz w:val="21"/>
           <w:szCs w:val="21"/>
         </w:rPr>
-        <w:t xml:space="preserve">Save — a receipt number is generated, the tenant’s balance updates immediately (including any late fee configured for the property, Section B.2.2), and a receipt email is sent.</w:t>
-      </w:r>
-    </w:p>
-    <w:p>
-      <w:pPr>
-        <w:pStyle w:val="Heading3"/>
-        <w:spacing w:after="120" w:before="240"/>
-      </w:pPr>
-      <w:r>
-        <w:rPr>
-          <w:b/>
-          <w:bCs/>
-          <w:color w:val="2563EB"/>
-          <w:sz w:val="22"/>
-          <w:szCs w:val="22"/>
-        </w:rPr>
-        <w:t xml:space="preserve">B.2.9 Generate a Rent Statement and Export Payment History</w:t>
+        <w:t xml:space="preserve">Submit — you will receive a ticket number by email, and your property manager is notified immediately (with an SMS alert too, if you marked the issue as Emergency).</w:t>
       </w:r>
     </w:p>
     <w:p>
@@ -28938,7 +28932,67 @@
           <w:sz w:val="21"/>
           <w:szCs w:val="21"/>
         </w:rPr>
-        <w:t xml:space="preserve">From a tenant’s profile, choose "Generate Statement" to see an on-screen statement for the lease, or "Download PDF" for a printable version covering all charges and payments to date.</w:t>
+        <w:t xml:space="preserve">You may have at most 5 open requests at a time.</w:t>
+      </w:r>
+    </w:p>
+    <w:p>
+      <w:pPr>
+        <w:pStyle w:val="Heading3"/>
+        <w:spacing w:after="120" w:before="240"/>
+      </w:pPr>
+      <w:r>
+        <w:rPr>
+          <w:b/>
+          <w:bCs/>
+          <w:color w:val="2563EB"/>
+          <w:sz w:val="22"/>
+          <w:szCs w:val="22"/>
+        </w:rPr>
+        <w:t xml:space="preserve">B.3.5 Respond to a Completed Request</w:t>
+      </w:r>
+    </w:p>
+    <w:p>
+      <w:pPr>
+        <w:spacing w:after="180" w:line="276"/>
+        <w:jc w:val="both"/>
+      </w:pPr>
+      <w:r>
+        <w:rPr>
+          <w:color w:val="1E293B"/>
+          <w:sz w:val="21"/>
+          <w:szCs w:val="21"/>
+        </w:rPr>
+        <w:t xml:space="preserve">When your maintenance request is marked Completed, open it from your dashboard. You may either Confirm Resolution (optionally rating the work 1–5 stars), which closes the ticket, or Reopen Request with a reason if the issue is not actually fixed, which sends it back to your property manager for reassignment.</w:t>
+      </w:r>
+    </w:p>
+    <w:p>
+      <w:pPr>
+        <w:pStyle w:val="Heading2"/>
+        <w:spacing w:after="160" w:before="320"/>
+      </w:pPr>
+      <w:r>
+        <w:rPr>
+          <w:b/>
+          <w:bCs/>
+          <w:color w:val="0F172A"/>
+          <w:sz w:val="26"/>
+          <w:szCs w:val="26"/>
+        </w:rPr>
+        <w:t xml:space="preserve">B.4 Maintenance Staff Guide</w:t>
+      </w:r>
+    </w:p>
+    <w:p>
+      <w:pPr>
+        <w:spacing w:after="180" w:line="276"/>
+        <w:jc w:val="both"/>
+      </w:pPr>
+      <w:r>
+        <w:rPr>
+          <w:color w:val="1E293B"/>
+          <w:sz w:val="21"/>
+          <w:szCs w:val="21"/>
+        </w:rPr>
+        <w:t xml:space="preserve">As Maintenance Staff you see only your own work queue — requests assigned specifically to you.</w:t>
       </w:r>
     </w:p>
     <w:p>
@@ -28952,37 +29006,11 @@
       </w:pPr>
       <w:r>
         <w:rPr>
-          <w:b/>
-          <w:bCs/>
           <w:color w:val="1E293B"/>
           <w:sz w:val="21"/>
           <w:szCs w:val="21"/>
         </w:rPr>
-        <w:t xml:space="preserve">CSV export: </w:t>
-      </w:r>
-      <w:r>
-        <w:rPr>
-          <w:color w:val="1E293B"/>
-          <w:sz w:val="21"/>
-          <w:szCs w:val="21"/>
-        </w:rPr>
-        <w:t xml:space="preserve">choose "Export History CSV" on the same lease to download every payment as a spreadsheet-ready CSV file — useful for reconciling against your own bookkeeping software.</w:t>
-      </w:r>
-    </w:p>
-    <w:p>
-      <w:pPr>
-        <w:pStyle w:val="Heading3"/>
-        <w:spacing w:after="120" w:before="240"/>
-      </w:pPr>
-      <w:r>
-        <w:rPr>
-          <w:b/>
-          <w:bCs/>
-          <w:color w:val="2563EB"/>
-          <w:sz w:val="22"/>
-          <w:szCs w:val="22"/>
-        </w:rPr>
-        <w:t xml:space="preserve">B.2.10 Manage a Maintenance Request</w:t>
+        <w:t xml:space="preserve">Open Maintenance to see your assigned requests.</w:t>
       </w:r>
     </w:p>
     <w:p>
@@ -29000,7 +29028,7 @@
           <w:sz w:val="21"/>
           <w:szCs w:val="21"/>
         </w:rPr>
-        <w:t xml:space="preserve">Open Maintenance to see every request across your properties (or one property’s worth, if you opened it from there).</w:t>
+        <w:t xml:space="preserve">Open a request and choose "Mark In Progress" once you begin work.</w:t>
       </w:r>
     </w:p>
     <w:p>
@@ -29018,7 +29046,7 @@
           <w:sz w:val="21"/>
           <w:szCs w:val="21"/>
         </w:rPr>
-        <w:t xml:space="preserve">Open a SUBMITTED request — if the tenant attached photos when submitting it, they appear at the top of the ticket — and choose a staff member plus a target completion date to assign it.</w:t>
+        <w:t xml:space="preserve">When finished, add work notes describing what was done and choose "Mark Completed".</w:t>
       </w:r>
     </w:p>
     <w:p>
@@ -29036,55 +29064,7 @@
           <w:sz w:val="21"/>
           <w:szCs w:val="21"/>
         </w:rPr>
-        <w:t xml:space="preserve">Once the assigned staff member marks it Completed, any completion photos they attached appear alongside the ticket, and you may log the cost(s) incurred against the ticket from the same page.</w:t>
-      </w:r>
-    </w:p>
-    <w:p>
-      <w:pPr>
-        <w:pStyle w:val="ListParagraph"/>
-        <w:numPr>
-          <w:ilvl w:val="0"/>
-          <w:numId w:val="2"/>
-        </w:numPr>
-        <w:spacing w:after="90"/>
-      </w:pPr>
-      <w:r>
-        <w:rPr>
-          <w:color w:val="1E293B"/>
-          <w:sz w:val="21"/>
-          <w:szCs w:val="21"/>
-        </w:rPr>
-        <w:t xml:space="preserve">If a tenant does not confirm or reopen a completed request, you may force-close it from the same page.</w:t>
-      </w:r>
-    </w:p>
-    <w:p>
-      <w:pPr>
-        <w:pStyle w:val="Heading3"/>
-        <w:spacing w:after="120" w:before="240"/>
-      </w:pPr>
-      <w:r>
-        <w:rPr>
-          <w:b/>
-          <w:bCs/>
-          <w:color w:val="2563EB"/>
-          <w:sz w:val="22"/>
-          <w:szCs w:val="22"/>
-        </w:rPr>
-        <w:t xml:space="preserve">B.2.11 View Reports and Export</w:t>
-      </w:r>
-    </w:p>
-    <w:p>
-      <w:pPr>
-        <w:spacing w:after="180" w:line="276"/>
-        <w:jc w:val="both"/>
-      </w:pPr>
-      <w:r>
-        <w:rPr>
-          <w:color w:val="1E293B"/>
-          <w:sz w:val="21"/>
-          <w:szCs w:val="21"/>
-        </w:rPr>
-        <w:t xml:space="preserve">Open Reports to see portfolio-wide occupancy, rent collection, outstanding balances, and maintenance cost — or select a single property from the dropdown for its own figures. Use "Export PDF" for a printable report, or "Export Excel" to download the same portfolio figures as a two-sheet workbook (a portfolio summary sheet and a per-property breakdown sheet) for further analysis in a spreadsheet.</w:t>
+        <w:t xml:space="preserve">You cannot see any other role’s data — properties, tenants, rent, and reports are not part of your view.</w:t>
       </w:r>
     </w:p>
     <w:p>
@@ -29100,575 +29080,7 @@
           <w:sz w:val="26"/>
           <w:szCs w:val="26"/>
         </w:rPr>
-        <w:t xml:space="preserve">B.3 Tenant Guide</w:t>
-      </w:r>
-    </w:p>
-    <w:p>
-      <w:pPr>
-        <w:spacing w:after="180" w:line="276"/>
-        <w:jc w:val="both"/>
-      </w:pPr>
-      <w:r>
-        <w:rPr>
-          <w:color w:val="1E293B"/>
-          <w:sz w:val="21"/>
-          <w:szCs w:val="21"/>
-        </w:rPr>
-        <w:t xml:space="preserve">As a tenant you have your own portal, separate from the management views above. You can only ever see your own lease, payments, and maintenance requests.</w:t>
-      </w:r>
-    </w:p>
-    <w:p>
-      <w:pPr>
-        <w:pStyle w:val="Heading3"/>
-        <w:spacing w:after="120" w:before="240"/>
-      </w:pPr>
-      <w:r>
-        <w:rPr>
-          <w:b/>
-          <w:bCs/>
-          <w:color w:val="2563EB"/>
-          <w:sz w:val="22"/>
-          <w:szCs w:val="22"/>
-        </w:rPr>
-        <w:t xml:space="preserve">B.3.1 Your Dashboard</w:t>
-      </w:r>
-    </w:p>
-    <w:p>
-      <w:pPr>
-        <w:spacing w:after="180" w:line="276"/>
-        <w:jc w:val="both"/>
-      </w:pPr>
-      <w:r>
-        <w:rPr>
-          <w:color w:val="1E293B"/>
-          <w:sz w:val="21"/>
-          <w:szCs w:val="21"/>
-        </w:rPr>
-        <w:t xml:space="preserve">After logging in you land on your dashboard, showing your unit, monthly rent, current balance (including any late fee, if your property owner has configured one and your rent is overdue), recent payments, and your maintenance requests.</w:t>
-      </w:r>
-    </w:p>
-    <w:p>
-      <w:pPr>
-        <w:pStyle w:val="Heading3"/>
-        <w:spacing w:after="120" w:before="240"/>
-      </w:pPr>
-      <w:r>
-        <w:rPr>
-          <w:b/>
-          <w:bCs/>
-          <w:color w:val="2563EB"/>
-          <w:sz w:val="22"/>
-          <w:szCs w:val="22"/>
-        </w:rPr>
-        <w:t xml:space="preserve">B.3.2 Pay Rent Online</w:t>
-      </w:r>
-    </w:p>
-    <w:p>
-      <w:pPr>
-        <w:pStyle w:val="ListParagraph"/>
-        <w:numPr>
-          <w:ilvl w:val="0"/>
-          <w:numId w:val="2"/>
-        </w:numPr>
-        <w:spacing w:after="90"/>
-      </w:pPr>
-      <w:r>
-        <w:rPr>
-          <w:color w:val="1E293B"/>
-          <w:sz w:val="21"/>
-          <w:szCs w:val="21"/>
-        </w:rPr>
-        <w:t xml:space="preserve">From the top navigation bar, choose "Pay Rent".</w:t>
-      </w:r>
-    </w:p>
-    <w:p>
-      <w:pPr>
-        <w:pStyle w:val="ListParagraph"/>
-        <w:numPr>
-          <w:ilvl w:val="0"/>
-          <w:numId w:val="2"/>
-        </w:numPr>
-        <w:spacing w:after="90"/>
-      </w:pPr>
-      <w:r>
-        <w:rPr>
-          <w:color w:val="1E293B"/>
-          <w:sz w:val="21"/>
-          <w:szCs w:val="21"/>
-        </w:rPr>
-        <w:t xml:space="preserve">Confirm the amount shown (your current balance) and click "Pay Now".</w:t>
-      </w:r>
-    </w:p>
-    <w:p>
-      <w:pPr>
-        <w:pStyle w:val="ListParagraph"/>
-        <w:numPr>
-          <w:ilvl w:val="0"/>
-          <w:numId w:val="2"/>
-        </w:numPr>
-        <w:spacing w:after="90"/>
-      </w:pPr>
-      <w:r>
-        <w:rPr>
-          <w:color w:val="1E293B"/>
-          <w:sz w:val="21"/>
-          <w:szCs w:val="21"/>
-        </w:rPr>
-        <w:t xml:space="preserve">You will receive an emailed receipt once the payment is confirmed, and your balance updates immediately.</w:t>
-      </w:r>
-    </w:p>
-    <w:p>
-      <w:pPr>
-        <w:pStyle w:val="Heading3"/>
-        <w:spacing w:after="120" w:before="240"/>
-      </w:pPr>
-      <w:r>
-        <w:rPr>
-          <w:b/>
-          <w:bCs/>
-          <w:color w:val="2563EB"/>
-          <w:sz w:val="22"/>
-          <w:szCs w:val="22"/>
-        </w:rPr>
-        <w:t xml:space="preserve">B.3.3 View Your Payment History</w:t>
-      </w:r>
-    </w:p>
-    <w:p>
-      <w:pPr>
-        <w:spacing w:after="180" w:line="276"/>
-        <w:jc w:val="both"/>
-      </w:pPr>
-      <w:r>
-        <w:rPr>
-          <w:color w:val="1E293B"/>
-          <w:sz w:val="21"/>
-          <w:szCs w:val="21"/>
-        </w:rPr>
-        <w:t xml:space="preserve">Choose "Payment History" to see every payment you have made against your lease, with its date, amount, method, and receipt number, or use "Export CSV" to download the same history as a spreadsheet file.</w:t>
-      </w:r>
-    </w:p>
-    <w:p>
-      <w:pPr>
-        <w:pStyle w:val="Heading3"/>
-        <w:spacing w:after="120" w:before="240"/>
-      </w:pPr>
-      <w:r>
-        <w:rPr>
-          <w:b/>
-          <w:bCs/>
-          <w:color w:val="2563EB"/>
-          <w:sz w:val="22"/>
-          <w:szCs w:val="22"/>
-        </w:rPr>
-        <w:t xml:space="preserve">B.3.4 Submit a Maintenance Request</w:t>
-      </w:r>
-    </w:p>
-    <w:p>
-      <w:pPr>
-        <w:pStyle w:val="ListParagraph"/>
-        <w:numPr>
-          <w:ilvl w:val="0"/>
-          <w:numId w:val="2"/>
-        </w:numPr>
-        <w:spacing w:after="90"/>
-      </w:pPr>
-      <w:r>
-        <w:rPr>
-          <w:color w:val="1E293B"/>
-          <w:sz w:val="21"/>
-          <w:szCs w:val="21"/>
-        </w:rPr>
-        <w:t xml:space="preserve">Choose "Submit Request" from the top navigation bar or your dashboard.</w:t>
-      </w:r>
-    </w:p>
-    <w:p>
-      <w:pPr>
-        <w:pStyle w:val="ListParagraph"/>
-        <w:numPr>
-          <w:ilvl w:val="0"/>
-          <w:numId w:val="2"/>
-        </w:numPr>
-        <w:spacing w:after="90"/>
-      </w:pPr>
-      <w:r>
-        <w:rPr>
-          <w:color w:val="1E293B"/>
-          <w:sz w:val="21"/>
-          <w:szCs w:val="21"/>
-        </w:rPr>
-        <w:t xml:space="preserve">Enter a title, choose a category and severity, and describe the issue.</w:t>
-      </w:r>
-    </w:p>
-    <w:p>
-      <w:pPr>
-        <w:pStyle w:val="ListParagraph"/>
-        <w:numPr>
-          <w:ilvl w:val="0"/>
-          <w:numId w:val="2"/>
-        </w:numPr>
-        <w:spacing w:after="90"/>
-      </w:pPr>
-      <w:r>
-        <w:rPr>
-          <w:color w:val="1E293B"/>
-          <w:sz w:val="21"/>
-          <w:szCs w:val="21"/>
-        </w:rPr>
-        <w:t xml:space="preserve">Optionally attach up to 3 photos (JPEG or PNG) showing the problem — this helps staff diagnose the issue and bring the right materials before they arrive.</w:t>
-      </w:r>
-    </w:p>
-    <w:p>
-      <w:pPr>
-        <w:pStyle w:val="ListParagraph"/>
-        <w:numPr>
-          <w:ilvl w:val="0"/>
-          <w:numId w:val="2"/>
-        </w:numPr>
-        <w:spacing w:after="90"/>
-      </w:pPr>
-      <w:r>
-        <w:rPr>
-          <w:color w:val="1E293B"/>
-          <w:sz w:val="21"/>
-          <w:szCs w:val="21"/>
-        </w:rPr>
-        <w:t xml:space="preserve">Submit — you will receive a ticket number by email, and your property manager is notified immediately (with an SMS alert too, if you marked the issue as Emergency).</w:t>
-      </w:r>
-    </w:p>
-    <w:p>
-      <w:pPr>
-        <w:pStyle w:val="ListParagraph"/>
-        <w:numPr>
-          <w:ilvl w:val="0"/>
-          <w:numId w:val="2"/>
-        </w:numPr>
-        <w:spacing w:after="90"/>
-      </w:pPr>
-      <w:r>
-        <w:rPr>
-          <w:color w:val="1E293B"/>
-          <w:sz w:val="21"/>
-          <w:szCs w:val="21"/>
-        </w:rPr>
-        <w:t xml:space="preserve">You may have at most 5 open requests at a time.</w:t>
-      </w:r>
-    </w:p>
-    <w:p>
-      <w:pPr>
-        <w:pStyle w:val="Heading3"/>
-        <w:spacing w:after="120" w:before="240"/>
-      </w:pPr>
-      <w:r>
-        <w:rPr>
-          <w:b/>
-          <w:bCs/>
-          <w:color w:val="2563EB"/>
-          <w:sz w:val="22"/>
-          <w:szCs w:val="22"/>
-        </w:rPr>
-        <w:t xml:space="preserve">B.3.5 Respond to a Completed Request</w:t>
-      </w:r>
-    </w:p>
-    <w:p>
-      <w:pPr>
-        <w:spacing w:after="180" w:line="276"/>
-        <w:jc w:val="both"/>
-      </w:pPr>
-      <w:r>
-        <w:rPr>
-          <w:color w:val="1E293B"/>
-          <w:sz w:val="21"/>
-          <w:szCs w:val="21"/>
-        </w:rPr>
-        <w:t xml:space="preserve">When your maintenance request is marked Completed, open it from your dashboard — any completion photos the staff member attached are shown alongside their notes. You may either Confirm Resolution (optionally rating the work 1–5 stars), which closes the ticket, or Reopen Request with a reason if the issue is not actually fixed, which sends it back to your property manager for reassignment.</w:t>
-      </w:r>
-    </w:p>
-    <w:p>
-      <w:pPr>
-        <w:pStyle w:val="Heading2"/>
-        <w:spacing w:after="160" w:before="320"/>
-      </w:pPr>
-      <w:r>
-        <w:rPr>
-          <w:b/>
-          <w:bCs/>
-          <w:color w:val="0F172A"/>
-          <w:sz w:val="26"/>
-          <w:szCs w:val="26"/>
-        </w:rPr>
-        <w:t xml:space="preserve">B.4 Maintenance Staff Guide</w:t>
-      </w:r>
-    </w:p>
-    <w:p>
-      <w:pPr>
-        <w:spacing w:after="180" w:line="276"/>
-        <w:jc w:val="both"/>
-      </w:pPr>
-      <w:r>
-        <w:rPr>
-          <w:color w:val="1E293B"/>
-          <w:sz w:val="21"/>
-          <w:szCs w:val="21"/>
-        </w:rPr>
-        <w:t xml:space="preserve">As Maintenance Staff you see only your own work queue — requests assigned specifically to you.</w:t>
-      </w:r>
-    </w:p>
-    <w:p>
-      <w:pPr>
-        <w:pStyle w:val="ListParagraph"/>
-        <w:numPr>
-          <w:ilvl w:val="0"/>
-          <w:numId w:val="2"/>
-        </w:numPr>
-        <w:spacing w:after="90"/>
-      </w:pPr>
-      <w:r>
-        <w:rPr>
-          <w:color w:val="1E293B"/>
-          <w:sz w:val="21"/>
-          <w:szCs w:val="21"/>
-        </w:rPr>
-        <w:t xml:space="preserve">Open Maintenance to see your assigned requests, including any photos the tenant attached when submitting them.</w:t>
-      </w:r>
-    </w:p>
-    <w:p>
-      <w:pPr>
-        <w:pStyle w:val="ListParagraph"/>
-        <w:numPr>
-          <w:ilvl w:val="0"/>
-          <w:numId w:val="2"/>
-        </w:numPr>
-        <w:spacing w:after="90"/>
-      </w:pPr>
-      <w:r>
-        <w:rPr>
-          <w:color w:val="1E293B"/>
-          <w:sz w:val="21"/>
-          <w:szCs w:val="21"/>
-        </w:rPr>
-        <w:t xml:space="preserve">Open a request and choose "Mark In Progress" once you begin work.</w:t>
-      </w:r>
-    </w:p>
-    <w:p>
-      <w:pPr>
-        <w:pStyle w:val="ListParagraph"/>
-        <w:numPr>
-          <w:ilvl w:val="0"/>
-          <w:numId w:val="2"/>
-        </w:numPr>
-        <w:spacing w:after="90"/>
-      </w:pPr>
-      <w:r>
-        <w:rPr>
-          <w:color w:val="1E293B"/>
-          <w:sz w:val="21"/>
-          <w:szCs w:val="21"/>
-        </w:rPr>
-        <w:t xml:space="preserve">When finished, add work notes describing what was done, optionally attach up to 3 completion photos, and choose "Mark Completed".</w:t>
-      </w:r>
-    </w:p>
-    <w:p>
-      <w:pPr>
-        <w:pStyle w:val="ListParagraph"/>
-        <w:numPr>
-          <w:ilvl w:val="0"/>
-          <w:numId w:val="2"/>
-        </w:numPr>
-        <w:spacing w:after="90"/>
-      </w:pPr>
-      <w:r>
-        <w:rPr>
-          <w:color w:val="1E293B"/>
-          <w:sz w:val="21"/>
-          <w:szCs w:val="21"/>
-        </w:rPr>
-        <w:t xml:space="preserve">You cannot see any other role’s data — properties, tenants, rent, and reports are not part of your view.</w:t>
-      </w:r>
-    </w:p>
-    <w:p>
-      <w:pPr>
-        <w:pStyle w:val="Heading2"/>
-        <w:spacing w:after="160" w:before="320"/>
-      </w:pPr>
-      <w:r>
-        <w:rPr>
-          <w:b/>
-          <w:bCs/>
-          <w:color w:val="0F172A"/>
-          <w:sz w:val="26"/>
-          <w:szCs w:val="26"/>
-        </w:rPr>
-        <w:t xml:space="preserve">B.5 Administrator Guide</w:t>
-      </w:r>
-    </w:p>
-    <w:p>
-      <w:pPr>
-        <w:spacing w:after="180" w:line="276"/>
-        <w:jc w:val="both"/>
-      </w:pPr>
-      <w:r>
-        <w:rPr>
-          <w:color w:val="1E293B"/>
-          <w:sz w:val="21"/>
-          <w:szCs w:val="21"/>
-        </w:rPr>
-        <w:t xml:space="preserve">The Administrator role has full data access across every property, plus a dedicated console for managing user accounts — the one area not covered by the Owner/Manager/Staff/Tenant views above.</w:t>
-      </w:r>
-    </w:p>
-    <w:p>
-      <w:pPr>
-        <w:pStyle w:val="Heading3"/>
-        <w:spacing w:after="120" w:before="240"/>
-      </w:pPr>
-      <w:r>
-        <w:rPr>
-          <w:b/>
-          <w:bCs/>
-          <w:color w:val="2563EB"/>
-          <w:sz w:val="22"/>
-          <w:szCs w:val="22"/>
-        </w:rPr>
-        <w:t xml:space="preserve">B.5.1 Manage User Accounts</w:t>
-      </w:r>
-    </w:p>
-    <w:p>
-      <w:pPr>
-        <w:pStyle w:val="ListParagraph"/>
-        <w:numPr>
-          <w:ilvl w:val="0"/>
-          <w:numId w:val="2"/>
-        </w:numPr>
-        <w:spacing w:after="90"/>
-      </w:pPr>
-      <w:r>
-        <w:rPr>
-          <w:color w:val="1E293B"/>
-          <w:sz w:val="21"/>
-          <w:szCs w:val="21"/>
-        </w:rPr>
-        <w:t xml:space="preserve">From the top navigation bar, choose "Manage Users" to see every account in the system, with their role and active/inactive status.</w:t>
-      </w:r>
-    </w:p>
-    <w:p>
-      <w:pPr>
-        <w:pStyle w:val="ListParagraph"/>
-        <w:numPr>
-          <w:ilvl w:val="0"/>
-          <w:numId w:val="2"/>
-        </w:numPr>
-        <w:spacing w:after="90"/>
-      </w:pPr>
-      <w:r>
-        <w:rPr>
-          <w:color w:val="1E293B"/>
-          <w:sz w:val="21"/>
-          <w:szCs w:val="21"/>
-        </w:rPr>
-        <w:t xml:space="preserve">Open a user to change their role or toggle their account active or inactive; an inactive account cannot log in.</w:t>
-      </w:r>
-    </w:p>
-    <w:p>
-      <w:pPr>
-        <w:pStyle w:val="ListParagraph"/>
-        <w:numPr>
-          <w:ilvl w:val="0"/>
-          <w:numId w:val="2"/>
-        </w:numPr>
-        <w:spacing w:after="90"/>
-      </w:pPr>
-      <w:r>
-        <w:rPr>
-          <w:color w:val="1E293B"/>
-          <w:sz w:val="21"/>
-          <w:szCs w:val="21"/>
-        </w:rPr>
-        <w:t xml:space="preserve">The system will not let you deactivate or demote the last remaining active Owner-role account, since that would leave the property portfolio without anyone able to add new properties.</w:t>
-      </w:r>
-    </w:p>
-    <w:p>
-      <w:pPr>
-        <w:pStyle w:val="Heading3"/>
-        <w:spacing w:after="120" w:before="240"/>
-      </w:pPr>
-      <w:r>
-        <w:rPr>
-          <w:b/>
-          <w:bCs/>
-          <w:color w:val="2563EB"/>
-          <w:sz w:val="22"/>
-          <w:szCs w:val="22"/>
-        </w:rPr>
-        <w:t xml:space="preserve">B.5.2 Add a Staff Account</w:t>
-      </w:r>
-    </w:p>
-    <w:p>
-      <w:pPr>
-        <w:pStyle w:val="ListParagraph"/>
-        <w:numPr>
-          <w:ilvl w:val="0"/>
-          <w:numId w:val="2"/>
-        </w:numPr>
-        <w:spacing w:after="90"/>
-      </w:pPr>
-      <w:r>
-        <w:rPr>
-          <w:color w:val="1E293B"/>
-          <w:sz w:val="21"/>
-          <w:szCs w:val="21"/>
-        </w:rPr>
-        <w:t xml:space="preserve">From Manage Users, choose "+ Add Staff Account" (or use "+ Add Staff" in the top navigation bar).</w:t>
-      </w:r>
-    </w:p>
-    <w:p>
-      <w:pPr>
-        <w:pStyle w:val="ListParagraph"/>
-        <w:numPr>
-          <w:ilvl w:val="0"/>
-          <w:numId w:val="2"/>
-        </w:numPr>
-        <w:spacing w:after="90"/>
-      </w:pPr>
-      <w:r>
-        <w:rPr>
-          <w:color w:val="1E293B"/>
-          <w:sz w:val="21"/>
-          <w:szCs w:val="21"/>
-        </w:rPr>
-        <w:t xml:space="preserve">Enter the new user’s name, email, and choose a role (Property Manager or Maintenance Staff).</w:t>
-      </w:r>
-    </w:p>
-    <w:p>
-      <w:pPr>
-        <w:pStyle w:val="ListParagraph"/>
-        <w:numPr>
-          <w:ilvl w:val="0"/>
-          <w:numId w:val="2"/>
-        </w:numPr>
-        <w:spacing w:after="90"/>
-      </w:pPr>
-      <w:r>
-        <w:rPr>
-          <w:color w:val="1E293B"/>
-          <w:sz w:val="21"/>
-          <w:szCs w:val="21"/>
-        </w:rPr>
-        <w:t xml:space="preserve">Save — the account is created immediately with a system-generated temporary password, which you should communicate to the new user securely so they can log in and change it.</w:t>
-      </w:r>
-    </w:p>
-    <w:p>
-      <w:pPr>
-        <w:pStyle w:val="Heading2"/>
-        <w:spacing w:after="160" w:before="320"/>
-      </w:pPr>
-      <w:r>
-        <w:rPr>
-          <w:b/>
-          <w:bCs/>
-          <w:color w:val="0F172A"/>
-          <w:sz w:val="26"/>
-          <w:szCs w:val="26"/>
-        </w:rPr>
-        <w:t xml:space="preserve">B.6 Common Questions</w:t>
+        <w:t xml:space="preserve">B.5 Common Questions</w:t>
       </w:r>
     </w:p>
     <w:tbl>
@@ -29839,7 +29251,7 @@
                 <w:sz w:val="18"/>
                 <w:szCs w:val="18"/>
               </w:rPr>
-              <w:t xml:space="preserve">The unit only becomes Occupied once a lease document is uploaded and activated (Section B.2.7) — an accepted invitation alone creates the tenant’s account but not yet a lease.</w:t>
+              <w:t xml:space="preserve">The unit only becomes Occupied once a lease document is uploaded and activated (Section B.2.4) — an accepted invitation alone creates the tenant’s account but not yet a lease.</w:t>
             </w:r>
           </w:p>
         </w:tc>
@@ -29942,158 +29354,6 @@
                 <w:szCs w:val="18"/>
               </w:rPr>
               <w:t xml:space="preserve">It didn’t — but if its target completion date passes without being marked Completed, the system flags it as overdue and alerts the property manager (UC-23); nothing changes on your end.</w:t>
-            </w:r>
-          </w:p>
-        </w:tc>
-      </w:tr>
-      <w:tr>
-        <w:tc>
-          <w:tcPr>
-            <w:tcW w:type="dxa" w:w="3600"/>
-            <w:tcMar>
-              <w:top w:type="dxa" w:w="60"/>
-              <w:left w:type="dxa" w:w="100"/>
-              <w:bottom w:type="dxa" w:w="60"/>
-              <w:right w:type="dxa" w:w="100"/>
-            </w:tcMar>
-            <w:vAlign w:val="center"/>
-          </w:tcPr>
-          <w:p>
-            <w:r>
-              <w:rPr>
-                <w:b w:val="false"/>
-                <w:bCs w:val="false"/>
-                <w:color w:val="1E293B"/>
-                <w:sz w:val="18"/>
-                <w:szCs w:val="18"/>
-              </w:rPr>
-              <w:t xml:space="preserve">Why was my photo upload rejected?</w:t>
-            </w:r>
-          </w:p>
-        </w:tc>
-        <w:tc>
-          <w:tcPr>
-            <w:tcW w:type="dxa" w:w="5760"/>
-            <w:tcMar>
-              <w:top w:type="dxa" w:w="60"/>
-              <w:left w:type="dxa" w:w="100"/>
-              <w:bottom w:type="dxa" w:w="60"/>
-              <w:right w:type="dxa" w:w="100"/>
-            </w:tcMar>
-            <w:vAlign w:val="center"/>
-          </w:tcPr>
-          <w:p>
-            <w:r>
-              <w:rPr>
-                <w:b w:val="false"/>
-                <w:bCs w:val="false"/>
-                <w:color w:val="1E293B"/>
-                <w:sz w:val="18"/>
-                <w:szCs w:val="18"/>
-              </w:rPr>
-              <w:t xml:space="preserve">Only genuine JPEG or PNG image files are accepted — the system checks the file’s actual content, not its file extension, so a renamed non-image file (or a PDF) will be rejected. Each area also has a maximum photo count (10 per property, 5 per unit, 3 per maintenance ticket).</w:t>
-            </w:r>
-          </w:p>
-        </w:tc>
-      </w:tr>
-      <w:tr>
-        <w:tc>
-          <w:tcPr>
-            <w:tcW w:type="dxa" w:w="3600"/>
-            <w:shd w:fill="F8FAFC" w:color="auto" w:val="clear"/>
-            <w:tcMar>
-              <w:top w:type="dxa" w:w="60"/>
-              <w:left w:type="dxa" w:w="100"/>
-              <w:bottom w:type="dxa" w:w="60"/>
-              <w:right w:type="dxa" w:w="100"/>
-            </w:tcMar>
-            <w:vAlign w:val="center"/>
-          </w:tcPr>
-          <w:p>
-            <w:r>
-              <w:rPr>
-                <w:b w:val="false"/>
-                <w:bCs w:val="false"/>
-                <w:color w:val="1E293B"/>
-                <w:sz w:val="18"/>
-                <w:szCs w:val="18"/>
-              </w:rPr>
-              <w:t xml:space="preserve">Why can’t I upload a lease for this tenant?</w:t>
-            </w:r>
-          </w:p>
-        </w:tc>
-        <w:tc>
-          <w:tcPr>
-            <w:tcW w:type="dxa" w:w="5760"/>
-            <w:shd w:fill="F8FAFC" w:color="auto" w:val="clear"/>
-            <w:tcMar>
-              <w:top w:type="dxa" w:w="60"/>
-              <w:left w:type="dxa" w:w="100"/>
-              <w:bottom w:type="dxa" w:w="60"/>
-              <w:right w:type="dxa" w:w="100"/>
-            </w:tcMar>
-            <w:vAlign w:val="center"/>
-          </w:tcPr>
-          <w:p>
-            <w:r>
-              <w:rPr>
-                <w:b w:val="false"/>
-                <w:bCs w:val="false"/>
-                <w:color w:val="1E293B"/>
-                <w:sz w:val="18"/>
-                <w:szCs w:val="18"/>
-              </w:rPr>
-              <w:t xml:space="preserve">The tenant has been blacklisted (Section B.2.6) by an Owner or Manager. Remove them from the blacklist first if the block was made in error, or use a different tenant profile.</w:t>
-            </w:r>
-          </w:p>
-        </w:tc>
-      </w:tr>
-      <w:tr>
-        <w:tc>
-          <w:tcPr>
-            <w:tcW w:type="dxa" w:w="3600"/>
-            <w:tcMar>
-              <w:top w:type="dxa" w:w="60"/>
-              <w:left w:type="dxa" w:w="100"/>
-              <w:bottom w:type="dxa" w:w="60"/>
-              <w:right w:type="dxa" w:w="100"/>
-            </w:tcMar>
-            <w:vAlign w:val="center"/>
-          </w:tcPr>
-          <w:p>
-            <w:r>
-              <w:rPr>
-                <w:b w:val="false"/>
-                <w:bCs w:val="false"/>
-                <w:color w:val="1E293B"/>
-                <w:sz w:val="18"/>
-                <w:szCs w:val="18"/>
-              </w:rPr>
-              <w:t xml:space="preserve">Where did the late fee on this tenant’s balance come from?</w:t>
-            </w:r>
-          </w:p>
-        </w:tc>
-        <w:tc>
-          <w:tcPr>
-            <w:tcW w:type="dxa" w:w="5760"/>
-            <w:tcMar>
-              <w:top w:type="dxa" w:w="60"/>
-              <w:left w:type="dxa" w:w="100"/>
-              <w:bottom w:type="dxa" w:w="60"/>
-              <w:right w:type="dxa" w:w="100"/>
-            </w:tcMar>
-            <w:vAlign w:val="center"/>
-          </w:tcPr>
-          <w:p>
-            <w:r>
-              <w:rPr>
-                <w:b w:val="false"/>
-                <w:bCs w:val="false"/>
-                <w:color w:val="1E293B"/>
-                <w:sz w:val="18"/>
-                <w:szCs w:val="18"/>
-              </w:rPr>
-              <w:t xml:space="preserve">The property has a late fee configured (Section B.2.2) and this lease’s rent is currently overdue. The fee is calculated automatically and disappears once the overdue balance is paid in full.</w:t>
             </w:r>
           </w:p>
         </w:tc>
@@ -30113,7 +29373,7 @@
           <w:sz w:val="32"/>
           <w:szCs w:val="32"/>
         </w:rPr>
-        <w:t xml:space="preserve">Appendix C: System Updates Since Deliverable 5</w:t>
+        <w:t>Appendix C: Updates Since Deliverable 4 (October 2026)</w:t>
       </w:r>
     </w:p>
     <w:p>
@@ -30127,7 +29387,7 @@
           <w:sz w:val="21"/>
           <w:szCs w:val="21"/>
         </w:rPr>
-        <w:t xml:space="preserve">This section brings the document up to date. The rest of the document describes RentalPro as it stood at Deliverable 5, and its figures are deliberately left as they were at that time. Since then the system has gained a billing engine, a property map, a redesigned interface, English, Shona and Arabic interface languages, Harare demonstration data, a tenant history page for each unit and a maintenance summary report. Each change was made additively, behind the existing test suite, with new tests of its own.</w:t>
+        <w:t>This section brings the document up to date. The rest of the document describes RentalPro as submitted for Deliverable 4, and its figures are deliberately left as they were at that time. Since then, Deliverable 5 closed eleven gaps against the SRS, and the system has gained a billing engine, a property map, a redesigned interface, English, Shona and Arabic interface languages, Harare demonstration data, a tenant history page for each unit and a maintenance summary report, and finally full Arabic and production hardening. Each change was made additively, behind the existing test suite, with new tests of its own.</w:t>
       </w:r>
     </w:p>
     <w:p>
@@ -30266,7 +29526,7 @@
                 <w:sz w:val="18"/>
                 <w:szCs w:val="18"/>
               </w:rPr>
-              <w:t xml:space="preserve">Billing engine</w:t>
+              <w:t>Deliverable 5</w:t>
             </w:r>
           </w:p>
         </w:tc>
@@ -30291,7 +29551,7 @@
                 <w:sz w:val="18"/>
                 <w:szCs w:val="18"/>
               </w:rPr>
-              <w:t xml:space="preserve">Charges and sundries, electricity metering, pro rata first month, variable/escalating rent, automated recurring billing (a fifth scheduler job), statements by period, PDF payment receipts, and property expenses with net income. Five new tables: lease_charges, meter_readings, rent_revisions, rent_invoices, property_expenses.</w:t>
+              <w:t>Eleven gaps against the SRS closed: editing units; property, unit and maintenance photos; tenant ID documents; lease document download; tenant blacklisting; administrator user and role management; staff account creation; configurable late fees; CSV and Excel exports.</w:t>
             </w:r>
           </w:p>
         </w:tc>
@@ -30316,84 +29576,7 @@
                 <w:sz w:val="18"/>
                 <w:szCs w:val="18"/>
               </w:rPr>
-              <w:t xml:space="preserve">79</w:t>
-            </w:r>
-          </w:p>
-        </w:tc>
-      </w:tr>
-      <w:tr>
-        <w:tc>
-          <w:tcPr>
-            <w:tcW w:type="dxa" w:w="1900"/>
-            <w:shd w:fill="F8FAFC" w:color="auto" w:val="clear"/>
-            <w:tcMar>
-              <w:top w:type="dxa" w:w="60"/>
-              <w:left w:type="dxa" w:w="100"/>
-              <w:bottom w:type="dxa" w:w="60"/>
-              <w:right w:type="dxa" w:w="100"/>
-            </w:tcMar>
-            <w:vAlign w:val="center"/>
-          </w:tcPr>
-          <w:p>
-            <w:r>
-              <w:rPr>
-                <w:b w:val="false"/>
-                <w:bCs w:val="false"/>
-                <w:color w:val="1E293B"/>
-                <w:sz w:val="18"/>
-                <w:szCs w:val="18"/>
-              </w:rPr>
-              <w:t xml:space="preserve">Property map</w:t>
-            </w:r>
-          </w:p>
-        </w:tc>
-        <w:tc>
-          <w:tcPr>
-            <w:tcW w:type="dxa" w:w="6260"/>
-            <w:shd w:fill="F8FAFC" w:color="auto" w:val="clear"/>
-            <w:tcMar>
-              <w:top w:type="dxa" w:w="60"/>
-              <w:left w:type="dxa" w:w="100"/>
-              <w:bottom w:type="dxa" w:w="60"/>
-              <w:right w:type="dxa" w:w="100"/>
-            </w:tcMar>
-            <w:vAlign w:val="center"/>
-          </w:tcPr>
-          <w:p>
-            <w:r>
-              <w:rPr>
-                <w:b w:val="false"/>
-                <w:bCs w:val="false"/>
-                <w:color w:val="1E293B"/>
-                <w:sz w:val="18"/>
-                <w:szCs w:val="18"/>
-              </w:rPr>
-              <w:t xml:space="preserve">Map coordinates on each property, set by clicking a map on the Add/Edit forms; a pin on the property page and a portfolio map at /properties/map. Leaflet is bundled with the app, not loaded from a CDN.</w:t>
-            </w:r>
-          </w:p>
-        </w:tc>
-        <w:tc>
-          <w:tcPr>
-            <w:tcW w:type="dxa" w:w="1200"/>
-            <w:shd w:fill="F8FAFC" w:color="auto" w:val="clear"/>
-            <w:tcMar>
-              <w:top w:type="dxa" w:w="60"/>
-              <w:left w:type="dxa" w:w="100"/>
-              <w:bottom w:type="dxa" w:w="60"/>
-              <w:right w:type="dxa" w:w="100"/>
-            </w:tcMar>
-            <w:vAlign w:val="center"/>
-          </w:tcPr>
-          <w:p>
-            <w:r>
-              <w:rPr>
-                <w:b w:val="false"/>
-                <w:bCs w:val="false"/>
-                <w:color w:val="1E293B"/>
-                <w:sz w:val="18"/>
-                <w:szCs w:val="18"/>
-              </w:rPr>
-              <w:t xml:space="preserve">8</w:t>
+              <w:t>31</w:t>
             </w:r>
           </w:p>
         </w:tc>
@@ -30420,7 +29603,7 @@
                 <w:sz w:val="18"/>
                 <w:szCs w:val="18"/>
               </w:rPr>
-              <w:t xml:space="preserve">Interface redesign</w:t>
+              <w:t xml:space="preserve">Billing engine</w:t>
             </w:r>
           </w:p>
         </w:tc>
@@ -30445,7 +29628,7 @@
                 <w:sz w:val="18"/>
                 <w:szCs w:val="18"/>
               </w:rPr>
-              <w:t xml:space="preserve">The sidebar was replaced by a horizontal top navigation bar. The login page is a full-screen photograph of the Harare skyline, and each section of the app has its own Harare photograph behind it, with solid white cards and white page titles.</w:t>
+              <w:t xml:space="preserve">Charges and sundries, electricity metering, pro rata first month, variable/escalating rent, automated recurring billing (a fifth scheduler job), statements by period, PDF payment receipts, and property expenses with net income. Five new tables: lease_charges, meter_readings, rent_revisions, rent_invoices, property_expenses.</w:t>
             </w:r>
           </w:p>
         </w:tc>
@@ -30470,7 +29653,7 @@
                 <w:sz w:val="18"/>
                 <w:szCs w:val="18"/>
               </w:rPr>
-              <w:t xml:space="preserve">—</w:t>
+              <w:t xml:space="preserve">79</w:t>
             </w:r>
           </w:p>
         </w:tc>
@@ -30497,7 +29680,7 @@
                 <w:sz w:val="18"/>
                 <w:szCs w:val="18"/>
               </w:rPr>
-              <w:t xml:space="preserve">Languages</w:t>
+              <w:t xml:space="preserve">Property map</w:t>
             </w:r>
           </w:p>
         </w:tc>
@@ -30522,7 +29705,7 @@
                 <w:sz w:val="18"/>
                 <w:szCs w:val="18"/>
               </w:rPr>
-              <w:t xml:space="preserve">A language menu in the top bar and on the login page shows the current language and opens a list of English, ChiShona and Arabic; a small translator (backend/i18n.py) with an English fallback; Arabic pages switch to a right-to-left layout; the choice survives logging in and out. Names and places are never translated.</w:t>
+              <w:t xml:space="preserve">Map coordinates on each property, set by clicking a map on the Add/Edit forms; a pin on the property page and a portfolio map at /properties/map. Leaflet is bundled with the app, not loaded from a CDN.</w:t>
             </w:r>
           </w:p>
         </w:tc>
@@ -30547,7 +29730,7 @@
                 <w:sz w:val="18"/>
                 <w:szCs w:val="18"/>
               </w:rPr>
-              <w:t xml:space="preserve">14</w:t>
+              <w:t xml:space="preserve">8</w:t>
             </w:r>
           </w:p>
         </w:tc>
@@ -30574,7 +29757,7 @@
                 <w:sz w:val="18"/>
                 <w:szCs w:val="18"/>
               </w:rPr>
-              <w:t xml:space="preserve">Tenant unit labels</w:t>
+              <w:t xml:space="preserve">Interface redesign</w:t>
             </w:r>
           </w:p>
         </w:tc>
@@ -30599,7 +29782,7 @@
                 <w:sz w:val="18"/>
                 <w:szCs w:val="18"/>
               </w:rPr>
-              <w:t xml:space="preserve">The tenant dashboard and Pay Rent page show “Avondale Heights · Unit 101” instead of the internal unit code.</w:t>
+              <w:t xml:space="preserve">The sidebar was replaced by a horizontal top navigation bar. The login page is a full-screen photograph of the Harare skyline, and each section of the app has its own Harare photograph behind it, with solid white cards and white page titles.</w:t>
             </w:r>
           </w:p>
         </w:tc>
@@ -30624,7 +29807,7 @@
                 <w:sz w:val="18"/>
                 <w:szCs w:val="18"/>
               </w:rPr>
-              <w:t xml:space="preserve">1</w:t>
+              <w:t xml:space="preserve">—</w:t>
             </w:r>
           </w:p>
         </w:tc>
@@ -30651,7 +29834,7 @@
                 <w:sz w:val="18"/>
                 <w:szCs w:val="18"/>
               </w:rPr>
-              <w:t xml:space="preserve">Logged-in redirect</w:t>
+              <w:t xml:space="preserve">Languages</w:t>
             </w:r>
           </w:p>
         </w:tc>
@@ -30676,7 +29859,7 @@
                 <w:sz w:val="18"/>
                 <w:szCs w:val="18"/>
               </w:rPr>
-              <w:t xml:space="preserve">Opening the home page, the login page, a reset link or an invitation link while signed in now goes to the user's own home page instead of an empty page.</w:t>
+              <w:t xml:space="preserve">A language menu in the top bar and on the login page shows the current language and opens a list of English, ChiShona and Arabic; a small translator (backend/i18n.py) with an English fallback; Arabic pages switch to a right-to-left layout; the choice survives logging in and out. Names and places are never translated.</w:t>
             </w:r>
           </w:p>
         </w:tc>
@@ -30701,7 +29884,7 @@
                 <w:sz w:val="18"/>
                 <w:szCs w:val="18"/>
               </w:rPr>
-              <w:t xml:space="preserve">4</w:t>
+              <w:t xml:space="preserve">14</w:t>
             </w:r>
           </w:p>
         </w:tc>
@@ -30728,7 +29911,7 @@
                 <w:sz w:val="18"/>
                 <w:szCs w:val="18"/>
               </w:rPr>
-              <w:t xml:space="preserve">Harare demo data</w:t>
+              <w:t xml:space="preserve">Tenant unit labels</w:t>
             </w:r>
           </w:p>
         </w:tc>
@@ -30753,7 +29936,7 @@
                 <w:sz w:val="18"/>
                 <w:szCs w:val="18"/>
               </w:rPr>
-              <w:t xml:space="preserve">Five properties in Avondale, the CBD, Eastlea and Vainona with map coordinates; 16 units; nine tenants with Zimbabwean names, national IDs and +263 phone numbers; payment histories with three tenants in arrears; the administrator account Abdur-Rahmaan Ali.</w:t>
+              <w:t xml:space="preserve">The tenant dashboard and Pay Rent page show “Avondale Heights · Unit 101” instead of the internal unit code.</w:t>
             </w:r>
           </w:p>
         </w:tc>
@@ -30778,6 +29961,160 @@
                 <w:sz w:val="18"/>
                 <w:szCs w:val="18"/>
               </w:rPr>
+              <w:t xml:space="preserve">1</w:t>
+            </w:r>
+          </w:p>
+        </w:tc>
+      </w:tr>
+      <w:tr>
+        <w:tc>
+          <w:tcPr>
+            <w:tcW w:type="dxa" w:w="1900"/>
+            <w:shd w:fill="F8FAFC" w:color="auto" w:val="clear"/>
+            <w:tcMar>
+              <w:top w:type="dxa" w:w="60"/>
+              <w:left w:type="dxa" w:w="100"/>
+              <w:bottom w:type="dxa" w:w="60"/>
+              <w:right w:type="dxa" w:w="100"/>
+            </w:tcMar>
+            <w:vAlign w:val="center"/>
+          </w:tcPr>
+          <w:p>
+            <w:r>
+              <w:rPr>
+                <w:b w:val="false"/>
+                <w:bCs w:val="false"/>
+                <w:color w:val="1E293B"/>
+                <w:sz w:val="18"/>
+                <w:szCs w:val="18"/>
+              </w:rPr>
+              <w:t xml:space="preserve">Logged-in redirect</w:t>
+            </w:r>
+          </w:p>
+        </w:tc>
+        <w:tc>
+          <w:tcPr>
+            <w:tcW w:type="dxa" w:w="6260"/>
+            <w:shd w:fill="F8FAFC" w:color="auto" w:val="clear"/>
+            <w:tcMar>
+              <w:top w:type="dxa" w:w="60"/>
+              <w:left w:type="dxa" w:w="100"/>
+              <w:bottom w:type="dxa" w:w="60"/>
+              <w:right w:type="dxa" w:w="100"/>
+            </w:tcMar>
+            <w:vAlign w:val="center"/>
+          </w:tcPr>
+          <w:p>
+            <w:r>
+              <w:rPr>
+                <w:b w:val="false"/>
+                <w:bCs w:val="false"/>
+                <w:color w:val="1E293B"/>
+                <w:sz w:val="18"/>
+                <w:szCs w:val="18"/>
+              </w:rPr>
+              <w:t xml:space="preserve">Opening the home page, the login page, a reset link or an invitation link while signed in now goes to the user's own home page instead of an empty page.</w:t>
+            </w:r>
+          </w:p>
+        </w:tc>
+        <w:tc>
+          <w:tcPr>
+            <w:tcW w:type="dxa" w:w="1200"/>
+            <w:shd w:fill="F8FAFC" w:color="auto" w:val="clear"/>
+            <w:tcMar>
+              <w:top w:type="dxa" w:w="60"/>
+              <w:left w:type="dxa" w:w="100"/>
+              <w:bottom w:type="dxa" w:w="60"/>
+              <w:right w:type="dxa" w:w="100"/>
+            </w:tcMar>
+            <w:vAlign w:val="center"/>
+          </w:tcPr>
+          <w:p>
+            <w:r>
+              <w:rPr>
+                <w:b w:val="false"/>
+                <w:bCs w:val="false"/>
+                <w:color w:val="1E293B"/>
+                <w:sz w:val="18"/>
+                <w:szCs w:val="18"/>
+              </w:rPr>
+              <w:t xml:space="preserve">4</w:t>
+            </w:r>
+          </w:p>
+        </w:tc>
+      </w:tr>
+      <w:tr>
+        <w:tc>
+          <w:tcPr>
+            <w:tcW w:type="dxa" w:w="1900"/>
+            <w:shd w:fill="FFFFFF" w:color="auto" w:val="clear"/>
+            <w:tcMar>
+              <w:top w:type="dxa" w:w="60"/>
+              <w:left w:type="dxa" w:w="100"/>
+              <w:bottom w:type="dxa" w:w="60"/>
+              <w:right w:type="dxa" w:w="100"/>
+            </w:tcMar>
+            <w:vAlign w:val="center"/>
+          </w:tcPr>
+          <w:p>
+            <w:r>
+              <w:rPr>
+                <w:b w:val="false"/>
+                <w:bCs w:val="false"/>
+                <w:color w:val="1E293B"/>
+                <w:sz w:val="18"/>
+                <w:szCs w:val="18"/>
+              </w:rPr>
+              <w:t xml:space="preserve">Harare demo data</w:t>
+            </w:r>
+          </w:p>
+        </w:tc>
+        <w:tc>
+          <w:tcPr>
+            <w:tcW w:type="dxa" w:w="6260"/>
+            <w:shd w:fill="FFFFFF" w:color="auto" w:val="clear"/>
+            <w:tcMar>
+              <w:top w:type="dxa" w:w="60"/>
+              <w:left w:type="dxa" w:w="100"/>
+              <w:bottom w:type="dxa" w:w="60"/>
+              <w:right w:type="dxa" w:w="100"/>
+            </w:tcMar>
+            <w:vAlign w:val="center"/>
+          </w:tcPr>
+          <w:p>
+            <w:r>
+              <w:rPr>
+                <w:b w:val="false"/>
+                <w:bCs w:val="false"/>
+                <w:color w:val="1E293B"/>
+                <w:sz w:val="18"/>
+                <w:szCs w:val="18"/>
+              </w:rPr>
+              <w:t xml:space="preserve">Five properties in Avondale, the CBD, Eastlea and Vainona with map coordinates; 16 units; nine tenants with Zimbabwean names, national IDs and +263 phone numbers; payment histories with three tenants in arrears; the administrator account Abdur-Rahmaan Ali.</w:t>
+            </w:r>
+          </w:p>
+        </w:tc>
+        <w:tc>
+          <w:tcPr>
+            <w:tcW w:type="dxa" w:w="1200"/>
+            <w:shd w:fill="FFFFFF" w:color="auto" w:val="clear"/>
+            <w:tcMar>
+              <w:top w:type="dxa" w:w="60"/>
+              <w:left w:type="dxa" w:w="100"/>
+              <w:bottom w:type="dxa" w:w="60"/>
+              <w:right w:type="dxa" w:w="100"/>
+            </w:tcMar>
+            <w:vAlign w:val="center"/>
+          </w:tcPr>
+          <w:p>
+            <w:r>
+              <w:rPr>
+                <w:b w:val="false"/>
+                <w:bCs w:val="false"/>
+                <w:color w:val="1E293B"/>
+                <w:sz w:val="18"/>
+                <w:szCs w:val="18"/>
+              </w:rPr>
               <w:t xml:space="preserve">—</w:t>
             </w:r>
           </w:p>
@@ -30856,6 +30193,83 @@
                 <w:szCs w:val="18"/>
               </w:rPr>
               <w:t xml:space="preserve">13</w:t>
+            </w:r>
+          </w:p>
+        </w:tc>
+      </w:tr>
+      <w:tr>
+        <w:tc>
+          <w:tcPr>
+            <w:tcW w:type="dxa" w:w="1900"/>
+            <w:shd w:fill="FFFFFF" w:color="auto" w:val="clear"/>
+            <w:tcMar>
+              <w:top w:type="dxa" w:w="60"/>
+              <w:left w:type="dxa" w:w="100"/>
+              <w:bottom w:type="dxa" w:w="60"/>
+              <w:right w:type="dxa" w:w="100"/>
+            </w:tcMar>
+            <w:vAlign w:val="center"/>
+          </w:tcPr>
+          <w:p>
+            <w:r>
+              <w:rPr>
+                <w:b w:val="false"/>
+                <w:bCs w:val="false"/>
+                <w:color w:val="1E293B"/>
+                <w:sz w:val="18"/>
+                <w:szCs w:val="18"/>
+              </w:rPr>
+              <w:t>Full Arabic &amp; hardening</w:t>
+            </w:r>
+          </w:p>
+        </w:tc>
+        <w:tc>
+          <w:tcPr>
+            <w:tcW w:type="dxa" w:w="6260"/>
+            <w:shd w:fill="FFFFFF" w:color="auto" w:val="clear"/>
+            <w:tcMar>
+              <w:top w:type="dxa" w:w="60"/>
+              <w:left w:type="dxa" w:w="100"/>
+              <w:bottom w:type="dxa" w:w="60"/>
+              <w:right w:type="dxa" w:w="100"/>
+            </w:tcMar>
+            <w:vAlign w:val="center"/>
+          </w:tcPr>
+          <w:p>
+            <w:r>
+              <w:rPr>
+                <w:b w:val="false"/>
+                <w:bCs w:val="false"/>
+                <w:color w:val="1E293B"/>
+                <w:sz w:val="18"/>
+                <w:szCs w:val="18"/>
+              </w:rPr>
+              <w:t>Arabic on every page, message, email, SMS and PDF; each user's language saved; every amount with its currency; security headers and a required secret key; Alembic database migrations; optional S3-compatible file storage.</w:t>
+            </w:r>
+          </w:p>
+        </w:tc>
+        <w:tc>
+          <w:tcPr>
+            <w:tcW w:type="dxa" w:w="1200"/>
+            <w:shd w:fill="FFFFFF" w:color="auto" w:val="clear"/>
+            <w:tcMar>
+              <w:top w:type="dxa" w:w="60"/>
+              <w:left w:type="dxa" w:w="100"/>
+              <w:bottom w:type="dxa" w:w="60"/>
+              <w:right w:type="dxa" w:w="100"/>
+            </w:tcMar>
+            <w:vAlign w:val="center"/>
+          </w:tcPr>
+          <w:p>
+            <w:r>
+              <w:rPr>
+                <w:b w:val="false"/>
+                <w:bCs w:val="false"/>
+                <w:color w:val="1E293B"/>
+                <w:sz w:val="18"/>
+                <w:szCs w:val="18"/>
+              </w:rPr>
+              <w:t>54</w:t>
             </w:r>
           </w:p>
         </w:tc>
@@ -30950,7 +30364,7 @@
                 <w:sz w:val="18"/>
                 <w:szCs w:val="18"/>
               </w:rPr>
-              <w:t xml:space="preserve">At Deliverable 5</w:t>
+              <w:t>At Deliverable 4</w:t>
             </w:r>
           </w:p>
         </w:tc>
@@ -31027,7 +30441,7 @@
                 <w:sz w:val="18"/>
                 <w:szCs w:val="18"/>
               </w:rPr>
-              <w:t xml:space="preserve">13</w:t>
+              <w:t>13</w:t>
             </w:r>
           </w:p>
         </w:tc>
@@ -31104,7 +30518,7 @@
                 <w:sz w:val="18"/>
                 <w:szCs w:val="18"/>
               </w:rPr>
-              <w:t xml:space="preserve">35</w:t>
+              <w:t>31</w:t>
             </w:r>
           </w:p>
         </w:tc>
@@ -31181,7 +30595,7 @@
                 <w:sz w:val="18"/>
                 <w:szCs w:val="18"/>
               </w:rPr>
-              <w:t xml:space="preserve">10</w:t>
+              <w:t>9</w:t>
             </w:r>
           </w:p>
         </w:tc>
@@ -31258,7 +30672,7 @@
                 <w:sz w:val="18"/>
                 <w:szCs w:val="18"/>
               </w:rPr>
-              <w:t xml:space="preserve">4</w:t>
+              <w:t>4</w:t>
             </w:r>
           </w:p>
         </w:tc>
@@ -31335,7 +30749,7 @@
                 <w:sz w:val="18"/>
                 <w:szCs w:val="18"/>
               </w:rPr>
-              <w:t xml:space="preserve">6</w:t>
+              <w:t>5</w:t>
             </w:r>
           </w:p>
         </w:tc>
@@ -31412,7 +30826,7 @@
                 <w:sz w:val="18"/>
                 <w:szCs w:val="18"/>
               </w:rPr>
-              <w:t xml:space="preserve">124</w:t>
+              <w:t>93</w:t>
             </w:r>
           </w:p>
         </w:tc>
@@ -31489,7 +30903,7 @@
                 <w:sz w:val="18"/>
                 <w:szCs w:val="18"/>
               </w:rPr>
-              <w:t xml:space="preserve">79%</w:t>
+              <w:t>77%</w:t>
             </w:r>
           </w:p>
         </w:tc>
@@ -31672,7 +31086,7 @@
           <w:sz w:val="21"/>
           <w:szCs w:val="21"/>
         </w:rPr>
-        <w:t xml:space="preserve">Templates wrap interface text in _("…"); backend/i18n.py looks each phrase up in the table for the chosen language (the Shona and Arabic tables hold the same 98 phrases) and falls back to English for anything not yet translated, so the app works at every stage of translation.</w:t>
+        <w:t xml:space="preserve"> Templates wrap interface text in _("…"); backend/i18n.py looks each phrase up in the table for the chosen language — the Arabic table covers all 613 phrases the app shows or sends, the Shona table the 98 on the main screens — and falls back to English for anything not yet translated, so the app works at every stage of translation.</w:t>
       </w:r>
     </w:p>
     <w:p>
@@ -31728,7 +31142,7 @@
           <w:sz w:val="21"/>
           <w:szCs w:val="21"/>
         </w:rPr>
-        <w:t xml:space="preserve">A language button in the top bar and on the login page shows the current language; clicking its arrow opens a vertical list of English, ChiShona and Arabic, each written in its own language (Figures 4 and 6). The list closes on a click elsewhere or the Escape key. The choice is stored in the session and survives logging in and out, and the menu’s return address is checked so it cannot redirect off-site.</w:t>
+        <w:t xml:space="preserve"> A language button in the top bar and on the login page shows the current language; clicking its arrow opens a vertical list of English, ChiShona and Arabic, each written in its own language. The list closes on a click elsewhere or the Escape key. The choice survives logging in and out and is saved to the user's account, so it follows them to any browser and their emails and SMS are written in it; the menu’s return address is checked so it cannot redirect off-site.</w:t>
       </w:r>
     </w:p>
     <w:p>
@@ -31748,7 +31162,7 @@
           <w:sz w:val="21"/>
           <w:szCs w:val="21"/>
         </w:rPr>
-        <w:t xml:space="preserve">Translated so far: </w:t>
+        <w:t xml:space="preserve">Translated: </w:t>
       </w:r>
       <w:r>
         <w:rPr>
@@ -31756,7 +31170,7 @@
           <w:sz w:val="21"/>
           <w:szCs w:val="21"/>
         </w:rPr>
-        <w:t xml:space="preserve">Navigation for every role, login and password reset, the dashboards, the properties, tenants, rent tracker and maintenance lists, the tenant portal and status badges. Other pages and on-screen messages are still English only.</w:t>
+        <w:t>Arabic covers every page, form option and message, every email and SMS, the PDFs (with joined, right-to-left letters) and the Excel and CSV exports; a test fails if any text the app shows or sends has no Arabic. Shona covers navigation for every role, login and password reset, the dashboards, the main list pages, the tenant portal and status badges; other Shona text falls back to English.</w:t>
       </w:r>
     </w:p>
     <w:p>
@@ -31812,7 +31226,7 @@
           <w:sz w:val="21"/>
           <w:szCs w:val="21"/>
         </w:rPr>
-        <w:t xml:space="preserve">Fourteen tests cover the languages: switching to Shona and to Arabic, the right-to-left direction for Arabic only, the choice surviving login, the tenant portal in Shona and in Arabic, the language menu, unknown language codes, off-site redirects, placeholders kept in every translation, Arabic covering every Shona phrase, and place names.</w:t>
+        <w:t>Fourteen tests cover the languages: switching to Shona and to Arabic, the right-to-left direction for Arabic only, the choice surviving login, the tenant portal in Shona and in Arabic, the language menu, unknown language codes, off-site redirects, placeholders kept in every translation, Arabic covering every Shona phrase, and place names. Later tests check that every phrase the app shows or sends has Arabic, and that emails, SMS, PDFs, Excel and CSV follow the reader's language.</w:t>
       </w:r>
     </w:p>
     <w:p>
@@ -31885,7 +31299,7 @@
                     </pic:cNvPicPr>
                   </pic:nvPicPr>
                   <pic:blipFill>
-                    <a:blip r:embed="rId900"/>
+                    <a:blip r:embed="rId12"/>
                     <a:stretch>
                       <a:fillRect/>
                     </a:stretch>
@@ -31952,7 +31366,7 @@
                     </pic:cNvPicPr>
                   </pic:nvPicPr>
                   <pic:blipFill>
-                    <a:blip r:embed="rId901"/>
+                    <a:blip r:embed="rId13"/>
                     <a:stretch>
                       <a:fillRect/>
                     </a:stretch>
@@ -32019,7 +31433,7 @@
                     </pic:cNvPicPr>
                   </pic:nvPicPr>
                   <pic:blipFill>
-                    <a:blip r:embed="rId902"/>
+                    <a:blip r:embed="rId14"/>
                     <a:stretch>
                       <a:fillRect/>
                     </a:stretch>

--- a/docs/ABDURRAHMAAN_IT401_DEL_4.docx
+++ b/docs/ABDURRAHMAAN_IT401_DEL_4.docx
@@ -545,7 +545,7 @@
                 <w:sz w:val="18"/>
                 <w:szCs w:val="18"/>
               </w:rPr>
-              <w:t xml:space="preserve">Appendix A — Installation Guide · Appendix B — User Manual</w:t>
+              <w:t>Appendix A — Installation Guide · Appendix B — User Manual · Appendix C — Updates Since Deliverable 4</w:t>
             </w:r>
           </w:p>
         </w:tc>
@@ -627,10 +627,2849 @@
       </w:sdtPr>
       <w:sdtContent>
         <w:p>
+          <w:pPr>
+            <w:tabs>
+              <w:tab w:val="right" w:leader="dot" w:pos="10070"/>
+            </w:tabs>
+            <w:spacing w:before="120" w:after="20"/>
+            <w:ind w:left="0"/>
+          </w:pPr>
           <w:r>
             <w:fldChar w:fldCharType="begin" w:dirty="true"/>
             <w:instrText xml:space="preserve">TOC \h \o "1-3"</w:instrText>
             <w:fldChar w:fldCharType="separate"/>
+          </w:r>
+          <w:r>
+            <w:rPr>
+              <w:b/>
+              <w:bCs/>
+              <w:color w:val="0F172A"/>
+            </w:rPr>
+            <w:t xml:space="preserve">Chapter 1: Introduction</w:t>
+          </w:r>
+          <w:r>
+            <w:rPr>
+              <w:b/>
+              <w:bCs/>
+              <w:color w:val="0F172A"/>
+            </w:rPr>
+            <w:tab/>
+          </w:r>
+          <w:r>
+            <w:rPr>
+              <w:b/>
+              <w:bCs/>
+              <w:color w:val="0F172A"/>
+            </w:rPr>
+            <w:t>5</w:t>
+          </w:r>
+        </w:p>
+        <w:p>
+          <w:pPr>
+            <w:tabs>
+              <w:tab w:val="right" w:leader="dot" w:pos="10070"/>
+            </w:tabs>
+            <w:spacing w:before="0" w:after="20"/>
+            <w:ind w:left="240"/>
+          </w:pPr>
+          <w:r>
+            <w:rPr>
+              <w:color w:val="0F172A"/>
+            </w:rPr>
+            <w:t xml:space="preserve">1.1 Background</w:t>
+          </w:r>
+          <w:r>
+            <w:rPr>
+              <w:color w:val="0F172A"/>
+            </w:rPr>
+            <w:tab/>
+          </w:r>
+          <w:r>
+            <w:rPr>
+              <w:color w:val="0F172A"/>
+            </w:rPr>
+            <w:t>5</w:t>
+          </w:r>
+        </w:p>
+        <w:p>
+          <w:pPr>
+            <w:tabs>
+              <w:tab w:val="right" w:leader="dot" w:pos="10070"/>
+            </w:tabs>
+            <w:spacing w:before="0" w:after="20"/>
+            <w:ind w:left="240"/>
+          </w:pPr>
+          <w:r>
+            <w:rPr>
+              <w:color w:val="0F172A"/>
+            </w:rPr>
+            <w:t xml:space="preserve">1.2 Problem Statement</w:t>
+          </w:r>
+          <w:r>
+            <w:rPr>
+              <w:color w:val="0F172A"/>
+            </w:rPr>
+            <w:tab/>
+          </w:r>
+          <w:r>
+            <w:rPr>
+              <w:color w:val="0F172A"/>
+            </w:rPr>
+            <w:t>5</w:t>
+          </w:r>
+        </w:p>
+        <w:p>
+          <w:pPr>
+            <w:tabs>
+              <w:tab w:val="right" w:leader="dot" w:pos="10070"/>
+            </w:tabs>
+            <w:spacing w:before="0" w:after="20"/>
+            <w:ind w:left="240"/>
+          </w:pPr>
+          <w:r>
+            <w:rPr>
+              <w:color w:val="0F172A"/>
+            </w:rPr>
+            <w:t xml:space="preserve">1.3 Objectives</w:t>
+          </w:r>
+          <w:r>
+            <w:rPr>
+              <w:color w:val="0F172A"/>
+            </w:rPr>
+            <w:tab/>
+          </w:r>
+          <w:r>
+            <w:rPr>
+              <w:color w:val="0F172A"/>
+            </w:rPr>
+            <w:t>5</w:t>
+          </w:r>
+        </w:p>
+        <w:p>
+          <w:pPr>
+            <w:tabs>
+              <w:tab w:val="right" w:leader="dot" w:pos="10070"/>
+            </w:tabs>
+            <w:spacing w:before="0" w:after="20"/>
+            <w:ind w:left="240"/>
+          </w:pPr>
+          <w:r>
+            <w:rPr>
+              <w:color w:val="0F172A"/>
+            </w:rPr>
+            <w:t xml:space="preserve">1.4 Scope</w:t>
+          </w:r>
+          <w:r>
+            <w:rPr>
+              <w:color w:val="0F172A"/>
+            </w:rPr>
+            <w:tab/>
+          </w:r>
+          <w:r>
+            <w:rPr>
+              <w:color w:val="0F172A"/>
+            </w:rPr>
+            <w:t>6</w:t>
+          </w:r>
+        </w:p>
+        <w:p>
+          <w:pPr>
+            <w:tabs>
+              <w:tab w:val="right" w:leader="dot" w:pos="10070"/>
+            </w:tabs>
+            <w:spacing w:before="0" w:after="20"/>
+            <w:ind w:left="240"/>
+          </w:pPr>
+          <w:r>
+            <w:rPr>
+              <w:color w:val="0F172A"/>
+            </w:rPr>
+            <w:t xml:space="preserve">1.5 Limitations</w:t>
+          </w:r>
+          <w:r>
+            <w:rPr>
+              <w:color w:val="0F172A"/>
+            </w:rPr>
+            <w:tab/>
+          </w:r>
+          <w:r>
+            <w:rPr>
+              <w:color w:val="0F172A"/>
+            </w:rPr>
+            <w:t>6</w:t>
+          </w:r>
+        </w:p>
+        <w:p>
+          <w:pPr>
+            <w:tabs>
+              <w:tab w:val="right" w:leader="dot" w:pos="10070"/>
+            </w:tabs>
+            <w:spacing w:before="0" w:after="20"/>
+            <w:ind w:left="240"/>
+          </w:pPr>
+          <w:r>
+            <w:rPr>
+              <w:color w:val="0F172A"/>
+            </w:rPr>
+            <w:t xml:space="preserve">1.6 Project Overview</w:t>
+          </w:r>
+          <w:r>
+            <w:rPr>
+              <w:color w:val="0F172A"/>
+            </w:rPr>
+            <w:tab/>
+          </w:r>
+          <w:r>
+            <w:rPr>
+              <w:color w:val="0F172A"/>
+            </w:rPr>
+            <w:t>6</w:t>
+          </w:r>
+        </w:p>
+        <w:p>
+          <w:pPr>
+            <w:tabs>
+              <w:tab w:val="right" w:leader="dot" w:pos="10070"/>
+            </w:tabs>
+            <w:spacing w:before="120" w:after="20"/>
+            <w:ind w:left="0"/>
+          </w:pPr>
+          <w:r>
+            <w:rPr>
+              <w:b/>
+              <w:bCs/>
+              <w:color w:val="0F172A"/>
+            </w:rPr>
+            <w:t xml:space="preserve">Chapter 2: Object-Oriented Analysis</w:t>
+          </w:r>
+          <w:r>
+            <w:rPr>
+              <w:b/>
+              <w:bCs/>
+              <w:color w:val="0F172A"/>
+            </w:rPr>
+            <w:tab/>
+          </w:r>
+          <w:r>
+            <w:rPr>
+              <w:b/>
+              <w:bCs/>
+              <w:color w:val="0F172A"/>
+            </w:rPr>
+            <w:t>8</w:t>
+          </w:r>
+        </w:p>
+        <w:p>
+          <w:pPr>
+            <w:tabs>
+              <w:tab w:val="right" w:leader="dot" w:pos="10070"/>
+            </w:tabs>
+            <w:spacing w:before="0" w:after="20"/>
+            <w:ind w:left="240"/>
+          </w:pPr>
+          <w:r>
+            <w:rPr>
+              <w:color w:val="0F172A"/>
+            </w:rPr>
+            <w:t xml:space="preserve">2.1 Overview</w:t>
+          </w:r>
+          <w:r>
+            <w:rPr>
+              <w:color w:val="0F172A"/>
+            </w:rPr>
+            <w:tab/>
+          </w:r>
+          <w:r>
+            <w:rPr>
+              <w:color w:val="0F172A"/>
+            </w:rPr>
+            <w:t>8</w:t>
+          </w:r>
+        </w:p>
+        <w:p>
+          <w:pPr>
+            <w:tabs>
+              <w:tab w:val="right" w:leader="dot" w:pos="10070"/>
+            </w:tabs>
+            <w:spacing w:before="0" w:after="20"/>
+            <w:ind w:left="240"/>
+          </w:pPr>
+          <w:r>
+            <w:rPr>
+              <w:color w:val="0F172A"/>
+            </w:rPr>
+            <w:t xml:space="preserve">2.2 System Actors</w:t>
+          </w:r>
+          <w:r>
+            <w:rPr>
+              <w:color w:val="0F172A"/>
+            </w:rPr>
+            <w:tab/>
+          </w:r>
+          <w:r>
+            <w:rPr>
+              <w:color w:val="0F172A"/>
+            </w:rPr>
+            <w:t>8</w:t>
+          </w:r>
+        </w:p>
+        <w:p>
+          <w:pPr>
+            <w:tabs>
+              <w:tab w:val="right" w:leader="dot" w:pos="10070"/>
+            </w:tabs>
+            <w:spacing w:before="0" w:after="20"/>
+            <w:ind w:left="240"/>
+          </w:pPr>
+          <w:r>
+            <w:rPr>
+              <w:color w:val="0F172A"/>
+            </w:rPr>
+            <w:t xml:space="preserve">2.3 Use Case Model</w:t>
+          </w:r>
+          <w:r>
+            <w:rPr>
+              <w:color w:val="0F172A"/>
+            </w:rPr>
+            <w:tab/>
+          </w:r>
+          <w:r>
+            <w:rPr>
+              <w:color w:val="0F172A"/>
+            </w:rPr>
+            <w:t>8</w:t>
+          </w:r>
+        </w:p>
+        <w:p>
+          <w:pPr>
+            <w:tabs>
+              <w:tab w:val="right" w:leader="dot" w:pos="10070"/>
+            </w:tabs>
+            <w:spacing w:before="0" w:after="20"/>
+            <w:ind w:left="480"/>
+          </w:pPr>
+          <w:r>
+            <w:rPr>
+              <w:color w:val="0F172A"/>
+            </w:rPr>
+            <w:t xml:space="preserve">2.3.1 Detailed Use Case — UC-09: Upload Lease Document</w:t>
+          </w:r>
+          <w:r>
+            <w:rPr>
+              <w:color w:val="0F172A"/>
+            </w:rPr>
+            <w:tab/>
+          </w:r>
+          <w:r>
+            <w:rPr>
+              <w:color w:val="0F172A"/>
+            </w:rPr>
+            <w:t>9</w:t>
+          </w:r>
+        </w:p>
+        <w:p>
+          <w:pPr>
+            <w:tabs>
+              <w:tab w:val="right" w:leader="dot" w:pos="10070"/>
+            </w:tabs>
+            <w:spacing w:before="0" w:after="20"/>
+            <w:ind w:left="480"/>
+          </w:pPr>
+          <w:r>
+            <w:rPr>
+              <w:color w:val="0F172A"/>
+            </w:rPr>
+            <w:t xml:space="preserve">2.3.2 Detailed Use Case — UC-13: Pay Rent Online</w:t>
+          </w:r>
+          <w:r>
+            <w:rPr>
+              <w:color w:val="0F172A"/>
+            </w:rPr>
+            <w:tab/>
+          </w:r>
+          <w:r>
+            <w:rPr>
+              <w:color w:val="0F172A"/>
+            </w:rPr>
+            <w:t>10</w:t>
+          </w:r>
+        </w:p>
+        <w:p>
+          <w:pPr>
+            <w:tabs>
+              <w:tab w:val="right" w:leader="dot" w:pos="10070"/>
+            </w:tabs>
+            <w:spacing w:before="0" w:after="20"/>
+            <w:ind w:left="480"/>
+          </w:pPr>
+          <w:r>
+            <w:rPr>
+              <w:color w:val="0F172A"/>
+            </w:rPr>
+            <w:t xml:space="preserve">2.3.3 Detailed Use Case — UC-18/UC-19/UC-20/UC-21: Maintenance Request Lifecycle</w:t>
+          </w:r>
+          <w:r>
+            <w:rPr>
+              <w:color w:val="0F172A"/>
+            </w:rPr>
+            <w:tab/>
+          </w:r>
+          <w:r>
+            <w:rPr>
+              <w:color w:val="0F172A"/>
+            </w:rPr>
+            <w:t>11</w:t>
+          </w:r>
+        </w:p>
+        <w:p>
+          <w:pPr>
+            <w:tabs>
+              <w:tab w:val="right" w:leader="dot" w:pos="10070"/>
+            </w:tabs>
+            <w:spacing w:before="0" w:after="20"/>
+            <w:ind w:left="240"/>
+          </w:pPr>
+          <w:r>
+            <w:rPr>
+              <w:color w:val="0F172A"/>
+            </w:rPr>
+            <w:t xml:space="preserve">2.4 Non-Functional Requirements Analysis</w:t>
+          </w:r>
+          <w:r>
+            <w:rPr>
+              <w:color w:val="0F172A"/>
+            </w:rPr>
+            <w:tab/>
+          </w:r>
+          <w:r>
+            <w:rPr>
+              <w:color w:val="0F172A"/>
+            </w:rPr>
+            <w:t>11</w:t>
+          </w:r>
+        </w:p>
+        <w:p>
+          <w:pPr>
+            <w:tabs>
+              <w:tab w:val="right" w:leader="dot" w:pos="10070"/>
+            </w:tabs>
+            <w:spacing w:before="0" w:after="20"/>
+            <w:ind w:left="240"/>
+          </w:pPr>
+          <w:r>
+            <w:rPr>
+              <w:color w:val="0F172A"/>
+            </w:rPr>
+            <w:t xml:space="preserve">2.5 Domain (Conceptual Class) Analysis</w:t>
+          </w:r>
+          <w:r>
+            <w:rPr>
+              <w:color w:val="0F172A"/>
+            </w:rPr>
+            <w:tab/>
+          </w:r>
+          <w:r>
+            <w:rPr>
+              <w:color w:val="0F172A"/>
+            </w:rPr>
+            <w:t>12</w:t>
+          </w:r>
+        </w:p>
+        <w:p>
+          <w:pPr>
+            <w:tabs>
+              <w:tab w:val="right" w:leader="dot" w:pos="10070"/>
+            </w:tabs>
+            <w:spacing w:before="120" w:after="20"/>
+            <w:ind w:left="0"/>
+          </w:pPr>
+          <w:r>
+            <w:rPr>
+              <w:b/>
+              <w:bCs/>
+              <w:color w:val="0F172A"/>
+            </w:rPr>
+            <w:t xml:space="preserve">Chapter 3: Object-Oriented Design</w:t>
+          </w:r>
+          <w:r>
+            <w:rPr>
+              <w:b/>
+              <w:bCs/>
+              <w:color w:val="0F172A"/>
+            </w:rPr>
+            <w:tab/>
+          </w:r>
+          <w:r>
+            <w:rPr>
+              <w:b/>
+              <w:bCs/>
+              <w:color w:val="0F172A"/>
+            </w:rPr>
+            <w:t>13</w:t>
+          </w:r>
+        </w:p>
+        <w:p>
+          <w:pPr>
+            <w:tabs>
+              <w:tab w:val="right" w:leader="dot" w:pos="10070"/>
+            </w:tabs>
+            <w:spacing w:before="0" w:after="20"/>
+            <w:ind w:left="240"/>
+          </w:pPr>
+          <w:r>
+            <w:rPr>
+              <w:color w:val="0F172A"/>
+            </w:rPr>
+            <w:t xml:space="preserve">3.1 Architectural Style</w:t>
+          </w:r>
+          <w:r>
+            <w:rPr>
+              <w:color w:val="0F172A"/>
+            </w:rPr>
+            <w:tab/>
+          </w:r>
+          <w:r>
+            <w:rPr>
+              <w:color w:val="0F172A"/>
+            </w:rPr>
+            <w:t>13</w:t>
+          </w:r>
+        </w:p>
+        <w:p>
+          <w:pPr>
+            <w:tabs>
+              <w:tab w:val="right" w:leader="dot" w:pos="10070"/>
+            </w:tabs>
+            <w:spacing w:before="0" w:after="20"/>
+            <w:ind w:left="240"/>
+          </w:pPr>
+          <w:r>
+            <w:rPr>
+              <w:color w:val="0F172A"/>
+            </w:rPr>
+            <w:t xml:space="preserve">3.2 Design Patterns Used</w:t>
+          </w:r>
+          <w:r>
+            <w:rPr>
+              <w:color w:val="0F172A"/>
+            </w:rPr>
+            <w:tab/>
+          </w:r>
+          <w:r>
+            <w:rPr>
+              <w:color w:val="0F172A"/>
+            </w:rPr>
+            <w:t>13</w:t>
+          </w:r>
+        </w:p>
+        <w:p>
+          <w:pPr>
+            <w:tabs>
+              <w:tab w:val="right" w:leader="dot" w:pos="10070"/>
+            </w:tabs>
+            <w:spacing w:before="0" w:after="20"/>
+            <w:ind w:left="240"/>
+          </w:pPr>
+          <w:r>
+            <w:rPr>
+              <w:color w:val="0F172A"/>
+            </w:rPr>
+            <w:t xml:space="preserve">3.3 Package Structure</w:t>
+          </w:r>
+          <w:r>
+            <w:rPr>
+              <w:color w:val="0F172A"/>
+            </w:rPr>
+            <w:tab/>
+          </w:r>
+          <w:r>
+            <w:rPr>
+              <w:color w:val="0F172A"/>
+            </w:rPr>
+            <w:t>14</w:t>
+          </w:r>
+        </w:p>
+        <w:p>
+          <w:pPr>
+            <w:tabs>
+              <w:tab w:val="right" w:leader="dot" w:pos="10070"/>
+            </w:tabs>
+            <w:spacing w:before="0" w:after="20"/>
+            <w:ind w:left="240"/>
+          </w:pPr>
+          <w:r>
+            <w:rPr>
+              <w:color w:val="0F172A"/>
+            </w:rPr>
+            <w:t xml:space="preserve">3.4 Class Diagram</w:t>
+          </w:r>
+          <w:r>
+            <w:rPr>
+              <w:color w:val="0F172A"/>
+            </w:rPr>
+            <w:tab/>
+          </w:r>
+          <w:r>
+            <w:rPr>
+              <w:color w:val="0F172A"/>
+            </w:rPr>
+            <w:t>15</w:t>
+          </w:r>
+        </w:p>
+        <w:p>
+          <w:pPr>
+            <w:tabs>
+              <w:tab w:val="right" w:leader="dot" w:pos="10070"/>
+            </w:tabs>
+            <w:spacing w:before="0" w:after="20"/>
+            <w:ind w:left="480"/>
+          </w:pPr>
+          <w:r>
+            <w:rPr>
+              <w:color w:val="0F172A"/>
+            </w:rPr>
+            <w:t xml:space="preserve">3.4.1 Class Relationships and Multiplicity</w:t>
+          </w:r>
+          <w:r>
+            <w:rPr>
+              <w:color w:val="0F172A"/>
+            </w:rPr>
+            <w:tab/>
+          </w:r>
+          <w:r>
+            <w:rPr>
+              <w:color w:val="0F172A"/>
+            </w:rPr>
+            <w:t>15</w:t>
+          </w:r>
+        </w:p>
+        <w:p>
+          <w:pPr>
+            <w:tabs>
+              <w:tab w:val="right" w:leader="dot" w:pos="10070"/>
+            </w:tabs>
+            <w:spacing w:before="0" w:after="20"/>
+            <w:ind w:left="240"/>
+          </w:pPr>
+          <w:r>
+            <w:rPr>
+              <w:color w:val="0F172A"/>
+            </w:rPr>
+            <w:t xml:space="preserve">3.5 Interaction Design — Sequence of Key Operations</w:t>
+          </w:r>
+          <w:r>
+            <w:rPr>
+              <w:color w:val="0F172A"/>
+            </w:rPr>
+            <w:tab/>
+          </w:r>
+          <w:r>
+            <w:rPr>
+              <w:color w:val="0F172A"/>
+            </w:rPr>
+            <w:t>16</w:t>
+          </w:r>
+        </w:p>
+        <w:p>
+          <w:pPr>
+            <w:tabs>
+              <w:tab w:val="right" w:leader="dot" w:pos="10070"/>
+            </w:tabs>
+            <w:spacing w:before="0" w:after="20"/>
+            <w:ind w:left="480"/>
+          </w:pPr>
+          <w:r>
+            <w:rPr>
+              <w:color w:val="0F172A"/>
+            </w:rPr>
+            <w:t xml:space="preserve">3.5.1 Sequence — Pay Rent Online (UC-13)</w:t>
+          </w:r>
+          <w:r>
+            <w:rPr>
+              <w:color w:val="0F172A"/>
+            </w:rPr>
+            <w:tab/>
+          </w:r>
+          <w:r>
+            <w:rPr>
+              <w:color w:val="0F172A"/>
+            </w:rPr>
+            <w:t>16</w:t>
+          </w:r>
+        </w:p>
+        <w:p>
+          <w:pPr>
+            <w:tabs>
+              <w:tab w:val="right" w:leader="dot" w:pos="10070"/>
+            </w:tabs>
+            <w:spacing w:before="0" w:after="20"/>
+            <w:ind w:left="480"/>
+          </w:pPr>
+          <w:r>
+            <w:rPr>
+              <w:color w:val="0F172A"/>
+            </w:rPr>
+            <w:t xml:space="preserve">3.5.2 Sequence — Submit &amp; Assign Maintenance Request (UC-18 &amp; UC-19)</w:t>
+          </w:r>
+          <w:r>
+            <w:rPr>
+              <w:color w:val="0F172A"/>
+            </w:rPr>
+            <w:tab/>
+          </w:r>
+          <w:r>
+            <w:rPr>
+              <w:color w:val="0F172A"/>
+            </w:rPr>
+            <w:t>17</w:t>
+          </w:r>
+        </w:p>
+        <w:p>
+          <w:pPr>
+            <w:tabs>
+              <w:tab w:val="right" w:leader="dot" w:pos="10070"/>
+            </w:tabs>
+            <w:spacing w:before="0" w:after="20"/>
+            <w:ind w:left="240"/>
+          </w:pPr>
+          <w:r>
+            <w:rPr>
+              <w:color w:val="0F172A"/>
+            </w:rPr>
+            <w:t xml:space="preserve">3.6 Activity Design — Maintenance Request Lifecycle</w:t>
+          </w:r>
+          <w:r>
+            <w:rPr>
+              <w:color w:val="0F172A"/>
+            </w:rPr>
+            <w:tab/>
+          </w:r>
+          <w:r>
+            <w:rPr>
+              <w:color w:val="0F172A"/>
+            </w:rPr>
+            <w:t>17</w:t>
+          </w:r>
+        </w:p>
+        <w:p>
+          <w:pPr>
+            <w:tabs>
+              <w:tab w:val="right" w:leader="dot" w:pos="10070"/>
+            </w:tabs>
+            <w:spacing w:before="0" w:after="20"/>
+            <w:ind w:left="240"/>
+          </w:pPr>
+          <w:r>
+            <w:rPr>
+              <w:color w:val="0F172A"/>
+            </w:rPr>
+            <w:t xml:space="preserve">3.7 Design Decisions and Rationale</w:t>
+          </w:r>
+          <w:r>
+            <w:rPr>
+              <w:color w:val="0F172A"/>
+            </w:rPr>
+            <w:tab/>
+          </w:r>
+          <w:r>
+            <w:rPr>
+              <w:color w:val="0F172A"/>
+            </w:rPr>
+            <w:t>18</w:t>
+          </w:r>
+        </w:p>
+        <w:p>
+          <w:pPr>
+            <w:tabs>
+              <w:tab w:val="right" w:leader="dot" w:pos="10070"/>
+            </w:tabs>
+            <w:spacing w:before="120" w:after="20"/>
+            <w:ind w:left="0"/>
+          </w:pPr>
+          <w:r>
+            <w:rPr>
+              <w:b/>
+              <w:bCs/>
+              <w:color w:val="0F172A"/>
+            </w:rPr>
+            <w:t xml:space="preserve">Chapter 4: Database Design</w:t>
+          </w:r>
+          <w:r>
+            <w:rPr>
+              <w:b/>
+              <w:bCs/>
+              <w:color w:val="0F172A"/>
+            </w:rPr>
+            <w:tab/>
+          </w:r>
+          <w:r>
+            <w:rPr>
+              <w:b/>
+              <w:bCs/>
+              <w:color w:val="0F172A"/>
+            </w:rPr>
+            <w:t>19</w:t>
+          </w:r>
+        </w:p>
+        <w:p>
+          <w:pPr>
+            <w:tabs>
+              <w:tab w:val="right" w:leader="dot" w:pos="10070"/>
+            </w:tabs>
+            <w:spacing w:before="0" w:after="20"/>
+            <w:ind w:left="240"/>
+          </w:pPr>
+          <w:r>
+            <w:rPr>
+              <w:color w:val="0F172A"/>
+            </w:rPr>
+            <w:t xml:space="preserve">4.1 Database Technology</w:t>
+          </w:r>
+          <w:r>
+            <w:rPr>
+              <w:color w:val="0F172A"/>
+            </w:rPr>
+            <w:tab/>
+          </w:r>
+          <w:r>
+            <w:rPr>
+              <w:color w:val="0F172A"/>
+            </w:rPr>
+            <w:t>19</w:t>
+          </w:r>
+        </w:p>
+        <w:p>
+          <w:pPr>
+            <w:tabs>
+              <w:tab w:val="right" w:leader="dot" w:pos="10070"/>
+            </w:tabs>
+            <w:spacing w:before="0" w:after="20"/>
+            <w:ind w:left="240"/>
+          </w:pPr>
+          <w:r>
+            <w:rPr>
+              <w:color w:val="0F172A"/>
+            </w:rPr>
+            <w:t xml:space="preserve">4.2 Entity Relationship Diagram</w:t>
+          </w:r>
+          <w:r>
+            <w:rPr>
+              <w:color w:val="0F172A"/>
+            </w:rPr>
+            <w:tab/>
+          </w:r>
+          <w:r>
+            <w:rPr>
+              <w:color w:val="0F172A"/>
+            </w:rPr>
+            <w:t>19</w:t>
+          </w:r>
+        </w:p>
+        <w:p>
+          <w:pPr>
+            <w:tabs>
+              <w:tab w:val="right" w:leader="dot" w:pos="10070"/>
+            </w:tabs>
+            <w:spacing w:before="0" w:after="20"/>
+            <w:ind w:left="240"/>
+          </w:pPr>
+          <w:r>
+            <w:rPr>
+              <w:color w:val="0F172A"/>
+            </w:rPr>
+            <w:t xml:space="preserve">4.3 Schema Design Decisions</w:t>
+          </w:r>
+          <w:r>
+            <w:rPr>
+              <w:color w:val="0F172A"/>
+            </w:rPr>
+            <w:tab/>
+          </w:r>
+          <w:r>
+            <w:rPr>
+              <w:color w:val="0F172A"/>
+            </w:rPr>
+            <w:t>19</w:t>
+          </w:r>
+        </w:p>
+        <w:p>
+          <w:pPr>
+            <w:tabs>
+              <w:tab w:val="right" w:leader="dot" w:pos="10070"/>
+            </w:tabs>
+            <w:spacing w:before="0" w:after="20"/>
+            <w:ind w:left="240"/>
+          </w:pPr>
+          <w:r>
+            <w:rPr>
+              <w:color w:val="0F172A"/>
+            </w:rPr>
+            <w:t xml:space="preserve">4.4 Entity Summary and Cardinalities</w:t>
+          </w:r>
+          <w:r>
+            <w:rPr>
+              <w:color w:val="0F172A"/>
+            </w:rPr>
+            <w:tab/>
+          </w:r>
+          <w:r>
+            <w:rPr>
+              <w:color w:val="0F172A"/>
+            </w:rPr>
+            <w:t>20</w:t>
+          </w:r>
+        </w:p>
+        <w:p>
+          <w:pPr>
+            <w:tabs>
+              <w:tab w:val="right" w:leader="dot" w:pos="10070"/>
+            </w:tabs>
+            <w:spacing w:before="0" w:after="20"/>
+            <w:ind w:left="240"/>
+          </w:pPr>
+          <w:r>
+            <w:rPr>
+              <w:color w:val="0F172A"/>
+            </w:rPr>
+            <w:t xml:space="preserve">4.5 Table Definitions</w:t>
+          </w:r>
+          <w:r>
+            <w:rPr>
+              <w:color w:val="0F172A"/>
+            </w:rPr>
+            <w:tab/>
+          </w:r>
+          <w:r>
+            <w:rPr>
+              <w:color w:val="0F172A"/>
+            </w:rPr>
+            <w:t>21</w:t>
+          </w:r>
+        </w:p>
+        <w:p>
+          <w:pPr>
+            <w:tabs>
+              <w:tab w:val="right" w:leader="dot" w:pos="10070"/>
+            </w:tabs>
+            <w:spacing w:before="0" w:after="20"/>
+            <w:ind w:left="480"/>
+          </w:pPr>
+          <w:r>
+            <w:rPr>
+              <w:color w:val="0F172A"/>
+            </w:rPr>
+            <w:t xml:space="preserve">4.5.1 users</w:t>
+          </w:r>
+          <w:r>
+            <w:rPr>
+              <w:color w:val="0F172A"/>
+            </w:rPr>
+            <w:tab/>
+          </w:r>
+          <w:r>
+            <w:rPr>
+              <w:color w:val="0F172A"/>
+            </w:rPr>
+            <w:t>21</w:t>
+          </w:r>
+        </w:p>
+        <w:p>
+          <w:pPr>
+            <w:tabs>
+              <w:tab w:val="right" w:leader="dot" w:pos="10070"/>
+            </w:tabs>
+            <w:spacing w:before="0" w:after="20"/>
+            <w:ind w:left="480"/>
+          </w:pPr>
+          <w:r>
+            <w:rPr>
+              <w:color w:val="0F172A"/>
+            </w:rPr>
+            <w:t xml:space="preserve">4.5.2 properties</w:t>
+          </w:r>
+          <w:r>
+            <w:rPr>
+              <w:color w:val="0F172A"/>
+            </w:rPr>
+            <w:tab/>
+          </w:r>
+          <w:r>
+            <w:rPr>
+              <w:color w:val="0F172A"/>
+            </w:rPr>
+            <w:t>21</w:t>
+          </w:r>
+        </w:p>
+        <w:p>
+          <w:pPr>
+            <w:tabs>
+              <w:tab w:val="right" w:leader="dot" w:pos="10070"/>
+            </w:tabs>
+            <w:spacing w:before="0" w:after="20"/>
+            <w:ind w:left="480"/>
+          </w:pPr>
+          <w:r>
+            <w:rPr>
+              <w:color w:val="0F172A"/>
+            </w:rPr>
+            <w:t xml:space="preserve">4.5.3 units</w:t>
+          </w:r>
+          <w:r>
+            <w:rPr>
+              <w:color w:val="0F172A"/>
+            </w:rPr>
+            <w:tab/>
+          </w:r>
+          <w:r>
+            <w:rPr>
+              <w:color w:val="0F172A"/>
+            </w:rPr>
+            <w:t>22</w:t>
+          </w:r>
+        </w:p>
+        <w:p>
+          <w:pPr>
+            <w:tabs>
+              <w:tab w:val="right" w:leader="dot" w:pos="10070"/>
+            </w:tabs>
+            <w:spacing w:before="0" w:after="20"/>
+            <w:ind w:left="480"/>
+          </w:pPr>
+          <w:r>
+            <w:rPr>
+              <w:color w:val="0F172A"/>
+            </w:rPr>
+            <w:t xml:space="preserve">4.5.4 tenants</w:t>
+          </w:r>
+          <w:r>
+            <w:rPr>
+              <w:color w:val="0F172A"/>
+            </w:rPr>
+            <w:tab/>
+          </w:r>
+          <w:r>
+            <w:rPr>
+              <w:color w:val="0F172A"/>
+            </w:rPr>
+            <w:t>22</w:t>
+          </w:r>
+        </w:p>
+        <w:p>
+          <w:pPr>
+            <w:tabs>
+              <w:tab w:val="right" w:leader="dot" w:pos="10070"/>
+            </w:tabs>
+            <w:spacing w:before="0" w:after="20"/>
+            <w:ind w:left="480"/>
+          </w:pPr>
+          <w:r>
+            <w:rPr>
+              <w:color w:val="0F172A"/>
+            </w:rPr>
+            <w:t xml:space="preserve">4.5.5 leases</w:t>
+          </w:r>
+          <w:r>
+            <w:rPr>
+              <w:color w:val="0F172A"/>
+            </w:rPr>
+            <w:tab/>
+          </w:r>
+          <w:r>
+            <w:rPr>
+              <w:color w:val="0F172A"/>
+            </w:rPr>
+            <w:t>22</w:t>
+          </w:r>
+        </w:p>
+        <w:p>
+          <w:pPr>
+            <w:tabs>
+              <w:tab w:val="right" w:leader="dot" w:pos="10070"/>
+            </w:tabs>
+            <w:spacing w:before="0" w:after="20"/>
+            <w:ind w:left="480"/>
+          </w:pPr>
+          <w:r>
+            <w:rPr>
+              <w:color w:val="0F172A"/>
+            </w:rPr>
+            <w:t xml:space="preserve">4.5.6 rent_payments, maintenance_requests, and remaining tables</w:t>
+          </w:r>
+          <w:r>
+            <w:rPr>
+              <w:color w:val="0F172A"/>
+            </w:rPr>
+            <w:tab/>
+          </w:r>
+          <w:r>
+            <w:rPr>
+              <w:color w:val="0F172A"/>
+            </w:rPr>
+            <w:t>23</w:t>
+          </w:r>
+        </w:p>
+        <w:p>
+          <w:pPr>
+            <w:tabs>
+              <w:tab w:val="right" w:leader="dot" w:pos="10070"/>
+            </w:tabs>
+            <w:spacing w:before="0" w:after="20"/>
+            <w:ind w:left="240"/>
+          </w:pPr>
+          <w:r>
+            <w:rPr>
+              <w:color w:val="0F172A"/>
+            </w:rPr>
+            <w:t xml:space="preserve">4.6 Indexes</w:t>
+          </w:r>
+          <w:r>
+            <w:rPr>
+              <w:color w:val="0F172A"/>
+            </w:rPr>
+            <w:tab/>
+          </w:r>
+          <w:r>
+            <w:rPr>
+              <w:color w:val="0F172A"/>
+            </w:rPr>
+            <w:t>23</w:t>
+          </w:r>
+        </w:p>
+        <w:p>
+          <w:pPr>
+            <w:tabs>
+              <w:tab w:val="right" w:leader="dot" w:pos="10070"/>
+            </w:tabs>
+            <w:spacing w:before="0" w:after="20"/>
+            <w:ind w:left="240"/>
+          </w:pPr>
+          <w:r>
+            <w:rPr>
+              <w:color w:val="0F172A"/>
+            </w:rPr>
+            <w:t xml:space="preserve">4.7 Referential Integrity</w:t>
+          </w:r>
+          <w:r>
+            <w:rPr>
+              <w:color w:val="0F172A"/>
+            </w:rPr>
+            <w:tab/>
+          </w:r>
+          <w:r>
+            <w:rPr>
+              <w:color w:val="0F172A"/>
+            </w:rPr>
+            <w:t>23</w:t>
+          </w:r>
+        </w:p>
+        <w:p>
+          <w:pPr>
+            <w:tabs>
+              <w:tab w:val="right" w:leader="dot" w:pos="10070"/>
+            </w:tabs>
+            <w:spacing w:before="120" w:after="20"/>
+            <w:ind w:left="0"/>
+          </w:pPr>
+          <w:r>
+            <w:rPr>
+              <w:b/>
+              <w:bCs/>
+              <w:color w:val="0F172A"/>
+            </w:rPr>
+            <w:t xml:space="preserve">Chapter 5: Software Development</w:t>
+          </w:r>
+          <w:r>
+            <w:rPr>
+              <w:b/>
+              <w:bCs/>
+              <w:color w:val="0F172A"/>
+            </w:rPr>
+            <w:tab/>
+          </w:r>
+          <w:r>
+            <w:rPr>
+              <w:b/>
+              <w:bCs/>
+              <w:color w:val="0F172A"/>
+            </w:rPr>
+            <w:t>25</w:t>
+          </w:r>
+        </w:p>
+        <w:p>
+          <w:pPr>
+            <w:tabs>
+              <w:tab w:val="right" w:leader="dot" w:pos="10070"/>
+            </w:tabs>
+            <w:spacing w:before="0" w:after="20"/>
+            <w:ind w:left="240"/>
+          </w:pPr>
+          <w:r>
+            <w:rPr>
+              <w:color w:val="0F172A"/>
+            </w:rPr>
+            <w:t xml:space="preserve">5.1 Technology Stack</w:t>
+          </w:r>
+          <w:r>
+            <w:rPr>
+              <w:color w:val="0F172A"/>
+            </w:rPr>
+            <w:tab/>
+          </w:r>
+          <w:r>
+            <w:rPr>
+              <w:color w:val="0F172A"/>
+            </w:rPr>
+            <w:t>25</w:t>
+          </w:r>
+        </w:p>
+        <w:p>
+          <w:pPr>
+            <w:tabs>
+              <w:tab w:val="right" w:leader="dot" w:pos="10070"/>
+            </w:tabs>
+            <w:spacing w:before="0" w:after="20"/>
+            <w:ind w:left="240"/>
+          </w:pPr>
+          <w:r>
+            <w:rPr>
+              <w:color w:val="0F172A"/>
+            </w:rPr>
+            <w:t xml:space="preserve">5.2 Development Methodology</w:t>
+          </w:r>
+          <w:r>
+            <w:rPr>
+              <w:color w:val="0F172A"/>
+            </w:rPr>
+            <w:tab/>
+          </w:r>
+          <w:r>
+            <w:rPr>
+              <w:color w:val="0F172A"/>
+            </w:rPr>
+            <w:t>25</w:t>
+          </w:r>
+        </w:p>
+        <w:p>
+          <w:pPr>
+            <w:tabs>
+              <w:tab w:val="right" w:leader="dot" w:pos="10070"/>
+            </w:tabs>
+            <w:spacing w:before="0" w:after="20"/>
+            <w:ind w:left="240"/>
+          </w:pPr>
+          <w:r>
+            <w:rPr>
+              <w:color w:val="0F172A"/>
+            </w:rPr>
+            <w:t xml:space="preserve">5.3 Application Factory and Configuration</w:t>
+          </w:r>
+          <w:r>
+            <w:rPr>
+              <w:color w:val="0F172A"/>
+            </w:rPr>
+            <w:tab/>
+          </w:r>
+          <w:r>
+            <w:rPr>
+              <w:color w:val="0F172A"/>
+            </w:rPr>
+            <w:t>25</w:t>
+          </w:r>
+        </w:p>
+        <w:p>
+          <w:pPr>
+            <w:tabs>
+              <w:tab w:val="right" w:leader="dot" w:pos="10070"/>
+            </w:tabs>
+            <w:spacing w:before="0" w:after="20"/>
+            <w:ind w:left="240"/>
+          </w:pPr>
+          <w:r>
+            <w:rPr>
+              <w:color w:val="0F172A"/>
+            </w:rPr>
+            <w:t xml:space="preserve">5.4 Route-to-Use-Case Mapping</w:t>
+          </w:r>
+          <w:r>
+            <w:rPr>
+              <w:color w:val="0F172A"/>
+            </w:rPr>
+            <w:tab/>
+          </w:r>
+          <w:r>
+            <w:rPr>
+              <w:color w:val="0F172A"/>
+            </w:rPr>
+            <w:t>26</w:t>
+          </w:r>
+        </w:p>
+        <w:p>
+          <w:pPr>
+            <w:tabs>
+              <w:tab w:val="right" w:leader="dot" w:pos="10070"/>
+            </w:tabs>
+            <w:spacing w:before="0" w:after="20"/>
+            <w:ind w:left="240"/>
+          </w:pPr>
+          <w:r>
+            <w:rPr>
+              <w:color w:val="0F172A"/>
+            </w:rPr>
+            <w:t xml:space="preserve">5.5 Key Algorithms</w:t>
+          </w:r>
+          <w:r>
+            <w:rPr>
+              <w:color w:val="0F172A"/>
+            </w:rPr>
+            <w:tab/>
+          </w:r>
+          <w:r>
+            <w:rPr>
+              <w:color w:val="0F172A"/>
+            </w:rPr>
+            <w:t>27</w:t>
+          </w:r>
+        </w:p>
+        <w:p>
+          <w:pPr>
+            <w:tabs>
+              <w:tab w:val="right" w:leader="dot" w:pos="10070"/>
+            </w:tabs>
+            <w:spacing w:before="0" w:after="20"/>
+            <w:ind w:left="480"/>
+          </w:pPr>
+          <w:r>
+            <w:rPr>
+              <w:color w:val="0F172A"/>
+            </w:rPr>
+            <w:t xml:space="preserve">5.5.1 Recurring Rent Due-Date Calculation</w:t>
+          </w:r>
+          <w:r>
+            <w:rPr>
+              <w:color w:val="0F172A"/>
+            </w:rPr>
+            <w:tab/>
+          </w:r>
+          <w:r>
+            <w:rPr>
+              <w:color w:val="0F172A"/>
+            </w:rPr>
+            <w:t>27</w:t>
+          </w:r>
+        </w:p>
+        <w:p>
+          <w:pPr>
+            <w:tabs>
+              <w:tab w:val="right" w:leader="dot" w:pos="10070"/>
+            </w:tabs>
+            <w:spacing w:before="0" w:after="20"/>
+            <w:ind w:left="480"/>
+          </w:pPr>
+          <w:r>
+            <w:rPr>
+              <w:color w:val="0F172A"/>
+            </w:rPr>
+            <w:t xml:space="preserve">5.5.2 Role-Based Access Control and IDOR Protection</w:t>
+          </w:r>
+          <w:r>
+            <w:rPr>
+              <w:color w:val="0F172A"/>
+            </w:rPr>
+            <w:tab/>
+          </w:r>
+          <w:r>
+            <w:rPr>
+              <w:color w:val="0F172A"/>
+            </w:rPr>
+            <w:t>27</w:t>
+          </w:r>
+        </w:p>
+        <w:p>
+          <w:pPr>
+            <w:tabs>
+              <w:tab w:val="right" w:leader="dot" w:pos="10070"/>
+            </w:tabs>
+            <w:spacing w:before="0" w:after="20"/>
+            <w:ind w:left="480"/>
+          </w:pPr>
+          <w:r>
+            <w:rPr>
+              <w:color w:val="0F172A"/>
+            </w:rPr>
+            <w:t xml:space="preserve">5.5.3 Idempotent Numbering and Payment Recording</w:t>
+          </w:r>
+          <w:r>
+            <w:rPr>
+              <w:color w:val="0F172A"/>
+            </w:rPr>
+            <w:tab/>
+          </w:r>
+          <w:r>
+            <w:rPr>
+              <w:color w:val="0F172A"/>
+            </w:rPr>
+            <w:t>28</w:t>
+          </w:r>
+        </w:p>
+        <w:p>
+          <w:pPr>
+            <w:tabs>
+              <w:tab w:val="right" w:leader="dot" w:pos="10070"/>
+            </w:tabs>
+            <w:spacing w:before="0" w:after="20"/>
+            <w:ind w:left="480"/>
+          </w:pPr>
+          <w:r>
+            <w:rPr>
+              <w:color w:val="0F172A"/>
+            </w:rPr>
+            <w:t xml:space="preserve">5.5.4 Dev-Mode Fallback for External Services</w:t>
+          </w:r>
+          <w:r>
+            <w:rPr>
+              <w:color w:val="0F172A"/>
+            </w:rPr>
+            <w:tab/>
+          </w:r>
+          <w:r>
+            <w:rPr>
+              <w:color w:val="0F172A"/>
+            </w:rPr>
+            <w:t>28</w:t>
+          </w:r>
+        </w:p>
+        <w:p>
+          <w:pPr>
+            <w:tabs>
+              <w:tab w:val="right" w:leader="dot" w:pos="10070"/>
+            </w:tabs>
+            <w:spacing w:before="0" w:after="20"/>
+            <w:ind w:left="240"/>
+          </w:pPr>
+          <w:r>
+            <w:rPr>
+              <w:color w:val="0F172A"/>
+            </w:rPr>
+            <w:t xml:space="preserve">5.6 Security Implementation</w:t>
+          </w:r>
+          <w:r>
+            <w:rPr>
+              <w:color w:val="0F172A"/>
+            </w:rPr>
+            <w:tab/>
+          </w:r>
+          <w:r>
+            <w:rPr>
+              <w:color w:val="0F172A"/>
+            </w:rPr>
+            <w:t>28</w:t>
+          </w:r>
+        </w:p>
+        <w:p>
+          <w:pPr>
+            <w:tabs>
+              <w:tab w:val="right" w:leader="dot" w:pos="10070"/>
+            </w:tabs>
+            <w:spacing w:before="0" w:after="20"/>
+            <w:ind w:left="240"/>
+          </w:pPr>
+          <w:r>
+            <w:rPr>
+              <w:color w:val="0F172A"/>
+            </w:rPr>
+            <w:t xml:space="preserve">5.7 Deployment</w:t>
+          </w:r>
+          <w:r>
+            <w:rPr>
+              <w:color w:val="0F172A"/>
+            </w:rPr>
+            <w:tab/>
+          </w:r>
+          <w:r>
+            <w:rPr>
+              <w:color w:val="0F172A"/>
+            </w:rPr>
+            <w:t>29</w:t>
+          </w:r>
+        </w:p>
+        <w:p>
+          <w:pPr>
+            <w:tabs>
+              <w:tab w:val="right" w:leader="dot" w:pos="10070"/>
+            </w:tabs>
+            <w:spacing w:before="0" w:after="20"/>
+            <w:ind w:left="480"/>
+          </w:pPr>
+          <w:r>
+            <w:rPr>
+              <w:color w:val="0F172A"/>
+            </w:rPr>
+            <w:t xml:space="preserve">5.7.1 Docker</w:t>
+          </w:r>
+          <w:r>
+            <w:rPr>
+              <w:color w:val="0F172A"/>
+            </w:rPr>
+            <w:tab/>
+          </w:r>
+          <w:r>
+            <w:rPr>
+              <w:color w:val="0F172A"/>
+            </w:rPr>
+            <w:t>29</w:t>
+          </w:r>
+        </w:p>
+        <w:p>
+          <w:pPr>
+            <w:tabs>
+              <w:tab w:val="right" w:leader="dot" w:pos="10070"/>
+            </w:tabs>
+            <w:spacing w:before="0" w:after="20"/>
+            <w:ind w:left="480"/>
+          </w:pPr>
+          <w:r>
+            <w:rPr>
+              <w:color w:val="0F172A"/>
+            </w:rPr>
+            <w:t xml:space="preserve">5.7.2 Continuous Integration</w:t>
+          </w:r>
+          <w:r>
+            <w:rPr>
+              <w:color w:val="0F172A"/>
+            </w:rPr>
+            <w:tab/>
+          </w:r>
+          <w:r>
+            <w:rPr>
+              <w:color w:val="0F172A"/>
+            </w:rPr>
+            <w:t>29</w:t>
+          </w:r>
+        </w:p>
+        <w:p>
+          <w:pPr>
+            <w:tabs>
+              <w:tab w:val="right" w:leader="dot" w:pos="10070"/>
+            </w:tabs>
+            <w:spacing w:before="0" w:after="20"/>
+            <w:ind w:left="240"/>
+          </w:pPr>
+          <w:r>
+            <w:rPr>
+              <w:color w:val="0F172A"/>
+            </w:rPr>
+            <w:t xml:space="preserve">5.8 Implementation Defects Found and Fixed</w:t>
+          </w:r>
+          <w:r>
+            <w:rPr>
+              <w:color w:val="0F172A"/>
+            </w:rPr>
+            <w:tab/>
+          </w:r>
+          <w:r>
+            <w:rPr>
+              <w:color w:val="0F172A"/>
+            </w:rPr>
+            <w:t>29</w:t>
+          </w:r>
+        </w:p>
+        <w:p>
+          <w:pPr>
+            <w:tabs>
+              <w:tab w:val="right" w:leader="dot" w:pos="10070"/>
+            </w:tabs>
+            <w:spacing w:before="120" w:after="20"/>
+            <w:ind w:left="0"/>
+          </w:pPr>
+          <w:r>
+            <w:rPr>
+              <w:b/>
+              <w:bCs/>
+              <w:color w:val="0F172A"/>
+            </w:rPr>
+            <w:t xml:space="preserve">Chapter 6: Testing</w:t>
+          </w:r>
+          <w:r>
+            <w:rPr>
+              <w:b/>
+              <w:bCs/>
+              <w:color w:val="0F172A"/>
+            </w:rPr>
+            <w:tab/>
+          </w:r>
+          <w:r>
+            <w:rPr>
+              <w:b/>
+              <w:bCs/>
+              <w:color w:val="0F172A"/>
+            </w:rPr>
+            <w:t>31</w:t>
+          </w:r>
+        </w:p>
+        <w:p>
+          <w:pPr>
+            <w:tabs>
+              <w:tab w:val="right" w:leader="dot" w:pos="10070"/>
+            </w:tabs>
+            <w:spacing w:before="0" w:after="20"/>
+            <w:ind w:left="240"/>
+          </w:pPr>
+          <w:r>
+            <w:rPr>
+              <w:color w:val="0F172A"/>
+            </w:rPr>
+            <w:t xml:space="preserve">6.1 Testing Strategy</w:t>
+          </w:r>
+          <w:r>
+            <w:rPr>
+              <w:color w:val="0F172A"/>
+            </w:rPr>
+            <w:tab/>
+          </w:r>
+          <w:r>
+            <w:rPr>
+              <w:color w:val="0F172A"/>
+            </w:rPr>
+            <w:t>31</w:t>
+          </w:r>
+        </w:p>
+        <w:p>
+          <w:pPr>
+            <w:tabs>
+              <w:tab w:val="right" w:leader="dot" w:pos="10070"/>
+            </w:tabs>
+            <w:spacing w:before="0" w:after="20"/>
+            <w:ind w:left="240"/>
+          </w:pPr>
+          <w:r>
+            <w:rPr>
+              <w:color w:val="0F172A"/>
+            </w:rPr>
+            <w:t xml:space="preserve">6.2 Test Environment</w:t>
+          </w:r>
+          <w:r>
+            <w:rPr>
+              <w:color w:val="0F172A"/>
+            </w:rPr>
+            <w:tab/>
+          </w:r>
+          <w:r>
+            <w:rPr>
+              <w:color w:val="0F172A"/>
+            </w:rPr>
+            <w:t>31</w:t>
+          </w:r>
+        </w:p>
+        <w:p>
+          <w:pPr>
+            <w:tabs>
+              <w:tab w:val="right" w:leader="dot" w:pos="10070"/>
+            </w:tabs>
+            <w:spacing w:before="0" w:after="20"/>
+            <w:ind w:left="240"/>
+          </w:pPr>
+          <w:r>
+            <w:rPr>
+              <w:color w:val="0F172A"/>
+            </w:rPr>
+            <w:t xml:space="preserve">6.3 Test Suite Structure</w:t>
+          </w:r>
+          <w:r>
+            <w:rPr>
+              <w:color w:val="0F172A"/>
+            </w:rPr>
+            <w:tab/>
+          </w:r>
+          <w:r>
+            <w:rPr>
+              <w:color w:val="0F172A"/>
+            </w:rPr>
+            <w:t>31</w:t>
+          </w:r>
+        </w:p>
+        <w:p>
+          <w:pPr>
+            <w:tabs>
+              <w:tab w:val="right" w:leader="dot" w:pos="10070"/>
+            </w:tabs>
+            <w:spacing w:before="0" w:after="20"/>
+            <w:ind w:left="240"/>
+          </w:pPr>
+          <w:r>
+            <w:rPr>
+              <w:color w:val="0F172A"/>
+            </w:rPr>
+            <w:t xml:space="preserve">6.4 Representative Test Cases</w:t>
+          </w:r>
+          <w:r>
+            <w:rPr>
+              <w:color w:val="0F172A"/>
+            </w:rPr>
+            <w:tab/>
+          </w:r>
+          <w:r>
+            <w:rPr>
+              <w:color w:val="0F172A"/>
+            </w:rPr>
+            <w:t>32</w:t>
+          </w:r>
+        </w:p>
+        <w:p>
+          <w:pPr>
+            <w:tabs>
+              <w:tab w:val="right" w:leader="dot" w:pos="10070"/>
+            </w:tabs>
+            <w:spacing w:before="0" w:after="20"/>
+            <w:ind w:left="240"/>
+          </w:pPr>
+          <w:r>
+            <w:rPr>
+              <w:color w:val="0F172A"/>
+            </w:rPr>
+            <w:t xml:space="preserve">6.5 Test Results</w:t>
+          </w:r>
+          <w:r>
+            <w:rPr>
+              <w:color w:val="0F172A"/>
+            </w:rPr>
+            <w:tab/>
+          </w:r>
+          <w:r>
+            <w:rPr>
+              <w:color w:val="0F172A"/>
+            </w:rPr>
+            <w:t>33</w:t>
+          </w:r>
+        </w:p>
+        <w:p>
+          <w:pPr>
+            <w:tabs>
+              <w:tab w:val="right" w:leader="dot" w:pos="10070"/>
+            </w:tabs>
+            <w:spacing w:before="0" w:after="20"/>
+            <w:ind w:left="240"/>
+          </w:pPr>
+          <w:r>
+            <w:rPr>
+              <w:color w:val="0F172A"/>
+            </w:rPr>
+            <w:t xml:space="preserve">6.6 Known Test Limitations</w:t>
+          </w:r>
+          <w:r>
+            <w:rPr>
+              <w:color w:val="0F172A"/>
+            </w:rPr>
+            <w:tab/>
+          </w:r>
+          <w:r>
+            <w:rPr>
+              <w:color w:val="0F172A"/>
+            </w:rPr>
+            <w:t>33</w:t>
+          </w:r>
+        </w:p>
+        <w:p>
+          <w:pPr>
+            <w:tabs>
+              <w:tab w:val="right" w:leader="dot" w:pos="10070"/>
+            </w:tabs>
+            <w:spacing w:before="0" w:after="20"/>
+            <w:ind w:left="240"/>
+          </w:pPr>
+          <w:r>
+            <w:rPr>
+              <w:color w:val="0F172A"/>
+            </w:rPr>
+            <w:t xml:space="preserve">6.7 How to Run the Test Suite</w:t>
+          </w:r>
+          <w:r>
+            <w:rPr>
+              <w:color w:val="0F172A"/>
+            </w:rPr>
+            <w:tab/>
+          </w:r>
+          <w:r>
+            <w:rPr>
+              <w:color w:val="0F172A"/>
+            </w:rPr>
+            <w:t>33</w:t>
+          </w:r>
+        </w:p>
+        <w:p>
+          <w:pPr>
+            <w:tabs>
+              <w:tab w:val="right" w:leader="dot" w:pos="10070"/>
+            </w:tabs>
+            <w:spacing w:before="120" w:after="20"/>
+            <w:ind w:left="0"/>
+          </w:pPr>
+          <w:r>
+            <w:rPr>
+              <w:b/>
+              <w:bCs/>
+              <w:color w:val="0F172A"/>
+            </w:rPr>
+            <w:t xml:space="preserve">Chapter 7: Conclusion</w:t>
+          </w:r>
+          <w:r>
+            <w:rPr>
+              <w:b/>
+              <w:bCs/>
+              <w:color w:val="0F172A"/>
+            </w:rPr>
+            <w:tab/>
+          </w:r>
+          <w:r>
+            <w:rPr>
+              <w:b/>
+              <w:bCs/>
+              <w:color w:val="0F172A"/>
+            </w:rPr>
+            <w:t>35</w:t>
+          </w:r>
+        </w:p>
+        <w:p>
+          <w:pPr>
+            <w:tabs>
+              <w:tab w:val="right" w:leader="dot" w:pos="10070"/>
+            </w:tabs>
+            <w:spacing w:before="0" w:after="20"/>
+            <w:ind w:left="240"/>
+          </w:pPr>
+          <w:r>
+            <w:rPr>
+              <w:color w:val="0F172A"/>
+            </w:rPr>
+            <w:t xml:space="preserve">7.1 Summary of Achievements</w:t>
+          </w:r>
+          <w:r>
+            <w:rPr>
+              <w:color w:val="0F172A"/>
+            </w:rPr>
+            <w:tab/>
+          </w:r>
+          <w:r>
+            <w:rPr>
+              <w:color w:val="0F172A"/>
+            </w:rPr>
+            <w:t>35</w:t>
+          </w:r>
+        </w:p>
+        <w:p>
+          <w:pPr>
+            <w:tabs>
+              <w:tab w:val="right" w:leader="dot" w:pos="10070"/>
+            </w:tabs>
+            <w:spacing w:before="0" w:after="20"/>
+            <w:ind w:left="240"/>
+          </w:pPr>
+          <w:r>
+            <w:rPr>
+              <w:color w:val="0F172A"/>
+            </w:rPr>
+            <w:t xml:space="preserve">7.2 Challenges Encountered</w:t>
+          </w:r>
+          <w:r>
+            <w:rPr>
+              <w:color w:val="0F172A"/>
+            </w:rPr>
+            <w:tab/>
+          </w:r>
+          <w:r>
+            <w:rPr>
+              <w:color w:val="0F172A"/>
+            </w:rPr>
+            <w:t>35</w:t>
+          </w:r>
+        </w:p>
+        <w:p>
+          <w:pPr>
+            <w:tabs>
+              <w:tab w:val="right" w:leader="dot" w:pos="10070"/>
+            </w:tabs>
+            <w:spacing w:before="0" w:after="20"/>
+            <w:ind w:left="240"/>
+          </w:pPr>
+          <w:r>
+            <w:rPr>
+              <w:color w:val="0F172A"/>
+            </w:rPr>
+            <w:t xml:space="preserve">7.3 Limitations</w:t>
+          </w:r>
+          <w:r>
+            <w:rPr>
+              <w:color w:val="0F172A"/>
+            </w:rPr>
+            <w:tab/>
+          </w:r>
+          <w:r>
+            <w:rPr>
+              <w:color w:val="0F172A"/>
+            </w:rPr>
+            <w:t>35</w:t>
+          </w:r>
+        </w:p>
+        <w:p>
+          <w:pPr>
+            <w:tabs>
+              <w:tab w:val="right" w:leader="dot" w:pos="10070"/>
+            </w:tabs>
+            <w:spacing w:before="0" w:after="20"/>
+            <w:ind w:left="240"/>
+          </w:pPr>
+          <w:r>
+            <w:rPr>
+              <w:color w:val="0F172A"/>
+            </w:rPr>
+            <w:t xml:space="preserve">7.4 Future Work</w:t>
+          </w:r>
+          <w:r>
+            <w:rPr>
+              <w:color w:val="0F172A"/>
+            </w:rPr>
+            <w:tab/>
+          </w:r>
+          <w:r>
+            <w:rPr>
+              <w:color w:val="0F172A"/>
+            </w:rPr>
+            <w:t>35</w:t>
+          </w:r>
+        </w:p>
+        <w:p>
+          <w:pPr>
+            <w:tabs>
+              <w:tab w:val="right" w:leader="dot" w:pos="10070"/>
+            </w:tabs>
+            <w:spacing w:before="0" w:after="20"/>
+            <w:ind w:left="240"/>
+          </w:pPr>
+          <w:r>
+            <w:rPr>
+              <w:color w:val="0F172A"/>
+            </w:rPr>
+            <w:t xml:space="preserve">7.5 Final Remarks</w:t>
+          </w:r>
+          <w:r>
+            <w:rPr>
+              <w:color w:val="0F172A"/>
+            </w:rPr>
+            <w:tab/>
+          </w:r>
+          <w:r>
+            <w:rPr>
+              <w:color w:val="0F172A"/>
+            </w:rPr>
+            <w:t>36</w:t>
+          </w:r>
+        </w:p>
+        <w:p>
+          <w:pPr>
+            <w:tabs>
+              <w:tab w:val="right" w:leader="dot" w:pos="10070"/>
+            </w:tabs>
+            <w:spacing w:before="120" w:after="20"/>
+            <w:ind w:left="0"/>
+          </w:pPr>
+          <w:r>
+            <w:rPr>
+              <w:b/>
+              <w:bCs/>
+              <w:color w:val="0F172A"/>
+            </w:rPr>
+            <w:t xml:space="preserve">Appendix A: Installation Guide</w:t>
+          </w:r>
+          <w:r>
+            <w:rPr>
+              <w:b/>
+              <w:bCs/>
+              <w:color w:val="0F172A"/>
+            </w:rPr>
+            <w:tab/>
+          </w:r>
+          <w:r>
+            <w:rPr>
+              <w:b/>
+              <w:bCs/>
+              <w:color w:val="0F172A"/>
+            </w:rPr>
+            <w:t>37</w:t>
+          </w:r>
+        </w:p>
+        <w:p>
+          <w:pPr>
+            <w:tabs>
+              <w:tab w:val="right" w:leader="dot" w:pos="10070"/>
+            </w:tabs>
+            <w:spacing w:before="0" w:after="20"/>
+            <w:ind w:left="240"/>
+          </w:pPr>
+          <w:r>
+            <w:rPr>
+              <w:color w:val="0F172A"/>
+            </w:rPr>
+            <w:t xml:space="preserve">A.1 Prerequisites</w:t>
+          </w:r>
+          <w:r>
+            <w:rPr>
+              <w:color w:val="0F172A"/>
+            </w:rPr>
+            <w:tab/>
+          </w:r>
+          <w:r>
+            <w:rPr>
+              <w:color w:val="0F172A"/>
+            </w:rPr>
+            <w:t>37</w:t>
+          </w:r>
+        </w:p>
+        <w:p>
+          <w:pPr>
+            <w:tabs>
+              <w:tab w:val="right" w:leader="dot" w:pos="10070"/>
+            </w:tabs>
+            <w:spacing w:before="0" w:after="20"/>
+            <w:ind w:left="240"/>
+          </w:pPr>
+          <w:r>
+            <w:rPr>
+              <w:color w:val="0F172A"/>
+            </w:rPr>
+            <w:t xml:space="preserve">A.2 Option 1 — Docker (Recommended)</w:t>
+          </w:r>
+          <w:r>
+            <w:rPr>
+              <w:color w:val="0F172A"/>
+            </w:rPr>
+            <w:tab/>
+          </w:r>
+          <w:r>
+            <w:rPr>
+              <w:color w:val="0F172A"/>
+            </w:rPr>
+            <w:t>37</w:t>
+          </w:r>
+        </w:p>
+        <w:p>
+          <w:pPr>
+            <w:tabs>
+              <w:tab w:val="right" w:leader="dot" w:pos="10070"/>
+            </w:tabs>
+            <w:spacing w:before="0" w:after="20"/>
+            <w:ind w:left="240"/>
+          </w:pPr>
+          <w:r>
+            <w:rPr>
+              <w:color w:val="0F172A"/>
+            </w:rPr>
+            <w:t xml:space="preserve">A.3 Option 2 — Local Installation (Without Docker)</w:t>
+          </w:r>
+          <w:r>
+            <w:rPr>
+              <w:color w:val="0F172A"/>
+            </w:rPr>
+            <w:tab/>
+          </w:r>
+          <w:r>
+            <w:rPr>
+              <w:color w:val="0F172A"/>
+            </w:rPr>
+            <w:t>37</w:t>
+          </w:r>
+        </w:p>
+        <w:p>
+          <w:pPr>
+            <w:tabs>
+              <w:tab w:val="right" w:leader="dot" w:pos="10070"/>
+            </w:tabs>
+            <w:spacing w:before="0" w:after="20"/>
+            <w:ind w:left="240"/>
+          </w:pPr>
+          <w:r>
+            <w:rPr>
+              <w:color w:val="0F172A"/>
+            </w:rPr>
+            <w:t xml:space="preserve">A.4 Environment Variables</w:t>
+          </w:r>
+          <w:r>
+            <w:rPr>
+              <w:color w:val="0F172A"/>
+            </w:rPr>
+            <w:tab/>
+          </w:r>
+          <w:r>
+            <w:rPr>
+              <w:color w:val="0F172A"/>
+            </w:rPr>
+            <w:t>38</w:t>
+          </w:r>
+        </w:p>
+        <w:p>
+          <w:pPr>
+            <w:tabs>
+              <w:tab w:val="right" w:leader="dot" w:pos="10070"/>
+            </w:tabs>
+            <w:spacing w:before="0" w:after="20"/>
+            <w:ind w:left="240"/>
+          </w:pPr>
+          <w:r>
+            <w:rPr>
+              <w:color w:val="0F172A"/>
+            </w:rPr>
+            <w:t xml:space="preserve">A.5 Demo Credentials</w:t>
+          </w:r>
+          <w:r>
+            <w:rPr>
+              <w:color w:val="0F172A"/>
+            </w:rPr>
+            <w:tab/>
+          </w:r>
+          <w:r>
+            <w:rPr>
+              <w:color w:val="0F172A"/>
+            </w:rPr>
+            <w:t>38</w:t>
+          </w:r>
+        </w:p>
+        <w:p>
+          <w:pPr>
+            <w:tabs>
+              <w:tab w:val="right" w:leader="dot" w:pos="10070"/>
+            </w:tabs>
+            <w:spacing w:before="0" w:after="20"/>
+            <w:ind w:left="240"/>
+          </w:pPr>
+          <w:r>
+            <w:rPr>
+              <w:color w:val="0F172A"/>
+            </w:rPr>
+            <w:t xml:space="preserve">A.6 Running the Test Suite</w:t>
+          </w:r>
+          <w:r>
+            <w:rPr>
+              <w:color w:val="0F172A"/>
+            </w:rPr>
+            <w:tab/>
+          </w:r>
+          <w:r>
+            <w:rPr>
+              <w:color w:val="0F172A"/>
+            </w:rPr>
+            <w:t>38</w:t>
+          </w:r>
+        </w:p>
+        <w:p>
+          <w:pPr>
+            <w:tabs>
+              <w:tab w:val="right" w:leader="dot" w:pos="10070"/>
+            </w:tabs>
+            <w:spacing w:before="0" w:after="20"/>
+            <w:ind w:left="240"/>
+          </w:pPr>
+          <w:r>
+            <w:rPr>
+              <w:color w:val="0F172A"/>
+            </w:rPr>
+            <w:t xml:space="preserve">A.7 Troubleshooting</w:t>
+          </w:r>
+          <w:r>
+            <w:rPr>
+              <w:color w:val="0F172A"/>
+            </w:rPr>
+            <w:tab/>
+          </w:r>
+          <w:r>
+            <w:rPr>
+              <w:color w:val="0F172A"/>
+            </w:rPr>
+            <w:t>39</w:t>
+          </w:r>
+        </w:p>
+        <w:p>
+          <w:pPr>
+            <w:tabs>
+              <w:tab w:val="right" w:leader="dot" w:pos="10070"/>
+            </w:tabs>
+            <w:spacing w:before="120" w:after="20"/>
+            <w:ind w:left="0"/>
+          </w:pPr>
+          <w:r>
+            <w:rPr>
+              <w:b/>
+              <w:bCs/>
+              <w:color w:val="0F172A"/>
+            </w:rPr>
+            <w:t xml:space="preserve">Appendix B: User Manual</w:t>
+          </w:r>
+          <w:r>
+            <w:rPr>
+              <w:b/>
+              <w:bCs/>
+              <w:color w:val="0F172A"/>
+            </w:rPr>
+            <w:tab/>
+          </w:r>
+          <w:r>
+            <w:rPr>
+              <w:b/>
+              <w:bCs/>
+              <w:color w:val="0F172A"/>
+            </w:rPr>
+            <w:t>40</w:t>
+          </w:r>
+        </w:p>
+        <w:p>
+          <w:pPr>
+            <w:tabs>
+              <w:tab w:val="right" w:leader="dot" w:pos="10070"/>
+            </w:tabs>
+            <w:spacing w:before="0" w:after="20"/>
+            <w:ind w:left="240"/>
+          </w:pPr>
+          <w:r>
+            <w:rPr>
+              <w:color w:val="0F172A"/>
+            </w:rPr>
+            <w:t xml:space="preserve">B.1 Getting Started</w:t>
+          </w:r>
+          <w:r>
+            <w:rPr>
+              <w:color w:val="0F172A"/>
+            </w:rPr>
+            <w:tab/>
+          </w:r>
+          <w:r>
+            <w:rPr>
+              <w:color w:val="0F172A"/>
+            </w:rPr>
+            <w:t>40</w:t>
+          </w:r>
+        </w:p>
+        <w:p>
+          <w:pPr>
+            <w:tabs>
+              <w:tab w:val="right" w:leader="dot" w:pos="10070"/>
+            </w:tabs>
+            <w:spacing w:before="0" w:after="20"/>
+            <w:ind w:left="240"/>
+          </w:pPr>
+          <w:r>
+            <w:rPr>
+              <w:color w:val="0F172A"/>
+            </w:rPr>
+            <w:t xml:space="preserve">B.2 Property Owner &amp; Property Manager Guide</w:t>
+          </w:r>
+          <w:r>
+            <w:rPr>
+              <w:color w:val="0F172A"/>
+            </w:rPr>
+            <w:tab/>
+          </w:r>
+          <w:r>
+            <w:rPr>
+              <w:color w:val="0F172A"/>
+            </w:rPr>
+            <w:t>40</w:t>
+          </w:r>
+        </w:p>
+        <w:p>
+          <w:pPr>
+            <w:tabs>
+              <w:tab w:val="right" w:leader="dot" w:pos="10070"/>
+            </w:tabs>
+            <w:spacing w:before="0" w:after="20"/>
+            <w:ind w:left="480"/>
+          </w:pPr>
+          <w:r>
+            <w:rPr>
+              <w:color w:val="0F172A"/>
+            </w:rPr>
+            <w:t xml:space="preserve">B.2.1 Add a Property</w:t>
+          </w:r>
+          <w:r>
+            <w:rPr>
+              <w:color w:val="0F172A"/>
+            </w:rPr>
+            <w:tab/>
+          </w:r>
+          <w:r>
+            <w:rPr>
+              <w:color w:val="0F172A"/>
+            </w:rPr>
+            <w:t>40</w:t>
+          </w:r>
+        </w:p>
+        <w:p>
+          <w:pPr>
+            <w:tabs>
+              <w:tab w:val="right" w:leader="dot" w:pos="10070"/>
+            </w:tabs>
+            <w:spacing w:before="0" w:after="20"/>
+            <w:ind w:left="480"/>
+          </w:pPr>
+          <w:r>
+            <w:rPr>
+              <w:color w:val="0F172A"/>
+            </w:rPr>
+            <w:t xml:space="preserve">B.2.2 Add a Unit</w:t>
+          </w:r>
+          <w:r>
+            <w:rPr>
+              <w:color w:val="0F172A"/>
+            </w:rPr>
+            <w:tab/>
+          </w:r>
+          <w:r>
+            <w:rPr>
+              <w:color w:val="0F172A"/>
+            </w:rPr>
+            <w:t>40</w:t>
+          </w:r>
+        </w:p>
+        <w:p>
+          <w:pPr>
+            <w:tabs>
+              <w:tab w:val="right" w:leader="dot" w:pos="10070"/>
+            </w:tabs>
+            <w:spacing w:before="0" w:after="20"/>
+            <w:ind w:left="480"/>
+          </w:pPr>
+          <w:r>
+            <w:rPr>
+              <w:color w:val="0F172A"/>
+            </w:rPr>
+            <w:t xml:space="preserve">B.2.3 Onboard a Tenant</w:t>
+          </w:r>
+          <w:r>
+            <w:rPr>
+              <w:color w:val="0F172A"/>
+            </w:rPr>
+            <w:tab/>
+          </w:r>
+          <w:r>
+            <w:rPr>
+              <w:color w:val="0F172A"/>
+            </w:rPr>
+            <w:t>40</w:t>
+          </w:r>
+        </w:p>
+        <w:p>
+          <w:pPr>
+            <w:tabs>
+              <w:tab w:val="right" w:leader="dot" w:pos="10070"/>
+            </w:tabs>
+            <w:spacing w:before="0" w:after="20"/>
+            <w:ind w:left="480"/>
+          </w:pPr>
+          <w:r>
+            <w:rPr>
+              <w:color w:val="0F172A"/>
+            </w:rPr>
+            <w:t xml:space="preserve">B.2.4 Upload a Lease and Activate a Tenancy</w:t>
+          </w:r>
+          <w:r>
+            <w:rPr>
+              <w:color w:val="0F172A"/>
+            </w:rPr>
+            <w:tab/>
+          </w:r>
+          <w:r>
+            <w:rPr>
+              <w:color w:val="0F172A"/>
+            </w:rPr>
+            <w:t>40</w:t>
+          </w:r>
+        </w:p>
+        <w:p>
+          <w:pPr>
+            <w:tabs>
+              <w:tab w:val="right" w:leader="dot" w:pos="10070"/>
+            </w:tabs>
+            <w:spacing w:before="0" w:after="20"/>
+            <w:ind w:left="480"/>
+          </w:pPr>
+          <w:r>
+            <w:rPr>
+              <w:color w:val="0F172A"/>
+            </w:rPr>
+            <w:t xml:space="preserve">B.2.5 Record a Rent Payment</w:t>
+          </w:r>
+          <w:r>
+            <w:rPr>
+              <w:color w:val="0F172A"/>
+            </w:rPr>
+            <w:tab/>
+          </w:r>
+          <w:r>
+            <w:rPr>
+              <w:color w:val="0F172A"/>
+            </w:rPr>
+            <w:t>41</w:t>
+          </w:r>
+        </w:p>
+        <w:p>
+          <w:pPr>
+            <w:tabs>
+              <w:tab w:val="right" w:leader="dot" w:pos="10070"/>
+            </w:tabs>
+            <w:spacing w:before="0" w:after="20"/>
+            <w:ind w:left="480"/>
+          </w:pPr>
+          <w:r>
+            <w:rPr>
+              <w:color w:val="0F172A"/>
+            </w:rPr>
+            <w:t xml:space="preserve">B.2.6 Generate a Rent Statement</w:t>
+          </w:r>
+          <w:r>
+            <w:rPr>
+              <w:color w:val="0F172A"/>
+            </w:rPr>
+            <w:tab/>
+          </w:r>
+          <w:r>
+            <w:rPr>
+              <w:color w:val="0F172A"/>
+            </w:rPr>
+            <w:t>41</w:t>
+          </w:r>
+        </w:p>
+        <w:p>
+          <w:pPr>
+            <w:tabs>
+              <w:tab w:val="right" w:leader="dot" w:pos="10070"/>
+            </w:tabs>
+            <w:spacing w:before="0" w:after="20"/>
+            <w:ind w:left="480"/>
+          </w:pPr>
+          <w:r>
+            <w:rPr>
+              <w:color w:val="0F172A"/>
+            </w:rPr>
+            <w:t xml:space="preserve">B.2.7 Manage a Maintenance Request</w:t>
+          </w:r>
+          <w:r>
+            <w:rPr>
+              <w:color w:val="0F172A"/>
+            </w:rPr>
+            <w:tab/>
+          </w:r>
+          <w:r>
+            <w:rPr>
+              <w:color w:val="0F172A"/>
+            </w:rPr>
+            <w:t>41</w:t>
+          </w:r>
+        </w:p>
+        <w:p>
+          <w:pPr>
+            <w:tabs>
+              <w:tab w:val="right" w:leader="dot" w:pos="10070"/>
+            </w:tabs>
+            <w:spacing w:before="0" w:after="20"/>
+            <w:ind w:left="480"/>
+          </w:pPr>
+          <w:r>
+            <w:rPr>
+              <w:color w:val="0F172A"/>
+            </w:rPr>
+            <w:t xml:space="preserve">B.2.8 View Reports</w:t>
+          </w:r>
+          <w:r>
+            <w:rPr>
+              <w:color w:val="0F172A"/>
+            </w:rPr>
+            <w:tab/>
+          </w:r>
+          <w:r>
+            <w:rPr>
+              <w:color w:val="0F172A"/>
+            </w:rPr>
+            <w:t>41</w:t>
+          </w:r>
+        </w:p>
+        <w:p>
+          <w:pPr>
+            <w:tabs>
+              <w:tab w:val="right" w:leader="dot" w:pos="10070"/>
+            </w:tabs>
+            <w:spacing w:before="0" w:after="20"/>
+            <w:ind w:left="240"/>
+          </w:pPr>
+          <w:r>
+            <w:rPr>
+              <w:color w:val="0F172A"/>
+            </w:rPr>
+            <w:t xml:space="preserve">B.3 Tenant Guide</w:t>
+          </w:r>
+          <w:r>
+            <w:rPr>
+              <w:color w:val="0F172A"/>
+            </w:rPr>
+            <w:tab/>
+          </w:r>
+          <w:r>
+            <w:rPr>
+              <w:color w:val="0F172A"/>
+            </w:rPr>
+            <w:t>41</w:t>
+          </w:r>
+        </w:p>
+        <w:p>
+          <w:pPr>
+            <w:tabs>
+              <w:tab w:val="right" w:leader="dot" w:pos="10070"/>
+            </w:tabs>
+            <w:spacing w:before="0" w:after="20"/>
+            <w:ind w:left="480"/>
+          </w:pPr>
+          <w:r>
+            <w:rPr>
+              <w:color w:val="0F172A"/>
+            </w:rPr>
+            <w:t xml:space="preserve">B.3.1 Your Dashboard</w:t>
+          </w:r>
+          <w:r>
+            <w:rPr>
+              <w:color w:val="0F172A"/>
+            </w:rPr>
+            <w:tab/>
+          </w:r>
+          <w:r>
+            <w:rPr>
+              <w:color w:val="0F172A"/>
+            </w:rPr>
+            <w:t>41</w:t>
+          </w:r>
+        </w:p>
+        <w:p>
+          <w:pPr>
+            <w:tabs>
+              <w:tab w:val="right" w:leader="dot" w:pos="10070"/>
+            </w:tabs>
+            <w:spacing w:before="0" w:after="20"/>
+            <w:ind w:left="480"/>
+          </w:pPr>
+          <w:r>
+            <w:rPr>
+              <w:color w:val="0F172A"/>
+            </w:rPr>
+            <w:t xml:space="preserve">B.3.2 Pay Rent Online</w:t>
+          </w:r>
+          <w:r>
+            <w:rPr>
+              <w:color w:val="0F172A"/>
+            </w:rPr>
+            <w:tab/>
+          </w:r>
+          <w:r>
+            <w:rPr>
+              <w:color w:val="0F172A"/>
+            </w:rPr>
+            <w:t>41</w:t>
+          </w:r>
+        </w:p>
+        <w:p>
+          <w:pPr>
+            <w:tabs>
+              <w:tab w:val="right" w:leader="dot" w:pos="10070"/>
+            </w:tabs>
+            <w:spacing w:before="0" w:after="20"/>
+            <w:ind w:left="480"/>
+          </w:pPr>
+          <w:r>
+            <w:rPr>
+              <w:color w:val="0F172A"/>
+            </w:rPr>
+            <w:t xml:space="preserve">B.3.3 View Your Payment History</w:t>
+          </w:r>
+          <w:r>
+            <w:rPr>
+              <w:color w:val="0F172A"/>
+            </w:rPr>
+            <w:tab/>
+          </w:r>
+          <w:r>
+            <w:rPr>
+              <w:color w:val="0F172A"/>
+            </w:rPr>
+            <w:t>41</w:t>
+          </w:r>
+        </w:p>
+        <w:p>
+          <w:pPr>
+            <w:tabs>
+              <w:tab w:val="right" w:leader="dot" w:pos="10070"/>
+            </w:tabs>
+            <w:spacing w:before="0" w:after="20"/>
+            <w:ind w:left="480"/>
+          </w:pPr>
+          <w:r>
+            <w:rPr>
+              <w:color w:val="0F172A"/>
+            </w:rPr>
+            <w:t xml:space="preserve">B.3.4 Submit a Maintenance Request</w:t>
+          </w:r>
+          <w:r>
+            <w:rPr>
+              <w:color w:val="0F172A"/>
+            </w:rPr>
+            <w:tab/>
+          </w:r>
+          <w:r>
+            <w:rPr>
+              <w:color w:val="0F172A"/>
+            </w:rPr>
+            <w:t>42</w:t>
+          </w:r>
+        </w:p>
+        <w:p>
+          <w:pPr>
+            <w:tabs>
+              <w:tab w:val="right" w:leader="dot" w:pos="10070"/>
+            </w:tabs>
+            <w:spacing w:before="0" w:after="20"/>
+            <w:ind w:left="480"/>
+          </w:pPr>
+          <w:r>
+            <w:rPr>
+              <w:color w:val="0F172A"/>
+            </w:rPr>
+            <w:t xml:space="preserve">B.3.5 Respond to a Completed Request</w:t>
+          </w:r>
+          <w:r>
+            <w:rPr>
+              <w:color w:val="0F172A"/>
+            </w:rPr>
+            <w:tab/>
+          </w:r>
+          <w:r>
+            <w:rPr>
+              <w:color w:val="0F172A"/>
+            </w:rPr>
+            <w:t>42</w:t>
+          </w:r>
+        </w:p>
+        <w:p>
+          <w:pPr>
+            <w:tabs>
+              <w:tab w:val="right" w:leader="dot" w:pos="10070"/>
+            </w:tabs>
+            <w:spacing w:before="0" w:after="20"/>
+            <w:ind w:left="240"/>
+          </w:pPr>
+          <w:r>
+            <w:rPr>
+              <w:color w:val="0F172A"/>
+            </w:rPr>
+            <w:t xml:space="preserve">B.4 Maintenance Staff Guide</w:t>
+          </w:r>
+          <w:r>
+            <w:rPr>
+              <w:color w:val="0F172A"/>
+            </w:rPr>
+            <w:tab/>
+          </w:r>
+          <w:r>
+            <w:rPr>
+              <w:color w:val="0F172A"/>
+            </w:rPr>
+            <w:t>42</w:t>
+          </w:r>
+        </w:p>
+        <w:p>
+          <w:pPr>
+            <w:tabs>
+              <w:tab w:val="right" w:leader="dot" w:pos="10070"/>
+            </w:tabs>
+            <w:spacing w:before="0" w:after="20"/>
+            <w:ind w:left="240"/>
+          </w:pPr>
+          <w:r>
+            <w:rPr>
+              <w:color w:val="0F172A"/>
+            </w:rPr>
+            <w:t xml:space="preserve">B.5 Common Questions</w:t>
+          </w:r>
+          <w:r>
+            <w:rPr>
+              <w:color w:val="0F172A"/>
+            </w:rPr>
+            <w:tab/>
+          </w:r>
+          <w:r>
+            <w:rPr>
+              <w:color w:val="0F172A"/>
+            </w:rPr>
+            <w:t>42</w:t>
+          </w:r>
+        </w:p>
+        <w:p>
+          <w:pPr>
+            <w:tabs>
+              <w:tab w:val="right" w:leader="dot" w:pos="10070"/>
+            </w:tabs>
+            <w:spacing w:before="120" w:after="20"/>
+            <w:ind w:left="0"/>
+          </w:pPr>
+          <w:r>
+            <w:rPr>
+              <w:b/>
+              <w:bCs/>
+              <w:color w:val="0F172A"/>
+            </w:rPr>
+            <w:t xml:space="preserve">Appendix C: Updates Since Deliverable 4 (October 2026)</w:t>
+          </w:r>
+          <w:r>
+            <w:rPr>
+              <w:b/>
+              <w:bCs/>
+              <w:color w:val="0F172A"/>
+            </w:rPr>
+            <w:tab/>
+          </w:r>
+          <w:r>
+            <w:rPr>
+              <w:b/>
+              <w:bCs/>
+              <w:color w:val="0F172A"/>
+            </w:rPr>
+            <w:t>43</w:t>
+          </w:r>
+        </w:p>
+        <w:p>
+          <w:pPr>
+            <w:tabs>
+              <w:tab w:val="right" w:leader="dot" w:pos="10070"/>
+            </w:tabs>
+            <w:spacing w:before="0" w:after="20"/>
+            <w:ind w:left="240"/>
+          </w:pPr>
+          <w:r>
+            <w:rPr>
+              <w:color w:val="0F172A"/>
+            </w:rPr>
+            <w:t xml:space="preserve">C.1 Summary of Changes</w:t>
+          </w:r>
+          <w:r>
+            <w:rPr>
+              <w:color w:val="0F172A"/>
+            </w:rPr>
+            <w:tab/>
+          </w:r>
+          <w:r>
+            <w:rPr>
+              <w:color w:val="0F172A"/>
+            </w:rPr>
+            <w:t>43</w:t>
+          </w:r>
+        </w:p>
+        <w:p>
+          <w:pPr>
+            <w:tabs>
+              <w:tab w:val="right" w:leader="dot" w:pos="10070"/>
+            </w:tabs>
+            <w:spacing w:before="0" w:after="20"/>
+            <w:ind w:left="240"/>
+          </w:pPr>
+          <w:r>
+            <w:rPr>
+              <w:color w:val="0F172A"/>
+            </w:rPr>
+            <w:t xml:space="preserve">C.2 Current Figures</w:t>
+          </w:r>
+          <w:r>
+            <w:rPr>
+              <w:color w:val="0F172A"/>
+            </w:rPr>
+            <w:tab/>
+          </w:r>
+          <w:r>
+            <w:rPr>
+              <w:color w:val="0F172A"/>
+            </w:rPr>
+            <w:t>44</w:t>
+          </w:r>
+        </w:p>
+        <w:p>
+          <w:pPr>
+            <w:tabs>
+              <w:tab w:val="right" w:leader="dot" w:pos="10070"/>
+            </w:tabs>
+            <w:spacing w:before="0" w:after="20"/>
+            <w:ind w:left="240"/>
+          </w:pPr>
+          <w:r>
+            <w:rPr>
+              <w:color w:val="0F172A"/>
+            </w:rPr>
+            <w:t xml:space="preserve">C.3 Language Support and the SRS</w:t>
+          </w:r>
+          <w:r>
+            <w:rPr>
+              <w:color w:val="0F172A"/>
+            </w:rPr>
+            <w:tab/>
+          </w:r>
+          <w:r>
+            <w:rPr>
+              <w:color w:val="0F172A"/>
+            </w:rPr>
+            <w:t>44</w:t>
+          </w:r>
+        </w:p>
+        <w:p>
+          <w:pPr>
+            <w:tabs>
+              <w:tab w:val="right" w:leader="dot" w:pos="10070"/>
+            </w:tabs>
+            <w:spacing w:before="0" w:after="20"/>
+            <w:ind w:left="240"/>
+          </w:pPr>
+          <w:r>
+            <w:rPr>
+              <w:color w:val="0F172A"/>
+            </w:rPr>
+            <w:t xml:space="preserve">C.4 The Current Interface</w:t>
+          </w:r>
+          <w:r>
+            <w:rPr>
+              <w:color w:val="0F172A"/>
+            </w:rPr>
+            <w:tab/>
+          </w:r>
+          <w:r>
+            <w:rPr>
+              <w:color w:val="0F172A"/>
+            </w:rPr>
+            <w:t>45</w:t>
+          </w:r>
+        </w:p>
+        <w:p>
+          <w:pPr>
+            <w:tabs>
+              <w:tab w:val="right" w:leader="dot" w:pos="10070"/>
+            </w:tabs>
+            <w:spacing w:before="0" w:after="20"/>
+            <w:ind w:left="240"/>
+          </w:pPr>
+          <w:r>
+            <w:rPr>
+              <w:color w:val="0F172A"/>
+            </w:rPr>
+            <w:t xml:space="preserve">C.5 Updated Demo Accounts and Data</w:t>
+          </w:r>
+          <w:r>
+            <w:rPr>
+              <w:color w:val="0F172A"/>
+            </w:rPr>
+            <w:tab/>
+          </w:r>
+          <w:r>
+            <w:rPr>
+              <w:color w:val="0F172A"/>
+            </w:rPr>
+            <w:t>47</w:t>
           </w:r>
         </w:p>
         <w:p>
@@ -675,7 +3514,7 @@
           <w:sz w:val="21"/>
           <w:szCs w:val="21"/>
         </w:rPr>
-        <w:t>Note: this document records RentalPro as submitted for Deliverable 4, and every figure in it (93 tests, 77% coverage, 31 templates) is that of the system at the time. Appendix C summarises everything added since — the eleven gaps closed in Deliverable 5, the billing engine, the redesigned Harare interface, English, Shona and Arabic, and production hardening — with today's figures (18 tables, 298 tests, 85% coverage).</w:t>
+        <w:t>Note: this document records RentalPro as it stood at Deliverable 4, and every figure in it (93 tests, 77% coverage, 31 templates) is that of the system at the time. Appendix C summarises everything added since — the eleven gaps closed in Deliverable 5, the billing engine, the redesigned Harare interface, English, Shona and Arabic, production hardening and deployment to Render — with today's figures (18 tables, 305 tests, 86% coverage).</w:t>
       </w:r>
     </w:p>
     <w:p>
@@ -1455,7 +4294,7 @@
           <w:sz w:val="21"/>
           <w:szCs w:val="21"/>
         </w:rPr>
-        <w:t xml:space="preserve">RentalPro is a server-rendered Flask web application backed by a relational database (SQLite in development and test, PostgreSQL in Docker/production). It supports five roles — Property Owner, Property Manager, Tenant, Maintenance Staff, and Administrator — each with a role-specific dashboard and a restricted set of actions enforced both by route-level guards and by data-level ownership checks. The remaining chapters of this report cover the analysis (Chapter 2), design (Chapters 3–4), implementation (Chapter 5), and verification (Chapter 6) of the system, followed by a conclusion (Chapter 7) and two appendices covering installation and day-to-day use.</w:t>
+        <w:t>RentalPro is a server-rendered Flask web application backed by a relational database (SQLite in development and test, PostgreSQL in Docker/production). It supports five roles — Property Owner, Property Manager, Tenant, Maintenance Staff, and Administrator — each with a role-specific dashboard and a restricted set of actions enforced both by route-level guards and by data-level ownership checks. The remaining chapters of this report cover the analysis (Chapter 2), design (Chapters 3–4), implementation (Chapter 5), and verification (Chapter 6) of the system, followed by a conclusion (Chapter 7) and three appendices covering installation, day-to-day use, and what has changed since Deliverable 4.</w:t>
       </w:r>
     </w:p>
     <w:p>
@@ -29387,7 +32226,7 @@
           <w:sz w:val="21"/>
           <w:szCs w:val="21"/>
         </w:rPr>
-        <w:t>This section brings the document up to date. The rest of the document describes RentalPro as submitted for Deliverable 4, and its figures are deliberately left as they were at that time. Since then, Deliverable 5 closed eleven gaps against the SRS, and the system has gained a billing engine, a property map, a redesigned interface, English, Shona and Arabic interface languages, Harare demonstration data, a tenant history page for each unit and a maintenance summary report, and finally full Arabic and production hardening. Each change was made additively, behind the existing test suite, with new tests of its own.</w:t>
+        <w:t>This section brings the document up to date. The rest of the document describes RentalPro as it stood at Deliverable 4, and its figures are deliberately left as they were at that time. Since then, Deliverable 5 closed eleven gaps against the SRS, and the system has gained a billing engine, a property map, a redesigned interface, English, Shona and Arabic interface languages, Harare demonstration data, a tenant history page for each unit and a maintenance summary report, full Arabic and production hardening, and finally deployment to Render. Each change was made additively, behind the existing test suite, with new tests of its own.</w:t>
       </w:r>
     </w:p>
     <w:p>
@@ -30274,6 +33113,83 @@
           </w:p>
         </w:tc>
       </w:tr>
+      <w:tr>
+        <w:tc>
+          <w:tcPr>
+            <w:tcW w:type="dxa" w:w="1900"/>
+            <w:shd w:fill="FFFFFF" w:color="auto" w:val="clear"/>
+            <w:tcMar>
+              <w:top w:type="dxa" w:w="60"/>
+              <w:left w:type="dxa" w:w="100"/>
+              <w:bottom w:type="dxa" w:w="60"/>
+              <w:right w:type="dxa" w:w="100"/>
+            </w:tcMar>
+            <w:vAlign w:val="center"/>
+          </w:tcPr>
+          <w:p>
+            <w:r>
+              <w:rPr>
+                <w:b w:val="false"/>
+                <w:bCs w:val="false"/>
+                <w:color w:val="1E293B"/>
+                <w:sz w:val="18"/>
+                <w:szCs w:val="18"/>
+              </w:rPr>
+              <w:t>Cloud deployment</w:t>
+            </w:r>
+          </w:p>
+        </w:tc>
+        <w:tc>
+          <w:tcPr>
+            <w:tcW w:type="dxa" w:w="6260"/>
+            <w:shd w:fill="FFFFFF" w:color="auto" w:val="clear"/>
+            <w:tcMar>
+              <w:top w:type="dxa" w:w="60"/>
+              <w:left w:type="dxa" w:w="100"/>
+              <w:bottom w:type="dxa" w:w="60"/>
+              <w:right w:type="dxa" w:w="100"/>
+            </w:tcMar>
+            <w:vAlign w:val="center"/>
+          </w:tcPr>
+          <w:p>
+            <w:r>
+              <w:rPr>
+                <w:b w:val="false"/>
+                <w:bCs w:val="false"/>
+                <w:color w:val="1E293B"/>
+                <w:sz w:val="18"/>
+                <w:szCs w:val="18"/>
+              </w:rPr>
+              <w:t>render.yaml deploys the Docker image and a PostgreSQL database to Render, the cloud host planned in Deliverable 3, served over HTTPS. Behind the host's proxy the app recognises HTTPS and each visitor's own address (TRUST_FORWARDED_PROTO and CLIENT_IP_HEADER, both off by default), database URLs name the installed PostgreSQL driver, and only one Gunicorn worker runs the background jobs.</w:t>
+            </w:r>
+          </w:p>
+        </w:tc>
+        <w:tc>
+          <w:tcPr>
+            <w:tcW w:type="dxa" w:w="1200"/>
+            <w:shd w:fill="FFFFFF" w:color="auto" w:val="clear"/>
+            <w:tcMar>
+              <w:top w:type="dxa" w:w="60"/>
+              <w:left w:type="dxa" w:w="100"/>
+              <w:bottom w:type="dxa" w:w="60"/>
+              <w:right w:type="dxa" w:w="100"/>
+            </w:tcMar>
+            <w:vAlign w:val="center"/>
+          </w:tcPr>
+          <w:p>
+            <w:r>
+              <w:rPr>
+                <w:b w:val="false"/>
+                <w:bCs w:val="false"/>
+                <w:color w:val="1E293B"/>
+                <w:sz w:val="18"/>
+                <w:szCs w:val="18"/>
+              </w:rPr>
+              <w:t>7</w:t>
+            </w:r>
+          </w:p>
+        </w:tc>
+      </w:tr>
     </w:tbl>
     <w:p>
       <w:pPr>
@@ -30851,7 +33767,7 @@
                 <w:sz w:val="18"/>
                 <w:szCs w:val="18"/>
               </w:rPr>
-              <w:t>298</w:t>
+              <w:t>305</w:t>
             </w:r>
           </w:p>
         </w:tc>
@@ -30928,7 +33844,7 @@
                 <w:sz w:val="18"/>
                 <w:szCs w:val="18"/>
               </w:rPr>
-              <w:t>85%</w:t>
+              <w:t>86%</w:t>
             </w:r>
           </w:p>
         </w:tc>
@@ -31027,7 +33943,7 @@
           <w:sz w:val="21"/>
           <w:szCs w:val="21"/>
         </w:rPr>
-        <w:t>All 298 tests pass with no failures, and the suite still runs entirely offline, with no paid external account needed.</w:t>
+        <w:t>All 305 tests pass with no failures, and the suite still runs entirely offline, with no paid external account needed.</w:t>
       </w:r>
     </w:p>
     <w:p>
@@ -31487,6 +34403,20 @@
           <w:szCs w:val="21"/>
         </w:rPr>
         <w:t xml:space="preserve">Choosing a language (addition to Appendix B): click the language button at the top right of any page or of the login page (top left when the page is in Arabic), then pick English, ChiShona or Arabic from the list. The choice stays in place until you change it again.</w:t>
+      </w:r>
+    </w:p>
+    <w:p>
+      <w:pPr>
+        <w:spacing w:after="180" w:line="276"/>
+        <w:jc w:val="both"/>
+      </w:pPr>
+      <w:r>
+        <w:rPr>
+          <w:color w:val="1E293B"/>
+          <w:sz w:val="21"/>
+          <w:szCs w:val="21"/>
+        </w:rPr>
+        <w:t>Managing users (addition to Appendix B): the administrator (admin@rentalpro.com in the demo data) chooses Manage Users in the top bar to see every account with its role and status. To change a role, or to deactivate an account so it can no longer sign in, change the Role or untick Active on that row and choose Save; the change is recorded in the audit log and the user is emailed. + Add Staff creates a Maintenance Staff account and emails the new staff member a link to set a password. The system refuses any change that would leave no active Property Owner.</w:t>
       </w:r>
     </w:p>
     <w:p>
@@ -32377,6 +35307,10 @@
     <w:basedOn w:val="Normal"/>
     <w:next w:val="Normal"/>
     <w:qFormat/>
+    <w:pPr>
+      <w:keepNext/>
+      <w:outlineLvl w:val="0"/>
+    </w:pPr>
     <w:rPr>
       <w:color w:val="2E74B5"/>
       <w:sz w:val="32"/>
@@ -32388,6 +35322,10 @@
     <w:basedOn w:val="Normal"/>
     <w:next w:val="Normal"/>
     <w:qFormat/>
+    <w:pPr>
+      <w:keepNext/>
+      <w:outlineLvl w:val="1"/>
+    </w:pPr>
     <w:rPr>
       <w:color w:val="2E74B5"/>
       <w:sz w:val="26"/>
@@ -32399,6 +35337,10 @@
     <w:basedOn w:val="Normal"/>
     <w:next w:val="Normal"/>
     <w:qFormat/>
+    <w:pPr>
+      <w:keepNext/>
+      <w:outlineLvl w:val="2"/>
+    </w:pPr>
     <w:rPr>
       <w:color w:val="1F4D78"/>
       <w:sz w:val="24"/>
@@ -32410,6 +35352,10 @@
     <w:basedOn w:val="Normal"/>
     <w:next w:val="Normal"/>
     <w:qFormat/>
+    <w:pPr>
+      <w:keepNext/>
+      <w:outlineLvl w:val="3"/>
+    </w:pPr>
     <w:rPr>
       <w:i/>
       <w:iCs/>
@@ -32421,6 +35367,10 @@
     <w:basedOn w:val="Normal"/>
     <w:next w:val="Normal"/>
     <w:qFormat/>
+    <w:pPr>
+      <w:keepNext/>
+      <w:outlineLvl w:val="4"/>
+    </w:pPr>
     <w:rPr>
       <w:color w:val="2E74B5"/>
     </w:rPr>
@@ -32430,6 +35380,10 @@
     <w:basedOn w:val="Normal"/>
     <w:next w:val="Normal"/>
     <w:qFormat/>
+    <w:pPr>
+      <w:keepNext/>
+      <w:outlineLvl w:val="5"/>
+    </w:pPr>
     <w:rPr>
       <w:color w:val="1F4D78"/>
     </w:rPr>
